--- a/8.资源管理/1.流程制度规范类文件/TXHS-08-06-服务数据管理制度.docx
+++ b/8.资源管理/1.流程制度规范类文件/TXHS-08-06-服务数据管理制度.docx
@@ -1347,8 +1347,6 @@
               </w:rPr>
               <w:t>新建</w:t>
             </w:r>
-            <w:bookmarkStart w:id="25" w:name="_GoBack"/>
-            <w:bookmarkEnd w:id="25"/>
           </w:p>
         </w:tc>
         <w:tc>
@@ -4955,6 +4953,7 @@
             <w:insideH w:val="none" w:color="auto" w:sz="0" w:space="0"/>
             <w:insideV w:val="none" w:color="auto" w:sz="0" w:space="0"/>
           </w:tblBorders>
+          <w:shd w:val="clear" w:color="auto" w:fill="FFFFFF"/>
           <w:tblCellMar>
             <w:top w:w="15" w:type="dxa"/>
             <w:left w:w="15" w:type="dxa"/>
@@ -5151,6 +5150,7 @@
             <w:insideH w:val="none" w:color="auto" w:sz="0" w:space="0"/>
             <w:insideV w:val="none" w:color="auto" w:sz="0" w:space="0"/>
           </w:tblBorders>
+          <w:shd w:val="clear" w:color="auto" w:fill="FFFFFF"/>
           <w:tblCellMar>
             <w:top w:w="15" w:type="dxa"/>
             <w:left w:w="15" w:type="dxa"/>
@@ -5347,6 +5347,7 @@
             <w:insideH w:val="none" w:color="auto" w:sz="0" w:space="0"/>
             <w:insideV w:val="none" w:color="auto" w:sz="0" w:space="0"/>
           </w:tblBorders>
+          <w:shd w:val="clear" w:color="auto" w:fill="FFFFFF"/>
           <w:tblCellMar>
             <w:top w:w="15" w:type="dxa"/>
             <w:left w:w="15" w:type="dxa"/>
@@ -5543,6 +5544,7 @@
             <w:insideH w:val="none" w:color="auto" w:sz="0" w:space="0"/>
             <w:insideV w:val="none" w:color="auto" w:sz="0" w:space="0"/>
           </w:tblBorders>
+          <w:shd w:val="clear" w:color="auto" w:fill="FFFFFF"/>
           <w:tblCellMar>
             <w:top w:w="15" w:type="dxa"/>
             <w:left w:w="15" w:type="dxa"/>
@@ -6310,6 +6312,21 @@
         <w:t>考核指标</w:t>
       </w:r>
       <w:bookmarkEnd w:id="23"/>
+    </w:p>
+    <w:p>
+      <w:pPr>
+        <w:rPr>
+          <w:rFonts w:hint="default"/>
+          <w:lang w:val="en-US" w:eastAsia="zh-CN"/>
+        </w:rPr>
+      </w:pPr>
+      <w:r>
+        <w:rPr>
+          <w:rFonts w:hint="eastAsia"/>
+          <w:lang w:val="en-US" w:eastAsia="zh-CN"/>
+        </w:rPr>
+        <w:br w:type="page"/>
+      </w:r>
     </w:p>
     <w:tbl>
       <w:tblPr>
@@ -6391,6 +6408,8 @@
                 <w:u w:val="none"/>
               </w:rPr>
             </w:pPr>
+            <w:bookmarkStart w:id="25" w:name="_GoBack"/>
+            <w:bookmarkEnd w:id="25"/>
             <w:r>
               <w:rPr>
                 <w:rFonts w:hint="default" w:ascii="楷体_GB2312" w:hAnsi="宋体" w:eastAsia="楷体_GB2312" w:cs="楷体_GB2312"/>
@@ -6574,7 +6593,6 @@
             <w:insideH w:val="none" w:color="auto" w:sz="0" w:space="0"/>
             <w:insideV w:val="none" w:color="auto" w:sz="0" w:space="0"/>
           </w:tblBorders>
-          <w:shd w:val="clear" w:color="auto" w:fill="auto"/>
           <w:tblCellMar>
             <w:top w:w="0" w:type="dxa"/>
             <w:left w:w="108" w:type="dxa"/>

--- a/8.资源管理/1.流程制度规范类文件/TXHS-08-06-服务数据管理制度.docx
+++ b/8.资源管理/1.流程制度规范类文件/TXHS-08-06-服务数据管理制度.docx
@@ -1,10 +1,11 @@
 
 <file path=word/document.xml><?xml version="1.0" encoding="utf-8"?>
-<w:document xmlns:wpc="http://schemas.microsoft.com/office/word/2010/wordprocessingCanvas" xmlns:mc="http://schemas.openxmlformats.org/markup-compatibility/2006" xmlns:o="urn:schemas-microsoft-com:office:office" xmlns:r="http://schemas.openxmlformats.org/officeDocument/2006/relationships" xmlns:m="http://schemas.openxmlformats.org/officeDocument/2006/math" xmlns:v="urn:schemas-microsoft-com:vml" xmlns:wp14="http://schemas.microsoft.com/office/word/2010/wordprocessingDrawing" xmlns:wp="http://schemas.openxmlformats.org/drawingml/2006/wordprocessingDrawing" xmlns:w="http://schemas.openxmlformats.org/wordprocessingml/2006/main" xmlns:w14="http://schemas.microsoft.com/office/word/2010/wordml" xmlns:w10="urn:schemas-microsoft-com:office:word" xmlns:w15="http://schemas.microsoft.com/office/word/2012/wordml" xmlns:wpg="http://schemas.microsoft.com/office/word/2010/wordprocessingGroup" xmlns:wpi="http://schemas.microsoft.com/office/word/2010/wordprocessingInk" xmlns:wne="http://schemas.microsoft.com/office/word/2006/wordml" xmlns:wps="http://schemas.microsoft.com/office/word/2010/wordprocessingShape" xmlns:wpsCustomData="http://www.wps.cn/officeDocument/2013/wpsCustomData" mc:Ignorable="w14 w15 wp14">
+<w:document xmlns:wpc="http://schemas.microsoft.com/office/word/2010/wordprocessingCanvas" xmlns:mc="http://schemas.openxmlformats.org/markup-compatibility/2006" xmlns:o="urn:schemas-microsoft-com:office:office" xmlns:r="http://schemas.openxmlformats.org/officeDocument/2006/relationships" xmlns:m="http://schemas.openxmlformats.org/officeDocument/2006/math" xmlns:v="urn:schemas-microsoft-com:vml" xmlns:wp14="http://schemas.microsoft.com/office/word/2010/wordprocessingDrawing" xmlns:wp="http://schemas.openxmlformats.org/drawingml/2006/wordprocessingDrawing" xmlns:w10="urn:schemas-microsoft-com:office:word" xmlns:w="http://schemas.openxmlformats.org/wordprocessingml/2006/main" xmlns:w14="http://schemas.microsoft.com/office/word/2010/wordml" xmlns:w15="http://schemas.microsoft.com/office/word/2012/wordml" xmlns:wne="http://schemas.microsoft.com/office/word/2006/wordml" xmlns:wpg="http://schemas.microsoft.com/office/word/2010/wordprocessingGroup" xmlns:wpi="http://schemas.microsoft.com/office/word/2010/wordprocessingInk" xmlns:wps="http://schemas.microsoft.com/office/word/2010/wordprocessingShape" mc:Ignorable="w14 w15 wp14">
+  <!-- Generated by Aspose.Words for .NET 13.3.0.1 -->
   <w:body>
     <w:p>
       <w:pPr>
-        <w:pStyle w:val="24"/>
+        <w:pStyle w:val="a"/>
         <w:keepNext w:val="0"/>
         <w:keepLines w:val="0"/>
         <w:pageBreakBefore w:val="0"/>
@@ -24,7 +25,7 @@
       <w:bookmarkStart w:id="0" w:name="_Toc5105"/>
       <w:r>
         <w:drawing>
-          <wp:anchor distT="0" distB="0" distL="114300" distR="114300" simplePos="0" relativeHeight="251661312" behindDoc="1" locked="0" layoutInCell="1" allowOverlap="1">
+          <wp:anchor distT="0" distB="0" distL="114300" distR="114300" simplePos="0" relativeHeight="251660288" behindDoc="1" locked="0" layoutInCell="1" allowOverlap="1">
             <wp:simplePos x="0" y="0"/>
             <wp:positionH relativeFrom="column">
               <wp:posOffset>-19050</wp:posOffset>
@@ -49,7 +50,7 @@
                     </pic:cNvPicPr>
                   </pic:nvPicPr>
                   <pic:blipFill>
-                    <a:blip r:embed="rId8"/>
+                    <a:blip xmlns:r="http://schemas.openxmlformats.org/officeDocument/2006/relationships" r:embed="rId4"/>
                     <a:stretch>
                       <a:fillRect/>
                     </a:stretch>
@@ -75,7 +76,7 @@
       </w:r>
       <w:r>
         <w:drawing>
-          <wp:anchor distT="0" distB="0" distL="114300" distR="114300" simplePos="0" relativeHeight="251660288" behindDoc="1" locked="0" layoutInCell="1" allowOverlap="1">
+          <wp:anchor distT="0" distB="0" distL="114300" distR="114300" simplePos="0" relativeHeight="251659264" behindDoc="1" locked="0" layoutInCell="1" allowOverlap="1">
             <wp:simplePos x="0" y="0"/>
             <wp:positionH relativeFrom="column">
               <wp:posOffset>0</wp:posOffset>
@@ -100,7 +101,7 @@
                     </pic:cNvPicPr>
                   </pic:nvPicPr>
                   <pic:blipFill>
-                    <a:blip r:embed="rId9"/>
+                    <a:blip xmlns:r="http://schemas.openxmlformats.org/officeDocument/2006/relationships" r:embed="rId5"/>
                     <a:stretch>
                       <a:fillRect/>
                     </a:stretch>
@@ -130,7 +131,7 @@
           <w:lang w:val="en-US" w:eastAsia="zh-CN"/>
         </w:rPr>
         <w:drawing>
-          <wp:anchor distT="0" distB="0" distL="114300" distR="114300" simplePos="0" relativeHeight="251659264" behindDoc="1" locked="0" layoutInCell="1" allowOverlap="1">
+          <wp:anchor distT="0" distB="0" distL="114300" distR="114300" simplePos="0" relativeHeight="251658240" behindDoc="1" locked="0" layoutInCell="1" allowOverlap="1">
             <wp:simplePos x="0" y="0"/>
             <wp:positionH relativeFrom="column">
               <wp:posOffset>635</wp:posOffset>
@@ -155,7 +156,7 @@
                     </pic:cNvPicPr>
                   </pic:nvPicPr>
                   <pic:blipFill>
-                    <a:blip r:embed="rId10">
+                    <a:blip xmlns:r="http://schemas.openxmlformats.org/officeDocument/2006/relationships" r:embed="rId6">
                       <a:alphaModFix amt="58000"/>
                       <a:lum contrast="-52000"/>
                     </a:blip>
@@ -189,7 +190,7 @@
     </w:p>
     <w:p>
       <w:pPr>
-        <w:pStyle w:val="25"/>
+        <w:pStyle w:val="a0"/>
         <w:keepNext w:val="0"/>
         <w:keepLines w:val="0"/>
         <w:pageBreakBefore w:val="0"/>
@@ -236,11 +237,11 @@
         <w:adjustRightInd w:val="0"/>
         <w:snapToGrid w:val="0"/>
         <w:spacing w:after="624" w:afterLines="200" w:line="219" w:lineRule="auto"/>
-        <w:ind w:left="0" w:leftChars="0" w:right="0" w:rightChars="0" w:firstLine="0" w:firstLineChars="0"/>
+        <w:ind w:left="0" w:right="0" w:firstLine="0" w:leftChars="0" w:rightChars="0" w:firstLineChars="0"/>
         <w:jc w:val="center"/>
         <w:textAlignment w:val="baseline"/>
         <w:rPr>
-          <w:rFonts w:hint="eastAsia" w:ascii="宋体" w:hAnsi="宋体" w:eastAsia="宋体" w:cs="宋体"/>
+          <w:rFonts w:ascii="宋体" w:eastAsia="宋体" w:hAnsi="宋体" w:cs="宋体" w:hint="eastAsia"/>
           <w:sz w:val="24"/>
           <w:szCs w:val="24"/>
           <w:lang w:val="en-US" w:eastAsia="zh-CN"/>
@@ -248,7 +249,7 @@
       </w:pPr>
       <w:r>
         <w:rPr>
-          <w:rFonts w:ascii="宋体" w:hAnsi="宋体" w:eastAsia="宋体" w:cs="宋体"/>
+          <w:rFonts w:ascii="宋体" w:eastAsia="宋体" w:hAnsi="宋体" w:cs="宋体"/>
           <w:b/>
           <w:bCs/>
           <w:spacing w:val="-3"/>
@@ -259,7 +260,7 @@
       </w:r>
       <w:r>
         <w:rPr>
-          <w:rFonts w:hint="eastAsia" w:ascii="宋体" w:hAnsi="宋体" w:eastAsia="宋体" w:cs="宋体"/>
+          <w:rFonts w:ascii="宋体" w:eastAsia="宋体" w:hAnsi="宋体" w:cs="宋体" w:hint="eastAsia"/>
           <w:b/>
           <w:bCs/>
           <w:spacing w:val="-3"/>
@@ -271,7 +272,7 @@
       </w:r>
       <w:r>
         <w:rPr>
-          <w:rFonts w:ascii="宋体" w:hAnsi="宋体" w:eastAsia="宋体" w:cs="宋体"/>
+          <w:rFonts w:ascii="宋体" w:eastAsia="宋体" w:hAnsi="宋体" w:cs="宋体"/>
           <w:b/>
           <w:bCs/>
           <w:spacing w:val="-3"/>
@@ -282,7 +283,7 @@
       </w:r>
       <w:r>
         <w:rPr>
-          <w:rFonts w:hint="eastAsia" w:ascii="宋体" w:hAnsi="宋体" w:cs="宋体"/>
+          <w:rFonts w:ascii="宋体" w:hAnsi="宋体" w:cs="宋体" w:hint="eastAsia"/>
           <w:b/>
           <w:bCs/>
           <w:spacing w:val="-3"/>
@@ -294,7 +295,7 @@
       </w:r>
       <w:r>
         <w:rPr>
-          <w:rFonts w:ascii="宋体" w:hAnsi="宋体" w:eastAsia="宋体" w:cs="宋体"/>
+          <w:rFonts w:ascii="宋体" w:eastAsia="宋体" w:hAnsi="宋体" w:cs="宋体"/>
           <w:b/>
           <w:bCs/>
           <w:spacing w:val="-3"/>
@@ -305,7 +306,7 @@
       </w:r>
       <w:r>
         <w:rPr>
-          <w:rFonts w:hint="eastAsia" w:ascii="宋体" w:hAnsi="宋体" w:cs="宋体"/>
+          <w:rFonts w:ascii="宋体" w:hAnsi="宋体" w:cs="宋体" w:hint="eastAsia"/>
           <w:b/>
           <w:bCs/>
           <w:spacing w:val="-3"/>
@@ -318,18 +319,17 @@
     </w:p>
     <w:tbl>
       <w:tblPr>
-        <w:tblStyle w:val="21"/>
+        <w:tblStyle w:val="TableGrid"/>
         <w:tblW w:w="0" w:type="auto"/>
         <w:jc w:val="center"/>
         <w:tblBorders>
-          <w:top w:val="none" w:color="auto" w:sz="0" w:space="0"/>
-          <w:left w:val="none" w:color="auto" w:sz="0" w:space="0"/>
-          <w:bottom w:val="none" w:color="auto" w:sz="0" w:space="0"/>
-          <w:right w:val="none" w:color="auto" w:sz="0" w:space="0"/>
-          <w:insideH w:val="none" w:color="auto" w:sz="0" w:space="0"/>
-          <w:insideV w:val="none" w:color="auto" w:sz="0" w:space="0"/>
+          <w:top w:val="nil"/>
+          <w:left w:val="nil"/>
+          <w:bottom w:val="nil"/>
+          <w:right w:val="nil"/>
+          <w:insideH w:val="nil"/>
+          <w:insideV w:val="nil"/>
         </w:tblBorders>
-        <w:tblLayout w:type="autofit"/>
         <w:tblCellMar>
           <w:top w:w="0" w:type="dxa"/>
           <w:left w:w="108" w:type="dxa"/>
@@ -343,13 +343,15 @@
       </w:tblGrid>
       <w:tr>
         <w:tblPrEx>
+          <w:tblW w:w="0" w:type="auto"/>
+          <w:jc w:val="center"/>
           <w:tblBorders>
-            <w:top w:val="none" w:color="auto" w:sz="0" w:space="0"/>
-            <w:left w:val="none" w:color="auto" w:sz="0" w:space="0"/>
-            <w:bottom w:val="none" w:color="auto" w:sz="0" w:space="0"/>
-            <w:right w:val="none" w:color="auto" w:sz="0" w:space="0"/>
-            <w:insideH w:val="none" w:color="auto" w:sz="0" w:space="0"/>
-            <w:insideV w:val="none" w:color="auto" w:sz="0" w:space="0"/>
+            <w:top w:val="nil"/>
+            <w:left w:val="nil"/>
+            <w:bottom w:val="nil"/>
+            <w:right w:val="nil"/>
+            <w:insideH w:val="nil"/>
+            <w:insideV w:val="nil"/>
           </w:tblBorders>
           <w:tblCellMar>
             <w:top w:w="0" w:type="dxa"/>
@@ -359,7 +361,7 @@
           </w:tblCellMar>
         </w:tblPrEx>
         <w:trPr>
-          <w:trHeight w:val="810" w:hRule="atLeast"/>
+          <w:trHeight w:val="810"/>
           <w:jc w:val="center"/>
         </w:trPr>
         <w:tc>
@@ -397,7 +399,7 @@
             </w:r>
             <w:r>
               <w:rPr>
-                <w:rFonts w:hint="default" w:asciiTheme="minorAscii" w:hAnsiTheme="minorAscii" w:eastAsiaTheme="minorEastAsia"/>
+                <w:rFonts w:asciiTheme="minorAscii" w:eastAsiaTheme="minorEastAsia" w:hAnsiTheme="minorAscii" w:hint="default"/>
                 <w:spacing w:val="227"/>
                 <w:sz w:val="21"/>
                 <w:vertAlign w:val="baseline"/>
@@ -451,7 +453,7 @@
             </w:r>
             <w:r>
               <w:rPr>
-                <w:rFonts w:hint="eastAsia" w:asciiTheme="minorAscii" w:hAnsiTheme="minorAscii" w:eastAsiaTheme="minorEastAsia"/>
+                <w:rFonts w:asciiTheme="minorAscii" w:eastAsiaTheme="minorEastAsia" w:hAnsiTheme="minorAscii" w:hint="eastAsia"/>
                 <w:spacing w:val="227"/>
                 <w:sz w:val="21"/>
                 <w:vertAlign w:val="baseline"/>
@@ -473,14 +475,8 @@
       </w:tr>
       <w:tr>
         <w:tblPrEx>
-          <w:tblBorders>
-            <w:top w:val="none" w:color="auto" w:sz="0" w:space="0"/>
-            <w:left w:val="none" w:color="auto" w:sz="0" w:space="0"/>
-            <w:bottom w:val="none" w:color="auto" w:sz="0" w:space="0"/>
-            <w:right w:val="none" w:color="auto" w:sz="0" w:space="0"/>
-            <w:insideH w:val="none" w:color="auto" w:sz="0" w:space="0"/>
-            <w:insideV w:val="none" w:color="auto" w:sz="0" w:space="0"/>
-          </w:tblBorders>
+          <w:tblW w:w="0" w:type="auto"/>
+          <w:jc w:val="center"/>
           <w:tblCellMar>
             <w:top w:w="0" w:type="dxa"/>
             <w:left w:w="108" w:type="dxa"/>
@@ -489,7 +485,7 @@
           </w:tblCellMar>
         </w:tblPrEx>
         <w:trPr>
-          <w:trHeight w:val="810" w:hRule="atLeast"/>
+          <w:trHeight w:val="810"/>
           <w:jc w:val="center"/>
         </w:trPr>
         <w:tc>
@@ -513,7 +509,7 @@
               <w:snapToGrid w:val="0"/>
               <w:textAlignment w:val="baseline"/>
               <w:rPr>
-                <w:rFonts w:hint="default" w:ascii="Arial" w:hAnsi="Arial" w:eastAsia="Arial" w:cs="Arial"/>
+                <w:rFonts w:ascii="Arial" w:eastAsia="Arial" w:hAnsi="Arial" w:cs="Arial" w:hint="default"/>
                 <w:snapToGrid w:val="0"/>
                 <w:color w:val="000000"/>
                 <w:kern w:val="0"/>
@@ -545,7 +541,7 @@
             </w:r>
             <w:r>
               <w:rPr>
-                <w:rFonts w:hint="default" w:asciiTheme="minorAscii" w:hAnsiTheme="minorAscii" w:eastAsiaTheme="minorEastAsia"/>
+                <w:rFonts w:asciiTheme="minorAscii" w:eastAsiaTheme="minorEastAsia" w:hAnsiTheme="minorAscii" w:hint="default"/>
                 <w:spacing w:val="227"/>
                 <w:sz w:val="21"/>
                 <w:vertAlign w:val="baseline"/>
@@ -562,18 +558,7 @@
                 <w:vertAlign w:val="baseline"/>
                 <w:lang w:val="en-US" w:eastAsia="zh-CN"/>
               </w:rPr>
-              <w:t>V2.</w:t>
-            </w:r>
-            <w:r>
-              <w:rPr>
-                <w:rFonts w:hint="eastAsia"/>
-                <w:spacing w:val="0"/>
-                <w:kern w:val="0"/>
-                <w:u w:val="single"/>
-                <w:vertAlign w:val="baseline"/>
-                <w:lang w:val="en-US" w:eastAsia="zh-CN"/>
-              </w:rPr>
-              <w:t>0</w:t>
+              <w:t>V1.0</w:t>
             </w:r>
           </w:p>
         </w:tc>
@@ -598,7 +583,7 @@
               <w:snapToGrid w:val="0"/>
               <w:textAlignment w:val="baseline"/>
               <w:rPr>
-                <w:rFonts w:hint="default" w:ascii="Arial" w:hAnsi="Arial" w:eastAsia="Arial" w:cs="Arial"/>
+                <w:rFonts w:ascii="Arial" w:eastAsia="Arial" w:hAnsi="Arial" w:cs="Arial" w:hint="default"/>
                 <w:snapToGrid w:val="0"/>
                 <w:color w:val="000000"/>
                 <w:kern w:val="0"/>
@@ -618,7 +603,7 @@
             </w:r>
             <w:r>
               <w:rPr>
-                <w:rFonts w:hint="eastAsia" w:asciiTheme="minorAscii" w:hAnsiTheme="minorAscii" w:eastAsiaTheme="minorEastAsia"/>
+                <w:rFonts w:asciiTheme="minorAscii" w:eastAsiaTheme="minorEastAsia" w:hAnsiTheme="minorAscii" w:hint="eastAsia"/>
                 <w:spacing w:val="227"/>
                 <w:sz w:val="21"/>
                 <w:vertAlign w:val="baseline"/>
@@ -640,14 +625,8 @@
       </w:tr>
       <w:tr>
         <w:tblPrEx>
-          <w:tblBorders>
-            <w:top w:val="none" w:color="auto" w:sz="0" w:space="0"/>
-            <w:left w:val="none" w:color="auto" w:sz="0" w:space="0"/>
-            <w:bottom w:val="none" w:color="auto" w:sz="0" w:space="0"/>
-            <w:right w:val="none" w:color="auto" w:sz="0" w:space="0"/>
-            <w:insideH w:val="none" w:color="auto" w:sz="0" w:space="0"/>
-            <w:insideV w:val="none" w:color="auto" w:sz="0" w:space="0"/>
-          </w:tblBorders>
+          <w:tblW w:w="0" w:type="auto"/>
+          <w:jc w:val="center"/>
           <w:tblCellMar>
             <w:top w:w="0" w:type="dxa"/>
             <w:left w:w="108" w:type="dxa"/>
@@ -656,7 +635,7 @@
           </w:tblCellMar>
         </w:tblPrEx>
         <w:trPr>
-          <w:trHeight w:val="635" w:hRule="atLeast"/>
+          <w:trHeight w:val="635"/>
           <w:jc w:val="center"/>
         </w:trPr>
         <w:tc>
@@ -706,7 +685,7 @@
             </w:r>
             <w:r>
               <w:rPr>
-                <w:rFonts w:hint="eastAsia" w:asciiTheme="minorAscii" w:hAnsiTheme="minorAscii" w:eastAsiaTheme="minorEastAsia"/>
+                <w:rFonts w:asciiTheme="minorAscii" w:eastAsiaTheme="minorEastAsia" w:hAnsiTheme="minorAscii" w:hint="eastAsia"/>
                 <w:spacing w:val="227"/>
                 <w:sz w:val="21"/>
                 <w:vertAlign w:val="baseline"/>
@@ -759,7 +738,7 @@
             </w:r>
             <w:r>
               <w:rPr>
-                <w:rFonts w:hint="eastAsia" w:asciiTheme="minorAscii" w:hAnsiTheme="minorAscii" w:eastAsiaTheme="minorEastAsia"/>
+                <w:rFonts w:asciiTheme="minorAscii" w:eastAsiaTheme="minorEastAsia" w:hAnsiTheme="minorAscii" w:hint="eastAsia"/>
                 <w:spacing w:val="227"/>
                 <w:sz w:val="21"/>
                 <w:vertAlign w:val="baseline"/>
@@ -818,14 +797,14 @@
         <w:ind w:left="3634"/>
         <w:textAlignment w:val="baseline"/>
         <w:rPr>
-          <w:rFonts w:ascii="宋体" w:hAnsi="宋体" w:eastAsia="宋体" w:cs="宋体"/>
+          <w:rFonts w:ascii="宋体" w:eastAsia="宋体" w:hAnsi="宋体" w:cs="宋体"/>
           <w:sz w:val="31"/>
           <w:szCs w:val="31"/>
         </w:rPr>
       </w:pPr>
       <w:r>
         <w:rPr>
-          <w:rFonts w:ascii="宋体" w:hAnsi="宋体" w:eastAsia="宋体" w:cs="宋体"/>
+          <w:rFonts w:ascii="宋体" w:eastAsia="宋体" w:hAnsi="宋体" w:cs="宋体"/>
           <w:b/>
           <w:bCs/>
           <w:spacing w:val="4"/>
@@ -837,16 +816,16 @@
     </w:p>
     <w:tbl>
       <w:tblPr>
-        <w:tblStyle w:val="26"/>
+        <w:tblStyle w:val="TableNormal0"/>
         <w:tblW w:w="8214" w:type="dxa"/>
         <w:jc w:val="center"/>
         <w:tblBorders>
-          <w:top w:val="single" w:color="000000" w:sz="2" w:space="0"/>
-          <w:left w:val="single" w:color="000000" w:sz="2" w:space="0"/>
-          <w:bottom w:val="single" w:color="000000" w:sz="2" w:space="0"/>
-          <w:right w:val="single" w:color="000000" w:sz="2" w:space="0"/>
-          <w:insideH w:val="single" w:color="000000" w:sz="2" w:space="0"/>
-          <w:insideV w:val="single" w:color="000000" w:sz="2" w:space="0"/>
+          <w:top w:val="single" w:sz="2" w:space="0" w:color="000000"/>
+          <w:left w:val="single" w:sz="2" w:space="0" w:color="000000"/>
+          <w:bottom w:val="single" w:sz="2" w:space="0" w:color="000000"/>
+          <w:right w:val="single" w:sz="2" w:space="0" w:color="000000"/>
+          <w:insideH w:val="single" w:sz="2" w:space="0" w:color="000000"/>
+          <w:insideV w:val="single" w:sz="2" w:space="0" w:color="000000"/>
         </w:tblBorders>
         <w:tblLayout w:type="fixed"/>
         <w:tblCellMar>
@@ -866,14 +845,17 @@
       </w:tblGrid>
       <w:tr>
         <w:tblPrEx>
+          <w:tblW w:w="8214" w:type="dxa"/>
+          <w:jc w:val="center"/>
           <w:tblBorders>
-            <w:top w:val="single" w:color="000000" w:sz="2" w:space="0"/>
-            <w:left w:val="single" w:color="000000" w:sz="2" w:space="0"/>
-            <w:bottom w:val="single" w:color="000000" w:sz="2" w:space="0"/>
-            <w:right w:val="single" w:color="000000" w:sz="2" w:space="0"/>
-            <w:insideH w:val="single" w:color="000000" w:sz="2" w:space="0"/>
-            <w:insideV w:val="single" w:color="000000" w:sz="2" w:space="0"/>
+            <w:top w:val="single" w:sz="2" w:space="0" w:color="000000"/>
+            <w:left w:val="single" w:sz="2" w:space="0" w:color="000000"/>
+            <w:bottom w:val="single" w:sz="2" w:space="0" w:color="000000"/>
+            <w:right w:val="single" w:sz="2" w:space="0" w:color="000000"/>
+            <w:insideH w:val="single" w:sz="2" w:space="0" w:color="000000"/>
+            <w:insideV w:val="single" w:sz="2" w:space="0" w:color="000000"/>
           </w:tblBorders>
+          <w:tblLayout w:type="fixed"/>
           <w:tblCellMar>
             <w:top w:w="0" w:type="dxa"/>
             <w:left w:w="0" w:type="dxa"/>
@@ -882,7 +864,7 @@
           </w:tblCellMar>
         </w:tblPrEx>
         <w:trPr>
-          <w:trHeight w:val="593" w:hRule="atLeast"/>
+          <w:trHeight w:val="593"/>
           <w:jc w:val="center"/>
         </w:trPr>
         <w:tc>
@@ -904,18 +886,18 @@
               <w:adjustRightInd w:val="0"/>
               <w:snapToGrid w:val="0"/>
               <w:spacing w:before="176" w:line="228" w:lineRule="auto"/>
-              <w:ind w:left="0" w:leftChars="0" w:right="0" w:rightChars="0" w:firstLine="0" w:firstLineChars="0"/>
+              <w:ind w:left="0" w:right="0" w:firstLine="0" w:leftChars="0" w:rightChars="0" w:firstLineChars="0"/>
               <w:jc w:val="center"/>
               <w:textAlignment w:val="baseline"/>
               <w:rPr>
-                <w:rFonts w:ascii="宋体" w:hAnsi="宋体" w:eastAsia="宋体" w:cs="宋体"/>
+                <w:rFonts w:ascii="宋体" w:eastAsia="宋体" w:hAnsi="宋体" w:cs="宋体"/>
                 <w:sz w:val="20"/>
                 <w:szCs w:val="20"/>
               </w:rPr>
             </w:pPr>
             <w:r>
               <w:rPr>
-                <w:rFonts w:hint="eastAsia" w:ascii="宋体" w:hAnsi="宋体" w:cs="宋体"/>
+                <w:rFonts w:ascii="宋体" w:hAnsi="宋体" w:cs="宋体" w:hint="eastAsia"/>
                 <w:spacing w:val="-14"/>
                 <w:sz w:val="20"/>
                 <w:szCs w:val="20"/>
@@ -925,7 +907,7 @@
             </w:r>
             <w:r>
               <w:rPr>
-                <w:rFonts w:ascii="宋体" w:hAnsi="宋体" w:eastAsia="宋体" w:cs="宋体"/>
+                <w:rFonts w:ascii="宋体" w:eastAsia="宋体" w:hAnsi="宋体" w:cs="宋体"/>
                 <w:spacing w:val="-14"/>
                 <w:sz w:val="20"/>
                 <w:szCs w:val="20"/>
@@ -953,18 +935,18 @@
               <w:adjustRightInd w:val="0"/>
               <w:snapToGrid w:val="0"/>
               <w:spacing w:before="175" w:line="227" w:lineRule="auto"/>
-              <w:ind w:left="0" w:leftChars="0" w:right="0" w:rightChars="0" w:firstLine="0" w:firstLineChars="0"/>
+              <w:ind w:left="0" w:right="0" w:firstLine="0" w:leftChars="0" w:rightChars="0" w:firstLineChars="0"/>
               <w:jc w:val="center"/>
               <w:textAlignment w:val="baseline"/>
               <w:rPr>
-                <w:rFonts w:ascii="宋体" w:hAnsi="宋体" w:eastAsia="宋体" w:cs="宋体"/>
+                <w:rFonts w:ascii="宋体" w:eastAsia="宋体" w:hAnsi="宋体" w:cs="宋体"/>
                 <w:sz w:val="20"/>
                 <w:szCs w:val="20"/>
               </w:rPr>
             </w:pPr>
             <w:r>
               <w:rPr>
-                <w:rFonts w:ascii="宋体" w:hAnsi="宋体" w:eastAsia="宋体" w:cs="宋体"/>
+                <w:rFonts w:ascii="宋体" w:eastAsia="宋体" w:hAnsi="宋体" w:cs="宋体"/>
                 <w:spacing w:val="4"/>
                 <w:sz w:val="20"/>
                 <w:szCs w:val="20"/>
@@ -992,18 +974,18 @@
               <w:adjustRightInd w:val="0"/>
               <w:snapToGrid w:val="0"/>
               <w:spacing w:before="175" w:line="228" w:lineRule="auto"/>
-              <w:ind w:left="0" w:leftChars="0" w:right="0" w:rightChars="0" w:firstLine="0" w:firstLineChars="0"/>
+              <w:ind w:left="0" w:right="0" w:firstLine="0" w:leftChars="0" w:rightChars="0" w:firstLineChars="0"/>
               <w:jc w:val="center"/>
               <w:textAlignment w:val="baseline"/>
               <w:rPr>
-                <w:rFonts w:ascii="宋体" w:hAnsi="宋体" w:eastAsia="宋体" w:cs="宋体"/>
+                <w:rFonts w:ascii="宋体" w:eastAsia="宋体" w:hAnsi="宋体" w:cs="宋体"/>
                 <w:sz w:val="20"/>
                 <w:szCs w:val="20"/>
               </w:rPr>
             </w:pPr>
             <w:r>
               <w:rPr>
-                <w:rFonts w:ascii="宋体" w:hAnsi="宋体" w:eastAsia="宋体" w:cs="宋体"/>
+                <w:rFonts w:ascii="宋体" w:eastAsia="宋体" w:hAnsi="宋体" w:cs="宋体"/>
                 <w:spacing w:val="7"/>
                 <w:sz w:val="20"/>
                 <w:szCs w:val="20"/>
@@ -1031,11 +1013,11 @@
               <w:adjustRightInd w:val="0"/>
               <w:snapToGrid w:val="0"/>
               <w:spacing w:before="175" w:line="228" w:lineRule="auto"/>
-              <w:ind w:left="0" w:leftChars="0" w:right="0" w:rightChars="0" w:firstLine="0" w:firstLineChars="0"/>
+              <w:ind w:left="0" w:right="0" w:firstLine="0" w:leftChars="0" w:rightChars="0" w:firstLineChars="0"/>
               <w:jc w:val="center"/>
               <w:textAlignment w:val="baseline"/>
               <w:rPr>
-                <w:rFonts w:hint="eastAsia" w:ascii="宋体" w:hAnsi="宋体" w:eastAsia="宋体" w:cs="宋体"/>
+                <w:rFonts w:ascii="宋体" w:eastAsia="宋体" w:hAnsi="宋体" w:cs="宋体" w:hint="eastAsia"/>
                 <w:spacing w:val="7"/>
                 <w:sz w:val="20"/>
                 <w:szCs w:val="20"/>
@@ -1044,7 +1026,7 @@
             </w:pPr>
             <w:r>
               <w:rPr>
-                <w:rFonts w:hint="eastAsia" w:ascii="宋体" w:hAnsi="宋体" w:cs="宋体"/>
+                <w:rFonts w:ascii="宋体" w:hAnsi="宋体" w:cs="宋体" w:hint="eastAsia"/>
                 <w:spacing w:val="7"/>
                 <w:sz w:val="20"/>
                 <w:szCs w:val="20"/>
@@ -1073,11 +1055,11 @@
               <w:adjustRightInd w:val="0"/>
               <w:snapToGrid w:val="0"/>
               <w:spacing w:before="175" w:line="228" w:lineRule="auto"/>
-              <w:ind w:left="0" w:leftChars="0" w:right="0" w:rightChars="0" w:firstLine="0" w:firstLineChars="0"/>
+              <w:ind w:left="0" w:right="0" w:firstLine="0" w:leftChars="0" w:rightChars="0" w:firstLineChars="0"/>
               <w:jc w:val="center"/>
               <w:textAlignment w:val="baseline"/>
               <w:rPr>
-                <w:rFonts w:hint="default" w:ascii="宋体" w:hAnsi="宋体" w:cs="宋体"/>
+                <w:rFonts w:ascii="宋体" w:hAnsi="宋体" w:cs="宋体" w:hint="default"/>
                 <w:spacing w:val="7"/>
                 <w:sz w:val="20"/>
                 <w:szCs w:val="20"/>
@@ -1086,7 +1068,7 @@
             </w:pPr>
             <w:r>
               <w:rPr>
-                <w:rFonts w:hint="eastAsia" w:ascii="宋体" w:hAnsi="宋体" w:cs="宋体"/>
+                <w:rFonts w:ascii="宋体" w:hAnsi="宋体" w:cs="宋体" w:hint="eastAsia"/>
                 <w:spacing w:val="7"/>
                 <w:sz w:val="20"/>
                 <w:szCs w:val="20"/>
@@ -1115,18 +1097,18 @@
               <w:adjustRightInd w:val="0"/>
               <w:snapToGrid w:val="0"/>
               <w:spacing w:before="176" w:line="229" w:lineRule="auto"/>
-              <w:ind w:left="0" w:leftChars="0" w:right="0" w:rightChars="0" w:firstLine="0" w:firstLineChars="0"/>
+              <w:ind w:left="0" w:right="0" w:firstLine="0" w:leftChars="0" w:rightChars="0" w:firstLineChars="0"/>
               <w:jc w:val="center"/>
               <w:textAlignment w:val="baseline"/>
               <w:rPr>
-                <w:rFonts w:ascii="宋体" w:hAnsi="宋体" w:eastAsia="宋体" w:cs="宋体"/>
+                <w:rFonts w:ascii="宋体" w:eastAsia="宋体" w:hAnsi="宋体" w:cs="宋体"/>
                 <w:sz w:val="20"/>
                 <w:szCs w:val="20"/>
               </w:rPr>
             </w:pPr>
             <w:r>
               <w:rPr>
-                <w:rFonts w:ascii="宋体" w:hAnsi="宋体" w:eastAsia="宋体" w:cs="宋体"/>
+                <w:rFonts w:ascii="宋体" w:eastAsia="宋体" w:hAnsi="宋体" w:cs="宋体"/>
                 <w:spacing w:val="7"/>
                 <w:sz w:val="20"/>
                 <w:szCs w:val="20"/>
@@ -1138,14 +1120,9 @@
       </w:tr>
       <w:tr>
         <w:tblPrEx>
-          <w:tblBorders>
-            <w:top w:val="single" w:color="000000" w:sz="2" w:space="0"/>
-            <w:left w:val="single" w:color="000000" w:sz="2" w:space="0"/>
-            <w:bottom w:val="single" w:color="000000" w:sz="2" w:space="0"/>
-            <w:right w:val="single" w:color="000000" w:sz="2" w:space="0"/>
-            <w:insideH w:val="single" w:color="000000" w:sz="2" w:space="0"/>
-            <w:insideV w:val="single" w:color="000000" w:sz="2" w:space="0"/>
-          </w:tblBorders>
+          <w:tblW w:w="8214" w:type="dxa"/>
+          <w:jc w:val="center"/>
+          <w:tblLayout w:type="fixed"/>
           <w:tblCellMar>
             <w:top w:w="0" w:type="dxa"/>
             <w:left w:w="0" w:type="dxa"/>
@@ -1154,364 +1131,7 @@
           </w:tblCellMar>
         </w:tblPrEx>
         <w:trPr>
-          <w:trHeight w:val="516" w:hRule="atLeast"/>
-          <w:jc w:val="center"/>
-        </w:trPr>
-        <w:tc>
-          <w:tcPr>
-            <w:tcW w:w="1317" w:type="dxa"/>
-            <w:shd w:val="clear" w:color="auto" w:fill="auto"/>
-            <w:vAlign w:val="top"/>
-          </w:tcPr>
-          <w:p>
-            <w:pPr>
-              <w:keepNext w:val="0"/>
-              <w:keepLines w:val="0"/>
-              <w:pageBreakBefore w:val="0"/>
-              <w:widowControl w:val="0"/>
-              <w:kinsoku w:val="0"/>
-              <w:wordWrap/>
-              <w:overflowPunct/>
-              <w:autoSpaceDE w:val="0"/>
-              <w:autoSpaceDN w:val="0"/>
-              <w:bidi w:val="0"/>
-              <w:adjustRightInd w:val="0"/>
-              <w:snapToGrid w:val="0"/>
-              <w:spacing w:before="173" w:line="267" w:lineRule="exact"/>
-              <w:ind w:left="0" w:leftChars="0" w:right="0" w:rightChars="0" w:firstLine="0" w:firstLineChars="0"/>
-              <w:jc w:val="center"/>
-              <w:textAlignment w:val="baseline"/>
-              <w:rPr>
-                <w:rFonts w:hint="default" w:ascii="宋体" w:hAnsi="宋体" w:eastAsia="宋体" w:cs="宋体"/>
-                <w:snapToGrid w:val="0"/>
-                <w:color w:val="000000"/>
-                <w:kern w:val="0"/>
-                <w:sz w:val="20"/>
-                <w:szCs w:val="20"/>
-                <w:lang w:val="en-US" w:eastAsia="en-US" w:bidi="ar-SA"/>
-              </w:rPr>
-            </w:pPr>
-            <w:r>
-              <w:rPr>
-                <w:rFonts w:ascii="宋体" w:hAnsi="宋体" w:eastAsia="宋体" w:cs="宋体"/>
-                <w:spacing w:val="3"/>
-                <w:position w:val="1"/>
-                <w:sz w:val="20"/>
-                <w:szCs w:val="20"/>
-              </w:rPr>
-              <w:t>202</w:t>
-            </w:r>
-            <w:r>
-              <w:rPr>
-                <w:rFonts w:hint="eastAsia" w:ascii="宋体" w:hAnsi="宋体" w:cs="宋体"/>
-                <w:spacing w:val="3"/>
-                <w:position w:val="1"/>
-                <w:sz w:val="20"/>
-                <w:szCs w:val="20"/>
-                <w:lang w:val="en-US" w:eastAsia="zh-CN"/>
-              </w:rPr>
-              <w:t>5</w:t>
-            </w:r>
-            <w:r>
-              <w:rPr>
-                <w:rFonts w:ascii="宋体" w:hAnsi="宋体" w:eastAsia="宋体" w:cs="宋体"/>
-                <w:spacing w:val="3"/>
-                <w:position w:val="1"/>
-                <w:sz w:val="20"/>
-                <w:szCs w:val="20"/>
-              </w:rPr>
-              <w:t>.1.</w:t>
-            </w:r>
-            <w:r>
-              <w:rPr>
-                <w:rFonts w:hint="eastAsia" w:ascii="宋体" w:hAnsi="宋体" w:cs="宋体"/>
-                <w:spacing w:val="3"/>
-                <w:position w:val="1"/>
-                <w:sz w:val="20"/>
-                <w:szCs w:val="20"/>
-                <w:lang w:val="en-US" w:eastAsia="zh-CN"/>
-              </w:rPr>
-              <w:t>10</w:t>
-            </w:r>
-          </w:p>
-        </w:tc>
-        <w:tc>
-          <w:tcPr>
-            <w:tcW w:w="972" w:type="dxa"/>
-            <w:shd w:val="clear" w:color="auto" w:fill="auto"/>
-            <w:vAlign w:val="top"/>
-          </w:tcPr>
-          <w:p>
-            <w:pPr>
-              <w:keepNext w:val="0"/>
-              <w:keepLines w:val="0"/>
-              <w:pageBreakBefore w:val="0"/>
-              <w:widowControl w:val="0"/>
-              <w:kinsoku w:val="0"/>
-              <w:wordWrap/>
-              <w:overflowPunct/>
-              <w:autoSpaceDE w:val="0"/>
-              <w:autoSpaceDN w:val="0"/>
-              <w:bidi w:val="0"/>
-              <w:adjustRightInd w:val="0"/>
-              <w:snapToGrid w:val="0"/>
-              <w:spacing w:before="173" w:line="267" w:lineRule="exact"/>
-              <w:ind w:left="0" w:leftChars="0" w:right="0" w:rightChars="0" w:firstLine="0" w:firstLineChars="0"/>
-              <w:jc w:val="center"/>
-              <w:textAlignment w:val="baseline"/>
-              <w:rPr>
-                <w:rFonts w:ascii="宋体" w:hAnsi="宋体" w:eastAsia="宋体" w:cs="宋体"/>
-                <w:snapToGrid w:val="0"/>
-                <w:color w:val="000000"/>
-                <w:kern w:val="0"/>
-                <w:sz w:val="20"/>
-                <w:szCs w:val="20"/>
-                <w:lang w:val="en-US" w:eastAsia="en-US" w:bidi="ar-SA"/>
-              </w:rPr>
-            </w:pPr>
-            <w:r>
-              <w:rPr>
-                <w:rFonts w:ascii="宋体" w:hAnsi="宋体" w:eastAsia="宋体" w:cs="宋体"/>
-                <w:spacing w:val="4"/>
-                <w:position w:val="1"/>
-                <w:sz w:val="20"/>
-                <w:szCs w:val="20"/>
-              </w:rPr>
-              <w:t>V</w:t>
-            </w:r>
-            <w:r>
-              <w:rPr>
-                <w:rFonts w:hint="eastAsia" w:ascii="宋体" w:hAnsi="宋体" w:cs="宋体"/>
-                <w:spacing w:val="4"/>
-                <w:position w:val="1"/>
-                <w:sz w:val="20"/>
-                <w:szCs w:val="20"/>
-                <w:lang w:val="en-US" w:eastAsia="zh-CN"/>
-              </w:rPr>
-              <w:t>2</w:t>
-            </w:r>
-            <w:r>
-              <w:rPr>
-                <w:rFonts w:ascii="宋体" w:hAnsi="宋体" w:eastAsia="宋体" w:cs="宋体"/>
-                <w:spacing w:val="4"/>
-                <w:position w:val="1"/>
-                <w:sz w:val="20"/>
-                <w:szCs w:val="20"/>
-              </w:rPr>
-              <w:t>.0</w:t>
-            </w:r>
-          </w:p>
-        </w:tc>
-        <w:tc>
-          <w:tcPr>
-            <w:tcW w:w="1575" w:type="dxa"/>
-            <w:shd w:val="clear" w:color="auto" w:fill="auto"/>
-            <w:vAlign w:val="top"/>
-          </w:tcPr>
-          <w:p>
-            <w:pPr>
-              <w:keepNext w:val="0"/>
-              <w:keepLines w:val="0"/>
-              <w:pageBreakBefore w:val="0"/>
-              <w:widowControl w:val="0"/>
-              <w:kinsoku w:val="0"/>
-              <w:wordWrap/>
-              <w:overflowPunct/>
-              <w:autoSpaceDE w:val="0"/>
-              <w:autoSpaceDN w:val="0"/>
-              <w:bidi w:val="0"/>
-              <w:adjustRightInd w:val="0"/>
-              <w:snapToGrid w:val="0"/>
-              <w:spacing w:before="173" w:line="229" w:lineRule="auto"/>
-              <w:ind w:left="0" w:leftChars="0" w:right="0" w:rightChars="0" w:firstLine="0" w:firstLineChars="0"/>
-              <w:jc w:val="center"/>
-              <w:textAlignment w:val="baseline"/>
-              <w:rPr>
-                <w:rFonts w:hint="default" w:ascii="宋体" w:hAnsi="宋体" w:eastAsia="宋体" w:cs="宋体"/>
-                <w:snapToGrid w:val="0"/>
-                <w:color w:val="000000"/>
-                <w:kern w:val="0"/>
-                <w:sz w:val="20"/>
-                <w:szCs w:val="20"/>
-                <w:lang w:val="en-US" w:eastAsia="en-US" w:bidi="ar-SA"/>
-              </w:rPr>
-            </w:pPr>
-            <w:r>
-              <w:rPr>
-                <w:rFonts w:hint="eastAsia" w:asciiTheme="minorAscii" w:hAnsiTheme="minorAscii" w:eastAsiaTheme="minorEastAsia"/>
-                <w:spacing w:val="0"/>
-                <w:kern w:val="0"/>
-                <w:sz w:val="21"/>
-                <w:vertAlign w:val="baseline"/>
-                <w:lang w:val="en-US" w:eastAsia="zh-CN"/>
-              </w:rPr>
-              <w:t>新建</w:t>
-            </w:r>
-          </w:p>
-        </w:tc>
-        <w:tc>
-          <w:tcPr>
-            <w:tcW w:w="1829" w:type="dxa"/>
-            <w:shd w:val="clear" w:color="auto" w:fill="auto"/>
-            <w:vAlign w:val="top"/>
-          </w:tcPr>
-          <w:p>
-            <w:pPr>
-              <w:keepNext w:val="0"/>
-              <w:keepLines w:val="0"/>
-              <w:pageBreakBefore w:val="0"/>
-              <w:widowControl w:val="0"/>
-              <w:kinsoku w:val="0"/>
-              <w:wordWrap/>
-              <w:overflowPunct/>
-              <w:autoSpaceDE w:val="0"/>
-              <w:autoSpaceDN w:val="0"/>
-              <w:bidi w:val="0"/>
-              <w:adjustRightInd w:val="0"/>
-              <w:snapToGrid w:val="0"/>
-              <w:spacing w:before="173" w:line="229" w:lineRule="auto"/>
-              <w:ind w:left="0" w:leftChars="0" w:right="0" w:rightChars="0" w:firstLine="0" w:firstLineChars="0"/>
-              <w:jc w:val="center"/>
-              <w:textAlignment w:val="baseline"/>
-              <w:rPr>
-                <w:rFonts w:ascii="宋体" w:hAnsi="宋体" w:eastAsia="宋体" w:cs="宋体"/>
-                <w:snapToGrid w:val="0"/>
-                <w:color w:val="000000"/>
-                <w:spacing w:val="200"/>
-                <w:kern w:val="0"/>
-                <w:sz w:val="20"/>
-                <w:szCs w:val="20"/>
-                <w:lang w:val="en-US" w:eastAsia="en-US" w:bidi="ar-SA"/>
-              </w:rPr>
-            </w:pPr>
-            <w:r>
-              <w:rPr>
-                <w:rFonts w:hint="eastAsia" w:asciiTheme="minorAscii" w:hAnsiTheme="minorAscii" w:eastAsiaTheme="minorEastAsia"/>
-                <w:spacing w:val="0"/>
-                <w:kern w:val="0"/>
-                <w:sz w:val="21"/>
-                <w:vertAlign w:val="baseline"/>
-                <w:lang w:val="en-US" w:eastAsia="zh-CN"/>
-              </w:rPr>
-              <w:t>程方</w:t>
-            </w:r>
-          </w:p>
-        </w:tc>
-        <w:tc>
-          <w:tcPr>
-            <w:tcW w:w="1606" w:type="dxa"/>
-            <w:shd w:val="clear" w:color="auto" w:fill="auto"/>
-            <w:vAlign w:val="top"/>
-          </w:tcPr>
-          <w:p>
-            <w:pPr>
-              <w:keepNext w:val="0"/>
-              <w:keepLines w:val="0"/>
-              <w:pageBreakBefore w:val="0"/>
-              <w:widowControl w:val="0"/>
-              <w:kinsoku w:val="0"/>
-              <w:wordWrap/>
-              <w:overflowPunct/>
-              <w:autoSpaceDE w:val="0"/>
-              <w:autoSpaceDN w:val="0"/>
-              <w:bidi w:val="0"/>
-              <w:adjustRightInd w:val="0"/>
-              <w:snapToGrid w:val="0"/>
-              <w:spacing w:before="173" w:line="229" w:lineRule="auto"/>
-              <w:ind w:left="0" w:leftChars="0" w:right="0" w:rightChars="0" w:firstLine="0" w:firstLineChars="0"/>
-              <w:jc w:val="center"/>
-              <w:textAlignment w:val="baseline"/>
-              <w:rPr>
-                <w:rFonts w:ascii="宋体" w:hAnsi="宋体" w:eastAsia="宋体" w:cs="宋体"/>
-                <w:snapToGrid w:val="0"/>
-                <w:color w:val="000000"/>
-                <w:spacing w:val="200"/>
-                <w:kern w:val="0"/>
-                <w:sz w:val="20"/>
-                <w:szCs w:val="20"/>
-                <w:lang w:val="en-US" w:eastAsia="en-US" w:bidi="ar-SA"/>
-              </w:rPr>
-            </w:pPr>
-            <w:r>
-              <w:rPr>
-                <w:rFonts w:hint="eastAsia" w:asciiTheme="minorAscii" w:hAnsiTheme="minorAscii" w:eastAsiaTheme="minorEastAsia"/>
-                <w:spacing w:val="0"/>
-                <w:kern w:val="0"/>
-                <w:sz w:val="21"/>
-                <w:vertAlign w:val="baseline"/>
-                <w:lang w:val="en-US" w:eastAsia="zh-CN"/>
-              </w:rPr>
-              <w:t>茅建根</w:t>
-            </w:r>
-          </w:p>
-        </w:tc>
-        <w:tc>
-          <w:tcPr>
-            <w:tcW w:w="915" w:type="dxa"/>
-            <w:shd w:val="clear" w:color="auto" w:fill="auto"/>
-            <w:vAlign w:val="top"/>
-          </w:tcPr>
-          <w:p>
-            <w:pPr>
-              <w:keepNext w:val="0"/>
-              <w:keepLines w:val="0"/>
-              <w:pageBreakBefore w:val="0"/>
-              <w:widowControl w:val="0"/>
-              <w:kinsoku w:val="0"/>
-              <w:wordWrap/>
-              <w:overflowPunct/>
-              <w:autoSpaceDE w:val="0"/>
-              <w:autoSpaceDN w:val="0"/>
-              <w:bidi w:val="0"/>
-              <w:adjustRightInd w:val="0"/>
-              <w:snapToGrid w:val="0"/>
-              <w:spacing w:before="173" w:line="229" w:lineRule="auto"/>
-              <w:ind w:left="0" w:leftChars="0" w:right="0" w:rightChars="0" w:firstLine="0" w:firstLineChars="0"/>
-              <w:jc w:val="center"/>
-              <w:textAlignment w:val="baseline"/>
-              <w:rPr>
-                <w:rFonts w:ascii="宋体" w:hAnsi="宋体" w:eastAsia="宋体" w:cs="宋体"/>
-                <w:snapToGrid w:val="0"/>
-                <w:color w:val="000000"/>
-                <w:kern w:val="0"/>
-                <w:sz w:val="20"/>
-                <w:szCs w:val="20"/>
-                <w:lang w:val="en-US" w:eastAsia="en-US" w:bidi="ar-SA"/>
-              </w:rPr>
-            </w:pPr>
-            <w:r>
-              <w:rPr>
-                <w:rFonts w:hint="eastAsia" w:asciiTheme="minorAscii" w:hAnsiTheme="minorAscii" w:eastAsiaTheme="minorEastAsia"/>
-                <w:spacing w:val="0"/>
-                <w:kern w:val="0"/>
-                <w:sz w:val="21"/>
-                <w:vertAlign w:val="baseline"/>
-                <w:lang w:val="en-US" w:eastAsia="zh-CN"/>
-              </w:rPr>
-              <w:t>吴亚红</w:t>
-            </w:r>
-          </w:p>
-        </w:tc>
-      </w:tr>
-      <w:tr>
-        <w:tblPrEx>
-          <w:tblBorders>
-            <w:top w:val="single" w:color="000000" w:sz="2" w:space="0"/>
-            <w:left w:val="single" w:color="000000" w:sz="2" w:space="0"/>
-            <w:bottom w:val="single" w:color="000000" w:sz="2" w:space="0"/>
-            <w:right w:val="single" w:color="000000" w:sz="2" w:space="0"/>
-            <w:insideH w:val="single" w:color="000000" w:sz="2" w:space="0"/>
-            <w:insideV w:val="single" w:color="000000" w:sz="2" w:space="0"/>
-          </w:tblBorders>
-          <w:tblCellMar>
-            <w:top w:w="0" w:type="dxa"/>
-            <w:left w:w="0" w:type="dxa"/>
-            <w:bottom w:w="0" w:type="dxa"/>
-            <w:right w:w="0" w:type="dxa"/>
-          </w:tblCellMar>
-        </w:tblPrEx>
-        <w:trPr>
-          <w:trHeight w:val="556" w:hRule="atLeast"/>
+          <w:trHeight w:val="516"/>
           <w:jc w:val="center"/>
         </w:trPr>
         <w:tc>
@@ -1534,11 +1154,336 @@
               <w:adjustRightInd w:val="0"/>
               <w:snapToGrid w:val="0"/>
               <w:spacing w:before="173" w:line="267" w:lineRule="exact"/>
-              <w:ind w:left="0" w:leftChars="0" w:right="0" w:rightChars="0" w:firstLine="0" w:firstLineChars="0"/>
+              <w:ind w:left="0" w:right="0" w:firstLine="0" w:leftChars="0" w:rightChars="0" w:firstLineChars="0"/>
               <w:jc w:val="center"/>
               <w:textAlignment w:val="baseline"/>
               <w:rPr>
-                <w:rFonts w:hint="default" w:ascii="宋体" w:hAnsi="宋体" w:eastAsia="宋体" w:cs="宋体"/>
+                <w:rFonts w:ascii="宋体" w:eastAsia="宋体" w:hAnsi="宋体" w:cs="宋体" w:hint="default"/>
+                <w:snapToGrid w:val="0"/>
+                <w:color w:val="000000"/>
+                <w:kern w:val="0"/>
+                <w:sz w:val="20"/>
+                <w:szCs w:val="20"/>
+                <w:lang w:val="en-US" w:eastAsia="en-US" w:bidi="ar-SA"/>
+              </w:rPr>
+            </w:pPr>
+            <w:r>
+              <w:rPr>
+                <w:rFonts w:ascii="宋体" w:eastAsia="宋体" w:hAnsi="宋体" w:cs="宋体"/>
+                <w:spacing w:val="3"/>
+                <w:position w:val="1"/>
+                <w:sz w:val="20"/>
+                <w:szCs w:val="20"/>
+              </w:rPr>
+              <w:t>202</w:t>
+            </w:r>
+            <w:r>
+              <w:rPr>
+                <w:rFonts w:ascii="宋体" w:hAnsi="宋体" w:cs="宋体" w:hint="eastAsia"/>
+                <w:spacing w:val="3"/>
+                <w:position w:val="1"/>
+                <w:sz w:val="20"/>
+                <w:szCs w:val="20"/>
+                <w:lang w:val="en-US" w:eastAsia="zh-CN"/>
+              </w:rPr>
+              <w:t>5</w:t>
+            </w:r>
+            <w:r>
+              <w:rPr>
+                <w:rFonts w:ascii="宋体" w:eastAsia="宋体" w:hAnsi="宋体" w:cs="宋体"/>
+                <w:spacing w:val="3"/>
+                <w:position w:val="1"/>
+                <w:sz w:val="20"/>
+                <w:szCs w:val="20"/>
+              </w:rPr>
+              <w:t>.1.</w:t>
+            </w:r>
+            <w:r>
+              <w:rPr>
+                <w:rFonts w:ascii="宋体" w:hAnsi="宋体" w:cs="宋体" w:hint="eastAsia"/>
+                <w:spacing w:val="3"/>
+                <w:position w:val="1"/>
+                <w:sz w:val="20"/>
+                <w:szCs w:val="20"/>
+                <w:lang w:val="en-US" w:eastAsia="zh-CN"/>
+              </w:rPr>
+              <w:t>10</w:t>
+            </w:r>
+          </w:p>
+        </w:tc>
+        <w:tc>
+          <w:tcPr>
+            <w:tcW w:w="972" w:type="dxa"/>
+            <w:shd w:val="clear" w:color="auto" w:fill="auto"/>
+          </w:tcPr>
+          <w:p>
+            <w:pPr>
+              <w:keepNext w:val="0"/>
+              <w:keepLines w:val="0"/>
+              <w:pageBreakBefore w:val="0"/>
+              <w:widowControl w:val="0"/>
+              <w:kinsoku w:val="0"/>
+              <w:wordWrap/>
+              <w:overflowPunct/>
+              <w:autoSpaceDE w:val="0"/>
+              <w:autoSpaceDN w:val="0"/>
+              <w:bidi w:val="0"/>
+              <w:adjustRightInd w:val="0"/>
+              <w:snapToGrid w:val="0"/>
+              <w:spacing w:before="173" w:line="267" w:lineRule="exact"/>
+              <w:ind w:left="0" w:right="0" w:firstLine="0" w:leftChars="0" w:rightChars="0" w:firstLineChars="0"/>
+              <w:jc w:val="center"/>
+              <w:textAlignment w:val="baseline"/>
+              <w:rPr>
+                <w:rFonts w:ascii="宋体" w:eastAsia="宋体" w:hAnsi="宋体" w:cs="宋体"/>
+                <w:snapToGrid w:val="0"/>
+                <w:color w:val="000000"/>
+                <w:kern w:val="0"/>
+                <w:sz w:val="20"/>
+                <w:szCs w:val="20"/>
+                <w:lang w:val="en-US" w:eastAsia="en-US" w:bidi="ar-SA"/>
+              </w:rPr>
+            </w:pPr>
+            <w:r>
+              <w:rPr>
+                <w:rFonts w:ascii="宋体" w:eastAsia="宋体" w:hAnsi="宋体" w:cs="宋体"/>
+                <w:spacing w:val="4"/>
+                <w:position w:val="1"/>
+                <w:sz w:val="20"/>
+                <w:szCs w:val="20"/>
+              </w:rPr>
+              <w:t>V1.0</w:t>
+            </w:r>
+          </w:p>
+        </w:tc>
+        <w:tc>
+          <w:tcPr>
+            <w:tcW w:w="1575" w:type="dxa"/>
+            <w:shd w:val="clear" w:color="auto" w:fill="auto"/>
+          </w:tcPr>
+          <w:p>
+            <w:pPr>
+              <w:keepNext w:val="0"/>
+              <w:keepLines w:val="0"/>
+              <w:pageBreakBefore w:val="0"/>
+              <w:widowControl w:val="0"/>
+              <w:kinsoku w:val="0"/>
+              <w:wordWrap/>
+              <w:overflowPunct/>
+              <w:autoSpaceDE w:val="0"/>
+              <w:autoSpaceDN w:val="0"/>
+              <w:bidi w:val="0"/>
+              <w:adjustRightInd w:val="0"/>
+              <w:snapToGrid w:val="0"/>
+              <w:spacing w:before="173" w:line="229" w:lineRule="auto"/>
+              <w:ind w:left="0" w:right="0" w:firstLine="0" w:leftChars="0" w:rightChars="0" w:firstLineChars="0"/>
+              <w:jc w:val="center"/>
+              <w:textAlignment w:val="baseline"/>
+              <w:rPr>
+                <w:rFonts w:ascii="宋体" w:eastAsia="宋体" w:hAnsi="宋体" w:cs="宋体" w:hint="default"/>
+                <w:snapToGrid w:val="0"/>
+                <w:color w:val="000000"/>
+                <w:kern w:val="0"/>
+                <w:sz w:val="20"/>
+                <w:szCs w:val="20"/>
+                <w:lang w:val="en-US" w:eastAsia="en-US" w:bidi="ar-SA"/>
+              </w:rPr>
+            </w:pPr>
+            <w:r>
+              <w:rPr>
+                <w:rFonts w:asciiTheme="minorAscii" w:eastAsiaTheme="minorEastAsia" w:hAnsiTheme="minorAscii" w:hint="eastAsia"/>
+                <w:spacing w:val="0"/>
+                <w:kern w:val="0"/>
+                <w:sz w:val="21"/>
+                <w:vertAlign w:val="baseline"/>
+                <w:lang w:val="en-US" w:eastAsia="zh-CN"/>
+              </w:rPr>
+              <w:t>新建</w:t>
+            </w:r>
+          </w:p>
+        </w:tc>
+        <w:tc>
+          <w:tcPr>
+            <w:tcW w:w="1829" w:type="dxa"/>
+            <w:shd w:val="clear" w:color="auto" w:fill="auto"/>
+          </w:tcPr>
+          <w:p>
+            <w:pPr>
+              <w:keepNext w:val="0"/>
+              <w:keepLines w:val="0"/>
+              <w:pageBreakBefore w:val="0"/>
+              <w:widowControl w:val="0"/>
+              <w:kinsoku w:val="0"/>
+              <w:wordWrap/>
+              <w:overflowPunct/>
+              <w:autoSpaceDE w:val="0"/>
+              <w:autoSpaceDN w:val="0"/>
+              <w:bidi w:val="0"/>
+              <w:adjustRightInd w:val="0"/>
+              <w:snapToGrid w:val="0"/>
+              <w:spacing w:before="173" w:line="229" w:lineRule="auto"/>
+              <w:ind w:left="0" w:right="0" w:firstLine="0" w:leftChars="0" w:rightChars="0" w:firstLineChars="0"/>
+              <w:jc w:val="center"/>
+              <w:textAlignment w:val="baseline"/>
+              <w:rPr>
+                <w:rFonts w:ascii="宋体" w:eastAsia="宋体" w:hAnsi="宋体" w:cs="宋体"/>
+                <w:snapToGrid w:val="0"/>
+                <w:color w:val="000000"/>
+                <w:spacing w:val="200"/>
+                <w:kern w:val="0"/>
+                <w:sz w:val="20"/>
+                <w:szCs w:val="20"/>
+                <w:lang w:val="en-US" w:eastAsia="en-US" w:bidi="ar-SA"/>
+              </w:rPr>
+            </w:pPr>
+            <w:r>
+              <w:rPr>
+                <w:rFonts w:asciiTheme="minorAscii" w:eastAsiaTheme="minorEastAsia" w:hAnsiTheme="minorAscii" w:hint="eastAsia"/>
+                <w:spacing w:val="0"/>
+                <w:kern w:val="0"/>
+                <w:sz w:val="21"/>
+                <w:vertAlign w:val="baseline"/>
+                <w:lang w:val="en-US" w:eastAsia="zh-CN"/>
+              </w:rPr>
+              <w:t>强宇涛</w:t>
+            </w:r>
+          </w:p>
+        </w:tc>
+        <w:tc>
+          <w:tcPr>
+            <w:tcW w:w="1606" w:type="dxa"/>
+            <w:shd w:val="clear" w:color="auto" w:fill="auto"/>
+          </w:tcPr>
+          <w:p>
+            <w:pPr>
+              <w:keepNext w:val="0"/>
+              <w:keepLines w:val="0"/>
+              <w:pageBreakBefore w:val="0"/>
+              <w:widowControl w:val="0"/>
+              <w:kinsoku w:val="0"/>
+              <w:wordWrap/>
+              <w:overflowPunct/>
+              <w:autoSpaceDE w:val="0"/>
+              <w:autoSpaceDN w:val="0"/>
+              <w:bidi w:val="0"/>
+              <w:adjustRightInd w:val="0"/>
+              <w:snapToGrid w:val="0"/>
+              <w:spacing w:before="173" w:line="229" w:lineRule="auto"/>
+              <w:ind w:left="0" w:right="0" w:firstLine="0" w:leftChars="0" w:rightChars="0" w:firstLineChars="0"/>
+              <w:jc w:val="center"/>
+              <w:textAlignment w:val="baseline"/>
+              <w:rPr>
+                <w:rFonts w:ascii="宋体" w:eastAsia="宋体" w:hAnsi="宋体" w:cs="宋体"/>
+                <w:snapToGrid w:val="0"/>
+                <w:color w:val="000000"/>
+                <w:spacing w:val="200"/>
+                <w:kern w:val="0"/>
+                <w:sz w:val="20"/>
+                <w:szCs w:val="20"/>
+                <w:lang w:val="en-US" w:eastAsia="en-US" w:bidi="ar-SA"/>
+              </w:rPr>
+            </w:pPr>
+            <w:r>
+              <w:rPr>
+                <w:rFonts w:asciiTheme="minorAscii" w:eastAsiaTheme="minorEastAsia" w:hAnsiTheme="minorAscii" w:hint="eastAsia"/>
+                <w:spacing w:val="0"/>
+                <w:kern w:val="0"/>
+                <w:sz w:val="21"/>
+                <w:vertAlign w:val="baseline"/>
+                <w:lang w:val="en-US" w:eastAsia="zh-CN"/>
+              </w:rPr>
+              <w:t>陈凯</w:t>
+            </w:r>
+          </w:p>
+        </w:tc>
+        <w:tc>
+          <w:tcPr>
+            <w:tcW w:w="915" w:type="dxa"/>
+            <w:shd w:val="clear" w:color="auto" w:fill="auto"/>
+          </w:tcPr>
+          <w:p>
+            <w:pPr>
+              <w:keepNext w:val="0"/>
+              <w:keepLines w:val="0"/>
+              <w:pageBreakBefore w:val="0"/>
+              <w:widowControl w:val="0"/>
+              <w:kinsoku w:val="0"/>
+              <w:wordWrap/>
+              <w:overflowPunct/>
+              <w:autoSpaceDE w:val="0"/>
+              <w:autoSpaceDN w:val="0"/>
+              <w:bidi w:val="0"/>
+              <w:adjustRightInd w:val="0"/>
+              <w:snapToGrid w:val="0"/>
+              <w:spacing w:before="173" w:line="229" w:lineRule="auto"/>
+              <w:ind w:left="0" w:right="0" w:firstLine="0" w:leftChars="0" w:rightChars="0" w:firstLineChars="0"/>
+              <w:jc w:val="center"/>
+              <w:textAlignment w:val="baseline"/>
+              <w:rPr>
+                <w:rFonts w:ascii="宋体" w:eastAsia="宋体" w:hAnsi="宋体" w:cs="宋体"/>
+                <w:snapToGrid w:val="0"/>
+                <w:color w:val="000000"/>
+                <w:kern w:val="0"/>
+                <w:sz w:val="20"/>
+                <w:szCs w:val="20"/>
+                <w:lang w:val="en-US" w:eastAsia="en-US" w:bidi="ar-SA"/>
+              </w:rPr>
+            </w:pPr>
+            <w:r>
+              <w:rPr>
+                <w:rFonts w:asciiTheme="minorAscii" w:eastAsiaTheme="minorEastAsia" w:hAnsiTheme="minorAscii" w:hint="eastAsia"/>
+                <w:spacing w:val="0"/>
+                <w:kern w:val="0"/>
+                <w:sz w:val="21"/>
+                <w:vertAlign w:val="baseline"/>
+                <w:lang w:val="en-US" w:eastAsia="zh-CN"/>
+              </w:rPr>
+              <w:t>吴亚红</w:t>
+            </w:r>
+          </w:p>
+        </w:tc>
+      </w:tr>
+      <w:tr>
+        <w:tblPrEx>
+          <w:tblW w:w="8214" w:type="dxa"/>
+          <w:jc w:val="center"/>
+          <w:tblLayout w:type="fixed"/>
+          <w:tblCellMar>
+            <w:top w:w="0" w:type="dxa"/>
+            <w:left w:w="0" w:type="dxa"/>
+            <w:bottom w:w="0" w:type="dxa"/>
+            <w:right w:w="0" w:type="dxa"/>
+          </w:tblCellMar>
+        </w:tblPrEx>
+        <w:trPr>
+          <w:trHeight w:val="556"/>
+          <w:jc w:val="center"/>
+        </w:trPr>
+        <w:tc>
+          <w:tcPr>
+            <w:tcW w:w="1317" w:type="dxa"/>
+            <w:shd w:val="clear" w:color="auto" w:fill="auto"/>
+          </w:tcPr>
+          <w:p>
+            <w:pPr>
+              <w:keepNext w:val="0"/>
+              <w:keepLines w:val="0"/>
+              <w:pageBreakBefore w:val="0"/>
+              <w:widowControl w:val="0"/>
+              <w:kinsoku w:val="0"/>
+              <w:wordWrap/>
+              <w:overflowPunct/>
+              <w:autoSpaceDE w:val="0"/>
+              <w:autoSpaceDN w:val="0"/>
+              <w:bidi w:val="0"/>
+              <w:adjustRightInd w:val="0"/>
+              <w:snapToGrid w:val="0"/>
+              <w:spacing w:before="173" w:line="267" w:lineRule="exact"/>
+              <w:ind w:left="0" w:right="0" w:firstLine="0" w:leftChars="0" w:rightChars="0" w:firstLineChars="0"/>
+              <w:jc w:val="center"/>
+              <w:textAlignment w:val="baseline"/>
+              <w:rPr>
+                <w:rFonts w:ascii="宋体" w:eastAsia="宋体" w:hAnsi="宋体" w:cs="宋体" w:hint="default"/>
                 <w:snapToGrid w:val="0"/>
                 <w:color w:val="000000"/>
                 <w:kern w:val="0"/>
@@ -1569,11 +1514,11 @@
               <w:adjustRightInd w:val="0"/>
               <w:snapToGrid w:val="0"/>
               <w:spacing w:before="173" w:line="267" w:lineRule="exact"/>
-              <w:ind w:left="0" w:leftChars="0" w:right="0" w:rightChars="0" w:firstLine="0" w:firstLineChars="0"/>
+              <w:ind w:left="0" w:right="0" w:firstLine="0" w:leftChars="0" w:rightChars="0" w:firstLineChars="0"/>
               <w:jc w:val="center"/>
               <w:textAlignment w:val="baseline"/>
               <w:rPr>
-                <w:rFonts w:ascii="宋体" w:hAnsi="宋体" w:eastAsia="宋体" w:cs="宋体"/>
+                <w:rFonts w:ascii="宋体" w:eastAsia="宋体" w:hAnsi="宋体" w:cs="宋体"/>
                 <w:snapToGrid w:val="0"/>
                 <w:color w:val="000000"/>
                 <w:kern w:val="0"/>
@@ -1604,11 +1549,11 @@
               <w:adjustRightInd w:val="0"/>
               <w:snapToGrid w:val="0"/>
               <w:spacing w:before="173" w:line="229" w:lineRule="auto"/>
-              <w:ind w:left="0" w:leftChars="0" w:right="0" w:rightChars="0" w:firstLine="0" w:firstLineChars="0"/>
+              <w:ind w:left="0" w:right="0" w:firstLine="0" w:leftChars="0" w:rightChars="0" w:firstLineChars="0"/>
               <w:jc w:val="center"/>
               <w:textAlignment w:val="baseline"/>
               <w:rPr>
-                <w:rFonts w:hint="default" w:ascii="宋体" w:hAnsi="宋体" w:eastAsia="宋体" w:cs="宋体"/>
+                <w:rFonts w:ascii="宋体" w:eastAsia="宋体" w:hAnsi="宋体" w:cs="宋体" w:hint="default"/>
                 <w:snapToGrid w:val="0"/>
                 <w:color w:val="000000"/>
                 <w:kern w:val="0"/>
@@ -1639,11 +1584,11 @@
               <w:adjustRightInd w:val="0"/>
               <w:snapToGrid w:val="0"/>
               <w:spacing w:before="173" w:line="229" w:lineRule="auto"/>
-              <w:ind w:left="0" w:leftChars="0" w:right="0" w:rightChars="0" w:firstLine="0" w:firstLineChars="0"/>
+              <w:ind w:left="0" w:right="0" w:firstLine="0" w:leftChars="0" w:rightChars="0" w:firstLineChars="0"/>
               <w:jc w:val="center"/>
               <w:textAlignment w:val="baseline"/>
               <w:rPr>
-                <w:rFonts w:ascii="宋体" w:hAnsi="宋体" w:eastAsia="宋体" w:cs="宋体"/>
+                <w:rFonts w:ascii="宋体" w:eastAsia="宋体" w:hAnsi="宋体" w:cs="宋体"/>
                 <w:snapToGrid w:val="0"/>
                 <w:color w:val="000000"/>
                 <w:spacing w:val="200"/>
@@ -1675,11 +1620,11 @@
               <w:adjustRightInd w:val="0"/>
               <w:snapToGrid w:val="0"/>
               <w:spacing w:before="173" w:line="229" w:lineRule="auto"/>
-              <w:ind w:left="0" w:leftChars="0" w:right="0" w:rightChars="0" w:firstLine="0" w:firstLineChars="0"/>
+              <w:ind w:left="0" w:right="0" w:firstLine="0" w:leftChars="0" w:rightChars="0" w:firstLineChars="0"/>
               <w:jc w:val="center"/>
               <w:textAlignment w:val="baseline"/>
               <w:rPr>
-                <w:rFonts w:ascii="宋体" w:hAnsi="宋体" w:eastAsia="宋体" w:cs="宋体"/>
+                <w:rFonts w:ascii="宋体" w:eastAsia="宋体" w:hAnsi="宋体" w:cs="宋体"/>
                 <w:snapToGrid w:val="0"/>
                 <w:color w:val="000000"/>
                 <w:spacing w:val="200"/>
@@ -1711,11 +1656,11 @@
               <w:adjustRightInd w:val="0"/>
               <w:snapToGrid w:val="0"/>
               <w:spacing w:before="173" w:line="229" w:lineRule="auto"/>
-              <w:ind w:left="0" w:leftChars="0" w:right="0" w:rightChars="0" w:firstLine="0" w:firstLineChars="0"/>
+              <w:ind w:left="0" w:right="0" w:firstLine="0" w:leftChars="0" w:rightChars="0" w:firstLineChars="0"/>
               <w:jc w:val="center"/>
               <w:textAlignment w:val="baseline"/>
               <w:rPr>
-                <w:rFonts w:ascii="宋体" w:hAnsi="宋体" w:eastAsia="宋体" w:cs="宋体"/>
+                <w:rFonts w:ascii="宋体" w:eastAsia="宋体" w:hAnsi="宋体" w:cs="宋体"/>
                 <w:snapToGrid w:val="0"/>
                 <w:color w:val="000000"/>
                 <w:kern w:val="0"/>
@@ -1729,14 +1674,9 @@
       </w:tr>
       <w:tr>
         <w:tblPrEx>
-          <w:tblBorders>
-            <w:top w:val="single" w:color="000000" w:sz="2" w:space="0"/>
-            <w:left w:val="single" w:color="000000" w:sz="2" w:space="0"/>
-            <w:bottom w:val="single" w:color="000000" w:sz="2" w:space="0"/>
-            <w:right w:val="single" w:color="000000" w:sz="2" w:space="0"/>
-            <w:insideH w:val="single" w:color="000000" w:sz="2" w:space="0"/>
-            <w:insideV w:val="single" w:color="000000" w:sz="2" w:space="0"/>
-          </w:tblBorders>
+          <w:tblW w:w="8214" w:type="dxa"/>
+          <w:jc w:val="center"/>
+          <w:tblLayout w:type="fixed"/>
           <w:tblCellMar>
             <w:top w:w="0" w:type="dxa"/>
             <w:left w:w="0" w:type="dxa"/>
@@ -1745,7 +1685,7 @@
           </w:tblCellMar>
         </w:tblPrEx>
         <w:trPr>
-          <w:trHeight w:val="556" w:hRule="atLeast"/>
+          <w:trHeight w:val="556"/>
           <w:jc w:val="center"/>
         </w:trPr>
         <w:tc>
@@ -1754,7 +1694,7 @@
           </w:tcPr>
           <w:p>
             <w:pPr>
-              <w:pStyle w:val="27"/>
+              <w:pStyle w:val="TableText"/>
               <w:keepNext w:val="0"/>
               <w:keepLines w:val="0"/>
               <w:pageBreakBefore w:val="0"/>
@@ -1767,7 +1707,7 @@
               <w:bidi w:val="0"/>
               <w:adjustRightInd w:val="0"/>
               <w:snapToGrid w:val="0"/>
-              <w:ind w:left="0" w:leftChars="0" w:right="0" w:rightChars="0" w:firstLine="0" w:firstLineChars="0"/>
+              <w:ind w:left="0" w:right="0" w:firstLine="0" w:leftChars="0" w:rightChars="0" w:firstLineChars="0"/>
               <w:jc w:val="center"/>
               <w:textAlignment w:val="baseline"/>
             </w:pPr>
@@ -1779,7 +1719,7 @@
           </w:tcPr>
           <w:p>
             <w:pPr>
-              <w:pStyle w:val="27"/>
+              <w:pStyle w:val="TableText"/>
               <w:keepNext w:val="0"/>
               <w:keepLines w:val="0"/>
               <w:pageBreakBefore w:val="0"/>
@@ -1792,7 +1732,7 @@
               <w:bidi w:val="0"/>
               <w:adjustRightInd w:val="0"/>
               <w:snapToGrid w:val="0"/>
-              <w:ind w:left="0" w:leftChars="0" w:right="0" w:rightChars="0" w:firstLine="0" w:firstLineChars="0"/>
+              <w:ind w:left="0" w:right="0" w:firstLine="0" w:leftChars="0" w:rightChars="0" w:firstLineChars="0"/>
               <w:jc w:val="center"/>
               <w:textAlignment w:val="baseline"/>
             </w:pPr>
@@ -1804,7 +1744,7 @@
           </w:tcPr>
           <w:p>
             <w:pPr>
-              <w:pStyle w:val="27"/>
+              <w:pStyle w:val="TableText"/>
               <w:keepNext w:val="0"/>
               <w:keepLines w:val="0"/>
               <w:pageBreakBefore w:val="0"/>
@@ -1817,7 +1757,7 @@
               <w:bidi w:val="0"/>
               <w:adjustRightInd w:val="0"/>
               <w:snapToGrid w:val="0"/>
-              <w:ind w:left="0" w:leftChars="0" w:right="0" w:rightChars="0" w:firstLine="0" w:firstLineChars="0"/>
+              <w:ind w:left="0" w:right="0" w:firstLine="0" w:leftChars="0" w:rightChars="0" w:firstLineChars="0"/>
               <w:jc w:val="center"/>
               <w:textAlignment w:val="baseline"/>
             </w:pPr>
@@ -1829,7 +1769,7 @@
           </w:tcPr>
           <w:p>
             <w:pPr>
-              <w:pStyle w:val="27"/>
+              <w:pStyle w:val="TableText"/>
               <w:keepNext w:val="0"/>
               <w:keepLines w:val="0"/>
               <w:pageBreakBefore w:val="0"/>
@@ -1842,7 +1782,7 @@
               <w:bidi w:val="0"/>
               <w:adjustRightInd w:val="0"/>
               <w:snapToGrid w:val="0"/>
-              <w:ind w:left="0" w:leftChars="0" w:right="0" w:rightChars="0" w:firstLine="0" w:firstLineChars="0"/>
+              <w:ind w:left="0" w:right="0" w:firstLine="0" w:leftChars="0" w:rightChars="0" w:firstLineChars="0"/>
               <w:jc w:val="center"/>
               <w:textAlignment w:val="baseline"/>
             </w:pPr>
@@ -1854,7 +1794,7 @@
           </w:tcPr>
           <w:p>
             <w:pPr>
-              <w:pStyle w:val="27"/>
+              <w:pStyle w:val="TableText"/>
               <w:keepNext w:val="0"/>
               <w:keepLines w:val="0"/>
               <w:pageBreakBefore w:val="0"/>
@@ -1867,7 +1807,7 @@
               <w:bidi w:val="0"/>
               <w:adjustRightInd w:val="0"/>
               <w:snapToGrid w:val="0"/>
-              <w:ind w:left="0" w:leftChars="0" w:right="0" w:rightChars="0" w:firstLine="0" w:firstLineChars="0"/>
+              <w:ind w:left="0" w:right="0" w:firstLine="0" w:leftChars="0" w:rightChars="0" w:firstLineChars="0"/>
               <w:jc w:val="center"/>
               <w:textAlignment w:val="baseline"/>
             </w:pPr>
@@ -1879,7 +1819,7 @@
           </w:tcPr>
           <w:p>
             <w:pPr>
-              <w:pStyle w:val="27"/>
+              <w:pStyle w:val="TableText"/>
               <w:keepNext w:val="0"/>
               <w:keepLines w:val="0"/>
               <w:pageBreakBefore w:val="0"/>
@@ -1892,7 +1832,7 @@
               <w:bidi w:val="0"/>
               <w:adjustRightInd w:val="0"/>
               <w:snapToGrid w:val="0"/>
-              <w:ind w:left="0" w:leftChars="0" w:right="0" w:rightChars="0" w:firstLine="0" w:firstLineChars="0"/>
+              <w:ind w:left="0" w:right="0" w:firstLine="0" w:leftChars="0" w:rightChars="0" w:firstLineChars="0"/>
               <w:jc w:val="center"/>
               <w:textAlignment w:val="baseline"/>
             </w:pPr>
@@ -1901,14 +1841,9 @@
       </w:tr>
       <w:tr>
         <w:tblPrEx>
-          <w:tblBorders>
-            <w:top w:val="single" w:color="000000" w:sz="2" w:space="0"/>
-            <w:left w:val="single" w:color="000000" w:sz="2" w:space="0"/>
-            <w:bottom w:val="single" w:color="000000" w:sz="2" w:space="0"/>
-            <w:right w:val="single" w:color="000000" w:sz="2" w:space="0"/>
-            <w:insideH w:val="single" w:color="000000" w:sz="2" w:space="0"/>
-            <w:insideV w:val="single" w:color="000000" w:sz="2" w:space="0"/>
-          </w:tblBorders>
+          <w:tblW w:w="8214" w:type="dxa"/>
+          <w:jc w:val="center"/>
+          <w:tblLayout w:type="fixed"/>
           <w:tblCellMar>
             <w:top w:w="0" w:type="dxa"/>
             <w:left w:w="0" w:type="dxa"/>
@@ -1917,7 +1852,7 @@
           </w:tblCellMar>
         </w:tblPrEx>
         <w:trPr>
-          <w:trHeight w:val="557" w:hRule="atLeast"/>
+          <w:trHeight w:val="557"/>
           <w:jc w:val="center"/>
         </w:trPr>
         <w:tc>
@@ -1926,7 +1861,7 @@
           </w:tcPr>
           <w:p>
             <w:pPr>
-              <w:pStyle w:val="27"/>
+              <w:pStyle w:val="TableText"/>
               <w:keepNext w:val="0"/>
               <w:keepLines w:val="0"/>
               <w:pageBreakBefore w:val="0"/>
@@ -1939,7 +1874,7 @@
               <w:bidi w:val="0"/>
               <w:adjustRightInd w:val="0"/>
               <w:snapToGrid w:val="0"/>
-              <w:ind w:left="0" w:leftChars="0" w:right="0" w:rightChars="0" w:firstLine="0" w:firstLineChars="0"/>
+              <w:ind w:left="0" w:right="0" w:firstLine="0" w:leftChars="0" w:rightChars="0" w:firstLineChars="0"/>
               <w:jc w:val="center"/>
               <w:textAlignment w:val="baseline"/>
             </w:pPr>
@@ -1951,7 +1886,7 @@
           </w:tcPr>
           <w:p>
             <w:pPr>
-              <w:pStyle w:val="27"/>
+              <w:pStyle w:val="TableText"/>
               <w:keepNext w:val="0"/>
               <w:keepLines w:val="0"/>
               <w:pageBreakBefore w:val="0"/>
@@ -1964,7 +1899,7 @@
               <w:bidi w:val="0"/>
               <w:adjustRightInd w:val="0"/>
               <w:snapToGrid w:val="0"/>
-              <w:ind w:left="0" w:leftChars="0" w:right="0" w:rightChars="0" w:firstLine="0" w:firstLineChars="0"/>
+              <w:ind w:left="0" w:right="0" w:firstLine="0" w:leftChars="0" w:rightChars="0" w:firstLineChars="0"/>
               <w:jc w:val="center"/>
               <w:textAlignment w:val="baseline"/>
             </w:pPr>
@@ -1976,7 +1911,7 @@
           </w:tcPr>
           <w:p>
             <w:pPr>
-              <w:pStyle w:val="27"/>
+              <w:pStyle w:val="TableText"/>
               <w:keepNext w:val="0"/>
               <w:keepLines w:val="0"/>
               <w:pageBreakBefore w:val="0"/>
@@ -1989,7 +1924,7 @@
               <w:bidi w:val="0"/>
               <w:adjustRightInd w:val="0"/>
               <w:snapToGrid w:val="0"/>
-              <w:ind w:left="0" w:leftChars="0" w:right="0" w:rightChars="0" w:firstLine="0" w:firstLineChars="0"/>
+              <w:ind w:left="0" w:right="0" w:firstLine="0" w:leftChars="0" w:rightChars="0" w:firstLineChars="0"/>
               <w:jc w:val="center"/>
               <w:textAlignment w:val="baseline"/>
             </w:pPr>
@@ -2001,7 +1936,7 @@
           </w:tcPr>
           <w:p>
             <w:pPr>
-              <w:pStyle w:val="27"/>
+              <w:pStyle w:val="TableText"/>
               <w:keepNext w:val="0"/>
               <w:keepLines w:val="0"/>
               <w:pageBreakBefore w:val="0"/>
@@ -2014,7 +1949,7 @@
               <w:bidi w:val="0"/>
               <w:adjustRightInd w:val="0"/>
               <w:snapToGrid w:val="0"/>
-              <w:ind w:left="0" w:leftChars="0" w:right="0" w:rightChars="0" w:firstLine="0" w:firstLineChars="0"/>
+              <w:ind w:left="0" w:right="0" w:firstLine="0" w:leftChars="0" w:rightChars="0" w:firstLineChars="0"/>
               <w:jc w:val="center"/>
               <w:textAlignment w:val="baseline"/>
             </w:pPr>
@@ -2026,7 +1961,7 @@
           </w:tcPr>
           <w:p>
             <w:pPr>
-              <w:pStyle w:val="27"/>
+              <w:pStyle w:val="TableText"/>
               <w:keepNext w:val="0"/>
               <w:keepLines w:val="0"/>
               <w:pageBreakBefore w:val="0"/>
@@ -2039,7 +1974,7 @@
               <w:bidi w:val="0"/>
               <w:adjustRightInd w:val="0"/>
               <w:snapToGrid w:val="0"/>
-              <w:ind w:left="0" w:leftChars="0" w:right="0" w:rightChars="0" w:firstLine="0" w:firstLineChars="0"/>
+              <w:ind w:left="0" w:right="0" w:firstLine="0" w:leftChars="0" w:rightChars="0" w:firstLineChars="0"/>
               <w:jc w:val="center"/>
               <w:textAlignment w:val="baseline"/>
             </w:pPr>
@@ -2051,7 +1986,7 @@
           </w:tcPr>
           <w:p>
             <w:pPr>
-              <w:pStyle w:val="27"/>
+              <w:pStyle w:val="TableText"/>
               <w:keepNext w:val="0"/>
               <w:keepLines w:val="0"/>
               <w:pageBreakBefore w:val="0"/>
@@ -2064,7 +1999,7 @@
               <w:bidi w:val="0"/>
               <w:adjustRightInd w:val="0"/>
               <w:snapToGrid w:val="0"/>
-              <w:ind w:left="0" w:leftChars="0" w:right="0" w:rightChars="0" w:firstLine="0" w:firstLineChars="0"/>
+              <w:ind w:left="0" w:right="0" w:firstLine="0" w:leftChars="0" w:rightChars="0" w:firstLineChars="0"/>
               <w:jc w:val="center"/>
               <w:textAlignment w:val="baseline"/>
             </w:pPr>
@@ -2095,7 +2030,7 @@
     <w:sdt>
       <w:sdtPr>
         <w:rPr>
-          <w:rFonts w:ascii="宋体" w:hAnsi="宋体" w:eastAsia="宋体" w:cs="Arial"/>
+          <w:rFonts w:ascii="宋体" w:eastAsia="宋体" w:hAnsi="宋体" w:cs="Arial"/>
           <w:snapToGrid w:val="0"/>
           <w:color w:val="000000"/>
           <w:kern w:val="0"/>
@@ -2111,7 +2046,7 @@
       </w:sdtPr>
       <w:sdtEndPr>
         <w:rPr>
-          <w:rFonts w:hint="eastAsia" w:ascii="宋体" w:hAnsi="宋体" w:eastAsia="宋体" w:cs="宋体"/>
+          <w:rFonts w:ascii="宋体" w:eastAsia="宋体" w:hAnsi="宋体" w:cs="宋体" w:hint="eastAsia"/>
           <w:snapToGrid w:val="0"/>
           <w:color w:val="000000"/>
           <w:kern w:val="0"/>
@@ -2136,18 +2071,18 @@
             <w:adjustRightInd w:val="0"/>
             <w:snapToGrid w:val="0"/>
             <w:spacing w:before="0" w:beforeLines="0" w:after="0" w:afterLines="0" w:line="240" w:lineRule="auto"/>
-            <w:ind w:left="0" w:leftChars="0" w:right="0" w:rightChars="0" w:firstLine="0" w:firstLineChars="0"/>
+            <w:ind w:left="0" w:right="0" w:firstLine="0" w:leftChars="0" w:rightChars="0" w:firstLineChars="0"/>
             <w:jc w:val="center"/>
             <w:textAlignment w:val="baseline"/>
             <w:rPr>
-              <w:rFonts w:hint="eastAsia" w:ascii="宋体" w:hAnsi="宋体" w:eastAsia="宋体" w:cs="宋体"/>
+              <w:rFonts w:ascii="宋体" w:eastAsia="宋体" w:hAnsi="宋体" w:cs="宋体" w:hint="eastAsia"/>
               <w:sz w:val="24"/>
               <w:szCs w:val="24"/>
             </w:rPr>
           </w:pPr>
           <w:r>
             <w:rPr>
-              <w:rFonts w:hint="eastAsia" w:ascii="宋体" w:hAnsi="宋体" w:eastAsia="宋体" w:cs="宋体"/>
+              <w:rFonts w:ascii="宋体" w:eastAsia="宋体" w:hAnsi="宋体" w:cs="宋体" w:hint="eastAsia"/>
               <w:sz w:val="24"/>
               <w:szCs w:val="24"/>
             </w:rPr>
@@ -2156,14 +2091,14 @@
         </w:p>
         <w:p>
           <w:pPr>
-            <w:pStyle w:val="16"/>
+            <w:pStyle w:val="TOC1"/>
             <w:tabs>
               <w:tab w:val="right" w:leader="dot" w:pos="8306"/>
             </w:tabs>
           </w:pPr>
           <w:r>
             <w:rPr>
-              <w:rFonts w:hint="eastAsia" w:ascii="宋体" w:hAnsi="宋体" w:eastAsia="宋体" w:cs="宋体"/>
+              <w:rFonts w:ascii="宋体" w:eastAsia="宋体" w:hAnsi="宋体" w:cs="宋体" w:hint="eastAsia"/>
               <w:sz w:val="24"/>
               <w:szCs w:val="24"/>
             </w:rPr>
@@ -2171,7 +2106,7 @@
           </w:r>
           <w:r>
             <w:rPr>
-              <w:rFonts w:hint="eastAsia" w:ascii="宋体" w:hAnsi="宋体" w:eastAsia="宋体" w:cs="宋体"/>
+              <w:rFonts w:ascii="宋体" w:eastAsia="宋体" w:hAnsi="宋体" w:cs="宋体" w:hint="eastAsia"/>
               <w:sz w:val="24"/>
               <w:szCs w:val="24"/>
             </w:rPr>
@@ -2179,7 +2114,7 @@
           </w:r>
           <w:r>
             <w:rPr>
-              <w:rFonts w:hint="eastAsia" w:ascii="宋体" w:hAnsi="宋体" w:eastAsia="宋体" w:cs="宋体"/>
+              <w:rFonts w:ascii="宋体" w:eastAsia="宋体" w:hAnsi="宋体" w:cs="宋体" w:hint="eastAsia"/>
               <w:sz w:val="24"/>
               <w:szCs w:val="24"/>
             </w:rPr>
@@ -2187,21 +2122,21 @@
           </w:r>
           <w:r>
             <w:rPr>
-              <w:rFonts w:hint="eastAsia" w:ascii="宋体" w:hAnsi="宋体" w:eastAsia="宋体" w:cs="宋体"/>
+              <w:rFonts w:ascii="宋体" w:eastAsia="宋体" w:hAnsi="宋体" w:cs="宋体" w:hint="eastAsia"/>
               <w:szCs w:val="24"/>
             </w:rPr>
             <w:fldChar w:fldCharType="begin"/>
           </w:r>
           <w:r>
             <w:rPr>
-              <w:rFonts w:hint="eastAsia" w:ascii="宋体" w:hAnsi="宋体" w:eastAsia="宋体" w:cs="宋体"/>
+              <w:rFonts w:ascii="宋体" w:eastAsia="宋体" w:hAnsi="宋体" w:cs="宋体" w:hint="eastAsia"/>
               <w:szCs w:val="24"/>
             </w:rPr>
             <w:instrText xml:space="preserve"> HYPERLINK \l _Toc5105 </w:instrText>
           </w:r>
           <w:r>
             <w:rPr>
-              <w:rFonts w:hint="eastAsia" w:ascii="宋体" w:hAnsi="宋体" w:eastAsia="宋体" w:cs="宋体"/>
+              <w:rFonts w:ascii="宋体" w:eastAsia="宋体" w:hAnsi="宋体" w:cs="宋体" w:hint="eastAsia"/>
               <w:szCs w:val="24"/>
             </w:rPr>
             <w:fldChar w:fldCharType="separate"/>
@@ -2233,7 +2168,7 @@
           </w:r>
           <w:r>
             <w:rPr>
-              <w:rFonts w:hint="eastAsia" w:ascii="宋体" w:hAnsi="宋体" w:eastAsia="宋体" w:cs="宋体"/>
+              <w:rFonts w:ascii="宋体" w:eastAsia="宋体" w:hAnsi="宋体" w:cs="宋体" w:hint="eastAsia"/>
               <w:szCs w:val="24"/>
             </w:rPr>
             <w:fldChar w:fldCharType="end"/>
@@ -2241,28 +2176,28 @@
         </w:p>
         <w:p>
           <w:pPr>
-            <w:pStyle w:val="16"/>
+            <w:pStyle w:val="TOC1"/>
             <w:tabs>
               <w:tab w:val="right" w:leader="dot" w:pos="8306"/>
             </w:tabs>
           </w:pPr>
           <w:r>
             <w:rPr>
-              <w:rFonts w:hint="eastAsia" w:ascii="宋体" w:hAnsi="宋体" w:eastAsia="宋体" w:cs="宋体"/>
+              <w:rFonts w:ascii="宋体" w:eastAsia="宋体" w:hAnsi="宋体" w:cs="宋体" w:hint="eastAsia"/>
               <w:szCs w:val="24"/>
             </w:rPr>
             <w:fldChar w:fldCharType="begin"/>
           </w:r>
           <w:r>
             <w:rPr>
-              <w:rFonts w:hint="eastAsia" w:ascii="宋体" w:hAnsi="宋体" w:eastAsia="宋体" w:cs="宋体"/>
+              <w:rFonts w:ascii="宋体" w:eastAsia="宋体" w:hAnsi="宋体" w:cs="宋体" w:hint="eastAsia"/>
               <w:szCs w:val="24"/>
             </w:rPr>
             <w:instrText xml:space="preserve"> HYPERLINK \l _Toc29580 </w:instrText>
           </w:r>
           <w:r>
             <w:rPr>
-              <w:rFonts w:hint="eastAsia" w:ascii="宋体" w:hAnsi="宋体" w:eastAsia="宋体" w:cs="宋体"/>
+              <w:rFonts w:ascii="宋体" w:eastAsia="宋体" w:hAnsi="宋体" w:cs="宋体" w:hint="eastAsia"/>
               <w:szCs w:val="24"/>
             </w:rPr>
             <w:fldChar w:fldCharType="separate"/>
@@ -2294,7 +2229,7 @@
           </w:r>
           <w:r>
             <w:rPr>
-              <w:rFonts w:hint="eastAsia" w:ascii="宋体" w:hAnsi="宋体" w:eastAsia="宋体" w:cs="宋体"/>
+              <w:rFonts w:ascii="宋体" w:eastAsia="宋体" w:hAnsi="宋体" w:cs="宋体" w:hint="eastAsia"/>
               <w:szCs w:val="24"/>
             </w:rPr>
             <w:fldChar w:fldCharType="end"/>
@@ -2302,28 +2237,28 @@
         </w:p>
         <w:p>
           <w:pPr>
-            <w:pStyle w:val="16"/>
+            <w:pStyle w:val="TOC1"/>
             <w:tabs>
               <w:tab w:val="right" w:leader="dot" w:pos="8306"/>
             </w:tabs>
           </w:pPr>
           <w:r>
             <w:rPr>
-              <w:rFonts w:hint="eastAsia" w:ascii="宋体" w:hAnsi="宋体" w:eastAsia="宋体" w:cs="宋体"/>
+              <w:rFonts w:ascii="宋体" w:eastAsia="宋体" w:hAnsi="宋体" w:cs="宋体" w:hint="eastAsia"/>
               <w:szCs w:val="24"/>
             </w:rPr>
             <w:fldChar w:fldCharType="begin"/>
           </w:r>
           <w:r>
             <w:rPr>
-              <w:rFonts w:hint="eastAsia" w:ascii="宋体" w:hAnsi="宋体" w:eastAsia="宋体" w:cs="宋体"/>
+              <w:rFonts w:ascii="宋体" w:eastAsia="宋体" w:hAnsi="宋体" w:cs="宋体" w:hint="eastAsia"/>
               <w:szCs w:val="24"/>
             </w:rPr>
             <w:instrText xml:space="preserve"> HYPERLINK \l _Toc31174 </w:instrText>
           </w:r>
           <w:r>
             <w:rPr>
-              <w:rFonts w:hint="eastAsia" w:ascii="宋体" w:hAnsi="宋体" w:eastAsia="宋体" w:cs="宋体"/>
+              <w:rFonts w:ascii="宋体" w:eastAsia="宋体" w:hAnsi="宋体" w:cs="宋体" w:hint="eastAsia"/>
               <w:szCs w:val="24"/>
             </w:rPr>
             <w:fldChar w:fldCharType="separate"/>
@@ -2362,7 +2297,7 @@
           </w:r>
           <w:r>
             <w:rPr>
-              <w:rFonts w:hint="eastAsia" w:ascii="宋体" w:hAnsi="宋体" w:eastAsia="宋体" w:cs="宋体"/>
+              <w:rFonts w:ascii="宋体" w:eastAsia="宋体" w:hAnsi="宋体" w:cs="宋体" w:hint="eastAsia"/>
               <w:szCs w:val="24"/>
             </w:rPr>
             <w:fldChar w:fldCharType="end"/>
@@ -2370,28 +2305,28 @@
         </w:p>
         <w:p>
           <w:pPr>
-            <w:pStyle w:val="16"/>
+            <w:pStyle w:val="TOC1"/>
             <w:tabs>
               <w:tab w:val="right" w:leader="dot" w:pos="8306"/>
             </w:tabs>
           </w:pPr>
           <w:r>
             <w:rPr>
-              <w:rFonts w:hint="eastAsia" w:ascii="宋体" w:hAnsi="宋体" w:eastAsia="宋体" w:cs="宋体"/>
+              <w:rFonts w:ascii="宋体" w:eastAsia="宋体" w:hAnsi="宋体" w:cs="宋体" w:hint="eastAsia"/>
               <w:szCs w:val="24"/>
             </w:rPr>
             <w:fldChar w:fldCharType="begin"/>
           </w:r>
           <w:r>
             <w:rPr>
-              <w:rFonts w:hint="eastAsia" w:ascii="宋体" w:hAnsi="宋体" w:eastAsia="宋体" w:cs="宋体"/>
+              <w:rFonts w:ascii="宋体" w:eastAsia="宋体" w:hAnsi="宋体" w:cs="宋体" w:hint="eastAsia"/>
               <w:szCs w:val="24"/>
             </w:rPr>
             <w:instrText xml:space="preserve"> HYPERLINK \l _Toc21546 </w:instrText>
           </w:r>
           <w:r>
             <w:rPr>
-              <w:rFonts w:hint="eastAsia" w:ascii="宋体" w:hAnsi="宋体" w:eastAsia="宋体" w:cs="宋体"/>
+              <w:rFonts w:ascii="宋体" w:eastAsia="宋体" w:hAnsi="宋体" w:cs="宋体" w:hint="eastAsia"/>
               <w:szCs w:val="24"/>
             </w:rPr>
             <w:fldChar w:fldCharType="separate"/>
@@ -2430,7 +2365,7 @@
           </w:r>
           <w:r>
             <w:rPr>
-              <w:rFonts w:hint="eastAsia" w:ascii="宋体" w:hAnsi="宋体" w:eastAsia="宋体" w:cs="宋体"/>
+              <w:rFonts w:ascii="宋体" w:eastAsia="宋体" w:hAnsi="宋体" w:cs="宋体" w:hint="eastAsia"/>
               <w:szCs w:val="24"/>
             </w:rPr>
             <w:fldChar w:fldCharType="end"/>
@@ -2438,28 +2373,28 @@
         </w:p>
         <w:p>
           <w:pPr>
-            <w:pStyle w:val="16"/>
+            <w:pStyle w:val="TOC1"/>
             <w:tabs>
               <w:tab w:val="right" w:leader="dot" w:pos="8306"/>
             </w:tabs>
           </w:pPr>
           <w:r>
             <w:rPr>
-              <w:rFonts w:hint="eastAsia" w:ascii="宋体" w:hAnsi="宋体" w:eastAsia="宋体" w:cs="宋体"/>
+              <w:rFonts w:ascii="宋体" w:eastAsia="宋体" w:hAnsi="宋体" w:cs="宋体" w:hint="eastAsia"/>
               <w:szCs w:val="24"/>
             </w:rPr>
             <w:fldChar w:fldCharType="begin"/>
           </w:r>
           <w:r>
             <w:rPr>
-              <w:rFonts w:hint="eastAsia" w:ascii="宋体" w:hAnsi="宋体" w:eastAsia="宋体" w:cs="宋体"/>
+              <w:rFonts w:ascii="宋体" w:eastAsia="宋体" w:hAnsi="宋体" w:cs="宋体" w:hint="eastAsia"/>
               <w:szCs w:val="24"/>
             </w:rPr>
             <w:instrText xml:space="preserve"> HYPERLINK \l _Toc10545 </w:instrText>
           </w:r>
           <w:r>
             <w:rPr>
-              <w:rFonts w:hint="eastAsia" w:ascii="宋体" w:hAnsi="宋体" w:eastAsia="宋体" w:cs="宋体"/>
+              <w:rFonts w:ascii="宋体" w:eastAsia="宋体" w:hAnsi="宋体" w:cs="宋体" w:hint="eastAsia"/>
               <w:szCs w:val="24"/>
             </w:rPr>
             <w:fldChar w:fldCharType="separate"/>
@@ -2498,7 +2433,7 @@
           </w:r>
           <w:r>
             <w:rPr>
-              <w:rFonts w:hint="eastAsia" w:ascii="宋体" w:hAnsi="宋体" w:eastAsia="宋体" w:cs="宋体"/>
+              <w:rFonts w:ascii="宋体" w:eastAsia="宋体" w:hAnsi="宋体" w:cs="宋体" w:hint="eastAsia"/>
               <w:szCs w:val="24"/>
             </w:rPr>
             <w:fldChar w:fldCharType="end"/>
@@ -2506,28 +2441,28 @@
         </w:p>
         <w:p>
           <w:pPr>
-            <w:pStyle w:val="17"/>
+            <w:pStyle w:val="TOC2"/>
             <w:tabs>
               <w:tab w:val="right" w:leader="dot" w:pos="8306"/>
             </w:tabs>
           </w:pPr>
           <w:r>
             <w:rPr>
-              <w:rFonts w:hint="eastAsia" w:ascii="宋体" w:hAnsi="宋体" w:eastAsia="宋体" w:cs="宋体"/>
+              <w:rFonts w:ascii="宋体" w:eastAsia="宋体" w:hAnsi="宋体" w:cs="宋体" w:hint="eastAsia"/>
               <w:szCs w:val="24"/>
             </w:rPr>
             <w:fldChar w:fldCharType="begin"/>
           </w:r>
           <w:r>
             <w:rPr>
-              <w:rFonts w:hint="eastAsia" w:ascii="宋体" w:hAnsi="宋体" w:eastAsia="宋体" w:cs="宋体"/>
+              <w:rFonts w:ascii="宋体" w:eastAsia="宋体" w:hAnsi="宋体" w:cs="宋体" w:hint="eastAsia"/>
               <w:szCs w:val="24"/>
             </w:rPr>
             <w:instrText xml:space="preserve"> HYPERLINK \l _Toc15154 </w:instrText>
           </w:r>
           <w:r>
             <w:rPr>
-              <w:rFonts w:hint="eastAsia" w:ascii="宋体" w:hAnsi="宋体" w:eastAsia="宋体" w:cs="宋体"/>
+              <w:rFonts w:ascii="宋体" w:eastAsia="宋体" w:hAnsi="宋体" w:cs="宋体" w:hint="eastAsia"/>
               <w:szCs w:val="24"/>
             </w:rPr>
             <w:fldChar w:fldCharType="separate"/>
@@ -2566,7 +2501,7 @@
           </w:r>
           <w:r>
             <w:rPr>
-              <w:rFonts w:hint="eastAsia" w:ascii="宋体" w:hAnsi="宋体" w:eastAsia="宋体" w:cs="宋体"/>
+              <w:rFonts w:ascii="宋体" w:eastAsia="宋体" w:hAnsi="宋体" w:cs="宋体" w:hint="eastAsia"/>
               <w:szCs w:val="24"/>
             </w:rPr>
             <w:fldChar w:fldCharType="end"/>
@@ -2574,28 +2509,28 @@
         </w:p>
         <w:p>
           <w:pPr>
-            <w:pStyle w:val="17"/>
+            <w:pStyle w:val="TOC2"/>
             <w:tabs>
               <w:tab w:val="right" w:leader="dot" w:pos="8306"/>
             </w:tabs>
           </w:pPr>
           <w:r>
             <w:rPr>
-              <w:rFonts w:hint="eastAsia" w:ascii="宋体" w:hAnsi="宋体" w:eastAsia="宋体" w:cs="宋体"/>
+              <w:rFonts w:ascii="宋体" w:eastAsia="宋体" w:hAnsi="宋体" w:cs="宋体" w:hint="eastAsia"/>
               <w:szCs w:val="24"/>
             </w:rPr>
             <w:fldChar w:fldCharType="begin"/>
           </w:r>
           <w:r>
             <w:rPr>
-              <w:rFonts w:hint="eastAsia" w:ascii="宋体" w:hAnsi="宋体" w:eastAsia="宋体" w:cs="宋体"/>
+              <w:rFonts w:ascii="宋体" w:eastAsia="宋体" w:hAnsi="宋体" w:cs="宋体" w:hint="eastAsia"/>
               <w:szCs w:val="24"/>
             </w:rPr>
             <w:instrText xml:space="preserve"> HYPERLINK \l _Toc22754 </w:instrText>
           </w:r>
           <w:r>
             <w:rPr>
-              <w:rFonts w:hint="eastAsia" w:ascii="宋体" w:hAnsi="宋体" w:eastAsia="宋体" w:cs="宋体"/>
+              <w:rFonts w:ascii="宋体" w:eastAsia="宋体" w:hAnsi="宋体" w:cs="宋体" w:hint="eastAsia"/>
               <w:szCs w:val="24"/>
             </w:rPr>
             <w:fldChar w:fldCharType="separate"/>
@@ -2634,7 +2569,7 @@
           </w:r>
           <w:r>
             <w:rPr>
-              <w:rFonts w:hint="eastAsia" w:ascii="宋体" w:hAnsi="宋体" w:eastAsia="宋体" w:cs="宋体"/>
+              <w:rFonts w:ascii="宋体" w:eastAsia="宋体" w:hAnsi="宋体" w:cs="宋体" w:hint="eastAsia"/>
               <w:szCs w:val="24"/>
             </w:rPr>
             <w:fldChar w:fldCharType="end"/>
@@ -2642,28 +2577,28 @@
         </w:p>
         <w:p>
           <w:pPr>
-            <w:pStyle w:val="17"/>
+            <w:pStyle w:val="TOC2"/>
             <w:tabs>
               <w:tab w:val="right" w:leader="dot" w:pos="8306"/>
             </w:tabs>
           </w:pPr>
           <w:r>
             <w:rPr>
-              <w:rFonts w:hint="eastAsia" w:ascii="宋体" w:hAnsi="宋体" w:eastAsia="宋体" w:cs="宋体"/>
+              <w:rFonts w:ascii="宋体" w:eastAsia="宋体" w:hAnsi="宋体" w:cs="宋体" w:hint="eastAsia"/>
               <w:szCs w:val="24"/>
             </w:rPr>
             <w:fldChar w:fldCharType="begin"/>
           </w:r>
           <w:r>
             <w:rPr>
-              <w:rFonts w:hint="eastAsia" w:ascii="宋体" w:hAnsi="宋体" w:eastAsia="宋体" w:cs="宋体"/>
+              <w:rFonts w:ascii="宋体" w:eastAsia="宋体" w:hAnsi="宋体" w:cs="宋体" w:hint="eastAsia"/>
               <w:szCs w:val="24"/>
             </w:rPr>
             <w:instrText xml:space="preserve"> HYPERLINK \l _Toc12270 </w:instrText>
           </w:r>
           <w:r>
             <w:rPr>
-              <w:rFonts w:hint="eastAsia" w:ascii="宋体" w:hAnsi="宋体" w:eastAsia="宋体" w:cs="宋体"/>
+              <w:rFonts w:ascii="宋体" w:eastAsia="宋体" w:hAnsi="宋体" w:cs="宋体" w:hint="eastAsia"/>
               <w:szCs w:val="24"/>
             </w:rPr>
             <w:fldChar w:fldCharType="separate"/>
@@ -2702,7 +2637,7 @@
           </w:r>
           <w:r>
             <w:rPr>
-              <w:rFonts w:hint="eastAsia" w:ascii="宋体" w:hAnsi="宋体" w:eastAsia="宋体" w:cs="宋体"/>
+              <w:rFonts w:ascii="宋体" w:eastAsia="宋体" w:hAnsi="宋体" w:cs="宋体" w:hint="eastAsia"/>
               <w:szCs w:val="24"/>
             </w:rPr>
             <w:fldChar w:fldCharType="end"/>
@@ -2710,28 +2645,28 @@
         </w:p>
         <w:p>
           <w:pPr>
-            <w:pStyle w:val="16"/>
+            <w:pStyle w:val="TOC1"/>
             <w:tabs>
               <w:tab w:val="right" w:leader="dot" w:pos="8306"/>
             </w:tabs>
           </w:pPr>
           <w:r>
             <w:rPr>
-              <w:rFonts w:hint="eastAsia" w:ascii="宋体" w:hAnsi="宋体" w:eastAsia="宋体" w:cs="宋体"/>
+              <w:rFonts w:ascii="宋体" w:eastAsia="宋体" w:hAnsi="宋体" w:cs="宋体" w:hint="eastAsia"/>
               <w:szCs w:val="24"/>
             </w:rPr>
             <w:fldChar w:fldCharType="begin"/>
           </w:r>
           <w:r>
             <w:rPr>
-              <w:rFonts w:hint="eastAsia" w:ascii="宋体" w:hAnsi="宋体" w:eastAsia="宋体" w:cs="宋体"/>
+              <w:rFonts w:ascii="宋体" w:eastAsia="宋体" w:hAnsi="宋体" w:cs="宋体" w:hint="eastAsia"/>
               <w:szCs w:val="24"/>
             </w:rPr>
             <w:instrText xml:space="preserve"> HYPERLINK \l _Toc22755 </w:instrText>
           </w:r>
           <w:r>
             <w:rPr>
-              <w:rFonts w:hint="eastAsia" w:ascii="宋体" w:hAnsi="宋体" w:eastAsia="宋体" w:cs="宋体"/>
+              <w:rFonts w:ascii="宋体" w:eastAsia="宋体" w:hAnsi="宋体" w:cs="宋体" w:hint="eastAsia"/>
               <w:szCs w:val="24"/>
             </w:rPr>
             <w:fldChar w:fldCharType="separate"/>
@@ -2770,7 +2705,7 @@
           </w:r>
           <w:r>
             <w:rPr>
-              <w:rFonts w:hint="eastAsia" w:ascii="宋体" w:hAnsi="宋体" w:eastAsia="宋体" w:cs="宋体"/>
+              <w:rFonts w:ascii="宋体" w:eastAsia="宋体" w:hAnsi="宋体" w:cs="宋体" w:hint="eastAsia"/>
               <w:szCs w:val="24"/>
             </w:rPr>
             <w:fldChar w:fldCharType="end"/>
@@ -2778,28 +2713,28 @@
         </w:p>
         <w:p>
           <w:pPr>
-            <w:pStyle w:val="17"/>
+            <w:pStyle w:val="TOC2"/>
             <w:tabs>
               <w:tab w:val="right" w:leader="dot" w:pos="8306"/>
             </w:tabs>
           </w:pPr>
           <w:r>
             <w:rPr>
-              <w:rFonts w:hint="eastAsia" w:ascii="宋体" w:hAnsi="宋体" w:eastAsia="宋体" w:cs="宋体"/>
+              <w:rFonts w:ascii="宋体" w:eastAsia="宋体" w:hAnsi="宋体" w:cs="宋体" w:hint="eastAsia"/>
               <w:szCs w:val="24"/>
             </w:rPr>
             <w:fldChar w:fldCharType="begin"/>
           </w:r>
           <w:r>
             <w:rPr>
-              <w:rFonts w:hint="eastAsia" w:ascii="宋体" w:hAnsi="宋体" w:eastAsia="宋体" w:cs="宋体"/>
+              <w:rFonts w:ascii="宋体" w:eastAsia="宋体" w:hAnsi="宋体" w:cs="宋体" w:hint="eastAsia"/>
               <w:szCs w:val="24"/>
             </w:rPr>
             <w:instrText xml:space="preserve"> HYPERLINK \l _Toc22631 </w:instrText>
           </w:r>
           <w:r>
             <w:rPr>
-              <w:rFonts w:hint="eastAsia" w:ascii="宋体" w:hAnsi="宋体" w:eastAsia="宋体" w:cs="宋体"/>
+              <w:rFonts w:ascii="宋体" w:eastAsia="宋体" w:hAnsi="宋体" w:cs="宋体" w:hint="eastAsia"/>
               <w:szCs w:val="24"/>
             </w:rPr>
             <w:fldChar w:fldCharType="separate"/>
@@ -2838,7 +2773,7 @@
           </w:r>
           <w:r>
             <w:rPr>
-              <w:rFonts w:hint="eastAsia" w:ascii="宋体" w:hAnsi="宋体" w:eastAsia="宋体" w:cs="宋体"/>
+              <w:rFonts w:ascii="宋体" w:eastAsia="宋体" w:hAnsi="宋体" w:cs="宋体" w:hint="eastAsia"/>
               <w:szCs w:val="24"/>
             </w:rPr>
             <w:fldChar w:fldCharType="end"/>
@@ -2846,28 +2781,28 @@
         </w:p>
         <w:p>
           <w:pPr>
-            <w:pStyle w:val="17"/>
+            <w:pStyle w:val="TOC2"/>
             <w:tabs>
               <w:tab w:val="right" w:leader="dot" w:pos="8306"/>
             </w:tabs>
           </w:pPr>
           <w:r>
             <w:rPr>
-              <w:rFonts w:hint="eastAsia" w:ascii="宋体" w:hAnsi="宋体" w:eastAsia="宋体" w:cs="宋体"/>
+              <w:rFonts w:ascii="宋体" w:eastAsia="宋体" w:hAnsi="宋体" w:cs="宋体" w:hint="eastAsia"/>
               <w:szCs w:val="24"/>
             </w:rPr>
             <w:fldChar w:fldCharType="begin"/>
           </w:r>
           <w:r>
             <w:rPr>
-              <w:rFonts w:hint="eastAsia" w:ascii="宋体" w:hAnsi="宋体" w:eastAsia="宋体" w:cs="宋体"/>
+              <w:rFonts w:ascii="宋体" w:eastAsia="宋体" w:hAnsi="宋体" w:cs="宋体" w:hint="eastAsia"/>
               <w:szCs w:val="24"/>
             </w:rPr>
             <w:instrText xml:space="preserve"> HYPERLINK \l _Toc7329 </w:instrText>
           </w:r>
           <w:r>
             <w:rPr>
-              <w:rFonts w:hint="eastAsia" w:ascii="宋体" w:hAnsi="宋体" w:eastAsia="宋体" w:cs="宋体"/>
+              <w:rFonts w:ascii="宋体" w:eastAsia="宋体" w:hAnsi="宋体" w:cs="宋体" w:hint="eastAsia"/>
               <w:szCs w:val="24"/>
             </w:rPr>
             <w:fldChar w:fldCharType="separate"/>
@@ -2906,7 +2841,7 @@
           </w:r>
           <w:r>
             <w:rPr>
-              <w:rFonts w:hint="eastAsia" w:ascii="宋体" w:hAnsi="宋体" w:eastAsia="宋体" w:cs="宋体"/>
+              <w:rFonts w:ascii="宋体" w:eastAsia="宋体" w:hAnsi="宋体" w:cs="宋体" w:hint="eastAsia"/>
               <w:szCs w:val="24"/>
             </w:rPr>
             <w:fldChar w:fldCharType="end"/>
@@ -2914,28 +2849,28 @@
         </w:p>
         <w:p>
           <w:pPr>
-            <w:pStyle w:val="17"/>
+            <w:pStyle w:val="TOC2"/>
             <w:tabs>
               <w:tab w:val="right" w:leader="dot" w:pos="8306"/>
             </w:tabs>
           </w:pPr>
           <w:r>
             <w:rPr>
-              <w:rFonts w:hint="eastAsia" w:ascii="宋体" w:hAnsi="宋体" w:eastAsia="宋体" w:cs="宋体"/>
+              <w:rFonts w:ascii="宋体" w:eastAsia="宋体" w:hAnsi="宋体" w:cs="宋体" w:hint="eastAsia"/>
               <w:szCs w:val="24"/>
             </w:rPr>
             <w:fldChar w:fldCharType="begin"/>
           </w:r>
           <w:r>
             <w:rPr>
-              <w:rFonts w:hint="eastAsia" w:ascii="宋体" w:hAnsi="宋体" w:eastAsia="宋体" w:cs="宋体"/>
+              <w:rFonts w:ascii="宋体" w:eastAsia="宋体" w:hAnsi="宋体" w:cs="宋体" w:hint="eastAsia"/>
               <w:szCs w:val="24"/>
             </w:rPr>
             <w:instrText xml:space="preserve"> HYPERLINK \l _Toc12755 </w:instrText>
           </w:r>
           <w:r>
             <w:rPr>
-              <w:rFonts w:hint="eastAsia" w:ascii="宋体" w:hAnsi="宋体" w:eastAsia="宋体" w:cs="宋体"/>
+              <w:rFonts w:ascii="宋体" w:eastAsia="宋体" w:hAnsi="宋体" w:cs="宋体" w:hint="eastAsia"/>
               <w:szCs w:val="24"/>
             </w:rPr>
             <w:fldChar w:fldCharType="separate"/>
@@ -2974,7 +2909,7 @@
           </w:r>
           <w:r>
             <w:rPr>
-              <w:rFonts w:hint="eastAsia" w:ascii="宋体" w:hAnsi="宋体" w:eastAsia="宋体" w:cs="宋体"/>
+              <w:rFonts w:ascii="宋体" w:eastAsia="宋体" w:hAnsi="宋体" w:cs="宋体" w:hint="eastAsia"/>
               <w:szCs w:val="24"/>
             </w:rPr>
             <w:fldChar w:fldCharType="end"/>
@@ -2982,28 +2917,28 @@
         </w:p>
         <w:p>
           <w:pPr>
-            <w:pStyle w:val="17"/>
+            <w:pStyle w:val="TOC2"/>
             <w:tabs>
               <w:tab w:val="right" w:leader="dot" w:pos="8306"/>
             </w:tabs>
           </w:pPr>
           <w:r>
             <w:rPr>
-              <w:rFonts w:hint="eastAsia" w:ascii="宋体" w:hAnsi="宋体" w:eastAsia="宋体" w:cs="宋体"/>
+              <w:rFonts w:ascii="宋体" w:eastAsia="宋体" w:hAnsi="宋体" w:cs="宋体" w:hint="eastAsia"/>
               <w:szCs w:val="24"/>
             </w:rPr>
             <w:fldChar w:fldCharType="begin"/>
           </w:r>
           <w:r>
             <w:rPr>
-              <w:rFonts w:hint="eastAsia" w:ascii="宋体" w:hAnsi="宋体" w:eastAsia="宋体" w:cs="宋体"/>
+              <w:rFonts w:ascii="宋体" w:eastAsia="宋体" w:hAnsi="宋体" w:cs="宋体" w:hint="eastAsia"/>
               <w:szCs w:val="24"/>
             </w:rPr>
             <w:instrText xml:space="preserve"> HYPERLINK \l _Toc3592 </w:instrText>
           </w:r>
           <w:r>
             <w:rPr>
-              <w:rFonts w:hint="eastAsia" w:ascii="宋体" w:hAnsi="宋体" w:eastAsia="宋体" w:cs="宋体"/>
+              <w:rFonts w:ascii="宋体" w:eastAsia="宋体" w:hAnsi="宋体" w:cs="宋体" w:hint="eastAsia"/>
               <w:szCs w:val="24"/>
             </w:rPr>
             <w:fldChar w:fldCharType="separate"/>
@@ -3042,7 +2977,7 @@
           </w:r>
           <w:r>
             <w:rPr>
-              <w:rFonts w:hint="eastAsia" w:ascii="宋体" w:hAnsi="宋体" w:eastAsia="宋体" w:cs="宋体"/>
+              <w:rFonts w:ascii="宋体" w:eastAsia="宋体" w:hAnsi="宋体" w:cs="宋体" w:hint="eastAsia"/>
               <w:szCs w:val="24"/>
             </w:rPr>
             <w:fldChar w:fldCharType="end"/>
@@ -3050,28 +2985,28 @@
         </w:p>
         <w:p>
           <w:pPr>
-            <w:pStyle w:val="16"/>
+            <w:pStyle w:val="TOC1"/>
             <w:tabs>
               <w:tab w:val="right" w:leader="dot" w:pos="8306"/>
             </w:tabs>
           </w:pPr>
           <w:r>
             <w:rPr>
-              <w:rFonts w:hint="eastAsia" w:ascii="宋体" w:hAnsi="宋体" w:eastAsia="宋体" w:cs="宋体"/>
+              <w:rFonts w:ascii="宋体" w:eastAsia="宋体" w:hAnsi="宋体" w:cs="宋体" w:hint="eastAsia"/>
               <w:szCs w:val="24"/>
             </w:rPr>
             <w:fldChar w:fldCharType="begin"/>
           </w:r>
           <w:r>
             <w:rPr>
-              <w:rFonts w:hint="eastAsia" w:ascii="宋体" w:hAnsi="宋体" w:eastAsia="宋体" w:cs="宋体"/>
+              <w:rFonts w:ascii="宋体" w:eastAsia="宋体" w:hAnsi="宋体" w:cs="宋体" w:hint="eastAsia"/>
               <w:szCs w:val="24"/>
             </w:rPr>
             <w:instrText xml:space="preserve"> HYPERLINK \l _Toc8633 </w:instrText>
           </w:r>
           <w:r>
             <w:rPr>
-              <w:rFonts w:hint="eastAsia" w:ascii="宋体" w:hAnsi="宋体" w:eastAsia="宋体" w:cs="宋体"/>
+              <w:rFonts w:ascii="宋体" w:eastAsia="宋体" w:hAnsi="宋体" w:cs="宋体" w:hint="eastAsia"/>
               <w:szCs w:val="24"/>
             </w:rPr>
             <w:fldChar w:fldCharType="separate"/>
@@ -3110,7 +3045,7 @@
           </w:r>
           <w:r>
             <w:rPr>
-              <w:rFonts w:hint="eastAsia" w:ascii="宋体" w:hAnsi="宋体" w:eastAsia="宋体" w:cs="宋体"/>
+              <w:rFonts w:ascii="宋体" w:eastAsia="宋体" w:hAnsi="宋体" w:cs="宋体" w:hint="eastAsia"/>
               <w:szCs w:val="24"/>
             </w:rPr>
             <w:fldChar w:fldCharType="end"/>
@@ -3118,28 +3053,28 @@
         </w:p>
         <w:p>
           <w:pPr>
-            <w:pStyle w:val="17"/>
+            <w:pStyle w:val="TOC2"/>
             <w:tabs>
               <w:tab w:val="right" w:leader="dot" w:pos="8306"/>
             </w:tabs>
           </w:pPr>
           <w:r>
             <w:rPr>
-              <w:rFonts w:hint="eastAsia" w:ascii="宋体" w:hAnsi="宋体" w:eastAsia="宋体" w:cs="宋体"/>
+              <w:rFonts w:ascii="宋体" w:eastAsia="宋体" w:hAnsi="宋体" w:cs="宋体" w:hint="eastAsia"/>
               <w:szCs w:val="24"/>
             </w:rPr>
             <w:fldChar w:fldCharType="begin"/>
           </w:r>
           <w:r>
             <w:rPr>
-              <w:rFonts w:hint="eastAsia" w:ascii="宋体" w:hAnsi="宋体" w:eastAsia="宋体" w:cs="宋体"/>
+              <w:rFonts w:ascii="宋体" w:eastAsia="宋体" w:hAnsi="宋体" w:cs="宋体" w:hint="eastAsia"/>
               <w:szCs w:val="24"/>
             </w:rPr>
             <w:instrText xml:space="preserve"> HYPERLINK \l _Toc15018 </w:instrText>
           </w:r>
           <w:r>
             <w:rPr>
-              <w:rFonts w:hint="eastAsia" w:ascii="宋体" w:hAnsi="宋体" w:eastAsia="宋体" w:cs="宋体"/>
+              <w:rFonts w:ascii="宋体" w:eastAsia="宋体" w:hAnsi="宋体" w:cs="宋体" w:hint="eastAsia"/>
               <w:szCs w:val="24"/>
             </w:rPr>
             <w:fldChar w:fldCharType="separate"/>
@@ -3178,7 +3113,7 @@
           </w:r>
           <w:r>
             <w:rPr>
-              <w:rFonts w:hint="eastAsia" w:ascii="宋体" w:hAnsi="宋体" w:eastAsia="宋体" w:cs="宋体"/>
+              <w:rFonts w:ascii="宋体" w:eastAsia="宋体" w:hAnsi="宋体" w:cs="宋体" w:hint="eastAsia"/>
               <w:szCs w:val="24"/>
             </w:rPr>
             <w:fldChar w:fldCharType="end"/>
@@ -3186,28 +3121,28 @@
         </w:p>
         <w:p>
           <w:pPr>
-            <w:pStyle w:val="17"/>
+            <w:pStyle w:val="TOC2"/>
             <w:tabs>
               <w:tab w:val="right" w:leader="dot" w:pos="8306"/>
             </w:tabs>
           </w:pPr>
           <w:r>
             <w:rPr>
-              <w:rFonts w:hint="eastAsia" w:ascii="宋体" w:hAnsi="宋体" w:eastAsia="宋体" w:cs="宋体"/>
+              <w:rFonts w:ascii="宋体" w:eastAsia="宋体" w:hAnsi="宋体" w:cs="宋体" w:hint="eastAsia"/>
               <w:szCs w:val="24"/>
             </w:rPr>
             <w:fldChar w:fldCharType="begin"/>
           </w:r>
           <w:r>
             <w:rPr>
-              <w:rFonts w:hint="eastAsia" w:ascii="宋体" w:hAnsi="宋体" w:eastAsia="宋体" w:cs="宋体"/>
+              <w:rFonts w:ascii="宋体" w:eastAsia="宋体" w:hAnsi="宋体" w:cs="宋体" w:hint="eastAsia"/>
               <w:szCs w:val="24"/>
             </w:rPr>
             <w:instrText xml:space="preserve"> HYPERLINK \l _Toc19706 </w:instrText>
           </w:r>
           <w:r>
             <w:rPr>
-              <w:rFonts w:hint="eastAsia" w:ascii="宋体" w:hAnsi="宋体" w:eastAsia="宋体" w:cs="宋体"/>
+              <w:rFonts w:ascii="宋体" w:eastAsia="宋体" w:hAnsi="宋体" w:cs="宋体" w:hint="eastAsia"/>
               <w:szCs w:val="24"/>
             </w:rPr>
             <w:fldChar w:fldCharType="separate"/>
@@ -3246,7 +3181,7 @@
           </w:r>
           <w:r>
             <w:rPr>
-              <w:rFonts w:hint="eastAsia" w:ascii="宋体" w:hAnsi="宋体" w:eastAsia="宋体" w:cs="宋体"/>
+              <w:rFonts w:ascii="宋体" w:eastAsia="宋体" w:hAnsi="宋体" w:cs="宋体" w:hint="eastAsia"/>
               <w:szCs w:val="24"/>
             </w:rPr>
             <w:fldChar w:fldCharType="end"/>
@@ -3254,28 +3189,28 @@
         </w:p>
         <w:p>
           <w:pPr>
-            <w:pStyle w:val="13"/>
+            <w:pStyle w:val="TOC3"/>
             <w:tabs>
               <w:tab w:val="right" w:leader="dot" w:pos="8306"/>
             </w:tabs>
           </w:pPr>
           <w:r>
             <w:rPr>
-              <w:rFonts w:hint="eastAsia" w:ascii="宋体" w:hAnsi="宋体" w:eastAsia="宋体" w:cs="宋体"/>
+              <w:rFonts w:ascii="宋体" w:eastAsia="宋体" w:hAnsi="宋体" w:cs="宋体" w:hint="eastAsia"/>
               <w:szCs w:val="24"/>
             </w:rPr>
             <w:fldChar w:fldCharType="begin"/>
           </w:r>
           <w:r>
             <w:rPr>
-              <w:rFonts w:hint="eastAsia" w:ascii="宋体" w:hAnsi="宋体" w:eastAsia="宋体" w:cs="宋体"/>
+              <w:rFonts w:ascii="宋体" w:eastAsia="宋体" w:hAnsi="宋体" w:cs="宋体" w:hint="eastAsia"/>
               <w:szCs w:val="24"/>
             </w:rPr>
             <w:instrText xml:space="preserve"> HYPERLINK \l _Toc13075 </w:instrText>
           </w:r>
           <w:r>
             <w:rPr>
-              <w:rFonts w:hint="eastAsia" w:ascii="宋体" w:hAnsi="宋体" w:eastAsia="宋体" w:cs="宋体"/>
+              <w:rFonts w:ascii="宋体" w:eastAsia="宋体" w:hAnsi="宋体" w:cs="宋体" w:hint="eastAsia"/>
               <w:szCs w:val="24"/>
             </w:rPr>
             <w:fldChar w:fldCharType="separate"/>
@@ -3314,7 +3249,7 @@
           </w:r>
           <w:r>
             <w:rPr>
-              <w:rFonts w:hint="eastAsia" w:ascii="宋体" w:hAnsi="宋体" w:eastAsia="宋体" w:cs="宋体"/>
+              <w:rFonts w:ascii="宋体" w:eastAsia="宋体" w:hAnsi="宋体" w:cs="宋体" w:hint="eastAsia"/>
               <w:szCs w:val="24"/>
             </w:rPr>
             <w:fldChar w:fldCharType="end"/>
@@ -3322,28 +3257,28 @@
         </w:p>
         <w:p>
           <w:pPr>
-            <w:pStyle w:val="13"/>
+            <w:pStyle w:val="TOC3"/>
             <w:tabs>
               <w:tab w:val="right" w:leader="dot" w:pos="8306"/>
             </w:tabs>
           </w:pPr>
           <w:r>
             <w:rPr>
-              <w:rFonts w:hint="eastAsia" w:ascii="宋体" w:hAnsi="宋体" w:eastAsia="宋体" w:cs="宋体"/>
+              <w:rFonts w:ascii="宋体" w:eastAsia="宋体" w:hAnsi="宋体" w:cs="宋体" w:hint="eastAsia"/>
               <w:szCs w:val="24"/>
             </w:rPr>
             <w:fldChar w:fldCharType="begin"/>
           </w:r>
           <w:r>
             <w:rPr>
-              <w:rFonts w:hint="eastAsia" w:ascii="宋体" w:hAnsi="宋体" w:eastAsia="宋体" w:cs="宋体"/>
+              <w:rFonts w:ascii="宋体" w:eastAsia="宋体" w:hAnsi="宋体" w:cs="宋体" w:hint="eastAsia"/>
               <w:szCs w:val="24"/>
             </w:rPr>
             <w:instrText xml:space="preserve"> HYPERLINK \l _Toc19549 </w:instrText>
           </w:r>
           <w:r>
             <w:rPr>
-              <w:rFonts w:hint="eastAsia" w:ascii="宋体" w:hAnsi="宋体" w:eastAsia="宋体" w:cs="宋体"/>
+              <w:rFonts w:ascii="宋体" w:eastAsia="宋体" w:hAnsi="宋体" w:cs="宋体" w:hint="eastAsia"/>
               <w:szCs w:val="24"/>
             </w:rPr>
             <w:fldChar w:fldCharType="separate"/>
@@ -3382,7 +3317,7 @@
           </w:r>
           <w:r>
             <w:rPr>
-              <w:rFonts w:hint="eastAsia" w:ascii="宋体" w:hAnsi="宋体" w:eastAsia="宋体" w:cs="宋体"/>
+              <w:rFonts w:ascii="宋体" w:eastAsia="宋体" w:hAnsi="宋体" w:cs="宋体" w:hint="eastAsia"/>
               <w:szCs w:val="24"/>
             </w:rPr>
             <w:fldChar w:fldCharType="end"/>
@@ -3390,28 +3325,28 @@
         </w:p>
         <w:p>
           <w:pPr>
-            <w:pStyle w:val="13"/>
+            <w:pStyle w:val="TOC3"/>
             <w:tabs>
               <w:tab w:val="right" w:leader="dot" w:pos="8306"/>
             </w:tabs>
           </w:pPr>
           <w:r>
             <w:rPr>
-              <w:rFonts w:hint="eastAsia" w:ascii="宋体" w:hAnsi="宋体" w:eastAsia="宋体" w:cs="宋体"/>
+              <w:rFonts w:ascii="宋体" w:eastAsia="宋体" w:hAnsi="宋体" w:cs="宋体" w:hint="eastAsia"/>
               <w:szCs w:val="24"/>
             </w:rPr>
             <w:fldChar w:fldCharType="begin"/>
           </w:r>
           <w:r>
             <w:rPr>
-              <w:rFonts w:hint="eastAsia" w:ascii="宋体" w:hAnsi="宋体" w:eastAsia="宋体" w:cs="宋体"/>
+              <w:rFonts w:ascii="宋体" w:eastAsia="宋体" w:hAnsi="宋体" w:cs="宋体" w:hint="eastAsia"/>
               <w:szCs w:val="24"/>
             </w:rPr>
             <w:instrText xml:space="preserve"> HYPERLINK \l _Toc30127 </w:instrText>
           </w:r>
           <w:r>
             <w:rPr>
-              <w:rFonts w:hint="eastAsia" w:ascii="宋体" w:hAnsi="宋体" w:eastAsia="宋体" w:cs="宋体"/>
+              <w:rFonts w:ascii="宋体" w:eastAsia="宋体" w:hAnsi="宋体" w:cs="宋体" w:hint="eastAsia"/>
               <w:szCs w:val="24"/>
             </w:rPr>
             <w:fldChar w:fldCharType="separate"/>
@@ -3450,7 +3385,7 @@
           </w:r>
           <w:r>
             <w:rPr>
-              <w:rFonts w:hint="eastAsia" w:ascii="宋体" w:hAnsi="宋体" w:eastAsia="宋体" w:cs="宋体"/>
+              <w:rFonts w:ascii="宋体" w:eastAsia="宋体" w:hAnsi="宋体" w:cs="宋体" w:hint="eastAsia"/>
               <w:szCs w:val="24"/>
             </w:rPr>
             <w:fldChar w:fldCharType="end"/>
@@ -3458,28 +3393,28 @@
         </w:p>
         <w:p>
           <w:pPr>
-            <w:pStyle w:val="17"/>
+            <w:pStyle w:val="TOC2"/>
             <w:tabs>
               <w:tab w:val="right" w:leader="dot" w:pos="8306"/>
             </w:tabs>
           </w:pPr>
           <w:r>
             <w:rPr>
-              <w:rFonts w:hint="eastAsia" w:ascii="宋体" w:hAnsi="宋体" w:eastAsia="宋体" w:cs="宋体"/>
+              <w:rFonts w:ascii="宋体" w:eastAsia="宋体" w:hAnsi="宋体" w:cs="宋体" w:hint="eastAsia"/>
               <w:szCs w:val="24"/>
             </w:rPr>
             <w:fldChar w:fldCharType="begin"/>
           </w:r>
           <w:r>
             <w:rPr>
-              <w:rFonts w:hint="eastAsia" w:ascii="宋体" w:hAnsi="宋体" w:eastAsia="宋体" w:cs="宋体"/>
+              <w:rFonts w:ascii="宋体" w:eastAsia="宋体" w:hAnsi="宋体" w:cs="宋体" w:hint="eastAsia"/>
               <w:szCs w:val="24"/>
             </w:rPr>
             <w:instrText xml:space="preserve"> HYPERLINK \l _Toc21080 </w:instrText>
           </w:r>
           <w:r>
             <w:rPr>
-              <w:rFonts w:hint="eastAsia" w:ascii="宋体" w:hAnsi="宋体" w:eastAsia="宋体" w:cs="宋体"/>
+              <w:rFonts w:ascii="宋体" w:eastAsia="宋体" w:hAnsi="宋体" w:cs="宋体" w:hint="eastAsia"/>
               <w:szCs w:val="24"/>
             </w:rPr>
             <w:fldChar w:fldCharType="separate"/>
@@ -3518,7 +3453,7 @@
           </w:r>
           <w:r>
             <w:rPr>
-              <w:rFonts w:hint="eastAsia" w:ascii="宋体" w:hAnsi="宋体" w:eastAsia="宋体" w:cs="宋体"/>
+              <w:rFonts w:ascii="宋体" w:eastAsia="宋体" w:hAnsi="宋体" w:cs="宋体" w:hint="eastAsia"/>
               <w:szCs w:val="24"/>
             </w:rPr>
             <w:fldChar w:fldCharType="end"/>
@@ -3526,28 +3461,28 @@
         </w:p>
         <w:p>
           <w:pPr>
-            <w:pStyle w:val="17"/>
+            <w:pStyle w:val="TOC2"/>
             <w:tabs>
               <w:tab w:val="right" w:leader="dot" w:pos="8306"/>
             </w:tabs>
           </w:pPr>
           <w:r>
             <w:rPr>
-              <w:rFonts w:hint="eastAsia" w:ascii="宋体" w:hAnsi="宋体" w:eastAsia="宋体" w:cs="宋体"/>
+              <w:rFonts w:ascii="宋体" w:eastAsia="宋体" w:hAnsi="宋体" w:cs="宋体" w:hint="eastAsia"/>
               <w:szCs w:val="24"/>
             </w:rPr>
             <w:fldChar w:fldCharType="begin"/>
           </w:r>
           <w:r>
             <w:rPr>
-              <w:rFonts w:hint="eastAsia" w:ascii="宋体" w:hAnsi="宋体" w:eastAsia="宋体" w:cs="宋体"/>
+              <w:rFonts w:ascii="宋体" w:eastAsia="宋体" w:hAnsi="宋体" w:cs="宋体" w:hint="eastAsia"/>
               <w:szCs w:val="24"/>
             </w:rPr>
             <w:instrText xml:space="preserve"> HYPERLINK \l _Toc18928 </w:instrText>
           </w:r>
           <w:r>
             <w:rPr>
-              <w:rFonts w:hint="eastAsia" w:ascii="宋体" w:hAnsi="宋体" w:eastAsia="宋体" w:cs="宋体"/>
+              <w:rFonts w:ascii="宋体" w:eastAsia="宋体" w:hAnsi="宋体" w:cs="宋体" w:hint="eastAsia"/>
               <w:szCs w:val="24"/>
             </w:rPr>
             <w:fldChar w:fldCharType="separate"/>
@@ -3586,7 +3521,7 @@
           </w:r>
           <w:r>
             <w:rPr>
-              <w:rFonts w:hint="eastAsia" w:ascii="宋体" w:hAnsi="宋体" w:eastAsia="宋体" w:cs="宋体"/>
+              <w:rFonts w:ascii="宋体" w:eastAsia="宋体" w:hAnsi="宋体" w:cs="宋体" w:hint="eastAsia"/>
               <w:szCs w:val="24"/>
             </w:rPr>
             <w:fldChar w:fldCharType="end"/>
@@ -3594,28 +3529,28 @@
         </w:p>
         <w:p>
           <w:pPr>
-            <w:pStyle w:val="17"/>
+            <w:pStyle w:val="TOC2"/>
             <w:tabs>
               <w:tab w:val="right" w:leader="dot" w:pos="8306"/>
             </w:tabs>
           </w:pPr>
           <w:r>
             <w:rPr>
-              <w:rFonts w:hint="eastAsia" w:ascii="宋体" w:hAnsi="宋体" w:eastAsia="宋体" w:cs="宋体"/>
+              <w:rFonts w:ascii="宋体" w:eastAsia="宋体" w:hAnsi="宋体" w:cs="宋体" w:hint="eastAsia"/>
               <w:szCs w:val="24"/>
             </w:rPr>
             <w:fldChar w:fldCharType="begin"/>
           </w:r>
           <w:r>
             <w:rPr>
-              <w:rFonts w:hint="eastAsia" w:ascii="宋体" w:hAnsi="宋体" w:eastAsia="宋体" w:cs="宋体"/>
+              <w:rFonts w:ascii="宋体" w:eastAsia="宋体" w:hAnsi="宋体" w:cs="宋体" w:hint="eastAsia"/>
               <w:szCs w:val="24"/>
             </w:rPr>
             <w:instrText xml:space="preserve"> HYPERLINK \l _Toc13345 </w:instrText>
           </w:r>
           <w:r>
             <w:rPr>
-              <w:rFonts w:hint="eastAsia" w:ascii="宋体" w:hAnsi="宋体" w:eastAsia="宋体" w:cs="宋体"/>
+              <w:rFonts w:ascii="宋体" w:eastAsia="宋体" w:hAnsi="宋体" w:cs="宋体" w:hint="eastAsia"/>
               <w:szCs w:val="24"/>
             </w:rPr>
             <w:fldChar w:fldCharType="separate"/>
@@ -3654,7 +3589,7 @@
           </w:r>
           <w:r>
             <w:rPr>
-              <w:rFonts w:hint="eastAsia" w:ascii="宋体" w:hAnsi="宋体" w:eastAsia="宋体" w:cs="宋体"/>
+              <w:rFonts w:ascii="宋体" w:eastAsia="宋体" w:hAnsi="宋体" w:cs="宋体" w:hint="eastAsia"/>
               <w:szCs w:val="24"/>
             </w:rPr>
             <w:fldChar w:fldCharType="end"/>
@@ -3662,28 +3597,28 @@
         </w:p>
         <w:p>
           <w:pPr>
-            <w:pStyle w:val="17"/>
+            <w:pStyle w:val="TOC2"/>
             <w:tabs>
               <w:tab w:val="right" w:leader="dot" w:pos="8306"/>
             </w:tabs>
           </w:pPr>
           <w:r>
             <w:rPr>
-              <w:rFonts w:hint="eastAsia" w:ascii="宋体" w:hAnsi="宋体" w:eastAsia="宋体" w:cs="宋体"/>
+              <w:rFonts w:ascii="宋体" w:eastAsia="宋体" w:hAnsi="宋体" w:cs="宋体" w:hint="eastAsia"/>
               <w:szCs w:val="24"/>
             </w:rPr>
             <w:fldChar w:fldCharType="begin"/>
           </w:r>
           <w:r>
             <w:rPr>
-              <w:rFonts w:hint="eastAsia" w:ascii="宋体" w:hAnsi="宋体" w:eastAsia="宋体" w:cs="宋体"/>
+              <w:rFonts w:ascii="宋体" w:eastAsia="宋体" w:hAnsi="宋体" w:cs="宋体" w:hint="eastAsia"/>
               <w:szCs w:val="24"/>
             </w:rPr>
             <w:instrText xml:space="preserve"> HYPERLINK \l _Toc21909 </w:instrText>
           </w:r>
           <w:r>
             <w:rPr>
-              <w:rFonts w:hint="eastAsia" w:ascii="宋体" w:hAnsi="宋体" w:eastAsia="宋体" w:cs="宋体"/>
+              <w:rFonts w:ascii="宋体" w:eastAsia="宋体" w:hAnsi="宋体" w:cs="宋体" w:hint="eastAsia"/>
               <w:szCs w:val="24"/>
             </w:rPr>
             <w:fldChar w:fldCharType="separate"/>
@@ -3722,7 +3657,7 @@
           </w:r>
           <w:r>
             <w:rPr>
-              <w:rFonts w:hint="eastAsia" w:ascii="宋体" w:hAnsi="宋体" w:eastAsia="宋体" w:cs="宋体"/>
+              <w:rFonts w:ascii="宋体" w:eastAsia="宋体" w:hAnsi="宋体" w:cs="宋体" w:hint="eastAsia"/>
               <w:szCs w:val="24"/>
             </w:rPr>
             <w:fldChar w:fldCharType="end"/>
@@ -3730,28 +3665,28 @@
         </w:p>
         <w:p>
           <w:pPr>
-            <w:pStyle w:val="16"/>
+            <w:pStyle w:val="TOC1"/>
             <w:tabs>
               <w:tab w:val="right" w:leader="dot" w:pos="8306"/>
             </w:tabs>
           </w:pPr>
           <w:r>
             <w:rPr>
-              <w:rFonts w:hint="eastAsia" w:ascii="宋体" w:hAnsi="宋体" w:eastAsia="宋体" w:cs="宋体"/>
+              <w:rFonts w:ascii="宋体" w:eastAsia="宋体" w:hAnsi="宋体" w:cs="宋体" w:hint="eastAsia"/>
               <w:szCs w:val="24"/>
             </w:rPr>
             <w:fldChar w:fldCharType="begin"/>
           </w:r>
           <w:r>
             <w:rPr>
-              <w:rFonts w:hint="eastAsia" w:ascii="宋体" w:hAnsi="宋体" w:eastAsia="宋体" w:cs="宋体"/>
+              <w:rFonts w:ascii="宋体" w:eastAsia="宋体" w:hAnsi="宋体" w:cs="宋体" w:hint="eastAsia"/>
               <w:szCs w:val="24"/>
             </w:rPr>
             <w:instrText xml:space="preserve"> HYPERLINK \l _Toc6225 </w:instrText>
           </w:r>
           <w:r>
             <w:rPr>
-              <w:rFonts w:hint="eastAsia" w:ascii="宋体" w:hAnsi="宋体" w:eastAsia="宋体" w:cs="宋体"/>
+              <w:rFonts w:ascii="宋体" w:eastAsia="宋体" w:hAnsi="宋体" w:cs="宋体" w:hint="eastAsia"/>
               <w:szCs w:val="24"/>
             </w:rPr>
             <w:fldChar w:fldCharType="separate"/>
@@ -3790,7 +3725,7 @@
           </w:r>
           <w:r>
             <w:rPr>
-              <w:rFonts w:hint="eastAsia" w:ascii="宋体" w:hAnsi="宋体" w:eastAsia="宋体" w:cs="宋体"/>
+              <w:rFonts w:ascii="宋体" w:eastAsia="宋体" w:hAnsi="宋体" w:cs="宋体" w:hint="eastAsia"/>
               <w:szCs w:val="24"/>
             </w:rPr>
             <w:fldChar w:fldCharType="end"/>
@@ -3798,28 +3733,28 @@
         </w:p>
         <w:p>
           <w:pPr>
-            <w:pStyle w:val="16"/>
+            <w:pStyle w:val="TOC1"/>
             <w:tabs>
               <w:tab w:val="right" w:leader="dot" w:pos="8306"/>
             </w:tabs>
           </w:pPr>
           <w:r>
             <w:rPr>
-              <w:rFonts w:hint="eastAsia" w:ascii="宋体" w:hAnsi="宋体" w:eastAsia="宋体" w:cs="宋体"/>
+              <w:rFonts w:ascii="宋体" w:eastAsia="宋体" w:hAnsi="宋体" w:cs="宋体" w:hint="eastAsia"/>
               <w:szCs w:val="24"/>
             </w:rPr>
             <w:fldChar w:fldCharType="begin"/>
           </w:r>
           <w:r>
             <w:rPr>
-              <w:rFonts w:hint="eastAsia" w:ascii="宋体" w:hAnsi="宋体" w:eastAsia="宋体" w:cs="宋体"/>
+              <w:rFonts w:ascii="宋体" w:eastAsia="宋体" w:hAnsi="宋体" w:cs="宋体" w:hint="eastAsia"/>
               <w:szCs w:val="24"/>
             </w:rPr>
             <w:instrText xml:space="preserve"> HYPERLINK \l _Toc17732 </w:instrText>
           </w:r>
           <w:r>
             <w:rPr>
-              <w:rFonts w:hint="eastAsia" w:ascii="宋体" w:hAnsi="宋体" w:eastAsia="宋体" w:cs="宋体"/>
+              <w:rFonts w:ascii="宋体" w:eastAsia="宋体" w:hAnsi="宋体" w:cs="宋体" w:hint="eastAsia"/>
               <w:szCs w:val="24"/>
             </w:rPr>
             <w:fldChar w:fldCharType="separate"/>
@@ -3858,7 +3793,7 @@
           </w:r>
           <w:r>
             <w:rPr>
-              <w:rFonts w:hint="eastAsia" w:ascii="宋体" w:hAnsi="宋体" w:eastAsia="宋体" w:cs="宋体"/>
+              <w:rFonts w:ascii="宋体" w:eastAsia="宋体" w:hAnsi="宋体" w:cs="宋体" w:hint="eastAsia"/>
               <w:szCs w:val="24"/>
             </w:rPr>
             <w:fldChar w:fldCharType="end"/>
@@ -3880,7 +3815,7 @@
             <w:snapToGrid w:val="0"/>
             <w:textAlignment w:val="baseline"/>
             <w:rPr>
-              <w:rFonts w:hint="eastAsia" w:ascii="宋体" w:hAnsi="宋体" w:eastAsia="宋体" w:cs="宋体"/>
+              <w:rFonts w:ascii="宋体" w:eastAsia="宋体" w:hAnsi="宋体" w:cs="宋体" w:hint="eastAsia"/>
               <w:snapToGrid w:val="0"/>
               <w:color w:val="000000"/>
               <w:kern w:val="0"/>
@@ -3891,7 +3826,7 @@
           </w:pPr>
           <w:r>
             <w:rPr>
-              <w:rFonts w:hint="eastAsia" w:ascii="宋体" w:hAnsi="宋体" w:eastAsia="宋体" w:cs="宋体"/>
+              <w:rFonts w:ascii="宋体" w:eastAsia="宋体" w:hAnsi="宋体" w:cs="宋体" w:hint="eastAsia"/>
               <w:szCs w:val="24"/>
             </w:rPr>
             <w:fldChar w:fldCharType="end"/>
@@ -3915,7 +3850,7 @@
         <w:snapToGrid w:val="0"/>
         <w:textAlignment w:val="baseline"/>
         <w:rPr>
-          <w:rFonts w:ascii="Arial" w:hAnsi="Arial" w:eastAsia="Arial" w:cs="Arial"/>
+          <w:rFonts w:ascii="Arial" w:eastAsia="Arial" w:hAnsi="Arial" w:cs="Arial"/>
           <w:snapToGrid w:val="0"/>
           <w:color w:val="000000"/>
           <w:kern w:val="0"/>
@@ -3926,7 +3861,7 @@
       </w:pPr>
       <w:r>
         <w:rPr>
-          <w:rFonts w:ascii="Arial" w:hAnsi="Arial" w:eastAsia="Arial" w:cs="Arial"/>
+          <w:rFonts w:ascii="Arial" w:eastAsia="Arial" w:hAnsi="Arial" w:cs="Arial"/>
           <w:snapToGrid w:val="0"/>
           <w:color w:val="000000"/>
           <w:kern w:val="0"/>
@@ -3939,7 +3874,7 @@
     </w:p>
     <w:p>
       <w:pPr>
-        <w:pStyle w:val="28"/>
+        <w:pStyle w:val="1"/>
         <w:bidi w:val="0"/>
         <w:rPr>
           <w:rFonts w:hint="eastAsia"/>
@@ -3958,7 +3893,7 @@
     </w:p>
     <w:p>
       <w:pPr>
-        <w:pStyle w:val="29"/>
+        <w:pStyle w:val="a1"/>
         <w:bidi w:val="0"/>
         <w:rPr>
           <w:rFonts w:hint="eastAsia"/>
@@ -3975,7 +3910,7 @@
     </w:p>
     <w:p>
       <w:pPr>
-        <w:pStyle w:val="28"/>
+        <w:pStyle w:val="1"/>
         <w:bidi w:val="0"/>
         <w:rPr>
           <w:rFonts w:hint="eastAsia"/>
@@ -3994,7 +3929,7 @@
     </w:p>
     <w:p>
       <w:pPr>
-        <w:pStyle w:val="29"/>
+        <w:pStyle w:val="a1"/>
         <w:bidi w:val="0"/>
         <w:rPr>
           <w:rFonts w:hint="eastAsia"/>
@@ -4011,7 +3946,7 @@
     </w:p>
     <w:p>
       <w:pPr>
-        <w:pStyle w:val="28"/>
+        <w:pStyle w:val="1"/>
         <w:bidi w:val="0"/>
         <w:rPr>
           <w:rFonts w:hint="eastAsia"/>
@@ -4030,7 +3965,7 @@
     </w:p>
     <w:p>
       <w:pPr>
-        <w:pStyle w:val="30"/>
+        <w:pStyle w:val="2"/>
         <w:bidi w:val="0"/>
         <w:rPr>
           <w:rFonts w:hint="eastAsia"/>
@@ -4049,7 +3984,7 @@
     </w:p>
     <w:p>
       <w:pPr>
-        <w:pStyle w:val="29"/>
+        <w:pStyle w:val="a1"/>
         <w:bidi w:val="0"/>
         <w:rPr>
           <w:rFonts w:hint="eastAsia"/>
@@ -4066,7 +4001,7 @@
     </w:p>
     <w:p>
       <w:pPr>
-        <w:pStyle w:val="30"/>
+        <w:pStyle w:val="2"/>
         <w:bidi w:val="0"/>
         <w:rPr>
           <w:rFonts w:hint="eastAsia"/>
@@ -4085,7 +4020,7 @@
     </w:p>
     <w:p>
       <w:pPr>
-        <w:pStyle w:val="29"/>
+        <w:pStyle w:val="a1"/>
         <w:bidi w:val="0"/>
         <w:rPr>
           <w:rFonts w:hint="eastAsia"/>
@@ -4102,7 +4037,7 @@
     </w:p>
     <w:p>
       <w:pPr>
-        <w:pStyle w:val="30"/>
+        <w:pStyle w:val="2"/>
         <w:bidi w:val="0"/>
         <w:rPr>
           <w:rFonts w:hint="eastAsia"/>
@@ -4121,7 +4056,7 @@
     </w:p>
     <w:p>
       <w:pPr>
-        <w:pStyle w:val="29"/>
+        <w:pStyle w:val="a1"/>
         <w:bidi w:val="0"/>
         <w:rPr>
           <w:rFonts w:hint="eastAsia"/>
@@ -4138,7 +4073,7 @@
     </w:p>
     <w:p>
       <w:pPr>
-        <w:pStyle w:val="28"/>
+        <w:pStyle w:val="1"/>
         <w:bidi w:val="0"/>
         <w:rPr>
           <w:rFonts w:hint="eastAsia"/>
@@ -4157,7 +4092,7 @@
     </w:p>
     <w:p>
       <w:pPr>
-        <w:pStyle w:val="30"/>
+        <w:pStyle w:val="2"/>
         <w:bidi w:val="0"/>
         <w:rPr>
           <w:rFonts w:hint="eastAsia"/>
@@ -4176,7 +4111,7 @@
     </w:p>
     <w:p>
       <w:pPr>
-        <w:pStyle w:val="40"/>
+        <w:pStyle w:val="a3"/>
         <w:numPr>
           <w:ilvl w:val="0"/>
           <w:numId w:val="2"/>
@@ -4197,7 +4132,7 @@
     </w:p>
     <w:p>
       <w:pPr>
-        <w:pStyle w:val="40"/>
+        <w:pStyle w:val="a3"/>
         <w:numPr>
           <w:ilvl w:val="0"/>
           <w:numId w:val="2"/>
@@ -4218,7 +4153,7 @@
     </w:p>
     <w:p>
       <w:pPr>
-        <w:pStyle w:val="40"/>
+        <w:pStyle w:val="a3"/>
         <w:numPr>
           <w:ilvl w:val="0"/>
           <w:numId w:val="2"/>
@@ -4239,7 +4174,7 @@
     </w:p>
     <w:p>
       <w:pPr>
-        <w:pStyle w:val="40"/>
+        <w:pStyle w:val="a3"/>
         <w:numPr>
           <w:ilvl w:val="0"/>
           <w:numId w:val="2"/>
@@ -4260,7 +4195,7 @@
     </w:p>
     <w:p>
       <w:pPr>
-        <w:pStyle w:val="30"/>
+        <w:pStyle w:val="2"/>
         <w:bidi w:val="0"/>
         <w:rPr>
           <w:rFonts w:hint="eastAsia"/>
@@ -4279,7 +4214,7 @@
     </w:p>
     <w:p>
       <w:pPr>
-        <w:pStyle w:val="29"/>
+        <w:pStyle w:val="a1"/>
         <w:numPr>
           <w:ilvl w:val="0"/>
           <w:numId w:val="0"/>
@@ -4301,7 +4236,7 @@
     </w:p>
     <w:p>
       <w:pPr>
-        <w:pStyle w:val="29"/>
+        <w:pStyle w:val="a1"/>
         <w:numPr>
           <w:ilvl w:val="0"/>
           <w:numId w:val="0"/>
@@ -4323,7 +4258,7 @@
     </w:p>
     <w:p>
       <w:pPr>
-        <w:pStyle w:val="29"/>
+        <w:pStyle w:val="a1"/>
         <w:numPr>
           <w:ilvl w:val="0"/>
           <w:numId w:val="0"/>
@@ -4345,7 +4280,7 @@
     </w:p>
     <w:p>
       <w:pPr>
-        <w:pStyle w:val="30"/>
+        <w:pStyle w:val="2"/>
         <w:bidi w:val="0"/>
         <w:rPr>
           <w:rFonts w:hint="eastAsia"/>
@@ -4364,7 +4299,7 @@
     </w:p>
     <w:p>
       <w:pPr>
-        <w:pStyle w:val="29"/>
+        <w:pStyle w:val="a1"/>
         <w:numPr>
           <w:ilvl w:val="0"/>
           <w:numId w:val="0"/>
@@ -4386,7 +4321,7 @@
     </w:p>
     <w:p>
       <w:pPr>
-        <w:pStyle w:val="29"/>
+        <w:pStyle w:val="a1"/>
         <w:numPr>
           <w:ilvl w:val="0"/>
           <w:numId w:val="0"/>
@@ -4408,7 +4343,7 @@
     </w:p>
     <w:p>
       <w:pPr>
-        <w:pStyle w:val="30"/>
+        <w:pStyle w:val="2"/>
         <w:bidi w:val="0"/>
         <w:rPr>
           <w:rFonts w:hint="eastAsia"/>
@@ -4427,7 +4362,7 @@
     </w:p>
     <w:p>
       <w:pPr>
-        <w:pStyle w:val="29"/>
+        <w:pStyle w:val="a1"/>
         <w:numPr>
           <w:ilvl w:val="0"/>
           <w:numId w:val="0"/>
@@ -4449,7 +4384,7 @@
     </w:p>
     <w:p>
       <w:pPr>
-        <w:pStyle w:val="29"/>
+        <w:pStyle w:val="a1"/>
         <w:numPr>
           <w:ilvl w:val="0"/>
           <w:numId w:val="0"/>
@@ -4471,7 +4406,7 @@
     </w:p>
     <w:p>
       <w:pPr>
-        <w:pStyle w:val="29"/>
+        <w:pStyle w:val="a1"/>
         <w:numPr>
           <w:ilvl w:val="0"/>
           <w:numId w:val="0"/>
@@ -4493,7 +4428,7 @@
     </w:p>
     <w:p>
       <w:pPr>
-        <w:pStyle w:val="28"/>
+        <w:pStyle w:val="1"/>
         <w:bidi w:val="0"/>
         <w:rPr>
           <w:rFonts w:hint="eastAsia"/>
@@ -4512,7 +4447,7 @@
     </w:p>
     <w:p>
       <w:pPr>
-        <w:pStyle w:val="30"/>
+        <w:pStyle w:val="2"/>
         <w:bidi w:val="0"/>
         <w:rPr>
           <w:rFonts w:hint="eastAsia"/>
@@ -4531,7 +4466,7 @@
     </w:p>
     <w:p>
       <w:pPr>
-        <w:pStyle w:val="29"/>
+        <w:pStyle w:val="a1"/>
         <w:numPr>
           <w:ilvl w:val="0"/>
           <w:numId w:val="0"/>
@@ -4553,7 +4488,7 @@
     </w:p>
     <w:p>
       <w:pPr>
-        <w:pStyle w:val="29"/>
+        <w:pStyle w:val="a1"/>
         <w:numPr>
           <w:ilvl w:val="0"/>
           <w:numId w:val="0"/>
@@ -4575,7 +4510,7 @@
     </w:p>
     <w:p>
       <w:pPr>
-        <w:pStyle w:val="29"/>
+        <w:pStyle w:val="a1"/>
         <w:numPr>
           <w:ilvl w:val="0"/>
           <w:numId w:val="0"/>
@@ -4597,7 +4532,7 @@
     </w:p>
     <w:p>
       <w:pPr>
-        <w:pStyle w:val="29"/>
+        <w:pStyle w:val="a1"/>
         <w:numPr>
           <w:ilvl w:val="0"/>
           <w:numId w:val="0"/>
@@ -4619,7 +4554,7 @@
     </w:p>
     <w:p>
       <w:pPr>
-        <w:pStyle w:val="29"/>
+        <w:pStyle w:val="a1"/>
         <w:numPr>
           <w:ilvl w:val="0"/>
           <w:numId w:val="0"/>
@@ -4641,7 +4576,7 @@
     </w:p>
     <w:p>
       <w:pPr>
-        <w:pStyle w:val="29"/>
+        <w:pStyle w:val="a1"/>
         <w:numPr>
           <w:ilvl w:val="0"/>
           <w:numId w:val="0"/>
@@ -4663,7 +4598,7 @@
     </w:p>
     <w:p>
       <w:pPr>
-        <w:pStyle w:val="30"/>
+        <w:pStyle w:val="2"/>
         <w:bidi w:val="0"/>
         <w:rPr>
           <w:rFonts w:hint="eastAsia"/>
@@ -4682,7 +4617,7 @@
     </w:p>
     <w:p>
       <w:pPr>
-        <w:pStyle w:val="29"/>
+        <w:pStyle w:val="a1"/>
         <w:bidi w:val="0"/>
         <w:rPr>
           <w:rFonts w:hint="eastAsia"/>
@@ -4698,7 +4633,7 @@
     </w:p>
     <w:p>
       <w:pPr>
-        <w:pStyle w:val="31"/>
+        <w:pStyle w:val="3"/>
         <w:bidi w:val="0"/>
         <w:rPr>
           <w:rFonts w:hint="eastAsia"/>
@@ -4717,19 +4652,18 @@
     </w:p>
     <w:tbl>
       <w:tblPr>
-        <w:tblStyle w:val="20"/>
+        <w:tblStyle w:val="TableNormal"/>
         <w:tblW w:w="8522" w:type="dxa"/>
         <w:jc w:val="center"/>
         <w:tblBorders>
-          <w:top w:val="none" w:color="auto" w:sz="0" w:space="0"/>
-          <w:left w:val="none" w:color="auto" w:sz="0" w:space="0"/>
-          <w:bottom w:val="none" w:color="auto" w:sz="0" w:space="0"/>
-          <w:right w:val="none" w:color="auto" w:sz="0" w:space="0"/>
-          <w:insideH w:val="none" w:color="auto" w:sz="0" w:space="0"/>
-          <w:insideV w:val="none" w:color="auto" w:sz="0" w:space="0"/>
+          <w:top w:val="nil"/>
+          <w:left w:val="nil"/>
+          <w:bottom w:val="nil"/>
+          <w:right w:val="nil"/>
+          <w:insideH w:val="nil"/>
+          <w:insideV w:val="nil"/>
         </w:tblBorders>
         <w:shd w:val="clear" w:color="auto" w:fill="FFFFFF"/>
-        <w:tblLayout w:type="autofit"/>
         <w:tblCellMar>
           <w:top w:w="15" w:type="dxa"/>
           <w:left w:w="15" w:type="dxa"/>
@@ -4744,13 +4678,15 @@
       </w:tblGrid>
       <w:tr>
         <w:tblPrEx>
+          <w:tblW w:w="8522" w:type="dxa"/>
+          <w:jc w:val="center"/>
           <w:tblBorders>
-            <w:top w:val="none" w:color="auto" w:sz="0" w:space="0"/>
-            <w:left w:val="none" w:color="auto" w:sz="0" w:space="0"/>
-            <w:bottom w:val="none" w:color="auto" w:sz="0" w:space="0"/>
-            <w:right w:val="none" w:color="auto" w:sz="0" w:space="0"/>
-            <w:insideH w:val="none" w:color="auto" w:sz="0" w:space="0"/>
-            <w:insideV w:val="none" w:color="auto" w:sz="0" w:space="0"/>
+            <w:top w:val="nil"/>
+            <w:left w:val="nil"/>
+            <w:bottom w:val="nil"/>
+            <w:right w:val="nil"/>
+            <w:insideH w:val="nil"/>
+            <w:insideV w:val="nil"/>
           </w:tblBorders>
           <w:shd w:val="clear" w:color="auto" w:fill="FFFFFF"/>
           <w:tblCellMar>
@@ -4761,7 +4697,7 @@
           </w:tblCellMar>
         </w:tblPrEx>
         <w:trPr>
-          <w:trHeight w:val="0" w:hRule="atLeast"/>
+          <w:trHeight w:val="0"/>
           <w:tblHeader/>
           <w:jc w:val="center"/>
         </w:trPr>
@@ -4769,10 +4705,10 @@
           <w:tcPr>
             <w:tcW w:w="1146" w:type="dxa"/>
             <w:tcBorders>
-              <w:top w:val="single" w:color="auto" w:sz="12" w:space="0"/>
-              <w:left w:val="single" w:color="auto" w:sz="12" w:space="0"/>
-              <w:bottom w:val="single" w:color="auto" w:sz="4" w:space="0"/>
-              <w:right w:val="single" w:color="auto" w:sz="4" w:space="0"/>
+              <w:top w:val="single" w:sz="12" w:space="0" w:color="auto"/>
+              <w:left w:val="single" w:sz="12" w:space="0" w:color="auto"/>
+              <w:bottom w:val="single" w:sz="4" w:space="0" w:color="auto"/>
+              <w:right w:val="single" w:sz="4" w:space="0" w:color="auto"/>
             </w:tcBorders>
             <w:shd w:val="clear" w:color="auto" w:fill="FFFFFF"/>
             <w:tcMar>
@@ -4791,10 +4727,10 @@
               <w:suppressLineNumbers w:val="0"/>
               <w:snapToGrid w:val="0"/>
               <w:spacing w:line="240" w:lineRule="auto"/>
-              <w:ind w:left="0" w:leftChars="0" w:right="0" w:rightChars="0" w:firstLine="0" w:firstLineChars="0"/>
+              <w:ind w:left="0" w:right="0" w:firstLine="0" w:leftChars="0" w:rightChars="0" w:firstLineChars="0"/>
               <w:jc w:val="center"/>
               <w:rPr>
-                <w:rFonts w:ascii="Segoe UI" w:hAnsi="Segoe UI" w:eastAsia="Segoe UI" w:cs="Segoe UI"/>
+                <w:rFonts w:ascii="Segoe UI" w:eastAsia="Segoe UI" w:hAnsi="Segoe UI" w:cs="Segoe UI"/>
                 <w:b/>
                 <w:i w:val="0"/>
                 <w:iCs w:val="0"/>
@@ -4807,7 +4743,7 @@
             </w:pPr>
             <w:r>
               <w:rPr>
-                <w:rFonts w:hint="default" w:ascii="Segoe UI" w:hAnsi="Segoe UI" w:eastAsia="Segoe UI" w:cs="Segoe UI"/>
+                <w:rFonts w:ascii="Segoe UI" w:eastAsia="Segoe UI" w:hAnsi="Segoe UI" w:cs="Segoe UI" w:hint="default"/>
                 <w:b/>
                 <w:i w:val="0"/>
                 <w:iCs w:val="0"/>
@@ -4828,10 +4764,10 @@
           <w:tcPr>
             <w:tcW w:w="3740" w:type="dxa"/>
             <w:tcBorders>
-              <w:top w:val="single" w:color="auto" w:sz="12" w:space="0"/>
-              <w:left w:val="single" w:color="auto" w:sz="4" w:space="0"/>
-              <w:bottom w:val="single" w:color="auto" w:sz="4" w:space="0"/>
-              <w:right w:val="single" w:color="auto" w:sz="4" w:space="0"/>
+              <w:top w:val="single" w:sz="12" w:space="0" w:color="auto"/>
+              <w:left w:val="single" w:sz="4" w:space="0" w:color="auto"/>
+              <w:bottom w:val="single" w:sz="4" w:space="0" w:color="auto"/>
+              <w:right w:val="single" w:sz="4" w:space="0" w:color="auto"/>
             </w:tcBorders>
             <w:shd w:val="clear" w:color="auto" w:fill="FFFFFF"/>
             <w:tcMar>
@@ -4850,10 +4786,10 @@
               <w:suppressLineNumbers w:val="0"/>
               <w:snapToGrid w:val="0"/>
               <w:spacing w:line="240" w:lineRule="auto"/>
-              <w:ind w:left="0" w:leftChars="0" w:right="0" w:rightChars="0" w:firstLine="0" w:firstLineChars="0"/>
+              <w:ind w:left="0" w:right="0" w:firstLine="0" w:leftChars="0" w:rightChars="0" w:firstLineChars="0"/>
               <w:jc w:val="center"/>
               <w:rPr>
-                <w:rFonts w:hint="default" w:ascii="Segoe UI" w:hAnsi="Segoe UI" w:eastAsia="Segoe UI" w:cs="Segoe UI"/>
+                <w:rFonts w:ascii="Segoe UI" w:eastAsia="Segoe UI" w:hAnsi="Segoe UI" w:cs="Segoe UI" w:hint="default"/>
                 <w:b/>
                 <w:i w:val="0"/>
                 <w:iCs w:val="0"/>
@@ -4866,7 +4802,7 @@
             </w:pPr>
             <w:r>
               <w:rPr>
-                <w:rFonts w:hint="default" w:ascii="Segoe UI" w:hAnsi="Segoe UI" w:eastAsia="Segoe UI" w:cs="Segoe UI"/>
+                <w:rFonts w:ascii="Segoe UI" w:eastAsia="Segoe UI" w:hAnsi="Segoe UI" w:cs="Segoe UI" w:hint="default"/>
                 <w:b/>
                 <w:i w:val="0"/>
                 <w:iCs w:val="0"/>
@@ -4887,10 +4823,10 @@
           <w:tcPr>
             <w:tcW w:w="3636" w:type="dxa"/>
             <w:tcBorders>
-              <w:top w:val="single" w:color="auto" w:sz="12" w:space="0"/>
-              <w:left w:val="single" w:color="auto" w:sz="4" w:space="0"/>
-              <w:bottom w:val="single" w:color="auto" w:sz="4" w:space="0"/>
-              <w:right w:val="single" w:color="auto" w:sz="12" w:space="0"/>
+              <w:top w:val="single" w:sz="12" w:space="0" w:color="auto"/>
+              <w:left w:val="single" w:sz="4" w:space="0" w:color="auto"/>
+              <w:bottom w:val="single" w:sz="4" w:space="0" w:color="auto"/>
+              <w:right w:val="single" w:sz="12" w:space="0" w:color="auto"/>
             </w:tcBorders>
             <w:shd w:val="clear" w:color="auto" w:fill="FFFFFF"/>
             <w:tcMar>
@@ -4909,10 +4845,10 @@
               <w:suppressLineNumbers w:val="0"/>
               <w:snapToGrid w:val="0"/>
               <w:spacing w:line="240" w:lineRule="auto"/>
-              <w:ind w:left="0" w:leftChars="0" w:right="0" w:rightChars="0" w:firstLine="0" w:firstLineChars="0"/>
+              <w:ind w:left="0" w:right="0" w:firstLine="0" w:leftChars="0" w:rightChars="0" w:firstLineChars="0"/>
               <w:jc w:val="center"/>
               <w:rPr>
-                <w:rFonts w:hint="default" w:ascii="Segoe UI" w:hAnsi="Segoe UI" w:eastAsia="Segoe UI" w:cs="Segoe UI"/>
+                <w:rFonts w:ascii="Segoe UI" w:eastAsia="Segoe UI" w:hAnsi="Segoe UI" w:cs="Segoe UI" w:hint="default"/>
                 <w:b/>
                 <w:i w:val="0"/>
                 <w:iCs w:val="0"/>
@@ -4925,7 +4861,7 @@
             </w:pPr>
             <w:r>
               <w:rPr>
-                <w:rFonts w:hint="default" w:ascii="Segoe UI" w:hAnsi="Segoe UI" w:eastAsia="Segoe UI" w:cs="Segoe UI"/>
+                <w:rFonts w:ascii="Segoe UI" w:eastAsia="Segoe UI" w:hAnsi="Segoe UI" w:cs="Segoe UI" w:hint="default"/>
                 <w:b/>
                 <w:i w:val="0"/>
                 <w:iCs w:val="0"/>
@@ -4945,14 +4881,8 @@
       </w:tr>
       <w:tr>
         <w:tblPrEx>
-          <w:tblBorders>
-            <w:top w:val="none" w:color="auto" w:sz="0" w:space="0"/>
-            <w:left w:val="none" w:color="auto" w:sz="0" w:space="0"/>
-            <w:bottom w:val="none" w:color="auto" w:sz="0" w:space="0"/>
-            <w:right w:val="none" w:color="auto" w:sz="0" w:space="0"/>
-            <w:insideH w:val="none" w:color="auto" w:sz="0" w:space="0"/>
-            <w:insideV w:val="none" w:color="auto" w:sz="0" w:space="0"/>
-          </w:tblBorders>
+          <w:tblW w:w="8522" w:type="dxa"/>
+          <w:jc w:val="center"/>
           <w:shd w:val="clear" w:color="auto" w:fill="FFFFFF"/>
           <w:tblCellMar>
             <w:top w:w="15" w:type="dxa"/>
@@ -4962,17 +4892,17 @@
           </w:tblCellMar>
         </w:tblPrEx>
         <w:trPr>
-          <w:trHeight w:val="0" w:hRule="atLeast"/>
+          <w:trHeight w:val="0"/>
           <w:jc w:val="center"/>
         </w:trPr>
         <w:tc>
           <w:tcPr>
             <w:tcW w:w="1146" w:type="dxa"/>
             <w:tcBorders>
-              <w:top w:val="single" w:color="auto" w:sz="4" w:space="0"/>
-              <w:left w:val="single" w:color="auto" w:sz="12" w:space="0"/>
-              <w:bottom w:val="single" w:color="auto" w:sz="4" w:space="0"/>
-              <w:right w:val="single" w:color="auto" w:sz="4" w:space="0"/>
+              <w:top w:val="single" w:sz="4" w:space="0" w:color="auto"/>
+              <w:left w:val="single" w:sz="12" w:space="0" w:color="auto"/>
+              <w:bottom w:val="single" w:sz="4" w:space="0" w:color="auto"/>
+              <w:right w:val="single" w:sz="4" w:space="0" w:color="auto"/>
             </w:tcBorders>
             <w:shd w:val="clear" w:color="auto" w:fill="FFFFFF"/>
             <w:tcMar>
@@ -4991,10 +4921,10 @@
               <w:suppressLineNumbers w:val="0"/>
               <w:snapToGrid w:val="0"/>
               <w:spacing w:line="240" w:lineRule="auto"/>
-              <w:ind w:left="0" w:leftChars="0" w:right="0" w:rightChars="0" w:firstLine="0" w:firstLineChars="0"/>
+              <w:ind w:left="0" w:right="0" w:firstLine="0" w:leftChars="0" w:rightChars="0" w:firstLineChars="0"/>
               <w:jc w:val="center"/>
               <w:rPr>
-                <w:rFonts w:hint="default" w:ascii="Segoe UI" w:hAnsi="Segoe UI" w:eastAsia="Segoe UI" w:cs="Segoe UI"/>
+                <w:rFonts w:ascii="Segoe UI" w:eastAsia="Segoe UI" w:hAnsi="Segoe UI" w:cs="Segoe UI" w:hint="default"/>
                 <w:i w:val="0"/>
                 <w:iCs w:val="0"/>
                 <w:caps w:val="0"/>
@@ -5006,8 +4936,8 @@
             </w:pPr>
             <w:r>
               <w:rPr>
-                <w:rStyle w:val="23"/>
-                <w:rFonts w:hint="default" w:ascii="Segoe UI" w:hAnsi="Segoe UI" w:eastAsia="Segoe UI" w:cs="Segoe UI"/>
+                <w:rStyle w:val="Strong"/>
+                <w:rFonts w:ascii="Segoe UI" w:eastAsia="Segoe UI" w:hAnsi="Segoe UI" w:cs="Segoe UI" w:hint="default"/>
                 <w:b/>
                 <w:bCs/>
                 <w:i w:val="0"/>
@@ -5029,10 +4959,10 @@
           <w:tcPr>
             <w:tcW w:w="3740" w:type="dxa"/>
             <w:tcBorders>
-              <w:top w:val="single" w:color="auto" w:sz="4" w:space="0"/>
-              <w:left w:val="single" w:color="auto" w:sz="4" w:space="0"/>
-              <w:bottom w:val="single" w:color="auto" w:sz="4" w:space="0"/>
-              <w:right w:val="single" w:color="auto" w:sz="4" w:space="0"/>
+              <w:top w:val="single" w:sz="4" w:space="0" w:color="auto"/>
+              <w:left w:val="single" w:sz="4" w:space="0" w:color="auto"/>
+              <w:bottom w:val="single" w:sz="4" w:space="0" w:color="auto"/>
+              <w:right w:val="single" w:sz="4" w:space="0" w:color="auto"/>
             </w:tcBorders>
             <w:shd w:val="clear" w:color="auto" w:fill="FFFFFF"/>
             <w:tcMar>
@@ -5051,10 +4981,10 @@
               <w:suppressLineNumbers w:val="0"/>
               <w:snapToGrid w:val="0"/>
               <w:spacing w:line="240" w:lineRule="auto"/>
-              <w:ind w:left="0" w:leftChars="0" w:right="0" w:rightChars="0" w:firstLine="0" w:firstLineChars="0"/>
+              <w:ind w:left="0" w:right="0" w:firstLine="0" w:leftChars="0" w:rightChars="0" w:firstLineChars="0"/>
               <w:jc w:val="left"/>
               <w:rPr>
-                <w:rFonts w:hint="default" w:ascii="Segoe UI" w:hAnsi="Segoe UI" w:eastAsia="Segoe UI" w:cs="Segoe UI"/>
+                <w:rFonts w:ascii="Segoe UI" w:eastAsia="Segoe UI" w:hAnsi="Segoe UI" w:cs="Segoe UI" w:hint="default"/>
                 <w:i w:val="0"/>
                 <w:iCs w:val="0"/>
                 <w:caps w:val="0"/>
@@ -5066,7 +4996,7 @@
             </w:pPr>
             <w:r>
               <w:rPr>
-                <w:rFonts w:hint="default" w:ascii="Segoe UI" w:hAnsi="Segoe UI" w:eastAsia="Segoe UI" w:cs="Segoe UI"/>
+                <w:rFonts w:ascii="Segoe UI" w:eastAsia="Segoe UI" w:hAnsi="Segoe UI" w:cs="Segoe UI" w:hint="default"/>
                 <w:i w:val="0"/>
                 <w:iCs w:val="0"/>
                 <w:caps w:val="0"/>
@@ -5086,10 +5016,10 @@
           <w:tcPr>
             <w:tcW w:w="3636" w:type="dxa"/>
             <w:tcBorders>
-              <w:top w:val="single" w:color="auto" w:sz="4" w:space="0"/>
-              <w:left w:val="single" w:color="auto" w:sz="4" w:space="0"/>
-              <w:bottom w:val="single" w:color="auto" w:sz="4" w:space="0"/>
-              <w:right w:val="single" w:color="auto" w:sz="12" w:space="0"/>
+              <w:top w:val="single" w:sz="4" w:space="0" w:color="auto"/>
+              <w:left w:val="single" w:sz="4" w:space="0" w:color="auto"/>
+              <w:bottom w:val="single" w:sz="4" w:space="0" w:color="auto"/>
+              <w:right w:val="single" w:sz="12" w:space="0" w:color="auto"/>
             </w:tcBorders>
             <w:shd w:val="clear" w:color="auto" w:fill="FFFFFF"/>
             <w:tcMar>
@@ -5108,10 +5038,10 @@
               <w:suppressLineNumbers w:val="0"/>
               <w:snapToGrid w:val="0"/>
               <w:spacing w:line="240" w:lineRule="auto"/>
-              <w:ind w:left="0" w:leftChars="0" w:right="0" w:rightChars="0" w:firstLine="0" w:firstLineChars="0"/>
+              <w:ind w:left="0" w:right="0" w:firstLine="0" w:leftChars="0" w:rightChars="0" w:firstLineChars="0"/>
               <w:jc w:val="left"/>
               <w:rPr>
-                <w:rFonts w:hint="default" w:ascii="Segoe UI" w:hAnsi="Segoe UI" w:eastAsia="Segoe UI" w:cs="Segoe UI"/>
+                <w:rFonts w:ascii="Segoe UI" w:eastAsia="Segoe UI" w:hAnsi="Segoe UI" w:cs="Segoe UI" w:hint="default"/>
                 <w:i w:val="0"/>
                 <w:iCs w:val="0"/>
                 <w:caps w:val="0"/>
@@ -5123,7 +5053,7 @@
             </w:pPr>
             <w:r>
               <w:rPr>
-                <w:rFonts w:hint="default" w:ascii="Segoe UI" w:hAnsi="Segoe UI" w:eastAsia="Segoe UI" w:cs="Segoe UI"/>
+                <w:rFonts w:ascii="Segoe UI" w:eastAsia="Segoe UI" w:hAnsi="Segoe UI" w:cs="Segoe UI" w:hint="default"/>
                 <w:i w:val="0"/>
                 <w:iCs w:val="0"/>
                 <w:caps w:val="0"/>
@@ -5142,14 +5072,8 @@
       </w:tr>
       <w:tr>
         <w:tblPrEx>
-          <w:tblBorders>
-            <w:top w:val="none" w:color="auto" w:sz="0" w:space="0"/>
-            <w:left w:val="none" w:color="auto" w:sz="0" w:space="0"/>
-            <w:bottom w:val="none" w:color="auto" w:sz="0" w:space="0"/>
-            <w:right w:val="none" w:color="auto" w:sz="0" w:space="0"/>
-            <w:insideH w:val="none" w:color="auto" w:sz="0" w:space="0"/>
-            <w:insideV w:val="none" w:color="auto" w:sz="0" w:space="0"/>
-          </w:tblBorders>
+          <w:tblW w:w="8522" w:type="dxa"/>
+          <w:jc w:val="center"/>
           <w:shd w:val="clear" w:color="auto" w:fill="FFFFFF"/>
           <w:tblCellMar>
             <w:top w:w="15" w:type="dxa"/>
@@ -5159,17 +5083,17 @@
           </w:tblCellMar>
         </w:tblPrEx>
         <w:trPr>
-          <w:trHeight w:val="0" w:hRule="atLeast"/>
+          <w:trHeight w:val="0"/>
           <w:jc w:val="center"/>
         </w:trPr>
         <w:tc>
           <w:tcPr>
             <w:tcW w:w="1146" w:type="dxa"/>
             <w:tcBorders>
-              <w:top w:val="single" w:color="auto" w:sz="4" w:space="0"/>
-              <w:left w:val="single" w:color="auto" w:sz="12" w:space="0"/>
-              <w:bottom w:val="single" w:color="auto" w:sz="4" w:space="0"/>
-              <w:right w:val="single" w:color="auto" w:sz="4" w:space="0"/>
+              <w:top w:val="single" w:sz="4" w:space="0" w:color="auto"/>
+              <w:left w:val="single" w:sz="12" w:space="0" w:color="auto"/>
+              <w:bottom w:val="single" w:sz="4" w:space="0" w:color="auto"/>
+              <w:right w:val="single" w:sz="4" w:space="0" w:color="auto"/>
             </w:tcBorders>
             <w:shd w:val="clear" w:color="auto" w:fill="FFFFFF"/>
             <w:tcMar>
@@ -5188,10 +5112,10 @@
               <w:suppressLineNumbers w:val="0"/>
               <w:snapToGrid w:val="0"/>
               <w:spacing w:line="240" w:lineRule="auto"/>
-              <w:ind w:left="0" w:leftChars="0" w:right="0" w:rightChars="0" w:firstLine="0" w:firstLineChars="0"/>
+              <w:ind w:left="0" w:right="0" w:firstLine="0" w:leftChars="0" w:rightChars="0" w:firstLineChars="0"/>
               <w:jc w:val="center"/>
               <w:rPr>
-                <w:rFonts w:hint="default" w:ascii="Segoe UI" w:hAnsi="Segoe UI" w:eastAsia="Segoe UI" w:cs="Segoe UI"/>
+                <w:rFonts w:ascii="Segoe UI" w:eastAsia="Segoe UI" w:hAnsi="Segoe UI" w:cs="Segoe UI" w:hint="default"/>
                 <w:i w:val="0"/>
                 <w:iCs w:val="0"/>
                 <w:caps w:val="0"/>
@@ -5203,8 +5127,8 @@
             </w:pPr>
             <w:r>
               <w:rPr>
-                <w:rStyle w:val="23"/>
-                <w:rFonts w:hint="default" w:ascii="Segoe UI" w:hAnsi="Segoe UI" w:eastAsia="Segoe UI" w:cs="Segoe UI"/>
+                <w:rStyle w:val="Strong"/>
+                <w:rFonts w:ascii="Segoe UI" w:eastAsia="Segoe UI" w:hAnsi="Segoe UI" w:cs="Segoe UI" w:hint="default"/>
                 <w:b/>
                 <w:bCs/>
                 <w:i w:val="0"/>
@@ -5226,10 +5150,10 @@
           <w:tcPr>
             <w:tcW w:w="3740" w:type="dxa"/>
             <w:tcBorders>
-              <w:top w:val="single" w:color="auto" w:sz="4" w:space="0"/>
-              <w:left w:val="single" w:color="auto" w:sz="4" w:space="0"/>
-              <w:bottom w:val="single" w:color="auto" w:sz="4" w:space="0"/>
-              <w:right w:val="single" w:color="auto" w:sz="4" w:space="0"/>
+              <w:top w:val="single" w:sz="4" w:space="0" w:color="auto"/>
+              <w:left w:val="single" w:sz="4" w:space="0" w:color="auto"/>
+              <w:bottom w:val="single" w:sz="4" w:space="0" w:color="auto"/>
+              <w:right w:val="single" w:sz="4" w:space="0" w:color="auto"/>
             </w:tcBorders>
             <w:shd w:val="clear" w:color="auto" w:fill="FFFFFF"/>
             <w:tcMar>
@@ -5248,10 +5172,10 @@
               <w:suppressLineNumbers w:val="0"/>
               <w:snapToGrid w:val="0"/>
               <w:spacing w:line="240" w:lineRule="auto"/>
-              <w:ind w:left="0" w:leftChars="0" w:right="0" w:rightChars="0" w:firstLine="0" w:firstLineChars="0"/>
+              <w:ind w:left="0" w:right="0" w:firstLine="0" w:leftChars="0" w:rightChars="0" w:firstLineChars="0"/>
               <w:jc w:val="left"/>
               <w:rPr>
-                <w:rFonts w:hint="default" w:ascii="Segoe UI" w:hAnsi="Segoe UI" w:eastAsia="Segoe UI" w:cs="Segoe UI"/>
+                <w:rFonts w:ascii="Segoe UI" w:eastAsia="Segoe UI" w:hAnsi="Segoe UI" w:cs="Segoe UI" w:hint="default"/>
                 <w:i w:val="0"/>
                 <w:iCs w:val="0"/>
                 <w:caps w:val="0"/>
@@ -5263,7 +5187,7 @@
             </w:pPr>
             <w:r>
               <w:rPr>
-                <w:rFonts w:hint="default" w:ascii="Segoe UI" w:hAnsi="Segoe UI" w:eastAsia="Segoe UI" w:cs="Segoe UI"/>
+                <w:rFonts w:ascii="Segoe UI" w:eastAsia="Segoe UI" w:hAnsi="Segoe UI" w:cs="Segoe UI" w:hint="default"/>
                 <w:i w:val="0"/>
                 <w:iCs w:val="0"/>
                 <w:caps w:val="0"/>
@@ -5283,10 +5207,10 @@
           <w:tcPr>
             <w:tcW w:w="3636" w:type="dxa"/>
             <w:tcBorders>
-              <w:top w:val="single" w:color="auto" w:sz="4" w:space="0"/>
-              <w:left w:val="single" w:color="auto" w:sz="4" w:space="0"/>
-              <w:bottom w:val="single" w:color="auto" w:sz="4" w:space="0"/>
-              <w:right w:val="single" w:color="auto" w:sz="12" w:space="0"/>
+              <w:top w:val="single" w:sz="4" w:space="0" w:color="auto"/>
+              <w:left w:val="single" w:sz="4" w:space="0" w:color="auto"/>
+              <w:bottom w:val="single" w:sz="4" w:space="0" w:color="auto"/>
+              <w:right w:val="single" w:sz="12" w:space="0" w:color="auto"/>
             </w:tcBorders>
             <w:shd w:val="clear" w:color="auto" w:fill="FFFFFF"/>
             <w:tcMar>
@@ -5305,10 +5229,10 @@
               <w:suppressLineNumbers w:val="0"/>
               <w:snapToGrid w:val="0"/>
               <w:spacing w:line="240" w:lineRule="auto"/>
-              <w:ind w:left="0" w:leftChars="0" w:right="0" w:rightChars="0" w:firstLine="0" w:firstLineChars="0"/>
+              <w:ind w:left="0" w:right="0" w:firstLine="0" w:leftChars="0" w:rightChars="0" w:firstLineChars="0"/>
               <w:jc w:val="left"/>
               <w:rPr>
-                <w:rFonts w:hint="default" w:ascii="Segoe UI" w:hAnsi="Segoe UI" w:eastAsia="Segoe UI" w:cs="Segoe UI"/>
+                <w:rFonts w:ascii="Segoe UI" w:eastAsia="Segoe UI" w:hAnsi="Segoe UI" w:cs="Segoe UI" w:hint="default"/>
                 <w:i w:val="0"/>
                 <w:iCs w:val="0"/>
                 <w:caps w:val="0"/>
@@ -5320,7 +5244,7 @@
             </w:pPr>
             <w:r>
               <w:rPr>
-                <w:rFonts w:hint="default" w:ascii="Segoe UI" w:hAnsi="Segoe UI" w:eastAsia="Segoe UI" w:cs="Segoe UI"/>
+                <w:rFonts w:ascii="Segoe UI" w:eastAsia="Segoe UI" w:hAnsi="Segoe UI" w:cs="Segoe UI" w:hint="default"/>
                 <w:i w:val="0"/>
                 <w:iCs w:val="0"/>
                 <w:caps w:val="0"/>
@@ -5339,14 +5263,8 @@
       </w:tr>
       <w:tr>
         <w:tblPrEx>
-          <w:tblBorders>
-            <w:top w:val="none" w:color="auto" w:sz="0" w:space="0"/>
-            <w:left w:val="none" w:color="auto" w:sz="0" w:space="0"/>
-            <w:bottom w:val="none" w:color="auto" w:sz="0" w:space="0"/>
-            <w:right w:val="none" w:color="auto" w:sz="0" w:space="0"/>
-            <w:insideH w:val="none" w:color="auto" w:sz="0" w:space="0"/>
-            <w:insideV w:val="none" w:color="auto" w:sz="0" w:space="0"/>
-          </w:tblBorders>
+          <w:tblW w:w="8522" w:type="dxa"/>
+          <w:jc w:val="center"/>
           <w:shd w:val="clear" w:color="auto" w:fill="FFFFFF"/>
           <w:tblCellMar>
             <w:top w:w="15" w:type="dxa"/>
@@ -5356,17 +5274,17 @@
           </w:tblCellMar>
         </w:tblPrEx>
         <w:trPr>
-          <w:trHeight w:val="0" w:hRule="atLeast"/>
+          <w:trHeight w:val="0"/>
           <w:jc w:val="center"/>
         </w:trPr>
         <w:tc>
           <w:tcPr>
             <w:tcW w:w="1146" w:type="dxa"/>
             <w:tcBorders>
-              <w:top w:val="single" w:color="auto" w:sz="4" w:space="0"/>
-              <w:left w:val="single" w:color="auto" w:sz="12" w:space="0"/>
-              <w:bottom w:val="single" w:color="auto" w:sz="4" w:space="0"/>
-              <w:right w:val="single" w:color="auto" w:sz="4" w:space="0"/>
+              <w:top w:val="single" w:sz="4" w:space="0" w:color="auto"/>
+              <w:left w:val="single" w:sz="12" w:space="0" w:color="auto"/>
+              <w:bottom w:val="single" w:sz="4" w:space="0" w:color="auto"/>
+              <w:right w:val="single" w:sz="4" w:space="0" w:color="auto"/>
             </w:tcBorders>
             <w:shd w:val="clear" w:color="auto" w:fill="FFFFFF"/>
             <w:tcMar>
@@ -5385,10 +5303,10 @@
               <w:suppressLineNumbers w:val="0"/>
               <w:snapToGrid w:val="0"/>
               <w:spacing w:line="240" w:lineRule="auto"/>
-              <w:ind w:left="0" w:leftChars="0" w:right="0" w:rightChars="0" w:firstLine="0" w:firstLineChars="0"/>
+              <w:ind w:left="0" w:right="0" w:firstLine="0" w:leftChars="0" w:rightChars="0" w:firstLineChars="0"/>
               <w:jc w:val="center"/>
               <w:rPr>
-                <w:rFonts w:hint="default" w:ascii="Segoe UI" w:hAnsi="Segoe UI" w:eastAsia="Segoe UI" w:cs="Segoe UI"/>
+                <w:rFonts w:ascii="Segoe UI" w:eastAsia="Segoe UI" w:hAnsi="Segoe UI" w:cs="Segoe UI" w:hint="default"/>
                 <w:i w:val="0"/>
                 <w:iCs w:val="0"/>
                 <w:caps w:val="0"/>
@@ -5400,8 +5318,8 @@
             </w:pPr>
             <w:r>
               <w:rPr>
-                <w:rStyle w:val="23"/>
-                <w:rFonts w:hint="default" w:ascii="Segoe UI" w:hAnsi="Segoe UI" w:eastAsia="Segoe UI" w:cs="Segoe UI"/>
+                <w:rStyle w:val="Strong"/>
+                <w:rFonts w:ascii="Segoe UI" w:eastAsia="Segoe UI" w:hAnsi="Segoe UI" w:cs="Segoe UI" w:hint="default"/>
                 <w:b/>
                 <w:bCs/>
                 <w:i w:val="0"/>
@@ -5423,10 +5341,10 @@
           <w:tcPr>
             <w:tcW w:w="3740" w:type="dxa"/>
             <w:tcBorders>
-              <w:top w:val="single" w:color="auto" w:sz="4" w:space="0"/>
-              <w:left w:val="single" w:color="auto" w:sz="4" w:space="0"/>
-              <w:bottom w:val="single" w:color="auto" w:sz="4" w:space="0"/>
-              <w:right w:val="single" w:color="auto" w:sz="4" w:space="0"/>
+              <w:top w:val="single" w:sz="4" w:space="0" w:color="auto"/>
+              <w:left w:val="single" w:sz="4" w:space="0" w:color="auto"/>
+              <w:bottom w:val="single" w:sz="4" w:space="0" w:color="auto"/>
+              <w:right w:val="single" w:sz="4" w:space="0" w:color="auto"/>
             </w:tcBorders>
             <w:shd w:val="clear" w:color="auto" w:fill="FFFFFF"/>
             <w:tcMar>
@@ -5445,10 +5363,10 @@
               <w:suppressLineNumbers w:val="0"/>
               <w:snapToGrid w:val="0"/>
               <w:spacing w:line="240" w:lineRule="auto"/>
-              <w:ind w:left="0" w:leftChars="0" w:right="0" w:rightChars="0" w:firstLine="0" w:firstLineChars="0"/>
+              <w:ind w:left="0" w:right="0" w:firstLine="0" w:leftChars="0" w:rightChars="0" w:firstLineChars="0"/>
               <w:jc w:val="left"/>
               <w:rPr>
-                <w:rFonts w:hint="default" w:ascii="Segoe UI" w:hAnsi="Segoe UI" w:eastAsia="Segoe UI" w:cs="Segoe UI"/>
+                <w:rFonts w:ascii="Segoe UI" w:eastAsia="Segoe UI" w:hAnsi="Segoe UI" w:cs="Segoe UI" w:hint="default"/>
                 <w:i w:val="0"/>
                 <w:iCs w:val="0"/>
                 <w:caps w:val="0"/>
@@ -5460,7 +5378,7 @@
             </w:pPr>
             <w:r>
               <w:rPr>
-                <w:rFonts w:hint="default" w:ascii="Segoe UI" w:hAnsi="Segoe UI" w:eastAsia="Segoe UI" w:cs="Segoe UI"/>
+                <w:rFonts w:ascii="Segoe UI" w:eastAsia="Segoe UI" w:hAnsi="Segoe UI" w:cs="Segoe UI" w:hint="default"/>
                 <w:i w:val="0"/>
                 <w:iCs w:val="0"/>
                 <w:caps w:val="0"/>
@@ -5480,10 +5398,10 @@
           <w:tcPr>
             <w:tcW w:w="3636" w:type="dxa"/>
             <w:tcBorders>
-              <w:top w:val="single" w:color="auto" w:sz="4" w:space="0"/>
-              <w:left w:val="single" w:color="auto" w:sz="4" w:space="0"/>
-              <w:bottom w:val="single" w:color="auto" w:sz="4" w:space="0"/>
-              <w:right w:val="single" w:color="auto" w:sz="12" w:space="0"/>
+              <w:top w:val="single" w:sz="4" w:space="0" w:color="auto"/>
+              <w:left w:val="single" w:sz="4" w:space="0" w:color="auto"/>
+              <w:bottom w:val="single" w:sz="4" w:space="0" w:color="auto"/>
+              <w:right w:val="single" w:sz="12" w:space="0" w:color="auto"/>
             </w:tcBorders>
             <w:shd w:val="clear" w:color="auto" w:fill="FFFFFF"/>
             <w:tcMar>
@@ -5502,10 +5420,10 @@
               <w:suppressLineNumbers w:val="0"/>
               <w:snapToGrid w:val="0"/>
               <w:spacing w:line="240" w:lineRule="auto"/>
-              <w:ind w:left="0" w:leftChars="0" w:right="0" w:rightChars="0" w:firstLine="0" w:firstLineChars="0"/>
+              <w:ind w:left="0" w:right="0" w:firstLine="0" w:leftChars="0" w:rightChars="0" w:firstLineChars="0"/>
               <w:jc w:val="left"/>
               <w:rPr>
-                <w:rFonts w:hint="default" w:ascii="Segoe UI" w:hAnsi="Segoe UI" w:eastAsia="Segoe UI" w:cs="Segoe UI"/>
+                <w:rFonts w:ascii="Segoe UI" w:eastAsia="Segoe UI" w:hAnsi="Segoe UI" w:cs="Segoe UI" w:hint="default"/>
                 <w:i w:val="0"/>
                 <w:iCs w:val="0"/>
                 <w:caps w:val="0"/>
@@ -5517,7 +5435,7 @@
             </w:pPr>
             <w:r>
               <w:rPr>
-                <w:rFonts w:hint="default" w:ascii="Segoe UI" w:hAnsi="Segoe UI" w:eastAsia="Segoe UI" w:cs="Segoe UI"/>
+                <w:rFonts w:ascii="Segoe UI" w:eastAsia="Segoe UI" w:hAnsi="Segoe UI" w:cs="Segoe UI" w:hint="default"/>
                 <w:i w:val="0"/>
                 <w:iCs w:val="0"/>
                 <w:caps w:val="0"/>
@@ -5536,14 +5454,8 @@
       </w:tr>
       <w:tr>
         <w:tblPrEx>
-          <w:tblBorders>
-            <w:top w:val="none" w:color="auto" w:sz="0" w:space="0"/>
-            <w:left w:val="none" w:color="auto" w:sz="0" w:space="0"/>
-            <w:bottom w:val="none" w:color="auto" w:sz="0" w:space="0"/>
-            <w:right w:val="none" w:color="auto" w:sz="0" w:space="0"/>
-            <w:insideH w:val="none" w:color="auto" w:sz="0" w:space="0"/>
-            <w:insideV w:val="none" w:color="auto" w:sz="0" w:space="0"/>
-          </w:tblBorders>
+          <w:tblW w:w="8522" w:type="dxa"/>
+          <w:jc w:val="center"/>
           <w:shd w:val="clear" w:color="auto" w:fill="FFFFFF"/>
           <w:tblCellMar>
             <w:top w:w="15" w:type="dxa"/>
@@ -5553,17 +5465,17 @@
           </w:tblCellMar>
         </w:tblPrEx>
         <w:trPr>
-          <w:trHeight w:val="0" w:hRule="atLeast"/>
+          <w:trHeight w:val="0"/>
           <w:jc w:val="center"/>
         </w:trPr>
         <w:tc>
           <w:tcPr>
             <w:tcW w:w="1146" w:type="dxa"/>
             <w:tcBorders>
-              <w:top w:val="single" w:color="auto" w:sz="4" w:space="0"/>
-              <w:left w:val="single" w:color="auto" w:sz="12" w:space="0"/>
-              <w:bottom w:val="single" w:color="auto" w:sz="12" w:space="0"/>
-              <w:right w:val="single" w:color="auto" w:sz="4" w:space="0"/>
+              <w:top w:val="single" w:sz="4" w:space="0" w:color="auto"/>
+              <w:left w:val="single" w:sz="12" w:space="0" w:color="auto"/>
+              <w:bottom w:val="single" w:sz="12" w:space="0" w:color="auto"/>
+              <w:right w:val="single" w:sz="4" w:space="0" w:color="auto"/>
             </w:tcBorders>
             <w:shd w:val="clear" w:color="auto" w:fill="FFFFFF"/>
             <w:tcMar>
@@ -5582,10 +5494,10 @@
               <w:suppressLineNumbers w:val="0"/>
               <w:snapToGrid w:val="0"/>
               <w:spacing w:line="240" w:lineRule="auto"/>
-              <w:ind w:left="0" w:leftChars="0" w:right="0" w:rightChars="0" w:firstLine="0" w:firstLineChars="0"/>
+              <w:ind w:left="0" w:right="0" w:firstLine="0" w:leftChars="0" w:rightChars="0" w:firstLineChars="0"/>
               <w:jc w:val="center"/>
               <w:rPr>
-                <w:rFonts w:hint="default" w:ascii="Segoe UI" w:hAnsi="Segoe UI" w:eastAsia="Segoe UI" w:cs="Segoe UI"/>
+                <w:rFonts w:ascii="Segoe UI" w:eastAsia="Segoe UI" w:hAnsi="Segoe UI" w:cs="Segoe UI" w:hint="default"/>
                 <w:i w:val="0"/>
                 <w:iCs w:val="0"/>
                 <w:caps w:val="0"/>
@@ -5597,8 +5509,8 @@
             </w:pPr>
             <w:r>
               <w:rPr>
-                <w:rStyle w:val="23"/>
-                <w:rFonts w:hint="default" w:ascii="Segoe UI" w:hAnsi="Segoe UI" w:eastAsia="Segoe UI" w:cs="Segoe UI"/>
+                <w:rStyle w:val="Strong"/>
+                <w:rFonts w:ascii="Segoe UI" w:eastAsia="Segoe UI" w:hAnsi="Segoe UI" w:cs="Segoe UI" w:hint="default"/>
                 <w:b/>
                 <w:bCs/>
                 <w:i w:val="0"/>
@@ -5620,10 +5532,10 @@
           <w:tcPr>
             <w:tcW w:w="3740" w:type="dxa"/>
             <w:tcBorders>
-              <w:top w:val="single" w:color="auto" w:sz="4" w:space="0"/>
-              <w:left w:val="single" w:color="auto" w:sz="4" w:space="0"/>
-              <w:bottom w:val="single" w:color="auto" w:sz="12" w:space="0"/>
-              <w:right w:val="single" w:color="auto" w:sz="4" w:space="0"/>
+              <w:top w:val="single" w:sz="4" w:space="0" w:color="auto"/>
+              <w:left w:val="single" w:sz="4" w:space="0" w:color="auto"/>
+              <w:bottom w:val="single" w:sz="12" w:space="0" w:color="auto"/>
+              <w:right w:val="single" w:sz="4" w:space="0" w:color="auto"/>
             </w:tcBorders>
             <w:shd w:val="clear" w:color="auto" w:fill="FFFFFF"/>
             <w:tcMar>
@@ -5642,10 +5554,10 @@
               <w:suppressLineNumbers w:val="0"/>
               <w:snapToGrid w:val="0"/>
               <w:spacing w:line="240" w:lineRule="auto"/>
-              <w:ind w:left="0" w:leftChars="0" w:right="0" w:rightChars="0" w:firstLine="0" w:firstLineChars="0"/>
+              <w:ind w:left="0" w:right="0" w:firstLine="0" w:leftChars="0" w:rightChars="0" w:firstLineChars="0"/>
               <w:jc w:val="left"/>
               <w:rPr>
-                <w:rFonts w:hint="default" w:ascii="Segoe UI" w:hAnsi="Segoe UI" w:eastAsia="Segoe UI" w:cs="Segoe UI"/>
+                <w:rFonts w:ascii="Segoe UI" w:eastAsia="Segoe UI" w:hAnsi="Segoe UI" w:cs="Segoe UI" w:hint="default"/>
                 <w:i w:val="0"/>
                 <w:iCs w:val="0"/>
                 <w:caps w:val="0"/>
@@ -5657,7 +5569,7 @@
             </w:pPr>
             <w:r>
               <w:rPr>
-                <w:rFonts w:hint="default" w:ascii="Segoe UI" w:hAnsi="Segoe UI" w:eastAsia="Segoe UI" w:cs="Segoe UI"/>
+                <w:rFonts w:ascii="Segoe UI" w:eastAsia="Segoe UI" w:hAnsi="Segoe UI" w:cs="Segoe UI" w:hint="default"/>
                 <w:i w:val="0"/>
                 <w:iCs w:val="0"/>
                 <w:caps w:val="0"/>
@@ -5677,10 +5589,10 @@
           <w:tcPr>
             <w:tcW w:w="3636" w:type="dxa"/>
             <w:tcBorders>
-              <w:top w:val="single" w:color="auto" w:sz="4" w:space="0"/>
-              <w:left w:val="single" w:color="auto" w:sz="4" w:space="0"/>
-              <w:bottom w:val="single" w:color="auto" w:sz="12" w:space="0"/>
-              <w:right w:val="single" w:color="auto" w:sz="12" w:space="0"/>
+              <w:top w:val="single" w:sz="4" w:space="0" w:color="auto"/>
+              <w:left w:val="single" w:sz="4" w:space="0" w:color="auto"/>
+              <w:bottom w:val="single" w:sz="12" w:space="0" w:color="auto"/>
+              <w:right w:val="single" w:sz="12" w:space="0" w:color="auto"/>
             </w:tcBorders>
             <w:shd w:val="clear" w:color="auto" w:fill="FFFFFF"/>
             <w:tcMar>
@@ -5699,10 +5611,10 @@
               <w:suppressLineNumbers w:val="0"/>
               <w:snapToGrid w:val="0"/>
               <w:spacing w:line="240" w:lineRule="auto"/>
-              <w:ind w:left="0" w:leftChars="0" w:right="0" w:rightChars="0" w:firstLine="0" w:firstLineChars="0"/>
+              <w:ind w:left="0" w:right="0" w:firstLine="0" w:leftChars="0" w:rightChars="0" w:firstLineChars="0"/>
               <w:jc w:val="left"/>
               <w:rPr>
-                <w:rFonts w:hint="default" w:ascii="Segoe UI" w:hAnsi="Segoe UI" w:eastAsia="Segoe UI" w:cs="Segoe UI"/>
+                <w:rFonts w:ascii="Segoe UI" w:eastAsia="Segoe UI" w:hAnsi="Segoe UI" w:cs="Segoe UI" w:hint="default"/>
                 <w:i w:val="0"/>
                 <w:iCs w:val="0"/>
                 <w:caps w:val="0"/>
@@ -5714,7 +5626,7 @@
             </w:pPr>
             <w:r>
               <w:rPr>
-                <w:rFonts w:hint="default" w:ascii="Segoe UI" w:hAnsi="Segoe UI" w:eastAsia="Segoe UI" w:cs="Segoe UI"/>
+                <w:rFonts w:ascii="Segoe UI" w:eastAsia="Segoe UI" w:hAnsi="Segoe UI" w:cs="Segoe UI" w:hint="default"/>
                 <w:i w:val="0"/>
                 <w:iCs w:val="0"/>
                 <w:caps w:val="0"/>
@@ -5734,7 +5646,7 @@
     </w:tbl>
     <w:p>
       <w:pPr>
-        <w:pStyle w:val="31"/>
+        <w:pStyle w:val="3"/>
         <w:bidi w:val="0"/>
         <w:rPr>
           <w:rFonts w:hint="eastAsia"/>
@@ -5753,7 +5665,7 @@
     </w:p>
     <w:p>
       <w:pPr>
-        <w:pStyle w:val="29"/>
+        <w:pStyle w:val="a1"/>
         <w:rPr>
           <w:rFonts w:hint="default"/>
           <w:lang w:val="en-US" w:eastAsia="zh-CN"/>
@@ -5769,7 +5681,7 @@
     </w:p>
     <w:p>
       <w:pPr>
-        <w:pStyle w:val="29"/>
+        <w:pStyle w:val="a1"/>
         <w:rPr>
           <w:rFonts w:hint="default"/>
           <w:lang w:val="en-US" w:eastAsia="zh-CN"/>
@@ -5785,7 +5697,7 @@
     </w:p>
     <w:p>
       <w:pPr>
-        <w:pStyle w:val="29"/>
+        <w:pStyle w:val="a1"/>
         <w:rPr>
           <w:rFonts w:hint="default"/>
           <w:lang w:val="en-US" w:eastAsia="zh-CN"/>
@@ -5801,7 +5713,7 @@
     </w:p>
     <w:p>
       <w:pPr>
-        <w:pStyle w:val="31"/>
+        <w:pStyle w:val="3"/>
         <w:bidi w:val="0"/>
         <w:rPr>
           <w:rFonts w:hint="default"/>
@@ -5820,7 +5732,7 @@
     </w:p>
     <w:p>
       <w:pPr>
-        <w:pStyle w:val="29"/>
+        <w:pStyle w:val="a1"/>
         <w:rPr>
           <w:rFonts w:hint="default"/>
           <w:lang w:val="en-US" w:eastAsia="zh-CN"/>
@@ -5836,7 +5748,7 @@
     </w:p>
     <w:p>
       <w:pPr>
-        <w:pStyle w:val="29"/>
+        <w:pStyle w:val="a1"/>
         <w:rPr>
           <w:rFonts w:hint="default"/>
           <w:lang w:val="en-US" w:eastAsia="zh-CN"/>
@@ -5852,7 +5764,7 @@
     </w:p>
     <w:p>
       <w:pPr>
-        <w:pStyle w:val="29"/>
+        <w:pStyle w:val="a1"/>
         <w:rPr>
           <w:rFonts w:hint="default"/>
           <w:lang w:val="en-US" w:eastAsia="zh-CN"/>
@@ -5868,7 +5780,7 @@
     </w:p>
     <w:p>
       <w:pPr>
-        <w:pStyle w:val="30"/>
+        <w:pStyle w:val="2"/>
         <w:bidi w:val="0"/>
         <w:rPr>
           <w:rFonts w:hint="eastAsia"/>
@@ -5887,7 +5799,7 @@
     </w:p>
     <w:p>
       <w:pPr>
-        <w:pStyle w:val="29"/>
+        <w:pStyle w:val="a1"/>
         <w:numPr>
           <w:ilvl w:val="0"/>
           <w:numId w:val="0"/>
@@ -5909,7 +5821,7 @@
     </w:p>
     <w:p>
       <w:pPr>
-        <w:pStyle w:val="29"/>
+        <w:pStyle w:val="a1"/>
         <w:numPr>
           <w:ilvl w:val="0"/>
           <w:numId w:val="0"/>
@@ -5931,7 +5843,7 @@
     </w:p>
     <w:p>
       <w:pPr>
-        <w:pStyle w:val="29"/>
+        <w:pStyle w:val="a1"/>
         <w:numPr>
           <w:ilvl w:val="0"/>
           <w:numId w:val="0"/>
@@ -5953,7 +5865,7 @@
     </w:p>
     <w:p>
       <w:pPr>
-        <w:pStyle w:val="30"/>
+        <w:pStyle w:val="2"/>
         <w:bidi w:val="0"/>
         <w:rPr>
           <w:rFonts w:hint="eastAsia"/>
@@ -5972,7 +5884,7 @@
     </w:p>
     <w:p>
       <w:pPr>
-        <w:pStyle w:val="29"/>
+        <w:pStyle w:val="a1"/>
         <w:numPr>
           <w:ilvl w:val="0"/>
           <w:numId w:val="0"/>
@@ -5994,7 +5906,7 @@
     </w:p>
     <w:p>
       <w:pPr>
-        <w:pStyle w:val="29"/>
+        <w:pStyle w:val="a1"/>
         <w:numPr>
           <w:ilvl w:val="0"/>
           <w:numId w:val="0"/>
@@ -6016,13 +5928,13 @@
     </w:p>
     <w:p>
       <w:pPr>
-        <w:pStyle w:val="29"/>
+        <w:pStyle w:val="a1"/>
         <w:numPr>
           <w:ilvl w:val="0"/>
           <w:numId w:val="3"/>
         </w:numPr>
         <w:bidi w:val="0"/>
-        <w:ind w:left="425" w:leftChars="0" w:hanging="425" w:firstLineChars="0"/>
+        <w:ind w:left="425" w:hanging="425" w:leftChars="0" w:firstLineChars="0"/>
         <w:rPr>
           <w:rFonts w:hint="eastAsia"/>
           <w:lang w:val="en-US" w:eastAsia="zh-CN"/>
@@ -6038,13 +5950,13 @@
     </w:p>
     <w:p>
       <w:pPr>
-        <w:pStyle w:val="29"/>
+        <w:pStyle w:val="a1"/>
         <w:numPr>
           <w:ilvl w:val="0"/>
           <w:numId w:val="3"/>
         </w:numPr>
         <w:bidi w:val="0"/>
-        <w:ind w:left="425" w:leftChars="0" w:hanging="425" w:firstLineChars="0"/>
+        <w:ind w:left="425" w:hanging="425" w:leftChars="0" w:firstLineChars="0"/>
         <w:rPr>
           <w:rFonts w:hint="eastAsia"/>
           <w:lang w:val="en-US" w:eastAsia="zh-CN"/>
@@ -6060,13 +5972,13 @@
     </w:p>
     <w:p>
       <w:pPr>
-        <w:pStyle w:val="29"/>
+        <w:pStyle w:val="a1"/>
         <w:numPr>
           <w:ilvl w:val="0"/>
           <w:numId w:val="3"/>
         </w:numPr>
         <w:bidi w:val="0"/>
-        <w:ind w:left="425" w:leftChars="0" w:hanging="425" w:firstLineChars="0"/>
+        <w:ind w:left="425" w:hanging="425" w:leftChars="0" w:firstLineChars="0"/>
         <w:rPr>
           <w:rFonts w:hint="eastAsia"/>
           <w:lang w:val="en-US" w:eastAsia="zh-CN"/>
@@ -6082,7 +5994,7 @@
     </w:p>
     <w:p>
       <w:pPr>
-        <w:pStyle w:val="30"/>
+        <w:pStyle w:val="2"/>
         <w:bidi w:val="0"/>
         <w:rPr>
           <w:rFonts w:hint="eastAsia"/>
@@ -6101,7 +6013,7 @@
     </w:p>
     <w:p>
       <w:pPr>
-        <w:pStyle w:val="29"/>
+        <w:pStyle w:val="a1"/>
         <w:numPr>
           <w:ilvl w:val="0"/>
           <w:numId w:val="0"/>
@@ -6123,13 +6035,13 @@
     </w:p>
     <w:p>
       <w:pPr>
-        <w:pStyle w:val="29"/>
+        <w:pStyle w:val="a1"/>
         <w:numPr>
           <w:ilvl w:val="0"/>
           <w:numId w:val="4"/>
         </w:numPr>
         <w:bidi w:val="0"/>
-        <w:ind w:left="425" w:leftChars="0" w:hanging="425" w:firstLineChars="0"/>
+        <w:ind w:left="425" w:hanging="425" w:leftChars="0" w:firstLineChars="0"/>
         <w:rPr>
           <w:rFonts w:hint="eastAsia"/>
           <w:lang w:val="en-US" w:eastAsia="zh-CN"/>
@@ -6145,13 +6057,13 @@
     </w:p>
     <w:p>
       <w:pPr>
-        <w:pStyle w:val="29"/>
+        <w:pStyle w:val="a1"/>
         <w:numPr>
           <w:ilvl w:val="0"/>
           <w:numId w:val="4"/>
         </w:numPr>
         <w:bidi w:val="0"/>
-        <w:ind w:left="425" w:leftChars="0" w:hanging="425" w:firstLineChars="0"/>
+        <w:ind w:left="425" w:hanging="425" w:leftChars="0" w:firstLineChars="0"/>
         <w:rPr>
           <w:rFonts w:hint="eastAsia"/>
           <w:lang w:val="en-US" w:eastAsia="zh-CN"/>
@@ -6167,13 +6079,13 @@
     </w:p>
     <w:p>
       <w:pPr>
-        <w:pStyle w:val="29"/>
+        <w:pStyle w:val="a1"/>
         <w:numPr>
           <w:ilvl w:val="0"/>
           <w:numId w:val="4"/>
         </w:numPr>
         <w:bidi w:val="0"/>
-        <w:ind w:left="425" w:leftChars="0" w:hanging="425" w:firstLineChars="0"/>
+        <w:ind w:left="425" w:hanging="425" w:leftChars="0" w:firstLineChars="0"/>
         <w:rPr>
           <w:rFonts w:hint="eastAsia"/>
           <w:lang w:val="en-US" w:eastAsia="zh-CN"/>
@@ -6189,13 +6101,13 @@
     </w:p>
     <w:p>
       <w:pPr>
-        <w:pStyle w:val="29"/>
+        <w:pStyle w:val="a1"/>
         <w:numPr>
           <w:ilvl w:val="0"/>
           <w:numId w:val="4"/>
         </w:numPr>
         <w:bidi w:val="0"/>
-        <w:ind w:left="425" w:leftChars="0" w:hanging="425" w:firstLineChars="0"/>
+        <w:ind w:left="425" w:hanging="425" w:leftChars="0" w:firstLineChars="0"/>
         <w:rPr>
           <w:rFonts w:hint="eastAsia"/>
           <w:lang w:val="en-US" w:eastAsia="zh-CN"/>
@@ -6211,13 +6123,13 @@
     </w:p>
     <w:p>
       <w:pPr>
-        <w:pStyle w:val="29"/>
+        <w:pStyle w:val="a1"/>
         <w:numPr>
           <w:ilvl w:val="0"/>
           <w:numId w:val="4"/>
         </w:numPr>
         <w:bidi w:val="0"/>
-        <w:ind w:left="425" w:leftChars="0" w:hanging="425" w:firstLineChars="0"/>
+        <w:ind w:left="425" w:hanging="425" w:leftChars="0" w:firstLineChars="0"/>
         <w:rPr>
           <w:rFonts w:hint="eastAsia"/>
           <w:lang w:val="en-US" w:eastAsia="zh-CN"/>
@@ -6233,7 +6145,7 @@
     </w:p>
     <w:p>
       <w:pPr>
-        <w:pStyle w:val="30"/>
+        <w:pStyle w:val="2"/>
         <w:bidi w:val="0"/>
         <w:rPr>
           <w:rFonts w:hint="eastAsia"/>
@@ -6252,7 +6164,7 @@
     </w:p>
     <w:p>
       <w:pPr>
-        <w:pStyle w:val="29"/>
+        <w:pStyle w:val="a1"/>
         <w:numPr>
           <w:ilvl w:val="0"/>
           <w:numId w:val="0"/>
@@ -6274,7 +6186,7 @@
     </w:p>
     <w:p>
       <w:pPr>
-        <w:pStyle w:val="29"/>
+        <w:pStyle w:val="a1"/>
         <w:numPr>
           <w:ilvl w:val="0"/>
           <w:numId w:val="0"/>
@@ -6296,7 +6208,7 @@
     </w:p>
     <w:p>
       <w:pPr>
-        <w:pStyle w:val="28"/>
+        <w:pStyle w:val="1"/>
         <w:bidi w:val="0"/>
         <w:rPr>
           <w:rFonts w:hint="default"/>
@@ -6330,19 +6242,18 @@
     </w:p>
     <w:tbl>
       <w:tblPr>
-        <w:tblStyle w:val="20"/>
+        <w:tblStyle w:val="TableNormal"/>
         <w:tblW w:w="8504" w:type="dxa"/>
         <w:tblInd w:w="96" w:type="dxa"/>
         <w:tblBorders>
-          <w:top w:val="none" w:color="auto" w:sz="0" w:space="0"/>
-          <w:left w:val="none" w:color="auto" w:sz="0" w:space="0"/>
-          <w:bottom w:val="none" w:color="auto" w:sz="0" w:space="0"/>
-          <w:right w:val="none" w:color="auto" w:sz="0" w:space="0"/>
-          <w:insideH w:val="none" w:color="auto" w:sz="0" w:space="0"/>
-          <w:insideV w:val="none" w:color="auto" w:sz="0" w:space="0"/>
+          <w:top w:val="nil"/>
+          <w:left w:val="nil"/>
+          <w:bottom w:val="nil"/>
+          <w:right w:val="nil"/>
+          <w:insideH w:val="nil"/>
+          <w:insideV w:val="nil"/>
         </w:tblBorders>
         <w:shd w:val="clear" w:color="auto" w:fill="auto"/>
-        <w:tblLayout w:type="autofit"/>
         <w:tblCellMar>
           <w:top w:w="0" w:type="dxa"/>
           <w:left w:w="108" w:type="dxa"/>
@@ -6358,14 +6269,17 @@
       </w:tblGrid>
       <w:tr>
         <w:tblPrEx>
+          <w:tblW w:w="8504" w:type="dxa"/>
+          <w:tblInd w:w="96" w:type="dxa"/>
           <w:tblBorders>
-            <w:top w:val="none" w:color="auto" w:sz="0" w:space="0"/>
-            <w:left w:val="none" w:color="auto" w:sz="0" w:space="0"/>
-            <w:bottom w:val="none" w:color="auto" w:sz="0" w:space="0"/>
-            <w:right w:val="none" w:color="auto" w:sz="0" w:space="0"/>
-            <w:insideH w:val="none" w:color="auto" w:sz="0" w:space="0"/>
-            <w:insideV w:val="none" w:color="auto" w:sz="0" w:space="0"/>
+            <w:top w:val="nil"/>
+            <w:left w:val="nil"/>
+            <w:bottom w:val="nil"/>
+            <w:right w:val="nil"/>
+            <w:insideH w:val="nil"/>
+            <w:insideV w:val="nil"/>
           </w:tblBorders>
+          <w:shd w:val="clear" w:color="auto" w:fill="auto"/>
           <w:tblCellMar>
             <w:top w:w="0" w:type="dxa"/>
             <w:left w:w="108" w:type="dxa"/>
@@ -6374,16 +6288,16 @@
           </w:tblCellMar>
         </w:tblPrEx>
         <w:trPr>
-          <w:trHeight w:val="493" w:hRule="atLeast"/>
+          <w:trHeight w:val="493"/>
         </w:trPr>
         <w:tc>
           <w:tcPr>
             <w:tcW w:w="1435" w:type="dxa"/>
             <w:tcBorders>
-              <w:top w:val="single" w:color="000000" w:sz="4" w:space="0"/>
-              <w:left w:val="single" w:color="000000" w:sz="4" w:space="0"/>
-              <w:bottom w:val="single" w:color="000000" w:sz="4" w:space="0"/>
-              <w:right w:val="single" w:color="000000" w:sz="4" w:space="0"/>
+              <w:top w:val="single" w:sz="4" w:space="0" w:color="000000"/>
+              <w:left w:val="single" w:sz="4" w:space="0" w:color="000000"/>
+              <w:bottom w:val="single" w:sz="4" w:space="0" w:color="000000"/>
+              <w:right w:val="single" w:sz="4" w:space="0" w:color="000000"/>
             </w:tcBorders>
             <w:shd w:val="clear" w:color="auto" w:fill="C0C0C0"/>
             <w:vAlign w:val="center"/>
@@ -6397,7 +6311,7 @@
               <w:jc w:val="center"/>
               <w:textAlignment w:val="center"/>
               <w:rPr>
-                <w:rFonts w:ascii="楷体_GB2312" w:hAnsi="宋体" w:eastAsia="楷体_GB2312" w:cs="楷体_GB2312"/>
+                <w:rFonts w:ascii="楷体_GB2312" w:eastAsia="楷体_GB2312" w:hAnsi="宋体" w:cs="楷体_GB2312"/>
                 <w:b/>
                 <w:bCs/>
                 <w:i w:val="0"/>
@@ -6408,11 +6322,11 @@
                 <w:u w:val="none"/>
               </w:rPr>
             </w:pPr>
-            <w:bookmarkStart w:id="25" w:name="_GoBack"/>
-            <w:bookmarkEnd w:id="25"/>
+            <w:bookmarkStart w:id="24" w:name="_GoBack"/>
+            <w:bookmarkEnd w:id="24"/>
             <w:r>
               <w:rPr>
-                <w:rFonts w:hint="default" w:ascii="楷体_GB2312" w:hAnsi="宋体" w:eastAsia="楷体_GB2312" w:cs="楷体_GB2312"/>
+                <w:rFonts w:ascii="楷体_GB2312" w:eastAsia="楷体_GB2312" w:hAnsi="宋体" w:cs="楷体_GB2312" w:hint="default"/>
                 <w:b/>
                 <w:bCs/>
                 <w:i w:val="0"/>
@@ -6433,10 +6347,10 @@
           <w:tcPr>
             <w:tcW w:w="1108" w:type="dxa"/>
             <w:tcBorders>
-              <w:top w:val="single" w:color="000000" w:sz="4" w:space="0"/>
-              <w:left w:val="single" w:color="000000" w:sz="4" w:space="0"/>
-              <w:bottom w:val="single" w:color="000000" w:sz="4" w:space="0"/>
-              <w:right w:val="single" w:color="000000" w:sz="4" w:space="0"/>
+              <w:top w:val="single" w:sz="4" w:space="0" w:color="000000"/>
+              <w:left w:val="single" w:sz="4" w:space="0" w:color="000000"/>
+              <w:bottom w:val="single" w:sz="4" w:space="0" w:color="000000"/>
+              <w:right w:val="single" w:sz="4" w:space="0" w:color="000000"/>
             </w:tcBorders>
             <w:shd w:val="clear" w:color="auto" w:fill="C0C0C0"/>
             <w:vAlign w:val="center"/>
@@ -6450,7 +6364,7 @@
               <w:jc w:val="center"/>
               <w:textAlignment w:val="center"/>
               <w:rPr>
-                <w:rFonts w:hint="default" w:ascii="楷体_GB2312" w:hAnsi="宋体" w:eastAsia="楷体_GB2312" w:cs="楷体_GB2312"/>
+                <w:rFonts w:ascii="楷体_GB2312" w:eastAsia="楷体_GB2312" w:hAnsi="宋体" w:cs="楷体_GB2312" w:hint="default"/>
                 <w:b/>
                 <w:bCs/>
                 <w:i w:val="0"/>
@@ -6463,7 +6377,7 @@
             </w:pPr>
             <w:r>
               <w:rPr>
-                <w:rFonts w:hint="default" w:ascii="楷体_GB2312" w:hAnsi="宋体" w:eastAsia="楷体_GB2312" w:cs="楷体_GB2312"/>
+                <w:rFonts w:ascii="楷体_GB2312" w:eastAsia="楷体_GB2312" w:hAnsi="宋体" w:cs="楷体_GB2312" w:hint="default"/>
                 <w:b/>
                 <w:bCs/>
                 <w:i w:val="0"/>
@@ -6484,10 +6398,10 @@
           <w:tcPr>
             <w:tcW w:w="5035" w:type="dxa"/>
             <w:tcBorders>
-              <w:top w:val="single" w:color="000000" w:sz="4" w:space="0"/>
-              <w:left w:val="single" w:color="000000" w:sz="4" w:space="0"/>
-              <w:bottom w:val="single" w:color="000000" w:sz="4" w:space="0"/>
-              <w:right w:val="single" w:color="000000" w:sz="4" w:space="0"/>
+              <w:top w:val="single" w:sz="4" w:space="0" w:color="000000"/>
+              <w:left w:val="single" w:sz="4" w:space="0" w:color="000000"/>
+              <w:bottom w:val="single" w:sz="4" w:space="0" w:color="000000"/>
+              <w:right w:val="single" w:sz="4" w:space="0" w:color="000000"/>
             </w:tcBorders>
             <w:shd w:val="clear" w:color="auto" w:fill="C0C0C0"/>
             <w:vAlign w:val="center"/>
@@ -6501,7 +6415,7 @@
               <w:jc w:val="center"/>
               <w:textAlignment w:val="center"/>
               <w:rPr>
-                <w:rFonts w:hint="default" w:ascii="楷体_GB2312" w:hAnsi="宋体" w:eastAsia="楷体_GB2312" w:cs="楷体_GB2312"/>
+                <w:rFonts w:ascii="楷体_GB2312" w:eastAsia="楷体_GB2312" w:hAnsi="宋体" w:cs="楷体_GB2312" w:hint="default"/>
                 <w:b/>
                 <w:bCs/>
                 <w:i w:val="0"/>
@@ -6514,7 +6428,7 @@
             </w:pPr>
             <w:r>
               <w:rPr>
-                <w:rFonts w:hint="default" w:ascii="楷体_GB2312" w:hAnsi="宋体" w:eastAsia="楷体_GB2312" w:cs="楷体_GB2312"/>
+                <w:rFonts w:ascii="楷体_GB2312" w:eastAsia="楷体_GB2312" w:hAnsi="宋体" w:cs="楷体_GB2312" w:hint="default"/>
                 <w:b/>
                 <w:bCs/>
                 <w:i w:val="0"/>
@@ -6535,10 +6449,10 @@
           <w:tcPr>
             <w:tcW w:w="926" w:type="dxa"/>
             <w:tcBorders>
-              <w:top w:val="single" w:color="000000" w:sz="4" w:space="0"/>
-              <w:left w:val="single" w:color="000000" w:sz="4" w:space="0"/>
-              <w:bottom w:val="single" w:color="000000" w:sz="4" w:space="0"/>
-              <w:right w:val="single" w:color="000000" w:sz="4" w:space="0"/>
+              <w:top w:val="single" w:sz="4" w:space="0" w:color="000000"/>
+              <w:left w:val="single" w:sz="4" w:space="0" w:color="000000"/>
+              <w:bottom w:val="single" w:sz="4" w:space="0" w:color="000000"/>
+              <w:right w:val="single" w:sz="4" w:space="0" w:color="000000"/>
             </w:tcBorders>
             <w:shd w:val="clear" w:color="auto" w:fill="C0C0C0"/>
             <w:vAlign w:val="center"/>
@@ -6552,7 +6466,7 @@
               <w:jc w:val="center"/>
               <w:textAlignment w:val="center"/>
               <w:rPr>
-                <w:rFonts w:hint="default" w:ascii="楷体_GB2312" w:hAnsi="宋体" w:eastAsia="楷体_GB2312" w:cs="楷体_GB2312"/>
+                <w:rFonts w:ascii="楷体_GB2312" w:eastAsia="楷体_GB2312" w:hAnsi="宋体" w:cs="楷体_GB2312" w:hint="default"/>
                 <w:b/>
                 <w:bCs/>
                 <w:i w:val="0"/>
@@ -6565,7 +6479,7 @@
             </w:pPr>
             <w:r>
               <w:rPr>
-                <w:rFonts w:hint="default" w:ascii="楷体_GB2312" w:hAnsi="宋体" w:eastAsia="楷体_GB2312" w:cs="楷体_GB2312"/>
+                <w:rFonts w:ascii="楷体_GB2312" w:eastAsia="楷体_GB2312" w:hAnsi="宋体" w:cs="楷体_GB2312" w:hint="default"/>
                 <w:b/>
                 <w:bCs/>
                 <w:i w:val="0"/>
@@ -6585,14 +6499,9 @@
       </w:tr>
       <w:tr>
         <w:tblPrEx>
-          <w:tblBorders>
-            <w:top w:val="none" w:color="auto" w:sz="0" w:space="0"/>
-            <w:left w:val="none" w:color="auto" w:sz="0" w:space="0"/>
-            <w:bottom w:val="none" w:color="auto" w:sz="0" w:space="0"/>
-            <w:right w:val="none" w:color="auto" w:sz="0" w:space="0"/>
-            <w:insideH w:val="none" w:color="auto" w:sz="0" w:space="0"/>
-            <w:insideV w:val="none" w:color="auto" w:sz="0" w:space="0"/>
-          </w:tblBorders>
+          <w:tblW w:w="8504" w:type="dxa"/>
+          <w:tblInd w:w="96" w:type="dxa"/>
+          <w:shd w:val="clear" w:color="auto" w:fill="auto"/>
           <w:tblCellMar>
             <w:top w:w="0" w:type="dxa"/>
             <w:left w:w="108" w:type="dxa"/>
@@ -6601,16 +6510,16 @@
           </w:tblCellMar>
         </w:tblPrEx>
         <w:trPr>
-          <w:trHeight w:val="493" w:hRule="atLeast"/>
+          <w:trHeight w:val="493"/>
         </w:trPr>
         <w:tc>
           <w:tcPr>
             <w:tcW w:w="1435" w:type="dxa"/>
             <w:tcBorders>
-              <w:top w:val="single" w:color="000000" w:sz="4" w:space="0"/>
-              <w:left w:val="single" w:color="000000" w:sz="4" w:space="0"/>
-              <w:bottom w:val="single" w:color="000000" w:sz="4" w:space="0"/>
-              <w:right w:val="single" w:color="000000" w:sz="4" w:space="0"/>
+              <w:top w:val="single" w:sz="4" w:space="0" w:color="000000"/>
+              <w:left w:val="single" w:sz="4" w:space="0" w:color="000000"/>
+              <w:bottom w:val="single" w:sz="4" w:space="0" w:color="000000"/>
+              <w:right w:val="single" w:sz="4" w:space="0" w:color="000000"/>
             </w:tcBorders>
             <w:shd w:val="clear" w:color="auto" w:fill="auto"/>
             <w:vAlign w:val="center"/>
@@ -6624,7 +6533,7 @@
               <w:jc w:val="left"/>
               <w:textAlignment w:val="center"/>
               <w:rPr>
-                <w:rFonts w:hint="default" w:ascii="楷体_GB2312" w:hAnsi="宋体" w:eastAsia="楷体_GB2312" w:cs="楷体_GB2312"/>
+                <w:rFonts w:ascii="楷体_GB2312" w:eastAsia="楷体_GB2312" w:hAnsi="宋体" w:cs="楷体_GB2312" w:hint="default"/>
                 <w:b/>
                 <w:bCs/>
                 <w:i w:val="0"/>
@@ -6640,7 +6549,7 @@
             </w:pPr>
             <w:r>
               <w:rPr>
-                <w:rFonts w:hint="eastAsia" w:ascii="宋体" w:hAnsi="宋体" w:eastAsia="宋体" w:cs="宋体"/>
+                <w:rFonts w:ascii="宋体" w:eastAsia="宋体" w:hAnsi="宋体" w:cs="宋体" w:hint="eastAsia"/>
                 <w:i w:val="0"/>
                 <w:iCs w:val="0"/>
                 <w:snapToGrid w:val="0"/>
@@ -6659,10 +6568,10 @@
           <w:tcPr>
             <w:tcW w:w="1108" w:type="dxa"/>
             <w:tcBorders>
-              <w:top w:val="single" w:color="000000" w:sz="4" w:space="0"/>
-              <w:left w:val="single" w:color="000000" w:sz="4" w:space="0"/>
-              <w:bottom w:val="single" w:color="000000" w:sz="4" w:space="0"/>
-              <w:right w:val="single" w:color="000000" w:sz="4" w:space="0"/>
+              <w:top w:val="single" w:sz="4" w:space="0" w:color="000000"/>
+              <w:left w:val="single" w:sz="4" w:space="0" w:color="000000"/>
+              <w:bottom w:val="single" w:sz="4" w:space="0" w:color="000000"/>
+              <w:right w:val="single" w:sz="4" w:space="0" w:color="000000"/>
             </w:tcBorders>
             <w:shd w:val="clear" w:color="auto" w:fill="auto"/>
             <w:vAlign w:val="center"/>
@@ -6676,7 +6585,7 @@
               <w:jc w:val="left"/>
               <w:textAlignment w:val="center"/>
               <w:rPr>
-                <w:rFonts w:hint="default" w:ascii="楷体_GB2312" w:hAnsi="宋体" w:eastAsia="楷体_GB2312" w:cs="楷体_GB2312"/>
+                <w:rFonts w:ascii="楷体_GB2312" w:eastAsia="楷体_GB2312" w:hAnsi="宋体" w:cs="楷体_GB2312" w:hint="default"/>
                 <w:b/>
                 <w:bCs/>
                 <w:i w:val="0"/>
@@ -6692,7 +6601,7 @@
             </w:pPr>
             <w:r>
               <w:rPr>
-                <w:rFonts w:hint="eastAsia" w:ascii="宋体" w:hAnsi="宋体" w:eastAsia="宋体" w:cs="宋体"/>
+                <w:rFonts w:ascii="宋体" w:eastAsia="宋体" w:hAnsi="宋体" w:cs="宋体" w:hint="eastAsia"/>
                 <w:i w:val="0"/>
                 <w:iCs w:val="0"/>
                 <w:snapToGrid w:val="0"/>
@@ -6707,7 +6616,7 @@
             </w:r>
             <w:r>
               <w:rPr>
-                <w:rFonts w:hint="eastAsia" w:ascii="宋体" w:hAnsi="宋体" w:cs="宋体"/>
+                <w:rFonts w:ascii="宋体" w:hAnsi="宋体" w:cs="宋体" w:hint="eastAsia"/>
                 <w:i w:val="0"/>
                 <w:iCs w:val="0"/>
                 <w:snapToGrid w:val="0"/>
@@ -6722,7 +6631,7 @@
             </w:r>
             <w:r>
               <w:rPr>
-                <w:rFonts w:hint="eastAsia" w:ascii="宋体" w:hAnsi="宋体" w:eastAsia="宋体" w:cs="宋体"/>
+                <w:rFonts w:ascii="宋体" w:eastAsia="宋体" w:hAnsi="宋体" w:cs="宋体" w:hint="eastAsia"/>
                 <w:i w:val="0"/>
                 <w:iCs w:val="0"/>
                 <w:snapToGrid w:val="0"/>
@@ -6741,10 +6650,10 @@
           <w:tcPr>
             <w:tcW w:w="5035" w:type="dxa"/>
             <w:tcBorders>
-              <w:top w:val="single" w:color="000000" w:sz="4" w:space="0"/>
-              <w:left w:val="single" w:color="000000" w:sz="4" w:space="0"/>
-              <w:bottom w:val="single" w:color="000000" w:sz="4" w:space="0"/>
-              <w:right w:val="single" w:color="000000" w:sz="4" w:space="0"/>
+              <w:top w:val="single" w:sz="4" w:space="0" w:color="000000"/>
+              <w:left w:val="single" w:sz="4" w:space="0" w:color="000000"/>
+              <w:bottom w:val="single" w:sz="4" w:space="0" w:color="000000"/>
+              <w:right w:val="single" w:sz="4" w:space="0" w:color="000000"/>
             </w:tcBorders>
             <w:shd w:val="clear" w:color="auto" w:fill="auto"/>
             <w:vAlign w:val="center"/>
@@ -6758,7 +6667,7 @@
               <w:jc w:val="left"/>
               <w:textAlignment w:val="center"/>
               <w:rPr>
-                <w:rFonts w:hint="default" w:ascii="楷体_GB2312" w:hAnsi="宋体" w:eastAsia="楷体_GB2312" w:cs="楷体_GB2312"/>
+                <w:rFonts w:ascii="楷体_GB2312" w:eastAsia="楷体_GB2312" w:hAnsi="宋体" w:cs="楷体_GB2312" w:hint="default"/>
                 <w:b/>
                 <w:bCs/>
                 <w:i w:val="0"/>
@@ -6774,7 +6683,7 @@
             </w:pPr>
             <w:r>
               <w:rPr>
-                <w:rFonts w:hint="eastAsia" w:ascii="宋体" w:hAnsi="宋体" w:eastAsia="宋体" w:cs="宋体"/>
+                <w:rFonts w:ascii="宋体" w:eastAsia="宋体" w:hAnsi="宋体" w:cs="宋体" w:hint="eastAsia"/>
                 <w:i w:val="0"/>
                 <w:iCs w:val="0"/>
                 <w:snapToGrid w:val="0"/>
@@ -6793,10 +6702,10 @@
           <w:tcPr>
             <w:tcW w:w="926" w:type="dxa"/>
             <w:tcBorders>
-              <w:top w:val="single" w:color="000000" w:sz="4" w:space="0"/>
-              <w:left w:val="single" w:color="000000" w:sz="4" w:space="0"/>
-              <w:bottom w:val="single" w:color="000000" w:sz="4" w:space="0"/>
-              <w:right w:val="single" w:color="000000" w:sz="4" w:space="0"/>
+              <w:top w:val="single" w:sz="4" w:space="0" w:color="000000"/>
+              <w:left w:val="single" w:sz="4" w:space="0" w:color="000000"/>
+              <w:bottom w:val="single" w:sz="4" w:space="0" w:color="000000"/>
+              <w:right w:val="single" w:sz="4" w:space="0" w:color="000000"/>
             </w:tcBorders>
             <w:shd w:val="clear" w:color="auto" w:fill="auto"/>
             <w:vAlign w:val="center"/>
@@ -6810,7 +6719,7 @@
               <w:jc w:val="left"/>
               <w:textAlignment w:val="center"/>
               <w:rPr>
-                <w:rFonts w:hint="default" w:ascii="楷体_GB2312" w:hAnsi="宋体" w:eastAsia="楷体_GB2312" w:cs="楷体_GB2312"/>
+                <w:rFonts w:ascii="楷体_GB2312" w:eastAsia="楷体_GB2312" w:hAnsi="宋体" w:cs="楷体_GB2312" w:hint="default"/>
                 <w:b/>
                 <w:bCs/>
                 <w:i w:val="0"/>
@@ -6826,7 +6735,7 @@
             </w:pPr>
             <w:r>
               <w:rPr>
-                <w:rFonts w:hint="eastAsia" w:ascii="宋体" w:hAnsi="宋体" w:eastAsia="宋体" w:cs="宋体"/>
+                <w:rFonts w:ascii="宋体" w:eastAsia="宋体" w:hAnsi="宋体" w:cs="宋体" w:hint="eastAsia"/>
                 <w:i w:val="0"/>
                 <w:iCs w:val="0"/>
                 <w:snapToGrid w:val="0"/>
@@ -6845,14 +6754,14 @@
     </w:tbl>
     <w:p>
       <w:pPr>
-        <w:pStyle w:val="28"/>
+        <w:pStyle w:val="1"/>
         <w:bidi w:val="0"/>
         <w:rPr>
           <w:rFonts w:hint="eastAsia"/>
           <w:lang w:val="en-US" w:eastAsia="zh-CN"/>
         </w:rPr>
       </w:pPr>
-      <w:bookmarkStart w:id="24" w:name="_Toc17732"/>
+      <w:bookmarkStart w:id="25" w:name="_Toc17732"/>
       <w:r>
         <w:rPr>
           <w:rFonts w:hint="eastAsia"/>
@@ -6860,11 +6769,11 @@
         </w:rPr>
         <w:t>附则</w:t>
       </w:r>
-      <w:bookmarkEnd w:id="24"/>
+      <w:bookmarkEnd w:id="25"/>
     </w:p>
     <w:p>
       <w:pPr>
-        <w:pStyle w:val="29"/>
+        <w:pStyle w:val="a1"/>
         <w:numPr>
           <w:ilvl w:val="0"/>
           <w:numId w:val="0"/>
@@ -6885,84 +6794,34 @@
       </w:r>
     </w:p>
     <w:sectPr>
-      <w:headerReference r:id="rId5" w:type="default"/>
-      <w:footerReference r:id="rId6" w:type="default"/>
+      <w:headerReference w:type="default" r:id="rId7"/>
+      <w:footerReference w:type="default" r:id="rId8"/>
       <w:pgSz w:w="11906" w:h="16838"/>
       <w:pgMar w:top="1417" w:right="1800" w:bottom="1440" w:left="1800" w:header="1140" w:footer="992" w:gutter="0"/>
-      <w:cols w:space="425" w:num="1"/>
+      <w:cols w:num="1" w:space="425"/>
       <w:docGrid w:type="lines" w:linePitch="312" w:charSpace="0"/>
     </w:sectPr>
   </w:body>
 </w:document>
 </file>
 
-<file path=word/endnotes.xml><?xml version="1.0" encoding="utf-8"?>
-<w:endnotes xmlns:wpc="http://schemas.microsoft.com/office/word/2010/wordprocessingCanvas" xmlns:mc="http://schemas.openxmlformats.org/markup-compatibility/2006" xmlns:o="urn:schemas-microsoft-com:office:office" xmlns:r="http://schemas.openxmlformats.org/officeDocument/2006/relationships" xmlns:m="http://schemas.openxmlformats.org/officeDocument/2006/math" xmlns:v="urn:schemas-microsoft-com:vml" xmlns:wp14="http://schemas.microsoft.com/office/word/2010/wordprocessingDrawing" xmlns:wp="http://schemas.openxmlformats.org/drawingml/2006/wordprocessingDrawing" xmlns:w="http://schemas.openxmlformats.org/wordprocessingml/2006/main" xmlns:w14="http://schemas.microsoft.com/office/word/2010/wordml" xmlns:w15="http://schemas.microsoft.com/office/word/2012/wordml" xmlns:w10="urn:schemas-microsoft-com:office:word" xmlns:wpg="http://schemas.microsoft.com/office/word/2010/wordprocessingGroup" xmlns:wpi="http://schemas.microsoft.com/office/word/2010/wordprocessingInk" xmlns:wne="http://schemas.microsoft.com/office/word/2006/wordml" xmlns:wps="http://schemas.microsoft.com/office/word/2010/wordprocessingShape" xmlns:wpsCustomData="http://www.wps.cn/officeDocument/2013/wpsCustomData" mc:Ignorable="w14 w15 wp14">
-  <w:endnote w:type="separator" w:id="0">
-    <w:p>
-      <w:pPr>
-        <w:spacing w:line="240" w:lineRule="auto"/>
-      </w:pPr>
-      <w:r>
-        <w:separator/>
-      </w:r>
-    </w:p>
-  </w:endnote>
-  <w:endnote w:type="continuationSeparator" w:id="1">
-    <w:p>
-      <w:pPr>
-        <w:spacing w:line="240" w:lineRule="auto"/>
-      </w:pPr>
-      <w:r>
-        <w:continuationSeparator/>
-      </w:r>
-    </w:p>
-  </w:endnote>
-</w:endnotes>
-</file>
-
 <file path=word/footer1.xml><?xml version="1.0" encoding="utf-8"?>
-<w:ftr xmlns:wpc="http://schemas.microsoft.com/office/word/2010/wordprocessingCanvas" xmlns:mc="http://schemas.openxmlformats.org/markup-compatibility/2006" xmlns:o="urn:schemas-microsoft-com:office:office" xmlns:r="http://schemas.openxmlformats.org/officeDocument/2006/relationships" xmlns:m="http://schemas.openxmlformats.org/officeDocument/2006/math" xmlns:v="urn:schemas-microsoft-com:vml" xmlns:wp14="http://schemas.microsoft.com/office/word/2010/wordprocessingDrawing" xmlns:wp="http://schemas.openxmlformats.org/drawingml/2006/wordprocessingDrawing" xmlns:w10="urn:schemas-microsoft-com:office:word" xmlns:w="http://schemas.openxmlformats.org/wordprocessingml/2006/main" xmlns:w14="http://schemas.microsoft.com/office/word/2010/wordml" xmlns:w15="http://schemas.microsoft.com/office/word/2012/wordml" xmlns:wpg="http://schemas.microsoft.com/office/word/2010/wordprocessingGroup" xmlns:wpi="http://schemas.microsoft.com/office/word/2010/wordprocessingInk" xmlns:wne="http://schemas.microsoft.com/office/word/2006/wordml" xmlns:wps="http://schemas.microsoft.com/office/word/2010/wordprocessingShape" xmlns:wpsCustomData="http://www.wps.cn/officeDocument/2013/wpsCustomData" mc:Ignorable="w14 w15 wp14">
+<w:ftr xmlns:wpc="http://schemas.microsoft.com/office/word/2010/wordprocessingCanvas" xmlns:mc="http://schemas.openxmlformats.org/markup-compatibility/2006" xmlns:o="urn:schemas-microsoft-com:office:office" xmlns:r="http://schemas.openxmlformats.org/officeDocument/2006/relationships" xmlns:m="http://schemas.openxmlformats.org/officeDocument/2006/math" xmlns:v="urn:schemas-microsoft-com:vml" xmlns:wp14="http://schemas.microsoft.com/office/word/2010/wordprocessingDrawing" xmlns:wp="http://schemas.openxmlformats.org/drawingml/2006/wordprocessingDrawing" xmlns:w10="urn:schemas-microsoft-com:office:word" xmlns:w="http://schemas.openxmlformats.org/wordprocessingml/2006/main" xmlns:w14="http://schemas.microsoft.com/office/word/2010/wordml" xmlns:w15="http://schemas.microsoft.com/office/word/2012/wordml" xmlns:wne="http://schemas.microsoft.com/office/word/2006/wordml" xmlns:wpg="http://schemas.microsoft.com/office/word/2010/wordprocessingGroup" xmlns:wpi="http://schemas.microsoft.com/office/word/2010/wordprocessingInk" xmlns:wps="http://schemas.microsoft.com/office/word/2010/wordprocessingShape" mc:Ignorable="w14 w15 wp14">
   <w:p>
     <w:pPr>
-      <w:pStyle w:val="14"/>
+      <w:pStyle w:val="Footer"/>
     </w:pPr>
   </w:p>
 </w:ftr>
 </file>
 
-<file path=word/footnotes.xml><?xml version="1.0" encoding="utf-8"?>
-<w:footnotes xmlns:wpc="http://schemas.microsoft.com/office/word/2010/wordprocessingCanvas" xmlns:mc="http://schemas.openxmlformats.org/markup-compatibility/2006" xmlns:o="urn:schemas-microsoft-com:office:office" xmlns:r="http://schemas.openxmlformats.org/officeDocument/2006/relationships" xmlns:m="http://schemas.openxmlformats.org/officeDocument/2006/math" xmlns:v="urn:schemas-microsoft-com:vml" xmlns:wp14="http://schemas.microsoft.com/office/word/2010/wordprocessingDrawing" xmlns:wp="http://schemas.openxmlformats.org/drawingml/2006/wordprocessingDrawing" xmlns:w="http://schemas.openxmlformats.org/wordprocessingml/2006/main" xmlns:w14="http://schemas.microsoft.com/office/word/2010/wordml" xmlns:w15="http://schemas.microsoft.com/office/word/2012/wordml" xmlns:w10="urn:schemas-microsoft-com:office:word" xmlns:wpg="http://schemas.microsoft.com/office/word/2010/wordprocessingGroup" xmlns:wpi="http://schemas.microsoft.com/office/word/2010/wordprocessingInk" xmlns:wne="http://schemas.microsoft.com/office/word/2006/wordml" xmlns:wps="http://schemas.microsoft.com/office/word/2010/wordprocessingShape" xmlns:wpsCustomData="http://www.wps.cn/officeDocument/2013/wpsCustomData" mc:Ignorable="w14 w15 wp14">
-  <w:footnote w:type="separator" w:id="0">
-    <w:p>
-      <w:pPr>
-        <w:spacing w:line="360" w:lineRule="auto"/>
-      </w:pPr>
-      <w:r>
-        <w:separator/>
-      </w:r>
-    </w:p>
-  </w:footnote>
-  <w:footnote w:type="continuationSeparator" w:id="1">
-    <w:p>
-      <w:pPr>
-        <w:spacing w:line="360" w:lineRule="auto"/>
-      </w:pPr>
-      <w:r>
-        <w:continuationSeparator/>
-      </w:r>
-    </w:p>
-  </w:footnote>
-</w:footnotes>
-</file>
-
 <file path=word/header1.xml><?xml version="1.0" encoding="utf-8"?>
-<w:hdr xmlns:wpc="http://schemas.microsoft.com/office/word/2010/wordprocessingCanvas" xmlns:mc="http://schemas.openxmlformats.org/markup-compatibility/2006" xmlns:o="urn:schemas-microsoft-com:office:office" xmlns:r="http://schemas.openxmlformats.org/officeDocument/2006/relationships" xmlns:m="http://schemas.openxmlformats.org/officeDocument/2006/math" xmlns:v="urn:schemas-microsoft-com:vml" xmlns:wp14="http://schemas.microsoft.com/office/word/2010/wordprocessingDrawing" xmlns:wp="http://schemas.openxmlformats.org/drawingml/2006/wordprocessingDrawing" xmlns:w10="urn:schemas-microsoft-com:office:word" xmlns:w="http://schemas.openxmlformats.org/wordprocessingml/2006/main" xmlns:w14="http://schemas.microsoft.com/office/word/2010/wordml" xmlns:w15="http://schemas.microsoft.com/office/word/2012/wordml" xmlns:wpg="http://schemas.microsoft.com/office/word/2010/wordprocessingGroup" xmlns:wpi="http://schemas.microsoft.com/office/word/2010/wordprocessingInk" xmlns:wne="http://schemas.microsoft.com/office/word/2006/wordml" xmlns:wps="http://schemas.microsoft.com/office/word/2010/wordprocessingShape" xmlns:wpsCustomData="http://www.wps.cn/officeDocument/2013/wpsCustomData" mc:Ignorable="w14 w15 wp14">
+<w:hdr xmlns:wpc="http://schemas.microsoft.com/office/word/2010/wordprocessingCanvas" xmlns:mc="http://schemas.openxmlformats.org/markup-compatibility/2006" xmlns:o="urn:schemas-microsoft-com:office:office" xmlns:r="http://schemas.openxmlformats.org/officeDocument/2006/relationships" xmlns:m="http://schemas.openxmlformats.org/officeDocument/2006/math" xmlns:v="urn:schemas-microsoft-com:vml" xmlns:wp14="http://schemas.microsoft.com/office/word/2010/wordprocessingDrawing" xmlns:wp="http://schemas.openxmlformats.org/drawingml/2006/wordprocessingDrawing" xmlns:w10="urn:schemas-microsoft-com:office:word" xmlns:w="http://schemas.openxmlformats.org/wordprocessingml/2006/main" xmlns:w14="http://schemas.microsoft.com/office/word/2010/wordml" xmlns:w15="http://schemas.microsoft.com/office/word/2012/wordml" xmlns:wne="http://schemas.microsoft.com/office/word/2006/wordml" xmlns:wpg="http://schemas.microsoft.com/office/word/2010/wordprocessingGroup" xmlns:wpi="http://schemas.microsoft.com/office/word/2010/wordprocessingInk" xmlns:wps="http://schemas.microsoft.com/office/word/2010/wordprocessingShape" mc:Ignorable="w14 w15 wp14">
   <w:p>
     <w:pPr>
-      <w:pStyle w:val="15"/>
+      <w:pStyle w:val="Header"/>
       <w:pBdr>
-        <w:bottom w:val="single" w:color="auto" w:sz="4" w:space="1"/>
+        <w:bottom w:val="single" w:sz="4" w:space="1" w:color="auto"/>
       </w:pBdr>
       <w:tabs>
         <w:tab w:val="left" w:pos="335"/>
@@ -6970,27 +6829,27 @@
       </w:tabs>
       <w:jc w:val="right"/>
       <w:rPr>
-        <w:rFonts w:hint="eastAsia" w:eastAsiaTheme="minorEastAsia"/>
+        <w:rFonts w:eastAsiaTheme="minorEastAsia" w:hint="eastAsia"/>
         <w:lang w:eastAsia="zh-CN"/>
       </w:rPr>
     </w:pPr>
     <w:r>
       <w:rPr>
-        <w:rFonts w:hint="eastAsia" w:eastAsiaTheme="minorEastAsia"/>
+        <w:rFonts w:eastAsiaTheme="minorEastAsia" w:hint="eastAsia"/>
         <w:lang w:val="en-US" w:eastAsia="zh-CN"/>
       </w:rPr>
       <w:tab/>
     </w:r>
     <w:r>
       <w:rPr>
-        <w:rFonts w:hint="eastAsia" w:eastAsiaTheme="minorEastAsia"/>
+        <w:rFonts w:eastAsiaTheme="minorEastAsia" w:hint="eastAsia"/>
         <w:lang w:val="en-US" w:eastAsia="zh-CN"/>
       </w:rPr>
       <w:tab/>
     </w:r>
     <w:r>
       <w:rPr>
-        <w:rFonts w:hint="eastAsia" w:eastAsiaTheme="minorEastAsia"/>
+        <w:rFonts w:eastAsiaTheme="minorEastAsia" w:hint="eastAsia"/>
         <w:lang w:val="en-US" w:eastAsia="zh-CN"/>
       </w:rPr>
       <w:t>桐乡华数广电网络有限公司</w:t>
@@ -7000,15 +6859,15 @@
 </file>
 
 <file path=word/numbering.xml><?xml version="1.0" encoding="utf-8"?>
-<w:numbering xmlns:wpc="http://schemas.microsoft.com/office/word/2010/wordprocessingCanvas" xmlns:mc="http://schemas.openxmlformats.org/markup-compatibility/2006" xmlns:o="urn:schemas-microsoft-com:office:office" xmlns:r="http://schemas.openxmlformats.org/officeDocument/2006/relationships" xmlns:m="http://schemas.openxmlformats.org/officeDocument/2006/math" xmlns:v="urn:schemas-microsoft-com:vml" xmlns:wp14="http://schemas.microsoft.com/office/word/2010/wordprocessingDrawing" xmlns:wp="http://schemas.openxmlformats.org/drawingml/2006/wordprocessingDrawing" xmlns:w10="urn:schemas-microsoft-com:office:word" xmlns:w="http://schemas.openxmlformats.org/wordprocessingml/2006/main" xmlns:w14="http://schemas.microsoft.com/office/word/2010/wordml" xmlns:wpg="http://schemas.microsoft.com/office/word/2010/wordprocessingGroup" xmlns:wpi="http://schemas.microsoft.com/office/word/2010/wordprocessingInk" xmlns:wne="http://schemas.microsoft.com/office/word/2006/wordml" xmlns:wps="http://schemas.microsoft.com/office/word/2010/wordprocessingShape" xmlns:wpsCustomData="http://www.wps.cn/officeDocument/2013/wpsCustomData" mc:Ignorable="w14 wp14">
+<w:numbering xmlns:wpc="http://schemas.microsoft.com/office/word/2010/wordprocessingCanvas" xmlns:mc="http://schemas.openxmlformats.org/markup-compatibility/2006" xmlns:o="urn:schemas-microsoft-com:office:office" xmlns:r="http://schemas.openxmlformats.org/officeDocument/2006/relationships" xmlns:m="http://schemas.openxmlformats.org/officeDocument/2006/math" xmlns:v="urn:schemas-microsoft-com:vml" xmlns:wp14="http://schemas.microsoft.com/office/word/2010/wordprocessingDrawing" xmlns:wp="http://schemas.openxmlformats.org/drawingml/2006/wordprocessingDrawing" xmlns:w10="urn:schemas-microsoft-com:office:word" xmlns:w="http://schemas.openxmlformats.org/wordprocessingml/2006/main" xmlns:w14="http://schemas.microsoft.com/office/word/2010/wordml" xmlns:w15="http://schemas.microsoft.com/office/word/2012/wordml" xmlns:wne="http://schemas.microsoft.com/office/word/2006/wordml" xmlns:wpg="http://schemas.microsoft.com/office/word/2010/wordprocessingGroup" xmlns:wpi="http://schemas.microsoft.com/office/word/2010/wordprocessingInk" xmlns:wps="http://schemas.microsoft.com/office/word/2010/wordprocessingShape" mc:Ignorable="w14 w15 wp14">
   <w:abstractNum w:abstractNumId="0">
     <w:nsid w:val="8E964DCE"/>
     <w:multiLevelType w:val="multilevel"/>
     <w:tmpl w:val="8E964DCE"/>
-    <w:lvl w:ilvl="0" w:tentative="0">
+    <w:lvl w:ilvl="0">
       <w:start w:val="1"/>
       <w:numFmt w:val="decimal"/>
-      <w:pStyle w:val="2"/>
+      <w:pStyle w:val="Heading1"/>
       <w:lvlText w:val="%1."/>
       <w:lvlJc w:val="left"/>
       <w:pPr>
@@ -7018,10 +6877,10 @@
         <w:rFonts w:hint="default"/>
       </w:rPr>
     </w:lvl>
-    <w:lvl w:ilvl="1" w:tentative="0">
+    <w:lvl w:ilvl="1">
       <w:start w:val="1"/>
       <w:numFmt w:val="decimal"/>
-      <w:pStyle w:val="3"/>
+      <w:pStyle w:val="Heading2"/>
       <w:lvlText w:val="%1.%2."/>
       <w:lvlJc w:val="left"/>
       <w:pPr>
@@ -7031,10 +6890,10 @@
         <w:rFonts w:hint="default"/>
       </w:rPr>
     </w:lvl>
-    <w:lvl w:ilvl="2" w:tentative="0">
+    <w:lvl w:ilvl="2">
       <w:start w:val="1"/>
       <w:numFmt w:val="decimal"/>
-      <w:pStyle w:val="4"/>
+      <w:pStyle w:val="Heading3"/>
       <w:lvlText w:val="%1.%2.%3."/>
       <w:lvlJc w:val="left"/>
       <w:pPr>
@@ -7044,10 +6903,10 @@
         <w:rFonts w:hint="default"/>
       </w:rPr>
     </w:lvl>
-    <w:lvl w:ilvl="3" w:tentative="0">
+    <w:lvl w:ilvl="3">
       <w:start w:val="1"/>
       <w:numFmt w:val="decimal"/>
-      <w:pStyle w:val="5"/>
+      <w:pStyle w:val="Heading4"/>
       <w:lvlText w:val="%1.%2.%3.%4."/>
       <w:lvlJc w:val="left"/>
       <w:pPr>
@@ -7057,10 +6916,10 @@
         <w:rFonts w:hint="default"/>
       </w:rPr>
     </w:lvl>
-    <w:lvl w:ilvl="4" w:tentative="0">
+    <w:lvl w:ilvl="4">
       <w:start w:val="1"/>
       <w:numFmt w:val="decimal"/>
-      <w:pStyle w:val="6"/>
+      <w:pStyle w:val="Heading5"/>
       <w:lvlText w:val="%1.%2.%3.%4.%5."/>
       <w:lvlJc w:val="left"/>
       <w:pPr>
@@ -7070,10 +6929,10 @@
         <w:rFonts w:hint="default"/>
       </w:rPr>
     </w:lvl>
-    <w:lvl w:ilvl="5" w:tentative="0">
+    <w:lvl w:ilvl="5">
       <w:start w:val="1"/>
       <w:numFmt w:val="decimal"/>
-      <w:pStyle w:val="7"/>
+      <w:pStyle w:val="Heading6"/>
       <w:lvlText w:val="%1.%2.%3.%4.%5.%6."/>
       <w:lvlJc w:val="left"/>
       <w:pPr>
@@ -7083,10 +6942,10 @@
         <w:rFonts w:hint="default"/>
       </w:rPr>
     </w:lvl>
-    <w:lvl w:ilvl="6" w:tentative="0">
+    <w:lvl w:ilvl="6">
       <w:start w:val="1"/>
       <w:numFmt w:val="decimal"/>
-      <w:pStyle w:val="8"/>
+      <w:pStyle w:val="Heading7"/>
       <w:lvlText w:val="%1.%2.%3.%4.%5.%6.%7."/>
       <w:lvlJc w:val="left"/>
       <w:pPr>
@@ -7096,10 +6955,10 @@
         <w:rFonts w:hint="default"/>
       </w:rPr>
     </w:lvl>
-    <w:lvl w:ilvl="7" w:tentative="0">
+    <w:lvl w:ilvl="7">
       <w:start w:val="1"/>
       <w:numFmt w:val="decimal"/>
-      <w:pStyle w:val="9"/>
+      <w:pStyle w:val="Heading8"/>
       <w:lvlText w:val="%1.%2.%3.%4.%5.%6.%7.%8."/>
       <w:lvlJc w:val="left"/>
       <w:pPr>
@@ -7109,10 +6968,10 @@
         <w:rFonts w:hint="default"/>
       </w:rPr>
     </w:lvl>
-    <w:lvl w:ilvl="8" w:tentative="0">
+    <w:lvl w:ilvl="8">
       <w:start w:val="1"/>
       <w:numFmt w:val="decimal"/>
-      <w:pStyle w:val="10"/>
+      <w:pStyle w:val="Heading9"/>
       <w:lvlText w:val="%1.%2.%3.%4.%5.%6.%7.%8.%9."/>
       <w:lvlJc w:val="left"/>
       <w:pPr>
@@ -7127,7 +6986,7 @@
     <w:nsid w:val="92E1D44D"/>
     <w:multiLevelType w:val="singleLevel"/>
     <w:tmpl w:val="92E1D44D"/>
-    <w:lvl w:ilvl="0" w:tentative="0">
+    <w:lvl w:ilvl="0">
       <w:start w:val="1"/>
       <w:numFmt w:val="decimal"/>
       <w:lvlText w:val="%1."/>
@@ -7144,7 +7003,7 @@
     <w:nsid w:val="ADC5FD62"/>
     <w:multiLevelType w:val="singleLevel"/>
     <w:tmpl w:val="ADC5FD62"/>
-    <w:lvl w:ilvl="0" w:tentative="0">
+    <w:lvl w:ilvl="0">
       <w:start w:val="1"/>
       <w:numFmt w:val="decimal"/>
       <w:lvlText w:val="%1."/>
@@ -7161,7 +7020,7 @@
     <w:nsid w:val="39E445F3"/>
     <w:multiLevelType w:val="singleLevel"/>
     <w:tmpl w:val="39E445F3"/>
-    <w:lvl w:ilvl="0" w:tentative="0">
+    <w:lvl w:ilvl="0">
       <w:start w:val="1"/>
       <w:numFmt w:val="decimal"/>
       <w:lvlText w:val="%1."/>
@@ -7190,269 +7049,267 @@
 </file>
 
 <file path=word/styles.xml><?xml version="1.0" encoding="utf-8"?>
-<w:styles xmlns:mc="http://schemas.openxmlformats.org/markup-compatibility/2006" xmlns:o="urn:schemas-microsoft-com:office:office" xmlns:r="http://schemas.openxmlformats.org/officeDocument/2006/relationships" xmlns:m="http://schemas.openxmlformats.org/officeDocument/2006/math" xmlns:v="urn:schemas-microsoft-com:vml" xmlns:w="http://schemas.openxmlformats.org/wordprocessingml/2006/main" xmlns:w14="http://schemas.microsoft.com/office/word/2010/wordml" xmlns:w10="urn:schemas-microsoft-com:office:word" xmlns:sl="http://schemas.openxmlformats.org/schemaLibrary/2006/main" xmlns:wpsCustomData="http://www.wps.cn/officeDocument/2013/wpsCustomData" mc:Ignorable="w14">
+<w:styles xmlns:mc="http://schemas.openxmlformats.org/markup-compatibility/2006" xmlns:r="http://schemas.openxmlformats.org/officeDocument/2006/relationships" xmlns:w="http://schemas.openxmlformats.org/wordprocessingml/2006/main" xmlns:w14="http://schemas.microsoft.com/office/word/2010/wordml" xmlns:w15="http://schemas.microsoft.com/office/word/2012/wordml" mc:Ignorable="w14 w15">
   <w:docDefaults>
     <w:rPrDefault>
       <w:rPr>
-        <w:rFonts w:ascii="Times New Roman" w:hAnsi="Times New Roman" w:eastAsia="宋体" w:cs="Times New Roman"/>
+        <w:rFonts w:ascii="Times New Roman" w:eastAsia="宋体" w:hAnsi="Times New Roman" w:cs="Times New Roman"/>
       </w:rPr>
     </w:rPrDefault>
     <w:pPrDefault/>
   </w:docDefaults>
-  <w:latentStyles w:count="260" w:defQFormat="0" w:defUnhideWhenUsed="1" w:defSemiHidden="1" w:defUIPriority="99" w:defLockedState="0">
-    <w:lsdException w:qFormat="1" w:unhideWhenUsed="0" w:uiPriority="0" w:semiHidden="0" w:name="Normal"/>
-    <w:lsdException w:qFormat="1" w:unhideWhenUsed="0" w:uiPriority="0" w:semiHidden="0" w:name="heading 1"/>
-    <w:lsdException w:qFormat="1" w:uiPriority="0" w:semiHidden="0" w:name="heading 2"/>
-    <w:lsdException w:qFormat="1" w:uiPriority="0" w:name="heading 3"/>
-    <w:lsdException w:qFormat="1" w:uiPriority="0" w:semiHidden="0" w:name="heading 4"/>
-    <w:lsdException w:qFormat="1" w:uiPriority="0" w:name="heading 5"/>
-    <w:lsdException w:qFormat="1" w:uiPriority="0" w:name="heading 6"/>
-    <w:lsdException w:qFormat="1" w:uiPriority="0" w:name="heading 7"/>
-    <w:lsdException w:qFormat="1" w:uiPriority="0" w:name="heading 8"/>
-    <w:lsdException w:qFormat="1" w:uiPriority="0" w:name="heading 9"/>
-    <w:lsdException w:unhideWhenUsed="0" w:uiPriority="0" w:semiHidden="0" w:name="index 1"/>
-    <w:lsdException w:unhideWhenUsed="0" w:uiPriority="0" w:semiHidden="0" w:name="index 2"/>
-    <w:lsdException w:unhideWhenUsed="0" w:uiPriority="0" w:semiHidden="0" w:name="index 3"/>
-    <w:lsdException w:unhideWhenUsed="0" w:uiPriority="0" w:semiHidden="0" w:name="index 4"/>
-    <w:lsdException w:unhideWhenUsed="0" w:uiPriority="0" w:semiHidden="0" w:name="index 5"/>
-    <w:lsdException w:unhideWhenUsed="0" w:uiPriority="0" w:semiHidden="0" w:name="index 6"/>
-    <w:lsdException w:unhideWhenUsed="0" w:uiPriority="0" w:semiHidden="0" w:name="index 7"/>
-    <w:lsdException w:unhideWhenUsed="0" w:uiPriority="0" w:semiHidden="0" w:name="index 8"/>
-    <w:lsdException w:unhideWhenUsed="0" w:uiPriority="0" w:semiHidden="0" w:name="index 9"/>
-    <w:lsdException w:qFormat="1" w:unhideWhenUsed="0" w:uiPriority="0" w:semiHidden="0" w:name="toc 1"/>
-    <w:lsdException w:qFormat="1" w:unhideWhenUsed="0" w:uiPriority="0" w:semiHidden="0" w:name="toc 2"/>
-    <w:lsdException w:qFormat="1" w:unhideWhenUsed="0" w:uiPriority="0" w:semiHidden="0" w:name="toc 3"/>
-    <w:lsdException w:unhideWhenUsed="0" w:uiPriority="0" w:semiHidden="0" w:name="toc 4"/>
-    <w:lsdException w:unhideWhenUsed="0" w:uiPriority="0" w:semiHidden="0" w:name="toc 5"/>
-    <w:lsdException w:unhideWhenUsed="0" w:uiPriority="0" w:semiHidden="0" w:name="toc 6"/>
-    <w:lsdException w:unhideWhenUsed="0" w:uiPriority="0" w:semiHidden="0" w:name="toc 7"/>
-    <w:lsdException w:unhideWhenUsed="0" w:uiPriority="0" w:semiHidden="0" w:name="toc 8"/>
-    <w:lsdException w:unhideWhenUsed="0" w:uiPriority="0" w:semiHidden="0" w:name="toc 9"/>
-    <w:lsdException w:unhideWhenUsed="0" w:uiPriority="0" w:semiHidden="0" w:name="Normal Indent"/>
-    <w:lsdException w:unhideWhenUsed="0" w:uiPriority="0" w:semiHidden="0" w:name="footnote text"/>
-    <w:lsdException w:qFormat="1" w:unhideWhenUsed="0" w:uiPriority="0" w:semiHidden="0" w:name="annotation text"/>
-    <w:lsdException w:qFormat="1" w:unhideWhenUsed="0" w:uiPriority="0" w:semiHidden="0" w:name="header"/>
-    <w:lsdException w:qFormat="1" w:unhideWhenUsed="0" w:uiPriority="0" w:semiHidden="0" w:name="footer"/>
-    <w:lsdException w:unhideWhenUsed="0" w:uiPriority="0" w:semiHidden="0" w:name="index heading"/>
-    <w:lsdException w:qFormat="1" w:uiPriority="0" w:name="caption"/>
-    <w:lsdException w:unhideWhenUsed="0" w:uiPriority="0" w:semiHidden="0" w:name="table of figures"/>
-    <w:lsdException w:unhideWhenUsed="0" w:uiPriority="0" w:semiHidden="0" w:name="envelope address"/>
-    <w:lsdException w:unhideWhenUsed="0" w:uiPriority="0" w:semiHidden="0" w:name="envelope return"/>
-    <w:lsdException w:unhideWhenUsed="0" w:uiPriority="0" w:semiHidden="0" w:name="footnote reference"/>
-    <w:lsdException w:unhideWhenUsed="0" w:uiPriority="0" w:semiHidden="0" w:name="annotation reference"/>
-    <w:lsdException w:unhideWhenUsed="0" w:uiPriority="0" w:semiHidden="0" w:name="line number"/>
-    <w:lsdException w:unhideWhenUsed="0" w:uiPriority="0" w:semiHidden="0" w:name="page number"/>
-    <w:lsdException w:unhideWhenUsed="0" w:uiPriority="0" w:semiHidden="0" w:name="endnote reference"/>
-    <w:lsdException w:unhideWhenUsed="0" w:uiPriority="0" w:semiHidden="0" w:name="endnote text"/>
-    <w:lsdException w:unhideWhenUsed="0" w:uiPriority="0" w:semiHidden="0" w:name="table of authorities"/>
-    <w:lsdException w:unhideWhenUsed="0" w:uiPriority="0" w:semiHidden="0" w:name="macro"/>
-    <w:lsdException w:unhideWhenUsed="0" w:uiPriority="0" w:semiHidden="0" w:name="toa heading"/>
-    <w:lsdException w:unhideWhenUsed="0" w:uiPriority="0" w:semiHidden="0" w:name="List"/>
-    <w:lsdException w:unhideWhenUsed="0" w:uiPriority="0" w:semiHidden="0" w:name="List Bullet"/>
-    <w:lsdException w:unhideWhenUsed="0" w:uiPriority="0" w:semiHidden="0" w:name="List Number"/>
-    <w:lsdException w:unhideWhenUsed="0" w:uiPriority="0" w:semiHidden="0" w:name="List 2"/>
-    <w:lsdException w:unhideWhenUsed="0" w:uiPriority="0" w:semiHidden="0" w:name="List 3"/>
-    <w:lsdException w:unhideWhenUsed="0" w:uiPriority="0" w:semiHidden="0" w:name="List 4"/>
-    <w:lsdException w:unhideWhenUsed="0" w:uiPriority="0" w:semiHidden="0" w:name="List 5"/>
-    <w:lsdException w:unhideWhenUsed="0" w:uiPriority="0" w:semiHidden="0" w:name="List Bullet 2"/>
-    <w:lsdException w:unhideWhenUsed="0" w:uiPriority="0" w:semiHidden="0" w:name="List Bullet 3"/>
-    <w:lsdException w:unhideWhenUsed="0" w:uiPriority="0" w:semiHidden="0" w:name="List Bullet 4"/>
-    <w:lsdException w:unhideWhenUsed="0" w:uiPriority="0" w:semiHidden="0" w:name="List Bullet 5"/>
-    <w:lsdException w:unhideWhenUsed="0" w:uiPriority="0" w:semiHidden="0" w:name="List Number 2"/>
-    <w:lsdException w:unhideWhenUsed="0" w:uiPriority="0" w:semiHidden="0" w:name="List Number 3"/>
-    <w:lsdException w:unhideWhenUsed="0" w:uiPriority="0" w:semiHidden="0" w:name="List Number 4"/>
-    <w:lsdException w:unhideWhenUsed="0" w:uiPriority="0" w:semiHidden="0" w:name="List Number 5"/>
-    <w:lsdException w:qFormat="1" w:unhideWhenUsed="0" w:uiPriority="0" w:semiHidden="0" w:name="Title"/>
-    <w:lsdException w:unhideWhenUsed="0" w:uiPriority="0" w:semiHidden="0" w:name="Closing"/>
-    <w:lsdException w:unhideWhenUsed="0" w:uiPriority="0" w:semiHidden="0" w:name="Signature"/>
-    <w:lsdException w:qFormat="1" w:unhideWhenUsed="0" w:uiPriority="0" w:name="Default Paragraph Font"/>
-    <w:lsdException w:qFormat="1" w:unhideWhenUsed="0" w:uiPriority="0" w:name="Body Text"/>
-    <w:lsdException w:unhideWhenUsed="0" w:uiPriority="0" w:semiHidden="0" w:name="Body Text Indent"/>
-    <w:lsdException w:unhideWhenUsed="0" w:uiPriority="0" w:semiHidden="0" w:name="List Continue"/>
-    <w:lsdException w:unhideWhenUsed="0" w:uiPriority="0" w:semiHidden="0" w:name="List Continue 2"/>
-    <w:lsdException w:unhideWhenUsed="0" w:uiPriority="0" w:semiHidden="0" w:name="List Continue 3"/>
-    <w:lsdException w:unhideWhenUsed="0" w:uiPriority="0" w:semiHidden="0" w:name="List Continue 4"/>
-    <w:lsdException w:unhideWhenUsed="0" w:uiPriority="0" w:semiHidden="0" w:name="List Continue 5"/>
-    <w:lsdException w:unhideWhenUsed="0" w:uiPriority="0" w:semiHidden="0" w:name="Message Header"/>
-    <w:lsdException w:qFormat="1" w:unhideWhenUsed="0" w:uiPriority="0" w:semiHidden="0" w:name="Subtitle"/>
-    <w:lsdException w:unhideWhenUsed="0" w:uiPriority="0" w:semiHidden="0" w:name="Salutation"/>
-    <w:lsdException w:unhideWhenUsed="0" w:uiPriority="0" w:semiHidden="0" w:name="Date"/>
-    <w:lsdException w:unhideWhenUsed="0" w:uiPriority="0" w:semiHidden="0" w:name="Body Text First Indent"/>
-    <w:lsdException w:unhideWhenUsed="0" w:uiPriority="0" w:semiHidden="0" w:name="Body Text First Indent 2"/>
-    <w:lsdException w:uiPriority="99" w:name="Note Heading"/>
-    <w:lsdException w:unhideWhenUsed="0" w:uiPriority="0" w:semiHidden="0" w:name="Body Text 2"/>
-    <w:lsdException w:unhideWhenUsed="0" w:uiPriority="0" w:semiHidden="0" w:name="Body Text 3"/>
-    <w:lsdException w:unhideWhenUsed="0" w:uiPriority="0" w:semiHidden="0" w:name="Body Text Indent 2"/>
-    <w:lsdException w:unhideWhenUsed="0" w:uiPriority="0" w:semiHidden="0" w:name="Body Text Indent 3"/>
-    <w:lsdException w:unhideWhenUsed="0" w:uiPriority="0" w:semiHidden="0" w:name="Block Text"/>
-    <w:lsdException w:unhideWhenUsed="0" w:uiPriority="0" w:semiHidden="0" w:name="Hyperlink"/>
-    <w:lsdException w:unhideWhenUsed="0" w:uiPriority="0" w:semiHidden="0" w:name="FollowedHyperlink"/>
-    <w:lsdException w:qFormat="1" w:unhideWhenUsed="0" w:uiPriority="0" w:semiHidden="0" w:name="Strong"/>
-    <w:lsdException w:qFormat="1" w:unhideWhenUsed="0" w:uiPriority="0" w:semiHidden="0" w:name="Emphasis"/>
-    <w:lsdException w:unhideWhenUsed="0" w:uiPriority="0" w:semiHidden="0" w:name="Document Map"/>
-    <w:lsdException w:unhideWhenUsed="0" w:uiPriority="0" w:semiHidden="0" w:name="Plain Text"/>
-    <w:lsdException w:unhideWhenUsed="0" w:uiPriority="0" w:semiHidden="0" w:name="E-mail Signature"/>
-    <w:lsdException w:qFormat="1" w:unhideWhenUsed="0" w:uiPriority="0" w:semiHidden="0" w:name="Normal (Web)"/>
-    <w:lsdException w:unhideWhenUsed="0" w:uiPriority="0" w:semiHidden="0" w:name="HTML Acronym"/>
-    <w:lsdException w:unhideWhenUsed="0" w:uiPriority="0" w:semiHidden="0" w:name="HTML Address"/>
-    <w:lsdException w:unhideWhenUsed="0" w:uiPriority="0" w:semiHidden="0" w:name="HTML Cite"/>
-    <w:lsdException w:unhideWhenUsed="0" w:uiPriority="0" w:semiHidden="0" w:name="HTML Code"/>
-    <w:lsdException w:unhideWhenUsed="0" w:uiPriority="0" w:semiHidden="0" w:name="HTML Definition"/>
-    <w:lsdException w:unhideWhenUsed="0" w:uiPriority="0" w:semiHidden="0" w:name="HTML Keyboard"/>
-    <w:lsdException w:unhideWhenUsed="0" w:uiPriority="0" w:semiHidden="0" w:name="HTML Preformatted"/>
-    <w:lsdException w:unhideWhenUsed="0" w:uiPriority="0" w:semiHidden="0" w:name="HTML Sample"/>
-    <w:lsdException w:unhideWhenUsed="0" w:uiPriority="0" w:semiHidden="0" w:name="HTML Typewriter"/>
-    <w:lsdException w:unhideWhenUsed="0" w:uiPriority="0" w:semiHidden="0" w:name="HTML Variable"/>
-    <w:lsdException w:qFormat="1" w:unhideWhenUsed="0" w:uiPriority="0" w:name="Normal Table"/>
-    <w:lsdException w:unhideWhenUsed="0" w:uiPriority="0" w:semiHidden="0" w:name="annotation subject"/>
-    <w:lsdException w:unhideWhenUsed="0" w:uiPriority="0" w:semiHidden="0" w:name="Table Simple 1"/>
-    <w:lsdException w:unhideWhenUsed="0" w:uiPriority="0" w:semiHidden="0" w:name="Table Simple 2"/>
-    <w:lsdException w:unhideWhenUsed="0" w:uiPriority="0" w:semiHidden="0" w:name="Table Simple 3"/>
-    <w:lsdException w:unhideWhenUsed="0" w:uiPriority="0" w:semiHidden="0" w:name="Table Classic 1"/>
-    <w:lsdException w:unhideWhenUsed="0" w:uiPriority="0" w:semiHidden="0" w:name="Table Classic 2"/>
-    <w:lsdException w:unhideWhenUsed="0" w:uiPriority="0" w:semiHidden="0" w:name="Table Classic 3"/>
-    <w:lsdException w:unhideWhenUsed="0" w:uiPriority="0" w:semiHidden="0" w:name="Table Classic 4"/>
-    <w:lsdException w:unhideWhenUsed="0" w:uiPriority="0" w:semiHidden="0" w:name="Table Colorful 1"/>
-    <w:lsdException w:unhideWhenUsed="0" w:uiPriority="0" w:semiHidden="0" w:name="Table Colorful 2"/>
-    <w:lsdException w:unhideWhenUsed="0" w:uiPriority="0" w:semiHidden="0" w:name="Table Colorful 3"/>
-    <w:lsdException w:unhideWhenUsed="0" w:uiPriority="0" w:semiHidden="0" w:name="Table Columns 1"/>
-    <w:lsdException w:unhideWhenUsed="0" w:uiPriority="0" w:semiHidden="0" w:name="Table Columns 2"/>
-    <w:lsdException w:unhideWhenUsed="0" w:uiPriority="0" w:semiHidden="0" w:name="Table Columns 3"/>
-    <w:lsdException w:unhideWhenUsed="0" w:uiPriority="0" w:semiHidden="0" w:name="Table Columns 4"/>
-    <w:lsdException w:unhideWhenUsed="0" w:uiPriority="0" w:semiHidden="0" w:name="Table Columns 5"/>
-    <w:lsdException w:unhideWhenUsed="0" w:uiPriority="0" w:semiHidden="0" w:name="Table Grid 1"/>
-    <w:lsdException w:unhideWhenUsed="0" w:uiPriority="0" w:semiHidden="0" w:name="Table Grid 2"/>
-    <w:lsdException w:unhideWhenUsed="0" w:uiPriority="0" w:semiHidden="0" w:name="Table Grid 3"/>
-    <w:lsdException w:unhideWhenUsed="0" w:uiPriority="0" w:semiHidden="0" w:name="Table Grid 4"/>
-    <w:lsdException w:unhideWhenUsed="0" w:uiPriority="0" w:semiHidden="0" w:name="Table Grid 5"/>
-    <w:lsdException w:unhideWhenUsed="0" w:uiPriority="0" w:semiHidden="0" w:name="Table Grid 6"/>
-    <w:lsdException w:unhideWhenUsed="0" w:uiPriority="0" w:semiHidden="0" w:name="Table Grid 7"/>
-    <w:lsdException w:unhideWhenUsed="0" w:uiPriority="0" w:semiHidden="0" w:name="Table Grid 8"/>
-    <w:lsdException w:unhideWhenUsed="0" w:uiPriority="0" w:semiHidden="0" w:name="Table List 1"/>
-    <w:lsdException w:unhideWhenUsed="0" w:uiPriority="0" w:semiHidden="0" w:name="Table List 2"/>
-    <w:lsdException w:unhideWhenUsed="0" w:uiPriority="0" w:semiHidden="0" w:name="Table List 3"/>
-    <w:lsdException w:unhideWhenUsed="0" w:uiPriority="0" w:semiHidden="0" w:name="Table List 4"/>
-    <w:lsdException w:unhideWhenUsed="0" w:uiPriority="0" w:semiHidden="0" w:name="Table List 5"/>
-    <w:lsdException w:unhideWhenUsed="0" w:uiPriority="0" w:semiHidden="0" w:name="Table List 6"/>
-    <w:lsdException w:unhideWhenUsed="0" w:uiPriority="0" w:semiHidden="0" w:name="Table List 7"/>
-    <w:lsdException w:unhideWhenUsed="0" w:uiPriority="0" w:semiHidden="0" w:name="Table List 8"/>
-    <w:lsdException w:unhideWhenUsed="0" w:uiPriority="0" w:semiHidden="0" w:name="Table 3D effects 1"/>
-    <w:lsdException w:unhideWhenUsed="0" w:uiPriority="0" w:semiHidden="0" w:name="Table 3D effects 2"/>
-    <w:lsdException w:unhideWhenUsed="0" w:uiPriority="0" w:semiHidden="0" w:name="Table 3D effects 3"/>
-    <w:lsdException w:unhideWhenUsed="0" w:uiPriority="0" w:semiHidden="0" w:name="Table Contemporary"/>
-    <w:lsdException w:unhideWhenUsed="0" w:uiPriority="0" w:semiHidden="0" w:name="Table Elegant"/>
-    <w:lsdException w:unhideWhenUsed="0" w:uiPriority="0" w:semiHidden="0" w:name="Table Professional"/>
-    <w:lsdException w:unhideWhenUsed="0" w:uiPriority="0" w:semiHidden="0" w:name="Table Subtle 1"/>
-    <w:lsdException w:unhideWhenUsed="0" w:uiPriority="0" w:semiHidden="0" w:name="Table Subtle 2"/>
-    <w:lsdException w:unhideWhenUsed="0" w:uiPriority="0" w:semiHidden="0" w:name="Table Web 1"/>
-    <w:lsdException w:unhideWhenUsed="0" w:uiPriority="0" w:semiHidden="0" w:name="Table Web 2"/>
-    <w:lsdException w:unhideWhenUsed="0" w:uiPriority="0" w:semiHidden="0" w:name="Table Web 3"/>
-    <w:lsdException w:unhideWhenUsed="0" w:uiPriority="0" w:semiHidden="0" w:name="Balloon Text"/>
-    <w:lsdException w:qFormat="1" w:unhideWhenUsed="0" w:uiPriority="0" w:semiHidden="0" w:name="Table Grid"/>
-    <w:lsdException w:unhideWhenUsed="0" w:uiPriority="0" w:semiHidden="0" w:name="Table Theme"/>
-    <w:lsdException w:unhideWhenUsed="0" w:uiPriority="60" w:semiHidden="0" w:name="Light Shading"/>
-    <w:lsdException w:unhideWhenUsed="0" w:uiPriority="61" w:semiHidden="0" w:name="Light List"/>
-    <w:lsdException w:unhideWhenUsed="0" w:uiPriority="62" w:semiHidden="0" w:name="Light Grid"/>
-    <w:lsdException w:unhideWhenUsed="0" w:uiPriority="63" w:semiHidden="0" w:name="Medium Shading 1"/>
-    <w:lsdException w:unhideWhenUsed="0" w:uiPriority="64" w:semiHidden="0" w:name="Medium Shading 2"/>
-    <w:lsdException w:unhideWhenUsed="0" w:uiPriority="65" w:semiHidden="0" w:name="Medium List 1"/>
-    <w:lsdException w:unhideWhenUsed="0" w:uiPriority="66" w:semiHidden="0" w:name="Medium List 2"/>
-    <w:lsdException w:unhideWhenUsed="0" w:uiPriority="67" w:semiHidden="0" w:name="Medium Grid 1"/>
-    <w:lsdException w:unhideWhenUsed="0" w:uiPriority="68" w:semiHidden="0" w:name="Medium Grid 2"/>
-    <w:lsdException w:unhideWhenUsed="0" w:uiPriority="69" w:semiHidden="0" w:name="Medium Grid 3"/>
-    <w:lsdException w:unhideWhenUsed="0" w:uiPriority="70" w:semiHidden="0" w:name="Dark List"/>
-    <w:lsdException w:unhideWhenUsed="0" w:uiPriority="71" w:semiHidden="0" w:name="Colorful Shading"/>
-    <w:lsdException w:unhideWhenUsed="0" w:uiPriority="72" w:semiHidden="0" w:name="Colorful List"/>
-    <w:lsdException w:unhideWhenUsed="0" w:uiPriority="73" w:semiHidden="0" w:name="Colorful Grid"/>
-    <w:lsdException w:unhideWhenUsed="0" w:uiPriority="60" w:semiHidden="0" w:name="Light Shading Accent 1"/>
-    <w:lsdException w:unhideWhenUsed="0" w:uiPriority="61" w:semiHidden="0" w:name="Light List Accent 1"/>
-    <w:lsdException w:unhideWhenUsed="0" w:uiPriority="62" w:semiHidden="0" w:name="Light Grid Accent 1"/>
-    <w:lsdException w:unhideWhenUsed="0" w:uiPriority="63" w:semiHidden="0" w:name="Medium Shading 1 Accent 1"/>
-    <w:lsdException w:unhideWhenUsed="0" w:uiPriority="64" w:semiHidden="0" w:name="Medium Shading 2 Accent 1"/>
-    <w:lsdException w:unhideWhenUsed="0" w:uiPriority="65" w:semiHidden="0" w:name="Medium List 1 Accent 1"/>
-    <w:lsdException w:unhideWhenUsed="0" w:uiPriority="66" w:semiHidden="0" w:name="Medium List 2 Accent 1"/>
-    <w:lsdException w:unhideWhenUsed="0" w:uiPriority="67" w:semiHidden="0" w:name="Medium Grid 1 Accent 1"/>
-    <w:lsdException w:unhideWhenUsed="0" w:uiPriority="68" w:semiHidden="0" w:name="Medium Grid 2 Accent 1"/>
-    <w:lsdException w:unhideWhenUsed="0" w:uiPriority="69" w:semiHidden="0" w:name="Medium Grid 3 Accent 1"/>
-    <w:lsdException w:unhideWhenUsed="0" w:uiPriority="70" w:semiHidden="0" w:name="Dark List Accent 1"/>
-    <w:lsdException w:unhideWhenUsed="0" w:uiPriority="71" w:semiHidden="0" w:name="Colorful Shading Accent 1"/>
-    <w:lsdException w:unhideWhenUsed="0" w:uiPriority="72" w:semiHidden="0" w:name="Colorful List Accent 1"/>
-    <w:lsdException w:unhideWhenUsed="0" w:uiPriority="73" w:semiHidden="0" w:name="Colorful Grid Accent 1"/>
-    <w:lsdException w:unhideWhenUsed="0" w:uiPriority="60" w:semiHidden="0" w:name="Light Shading Accent 2"/>
-    <w:lsdException w:unhideWhenUsed="0" w:uiPriority="61" w:semiHidden="0" w:name="Light List Accent 2"/>
-    <w:lsdException w:unhideWhenUsed="0" w:uiPriority="62" w:semiHidden="0" w:name="Light Grid Accent 2"/>
-    <w:lsdException w:unhideWhenUsed="0" w:uiPriority="63" w:semiHidden="0" w:name="Medium Shading 1 Accent 2"/>
-    <w:lsdException w:unhideWhenUsed="0" w:uiPriority="64" w:semiHidden="0" w:name="Medium Shading 2 Accent 2"/>
-    <w:lsdException w:unhideWhenUsed="0" w:uiPriority="65" w:semiHidden="0" w:name="Medium List 1 Accent 2"/>
-    <w:lsdException w:unhideWhenUsed="0" w:uiPriority="66" w:semiHidden="0" w:name="Medium List 2 Accent 2"/>
-    <w:lsdException w:unhideWhenUsed="0" w:uiPriority="67" w:semiHidden="0" w:name="Medium Grid 1 Accent 2"/>
-    <w:lsdException w:unhideWhenUsed="0" w:uiPriority="68" w:semiHidden="0" w:name="Medium Grid 2 Accent 2"/>
-    <w:lsdException w:unhideWhenUsed="0" w:uiPriority="69" w:semiHidden="0" w:name="Medium Grid 3 Accent 2"/>
-    <w:lsdException w:unhideWhenUsed="0" w:uiPriority="70" w:semiHidden="0" w:name="Dark List Accent 2"/>
-    <w:lsdException w:unhideWhenUsed="0" w:uiPriority="71" w:semiHidden="0" w:name="Colorful Shading Accent 2"/>
-    <w:lsdException w:unhideWhenUsed="0" w:uiPriority="72" w:semiHidden="0" w:name="Colorful List Accent 2"/>
-    <w:lsdException w:unhideWhenUsed="0" w:uiPriority="73" w:semiHidden="0" w:name="Colorful Grid Accent 2"/>
-    <w:lsdException w:unhideWhenUsed="0" w:uiPriority="60" w:semiHidden="0" w:name="Light Shading Accent 3"/>
-    <w:lsdException w:unhideWhenUsed="0" w:uiPriority="61" w:semiHidden="0" w:name="Light List Accent 3"/>
-    <w:lsdException w:unhideWhenUsed="0" w:uiPriority="62" w:semiHidden="0" w:name="Light Grid Accent 3"/>
-    <w:lsdException w:unhideWhenUsed="0" w:uiPriority="63" w:semiHidden="0" w:name="Medium Shading 1 Accent 3"/>
-    <w:lsdException w:unhideWhenUsed="0" w:uiPriority="64" w:semiHidden="0" w:name="Medium Shading 2 Accent 3"/>
-    <w:lsdException w:unhideWhenUsed="0" w:uiPriority="65" w:semiHidden="0" w:name="Medium List 1 Accent 3"/>
-    <w:lsdException w:unhideWhenUsed="0" w:uiPriority="66" w:semiHidden="0" w:name="Medium List 2 Accent 3"/>
-    <w:lsdException w:unhideWhenUsed="0" w:uiPriority="67" w:semiHidden="0" w:name="Medium Grid 1 Accent 3"/>
-    <w:lsdException w:unhideWhenUsed="0" w:uiPriority="68" w:semiHidden="0" w:name="Medium Grid 2 Accent 3"/>
-    <w:lsdException w:unhideWhenUsed="0" w:uiPriority="69" w:semiHidden="0" w:name="Medium Grid 3 Accent 3"/>
-    <w:lsdException w:unhideWhenUsed="0" w:uiPriority="70" w:semiHidden="0" w:name="Dark List Accent 3"/>
-    <w:lsdException w:unhideWhenUsed="0" w:uiPriority="71" w:semiHidden="0" w:name="Colorful Shading Accent 3"/>
-    <w:lsdException w:unhideWhenUsed="0" w:uiPriority="72" w:semiHidden="0" w:name="Colorful List Accent 3"/>
-    <w:lsdException w:unhideWhenUsed="0" w:uiPriority="73" w:semiHidden="0" w:name="Colorful Grid Accent 3"/>
-    <w:lsdException w:unhideWhenUsed="0" w:uiPriority="60" w:semiHidden="0" w:name="Light Shading Accent 4"/>
-    <w:lsdException w:unhideWhenUsed="0" w:uiPriority="61" w:semiHidden="0" w:name="Light List Accent 4"/>
-    <w:lsdException w:unhideWhenUsed="0" w:uiPriority="62" w:semiHidden="0" w:name="Light Grid Accent 4"/>
-    <w:lsdException w:unhideWhenUsed="0" w:uiPriority="63" w:semiHidden="0" w:name="Medium Shading 1 Accent 4"/>
-    <w:lsdException w:unhideWhenUsed="0" w:uiPriority="64" w:semiHidden="0" w:name="Medium Shading 2 Accent 4"/>
-    <w:lsdException w:unhideWhenUsed="0" w:uiPriority="65" w:semiHidden="0" w:name="Medium List 1 Accent 4"/>
-    <w:lsdException w:unhideWhenUsed="0" w:uiPriority="66" w:semiHidden="0" w:name="Medium List 2 Accent 4"/>
-    <w:lsdException w:unhideWhenUsed="0" w:uiPriority="67" w:semiHidden="0" w:name="Medium Grid 1 Accent 4"/>
-    <w:lsdException w:unhideWhenUsed="0" w:uiPriority="68" w:semiHidden="0" w:name="Medium Grid 2 Accent 4"/>
-    <w:lsdException w:unhideWhenUsed="0" w:uiPriority="69" w:semiHidden="0" w:name="Medium Grid 3 Accent 4"/>
-    <w:lsdException w:unhideWhenUsed="0" w:uiPriority="70" w:semiHidden="0" w:name="Dark List Accent 4"/>
-    <w:lsdException w:unhideWhenUsed="0" w:uiPriority="71" w:semiHidden="0" w:name="Colorful Shading Accent 4"/>
-    <w:lsdException w:unhideWhenUsed="0" w:uiPriority="72" w:semiHidden="0" w:name="Colorful List Accent 4"/>
-    <w:lsdException w:unhideWhenUsed="0" w:uiPriority="73" w:semiHidden="0" w:name="Colorful Grid Accent 4"/>
-    <w:lsdException w:unhideWhenUsed="0" w:uiPriority="60" w:semiHidden="0" w:name="Light Shading Accent 5"/>
-    <w:lsdException w:unhideWhenUsed="0" w:uiPriority="61" w:semiHidden="0" w:name="Light List Accent 5"/>
-    <w:lsdException w:unhideWhenUsed="0" w:uiPriority="62" w:semiHidden="0" w:name="Light Grid Accent 5"/>
-    <w:lsdException w:unhideWhenUsed="0" w:uiPriority="63" w:semiHidden="0" w:name="Medium Shading 1 Accent 5"/>
-    <w:lsdException w:unhideWhenUsed="0" w:uiPriority="64" w:semiHidden="0" w:name="Medium Shading 2 Accent 5"/>
-    <w:lsdException w:unhideWhenUsed="0" w:uiPriority="65" w:semiHidden="0" w:name="Medium List 1 Accent 5"/>
-    <w:lsdException w:unhideWhenUsed="0" w:uiPriority="66" w:semiHidden="0" w:name="Medium List 2 Accent 5"/>
-    <w:lsdException w:unhideWhenUsed="0" w:uiPriority="67" w:semiHidden="0" w:name="Medium Grid 1 Accent 5"/>
-    <w:lsdException w:unhideWhenUsed="0" w:uiPriority="68" w:semiHidden="0" w:name="Medium Grid 2 Accent 5"/>
-    <w:lsdException w:unhideWhenUsed="0" w:uiPriority="69" w:semiHidden="0" w:name="Medium Grid 3 Accent 5"/>
-    <w:lsdException w:unhideWhenUsed="0" w:uiPriority="70" w:semiHidden="0" w:name="Dark List Accent 5"/>
-    <w:lsdException w:unhideWhenUsed="0" w:uiPriority="71" w:semiHidden="0" w:name="Colorful Shading Accent 5"/>
-    <w:lsdException w:unhideWhenUsed="0" w:uiPriority="72" w:semiHidden="0" w:name="Colorful List Accent 5"/>
-    <w:lsdException w:unhideWhenUsed="0" w:uiPriority="73" w:semiHidden="0" w:name="Colorful Grid Accent 5"/>
-    <w:lsdException w:unhideWhenUsed="0" w:uiPriority="60" w:semiHidden="0" w:name="Light Shading Accent 6"/>
-    <w:lsdException w:unhideWhenUsed="0" w:uiPriority="61" w:semiHidden="0" w:name="Light List Accent 6"/>
-    <w:lsdException w:unhideWhenUsed="0" w:uiPriority="62" w:semiHidden="0" w:name="Light Grid Accent 6"/>
-    <w:lsdException w:unhideWhenUsed="0" w:uiPriority="63" w:semiHidden="0" w:name="Medium Shading 1 Accent 6"/>
-    <w:lsdException w:unhideWhenUsed="0" w:uiPriority="64" w:semiHidden="0" w:name="Medium Shading 2 Accent 6"/>
-    <w:lsdException w:unhideWhenUsed="0" w:uiPriority="65" w:semiHidden="0" w:name="Medium List 1 Accent 6"/>
-    <w:lsdException w:unhideWhenUsed="0" w:uiPriority="66" w:semiHidden="0" w:name="Medium List 2 Accent 6"/>
-    <w:lsdException w:unhideWhenUsed="0" w:uiPriority="67" w:semiHidden="0" w:name="Medium Grid 1 Accent 6"/>
-    <w:lsdException w:unhideWhenUsed="0" w:uiPriority="68" w:semiHidden="0" w:name="Medium Grid 2 Accent 6"/>
-    <w:lsdException w:unhideWhenUsed="0" w:uiPriority="69" w:semiHidden="0" w:name="Medium Grid 3 Accent 6"/>
-    <w:lsdException w:unhideWhenUsed="0" w:uiPriority="70" w:semiHidden="0" w:name="Dark List Accent 6"/>
-    <w:lsdException w:unhideWhenUsed="0" w:uiPriority="71" w:semiHidden="0" w:name="Colorful Shading Accent 6"/>
-    <w:lsdException w:unhideWhenUsed="0" w:uiPriority="72" w:semiHidden="0" w:name="Colorful List Accent 6"/>
-    <w:lsdException w:unhideWhenUsed="0" w:uiPriority="73" w:semiHidden="0" w:name="Colorful Grid Accent 6"/>
+  <w:latentStyles w:defLockedState="0" w:defUIPriority="99" w:defSemiHidden="1" w:defUnhideWhenUsed="1" w:defQFormat="0" w:count="260">
+    <w:lsdException w:name="Normal" w:semiHidden="0" w:uiPriority="0" w:unhideWhenUsed="0" w:qFormat="1"/>
+    <w:lsdException w:name="heading 1" w:semiHidden="0" w:uiPriority="0" w:unhideWhenUsed="0" w:qFormat="1"/>
+    <w:lsdException w:name="heading 2" w:semiHidden="0" w:uiPriority="0" w:qFormat="1"/>
+    <w:lsdException w:name="heading 3" w:uiPriority="0" w:qFormat="1"/>
+    <w:lsdException w:name="heading 4" w:semiHidden="0" w:uiPriority="0" w:qFormat="1"/>
+    <w:lsdException w:name="heading 5" w:uiPriority="0" w:qFormat="1"/>
+    <w:lsdException w:name="heading 6" w:uiPriority="0" w:qFormat="1"/>
+    <w:lsdException w:name="heading 7" w:uiPriority="0" w:qFormat="1"/>
+    <w:lsdException w:name="heading 8" w:uiPriority="0" w:qFormat="1"/>
+    <w:lsdException w:name="heading 9" w:uiPriority="0" w:qFormat="1"/>
+    <w:lsdException w:name="index 1" w:semiHidden="0" w:uiPriority="0" w:unhideWhenUsed="0"/>
+    <w:lsdException w:name="index 2" w:semiHidden="0" w:uiPriority="0" w:unhideWhenUsed="0"/>
+    <w:lsdException w:name="index 3" w:semiHidden="0" w:uiPriority="0" w:unhideWhenUsed="0"/>
+    <w:lsdException w:name="index 4" w:semiHidden="0" w:uiPriority="0" w:unhideWhenUsed="0"/>
+    <w:lsdException w:name="index 5" w:semiHidden="0" w:uiPriority="0" w:unhideWhenUsed="0"/>
+    <w:lsdException w:name="index 6" w:semiHidden="0" w:uiPriority="0" w:unhideWhenUsed="0"/>
+    <w:lsdException w:name="index 7" w:semiHidden="0" w:uiPriority="0" w:unhideWhenUsed="0"/>
+    <w:lsdException w:name="index 8" w:semiHidden="0" w:uiPriority="0" w:unhideWhenUsed="0"/>
+    <w:lsdException w:name="index 9" w:semiHidden="0" w:uiPriority="0" w:unhideWhenUsed="0"/>
+    <w:lsdException w:name="toc 1" w:semiHidden="0" w:uiPriority="0" w:unhideWhenUsed="0" w:qFormat="1"/>
+    <w:lsdException w:name="toc 2" w:semiHidden="0" w:uiPriority="0" w:unhideWhenUsed="0" w:qFormat="1"/>
+    <w:lsdException w:name="toc 3" w:semiHidden="0" w:uiPriority="0" w:unhideWhenUsed="0" w:qFormat="1"/>
+    <w:lsdException w:name="toc 4" w:semiHidden="0" w:uiPriority="0" w:unhideWhenUsed="0"/>
+    <w:lsdException w:name="toc 5" w:semiHidden="0" w:uiPriority="0" w:unhideWhenUsed="0"/>
+    <w:lsdException w:name="toc 6" w:semiHidden="0" w:uiPriority="0" w:unhideWhenUsed="0"/>
+    <w:lsdException w:name="toc 7" w:semiHidden="0" w:uiPriority="0" w:unhideWhenUsed="0"/>
+    <w:lsdException w:name="toc 8" w:semiHidden="0" w:uiPriority="0" w:unhideWhenUsed="0"/>
+    <w:lsdException w:name="toc 9" w:semiHidden="0" w:uiPriority="0" w:unhideWhenUsed="0"/>
+    <w:lsdException w:name="Normal Indent" w:semiHidden="0" w:uiPriority="0" w:unhideWhenUsed="0"/>
+    <w:lsdException w:name="footnote text" w:semiHidden="0" w:uiPriority="0" w:unhideWhenUsed="0"/>
+    <w:lsdException w:name="annotation text" w:semiHidden="0" w:uiPriority="0" w:unhideWhenUsed="0" w:qFormat="1"/>
+    <w:lsdException w:name="header" w:semiHidden="0" w:uiPriority="0" w:unhideWhenUsed="0" w:qFormat="1"/>
+    <w:lsdException w:name="footer" w:semiHidden="0" w:uiPriority="0" w:unhideWhenUsed="0" w:qFormat="1"/>
+    <w:lsdException w:name="index heading" w:semiHidden="0" w:uiPriority="0" w:unhideWhenUsed="0"/>
+    <w:lsdException w:name="caption" w:uiPriority="0" w:qFormat="1"/>
+    <w:lsdException w:name="table of figures" w:semiHidden="0" w:uiPriority="0" w:unhideWhenUsed="0"/>
+    <w:lsdException w:name="envelope address" w:semiHidden="0" w:uiPriority="0" w:unhideWhenUsed="0"/>
+    <w:lsdException w:name="envelope return" w:semiHidden="0" w:uiPriority="0" w:unhideWhenUsed="0"/>
+    <w:lsdException w:name="footnote reference" w:semiHidden="0" w:uiPriority="0" w:unhideWhenUsed="0"/>
+    <w:lsdException w:name="annotation reference" w:semiHidden="0" w:uiPriority="0" w:unhideWhenUsed="0"/>
+    <w:lsdException w:name="line number" w:semiHidden="0" w:uiPriority="0" w:unhideWhenUsed="0"/>
+    <w:lsdException w:name="page number" w:semiHidden="0" w:uiPriority="0" w:unhideWhenUsed="0"/>
+    <w:lsdException w:name="endnote reference" w:semiHidden="0" w:uiPriority="0" w:unhideWhenUsed="0"/>
+    <w:lsdException w:name="endnote text" w:semiHidden="0" w:uiPriority="0" w:unhideWhenUsed="0"/>
+    <w:lsdException w:name="table of authorities" w:semiHidden="0" w:uiPriority="0" w:unhideWhenUsed="0"/>
+    <w:lsdException w:name="macro" w:semiHidden="0" w:uiPriority="0" w:unhideWhenUsed="0"/>
+    <w:lsdException w:name="toa heading" w:semiHidden="0" w:uiPriority="0" w:unhideWhenUsed="0"/>
+    <w:lsdException w:name="List" w:semiHidden="0" w:uiPriority="0" w:unhideWhenUsed="0"/>
+    <w:lsdException w:name="List Bullet" w:semiHidden="0" w:uiPriority="0" w:unhideWhenUsed="0"/>
+    <w:lsdException w:name="List Number" w:semiHidden="0" w:uiPriority="0" w:unhideWhenUsed="0"/>
+    <w:lsdException w:name="List 2" w:semiHidden="0" w:uiPriority="0" w:unhideWhenUsed="0"/>
+    <w:lsdException w:name="List 3" w:semiHidden="0" w:uiPriority="0" w:unhideWhenUsed="0"/>
+    <w:lsdException w:name="List 4" w:semiHidden="0" w:uiPriority="0" w:unhideWhenUsed="0"/>
+    <w:lsdException w:name="List 5" w:semiHidden="0" w:uiPriority="0" w:unhideWhenUsed="0"/>
+    <w:lsdException w:name="List Bullet 2" w:semiHidden="0" w:uiPriority="0" w:unhideWhenUsed="0"/>
+    <w:lsdException w:name="List Bullet 3" w:semiHidden="0" w:uiPriority="0" w:unhideWhenUsed="0"/>
+    <w:lsdException w:name="List Bullet 4" w:semiHidden="0" w:uiPriority="0" w:unhideWhenUsed="0"/>
+    <w:lsdException w:name="List Bullet 5" w:semiHidden="0" w:uiPriority="0" w:unhideWhenUsed="0"/>
+    <w:lsdException w:name="List Number 2" w:semiHidden="0" w:uiPriority="0" w:unhideWhenUsed="0"/>
+    <w:lsdException w:name="List Number 3" w:semiHidden="0" w:uiPriority="0" w:unhideWhenUsed="0"/>
+    <w:lsdException w:name="List Number 4" w:semiHidden="0" w:uiPriority="0" w:unhideWhenUsed="0"/>
+    <w:lsdException w:name="List Number 5" w:semiHidden="0" w:uiPriority="0" w:unhideWhenUsed="0"/>
+    <w:lsdException w:name="Title" w:semiHidden="0" w:uiPriority="0" w:unhideWhenUsed="0" w:qFormat="1"/>
+    <w:lsdException w:name="Closing" w:semiHidden="0" w:uiPriority="0" w:unhideWhenUsed="0"/>
+    <w:lsdException w:name="Signature" w:semiHidden="0" w:uiPriority="0" w:unhideWhenUsed="0"/>
+    <w:lsdException w:name="Default Paragraph Font" w:uiPriority="0" w:unhideWhenUsed="0" w:qFormat="1"/>
+    <w:lsdException w:name="Body Text" w:uiPriority="0" w:unhideWhenUsed="0" w:qFormat="1"/>
+    <w:lsdException w:name="Body Text Indent" w:semiHidden="0" w:uiPriority="0" w:unhideWhenUsed="0"/>
+    <w:lsdException w:name="List Continue" w:semiHidden="0" w:uiPriority="0" w:unhideWhenUsed="0"/>
+    <w:lsdException w:name="List Continue 2" w:semiHidden="0" w:uiPriority="0" w:unhideWhenUsed="0"/>
+    <w:lsdException w:name="List Continue 3" w:semiHidden="0" w:uiPriority="0" w:unhideWhenUsed="0"/>
+    <w:lsdException w:name="List Continue 4" w:semiHidden="0" w:uiPriority="0" w:unhideWhenUsed="0"/>
+    <w:lsdException w:name="List Continue 5" w:semiHidden="0" w:uiPriority="0" w:unhideWhenUsed="0"/>
+    <w:lsdException w:name="Message Header" w:semiHidden="0" w:uiPriority="0" w:unhideWhenUsed="0"/>
+    <w:lsdException w:name="Subtitle" w:semiHidden="0" w:uiPriority="0" w:unhideWhenUsed="0" w:qFormat="1"/>
+    <w:lsdException w:name="Salutation" w:semiHidden="0" w:uiPriority="0" w:unhideWhenUsed="0"/>
+    <w:lsdException w:name="Date" w:semiHidden="0" w:uiPriority="0" w:unhideWhenUsed="0"/>
+    <w:lsdException w:name="Body Text First Indent" w:semiHidden="0" w:uiPriority="0" w:unhideWhenUsed="0"/>
+    <w:lsdException w:name="Body Text First Indent 2" w:semiHidden="0" w:uiPriority="0" w:unhideWhenUsed="0"/>
+    <w:lsdException w:name="Body Text 2" w:semiHidden="0" w:uiPriority="0" w:unhideWhenUsed="0"/>
+    <w:lsdException w:name="Body Text 3" w:semiHidden="0" w:uiPriority="0" w:unhideWhenUsed="0"/>
+    <w:lsdException w:name="Body Text Indent 2" w:semiHidden="0" w:uiPriority="0" w:unhideWhenUsed="0"/>
+    <w:lsdException w:name="Body Text Indent 3" w:semiHidden="0" w:uiPriority="0" w:unhideWhenUsed="0"/>
+    <w:lsdException w:name="Block Text" w:semiHidden="0" w:uiPriority="0" w:unhideWhenUsed="0"/>
+    <w:lsdException w:name="Hyperlink" w:semiHidden="0" w:uiPriority="0" w:unhideWhenUsed="0"/>
+    <w:lsdException w:name="FollowedHyperlink" w:semiHidden="0" w:uiPriority="0" w:unhideWhenUsed="0"/>
+    <w:lsdException w:name="Strong" w:semiHidden="0" w:uiPriority="0" w:unhideWhenUsed="0" w:qFormat="1"/>
+    <w:lsdException w:name="Emphasis" w:semiHidden="0" w:uiPriority="0" w:unhideWhenUsed="0" w:qFormat="1"/>
+    <w:lsdException w:name="Document Map" w:semiHidden="0" w:uiPriority="0" w:unhideWhenUsed="0"/>
+    <w:lsdException w:name="Plain Text" w:semiHidden="0" w:uiPriority="0" w:unhideWhenUsed="0"/>
+    <w:lsdException w:name="E-mail Signature" w:semiHidden="0" w:uiPriority="0" w:unhideWhenUsed="0"/>
+    <w:lsdException w:name="Normal (Web)" w:semiHidden="0" w:uiPriority="0" w:unhideWhenUsed="0" w:qFormat="1"/>
+    <w:lsdException w:name="HTML Acronym" w:semiHidden="0" w:uiPriority="0" w:unhideWhenUsed="0"/>
+    <w:lsdException w:name="HTML Address" w:semiHidden="0" w:uiPriority="0" w:unhideWhenUsed="0"/>
+    <w:lsdException w:name="HTML Cite" w:semiHidden="0" w:uiPriority="0" w:unhideWhenUsed="0"/>
+    <w:lsdException w:name="HTML Code" w:semiHidden="0" w:uiPriority="0" w:unhideWhenUsed="0"/>
+    <w:lsdException w:name="HTML Definition" w:semiHidden="0" w:uiPriority="0" w:unhideWhenUsed="0"/>
+    <w:lsdException w:name="HTML Keyboard" w:semiHidden="0" w:uiPriority="0" w:unhideWhenUsed="0"/>
+    <w:lsdException w:name="HTML Preformatted" w:semiHidden="0" w:uiPriority="0" w:unhideWhenUsed="0"/>
+    <w:lsdException w:name="HTML Sample" w:semiHidden="0" w:uiPriority="0" w:unhideWhenUsed="0"/>
+    <w:lsdException w:name="HTML Typewriter" w:semiHidden="0" w:uiPriority="0" w:unhideWhenUsed="0"/>
+    <w:lsdException w:name="HTML Variable" w:semiHidden="0" w:uiPriority="0" w:unhideWhenUsed="0"/>
+    <w:lsdException w:name="Normal Table" w:uiPriority="0" w:unhideWhenUsed="0" w:qFormat="1"/>
+    <w:lsdException w:name="annotation subject" w:semiHidden="0" w:uiPriority="0" w:unhideWhenUsed="0"/>
+    <w:lsdException w:name="Table Simple 1" w:semiHidden="0" w:uiPriority="0" w:unhideWhenUsed="0"/>
+    <w:lsdException w:name="Table Simple 2" w:semiHidden="0" w:uiPriority="0" w:unhideWhenUsed="0"/>
+    <w:lsdException w:name="Table Simple 3" w:semiHidden="0" w:uiPriority="0" w:unhideWhenUsed="0"/>
+    <w:lsdException w:name="Table Classic 1" w:semiHidden="0" w:uiPriority="0" w:unhideWhenUsed="0"/>
+    <w:lsdException w:name="Table Classic 2" w:semiHidden="0" w:uiPriority="0" w:unhideWhenUsed="0"/>
+    <w:lsdException w:name="Table Classic 3" w:semiHidden="0" w:uiPriority="0" w:unhideWhenUsed="0"/>
+    <w:lsdException w:name="Table Classic 4" w:semiHidden="0" w:uiPriority="0" w:unhideWhenUsed="0"/>
+    <w:lsdException w:name="Table Colorful 1" w:semiHidden="0" w:uiPriority="0" w:unhideWhenUsed="0"/>
+    <w:lsdException w:name="Table Colorful 2" w:semiHidden="0" w:uiPriority="0" w:unhideWhenUsed="0"/>
+    <w:lsdException w:name="Table Colorful 3" w:semiHidden="0" w:uiPriority="0" w:unhideWhenUsed="0"/>
+    <w:lsdException w:name="Table Columns 1" w:semiHidden="0" w:uiPriority="0" w:unhideWhenUsed="0"/>
+    <w:lsdException w:name="Table Columns 2" w:semiHidden="0" w:uiPriority="0" w:unhideWhenUsed="0"/>
+    <w:lsdException w:name="Table Columns 3" w:semiHidden="0" w:uiPriority="0" w:unhideWhenUsed="0"/>
+    <w:lsdException w:name="Table Columns 4" w:semiHidden="0" w:uiPriority="0" w:unhideWhenUsed="0"/>
+    <w:lsdException w:name="Table Columns 5" w:semiHidden="0" w:uiPriority="0" w:unhideWhenUsed="0"/>
+    <w:lsdException w:name="Table Grid 1" w:semiHidden="0" w:uiPriority="0" w:unhideWhenUsed="0"/>
+    <w:lsdException w:name="Table Grid 2" w:semiHidden="0" w:uiPriority="0" w:unhideWhenUsed="0"/>
+    <w:lsdException w:name="Table Grid 3" w:semiHidden="0" w:uiPriority="0" w:unhideWhenUsed="0"/>
+    <w:lsdException w:name="Table Grid 4" w:semiHidden="0" w:uiPriority="0" w:unhideWhenUsed="0"/>
+    <w:lsdException w:name="Table Grid 5" w:semiHidden="0" w:uiPriority="0" w:unhideWhenUsed="0"/>
+    <w:lsdException w:name="Table Grid 6" w:semiHidden="0" w:uiPriority="0" w:unhideWhenUsed="0"/>
+    <w:lsdException w:name="Table Grid 7" w:semiHidden="0" w:uiPriority="0" w:unhideWhenUsed="0"/>
+    <w:lsdException w:name="Table Grid 8" w:semiHidden="0" w:uiPriority="0" w:unhideWhenUsed="0"/>
+    <w:lsdException w:name="Table List 1" w:semiHidden="0" w:uiPriority="0" w:unhideWhenUsed="0"/>
+    <w:lsdException w:name="Table List 2" w:semiHidden="0" w:uiPriority="0" w:unhideWhenUsed="0"/>
+    <w:lsdException w:name="Table List 3" w:semiHidden="0" w:uiPriority="0" w:unhideWhenUsed="0"/>
+    <w:lsdException w:name="Table List 4" w:semiHidden="0" w:uiPriority="0" w:unhideWhenUsed="0"/>
+    <w:lsdException w:name="Table List 5" w:semiHidden="0" w:uiPriority="0" w:unhideWhenUsed="0"/>
+    <w:lsdException w:name="Table List 6" w:semiHidden="0" w:uiPriority="0" w:unhideWhenUsed="0"/>
+    <w:lsdException w:name="Table List 7" w:semiHidden="0" w:uiPriority="0" w:unhideWhenUsed="0"/>
+    <w:lsdException w:name="Table List 8" w:semiHidden="0" w:uiPriority="0" w:unhideWhenUsed="0"/>
+    <w:lsdException w:name="Table 3D effects 1" w:semiHidden="0" w:uiPriority="0" w:unhideWhenUsed="0"/>
+    <w:lsdException w:name="Table 3D effects 2" w:semiHidden="0" w:uiPriority="0" w:unhideWhenUsed="0"/>
+    <w:lsdException w:name="Table 3D effects 3" w:semiHidden="0" w:uiPriority="0" w:unhideWhenUsed="0"/>
+    <w:lsdException w:name="Table Contemporary" w:semiHidden="0" w:uiPriority="0" w:unhideWhenUsed="0"/>
+    <w:lsdException w:name="Table Elegant" w:semiHidden="0" w:uiPriority="0" w:unhideWhenUsed="0"/>
+    <w:lsdException w:name="Table Professional" w:semiHidden="0" w:uiPriority="0" w:unhideWhenUsed="0"/>
+    <w:lsdException w:name="Table Subtle 1" w:semiHidden="0" w:uiPriority="0" w:unhideWhenUsed="0"/>
+    <w:lsdException w:name="Table Subtle 2" w:semiHidden="0" w:uiPriority="0" w:unhideWhenUsed="0"/>
+    <w:lsdException w:name="Table Web 1" w:semiHidden="0" w:uiPriority="0" w:unhideWhenUsed="0"/>
+    <w:lsdException w:name="Table Web 2" w:semiHidden="0" w:uiPriority="0" w:unhideWhenUsed="0"/>
+    <w:lsdException w:name="Table Web 3" w:semiHidden="0" w:uiPriority="0" w:unhideWhenUsed="0"/>
+    <w:lsdException w:name="Balloon Text" w:semiHidden="0" w:uiPriority="0" w:unhideWhenUsed="0"/>
+    <w:lsdException w:name="Table Grid" w:semiHidden="0" w:uiPriority="0" w:unhideWhenUsed="0" w:qFormat="1"/>
+    <w:lsdException w:name="Table Theme" w:semiHidden="0" w:uiPriority="0" w:unhideWhenUsed="0"/>
+    <w:lsdException w:name="Light Shading" w:semiHidden="0" w:uiPriority="60" w:unhideWhenUsed="0"/>
+    <w:lsdException w:name="Light List" w:semiHidden="0" w:uiPriority="61" w:unhideWhenUsed="0"/>
+    <w:lsdException w:name="Light Grid" w:semiHidden="0" w:uiPriority="62" w:unhideWhenUsed="0"/>
+    <w:lsdException w:name="Medium Shading 1" w:semiHidden="0" w:uiPriority="63" w:unhideWhenUsed="0"/>
+    <w:lsdException w:name="Medium Shading 2" w:semiHidden="0" w:uiPriority="64" w:unhideWhenUsed="0"/>
+    <w:lsdException w:name="Medium List 1" w:semiHidden="0" w:uiPriority="65" w:unhideWhenUsed="0"/>
+    <w:lsdException w:name="Medium List 2" w:semiHidden="0" w:uiPriority="66" w:unhideWhenUsed="0"/>
+    <w:lsdException w:name="Medium Grid 1" w:semiHidden="0" w:uiPriority="67" w:unhideWhenUsed="0"/>
+    <w:lsdException w:name="Medium Grid 2" w:semiHidden="0" w:uiPriority="68" w:unhideWhenUsed="0"/>
+    <w:lsdException w:name="Medium Grid 3" w:semiHidden="0" w:uiPriority="69" w:unhideWhenUsed="0"/>
+    <w:lsdException w:name="Dark List" w:semiHidden="0" w:uiPriority="70" w:unhideWhenUsed="0"/>
+    <w:lsdException w:name="Colorful Shading" w:semiHidden="0" w:uiPriority="71" w:unhideWhenUsed="0"/>
+    <w:lsdException w:name="Colorful List" w:semiHidden="0" w:uiPriority="72" w:unhideWhenUsed="0"/>
+    <w:lsdException w:name="Colorful Grid" w:semiHidden="0" w:uiPriority="73" w:unhideWhenUsed="0"/>
+    <w:lsdException w:name="Light Shading Accent 1" w:semiHidden="0" w:uiPriority="60" w:unhideWhenUsed="0"/>
+    <w:lsdException w:name="Light List Accent 1" w:semiHidden="0" w:uiPriority="61" w:unhideWhenUsed="0"/>
+    <w:lsdException w:name="Light Grid Accent 1" w:semiHidden="0" w:uiPriority="62" w:unhideWhenUsed="0"/>
+    <w:lsdException w:name="Medium Shading 1 Accent 1" w:semiHidden="0" w:uiPriority="63" w:unhideWhenUsed="0"/>
+    <w:lsdException w:name="Medium Shading 2 Accent 1" w:semiHidden="0" w:uiPriority="64" w:unhideWhenUsed="0"/>
+    <w:lsdException w:name="Medium List 1 Accent 1" w:semiHidden="0" w:uiPriority="65" w:unhideWhenUsed="0"/>
+    <w:lsdException w:name="Medium List 2 Accent 1" w:semiHidden="0" w:uiPriority="66" w:unhideWhenUsed="0"/>
+    <w:lsdException w:name="Medium Grid 1 Accent 1" w:semiHidden="0" w:uiPriority="67" w:unhideWhenUsed="0"/>
+    <w:lsdException w:name="Medium Grid 2 Accent 1" w:semiHidden="0" w:uiPriority="68" w:unhideWhenUsed="0"/>
+    <w:lsdException w:name="Medium Grid 3 Accent 1" w:semiHidden="0" w:uiPriority="69" w:unhideWhenUsed="0"/>
+    <w:lsdException w:name="Dark List Accent 1" w:semiHidden="0" w:uiPriority="70" w:unhideWhenUsed="0"/>
+    <w:lsdException w:name="Colorful Shading Accent 1" w:semiHidden="0" w:uiPriority="71" w:unhideWhenUsed="0"/>
+    <w:lsdException w:name="Colorful List Accent 1" w:semiHidden="0" w:uiPriority="72" w:unhideWhenUsed="0"/>
+    <w:lsdException w:name="Colorful Grid Accent 1" w:semiHidden="0" w:uiPriority="73" w:unhideWhenUsed="0"/>
+    <w:lsdException w:name="Light Shading Accent 2" w:semiHidden="0" w:uiPriority="60" w:unhideWhenUsed="0"/>
+    <w:lsdException w:name="Light List Accent 2" w:semiHidden="0" w:uiPriority="61" w:unhideWhenUsed="0"/>
+    <w:lsdException w:name="Light Grid Accent 2" w:semiHidden="0" w:uiPriority="62" w:unhideWhenUsed="0"/>
+    <w:lsdException w:name="Medium Shading 1 Accent 2" w:semiHidden="0" w:uiPriority="63" w:unhideWhenUsed="0"/>
+    <w:lsdException w:name="Medium Shading 2 Accent 2" w:semiHidden="0" w:uiPriority="64" w:unhideWhenUsed="0"/>
+    <w:lsdException w:name="Medium List 1 Accent 2" w:semiHidden="0" w:uiPriority="65" w:unhideWhenUsed="0"/>
+    <w:lsdException w:name="Medium List 2 Accent 2" w:semiHidden="0" w:uiPriority="66" w:unhideWhenUsed="0"/>
+    <w:lsdException w:name="Medium Grid 1 Accent 2" w:semiHidden="0" w:uiPriority="67" w:unhideWhenUsed="0"/>
+    <w:lsdException w:name="Medium Grid 2 Accent 2" w:semiHidden="0" w:uiPriority="68" w:unhideWhenUsed="0"/>
+    <w:lsdException w:name="Medium Grid 3 Accent 2" w:semiHidden="0" w:uiPriority="69" w:unhideWhenUsed="0"/>
+    <w:lsdException w:name="Dark List Accent 2" w:semiHidden="0" w:uiPriority="70" w:unhideWhenUsed="0"/>
+    <w:lsdException w:name="Colorful Shading Accent 2" w:semiHidden="0" w:uiPriority="71" w:unhideWhenUsed="0"/>
+    <w:lsdException w:name="Colorful List Accent 2" w:semiHidden="0" w:uiPriority="72" w:unhideWhenUsed="0"/>
+    <w:lsdException w:name="Colorful Grid Accent 2" w:semiHidden="0" w:uiPriority="73" w:unhideWhenUsed="0"/>
+    <w:lsdException w:name="Light Shading Accent 3" w:semiHidden="0" w:uiPriority="60" w:unhideWhenUsed="0"/>
+    <w:lsdException w:name="Light List Accent 3" w:semiHidden="0" w:uiPriority="61" w:unhideWhenUsed="0"/>
+    <w:lsdException w:name="Light Grid Accent 3" w:semiHidden="0" w:uiPriority="62" w:unhideWhenUsed="0"/>
+    <w:lsdException w:name="Medium Shading 1 Accent 3" w:semiHidden="0" w:uiPriority="63" w:unhideWhenUsed="0"/>
+    <w:lsdException w:name="Medium Shading 2 Accent 3" w:semiHidden="0" w:uiPriority="64" w:unhideWhenUsed="0"/>
+    <w:lsdException w:name="Medium List 1 Accent 3" w:semiHidden="0" w:uiPriority="65" w:unhideWhenUsed="0"/>
+    <w:lsdException w:name="Medium List 2 Accent 3" w:semiHidden="0" w:uiPriority="66" w:unhideWhenUsed="0"/>
+    <w:lsdException w:name="Medium Grid 1 Accent 3" w:semiHidden="0" w:uiPriority="67" w:unhideWhenUsed="0"/>
+    <w:lsdException w:name="Medium Grid 2 Accent 3" w:semiHidden="0" w:uiPriority="68" w:unhideWhenUsed="0"/>
+    <w:lsdException w:name="Medium Grid 3 Accent 3" w:semiHidden="0" w:uiPriority="69" w:unhideWhenUsed="0"/>
+    <w:lsdException w:name="Dark List Accent 3" w:semiHidden="0" w:uiPriority="70" w:unhideWhenUsed="0"/>
+    <w:lsdException w:name="Colorful Shading Accent 3" w:semiHidden="0" w:uiPriority="71" w:unhideWhenUsed="0"/>
+    <w:lsdException w:name="Colorful List Accent 3" w:semiHidden="0" w:uiPriority="72" w:unhideWhenUsed="0"/>
+    <w:lsdException w:name="Colorful Grid Accent 3" w:semiHidden="0" w:uiPriority="73" w:unhideWhenUsed="0"/>
+    <w:lsdException w:name="Light Shading Accent 4" w:semiHidden="0" w:uiPriority="60" w:unhideWhenUsed="0"/>
+    <w:lsdException w:name="Light List Accent 4" w:semiHidden="0" w:uiPriority="61" w:unhideWhenUsed="0"/>
+    <w:lsdException w:name="Light Grid Accent 4" w:semiHidden="0" w:uiPriority="62" w:unhideWhenUsed="0"/>
+    <w:lsdException w:name="Medium Shading 1 Accent 4" w:semiHidden="0" w:uiPriority="63" w:unhideWhenUsed="0"/>
+    <w:lsdException w:name="Medium Shading 2 Accent 4" w:semiHidden="0" w:uiPriority="64" w:unhideWhenUsed="0"/>
+    <w:lsdException w:name="Medium List 1 Accent 4" w:semiHidden="0" w:uiPriority="65" w:unhideWhenUsed="0"/>
+    <w:lsdException w:name="Medium List 2 Accent 4" w:semiHidden="0" w:uiPriority="66" w:unhideWhenUsed="0"/>
+    <w:lsdException w:name="Medium Grid 1 Accent 4" w:semiHidden="0" w:uiPriority="67" w:unhideWhenUsed="0"/>
+    <w:lsdException w:name="Medium Grid 2 Accent 4" w:semiHidden="0" w:uiPriority="68" w:unhideWhenUsed="0"/>
+    <w:lsdException w:name="Medium Grid 3 Accent 4" w:semiHidden="0" w:uiPriority="69" w:unhideWhenUsed="0"/>
+    <w:lsdException w:name="Dark List Accent 4" w:semiHidden="0" w:uiPriority="70" w:unhideWhenUsed="0"/>
+    <w:lsdException w:name="Colorful Shading Accent 4" w:semiHidden="0" w:uiPriority="71" w:unhideWhenUsed="0"/>
+    <w:lsdException w:name="Colorful List Accent 4" w:semiHidden="0" w:uiPriority="72" w:unhideWhenUsed="0"/>
+    <w:lsdException w:name="Colorful Grid Accent 4" w:semiHidden="0" w:uiPriority="73" w:unhideWhenUsed="0"/>
+    <w:lsdException w:name="Light Shading Accent 5" w:semiHidden="0" w:uiPriority="60" w:unhideWhenUsed="0"/>
+    <w:lsdException w:name="Light List Accent 5" w:semiHidden="0" w:uiPriority="61" w:unhideWhenUsed="0"/>
+    <w:lsdException w:name="Light Grid Accent 5" w:semiHidden="0" w:uiPriority="62" w:unhideWhenUsed="0"/>
+    <w:lsdException w:name="Medium Shading 1 Accent 5" w:semiHidden="0" w:uiPriority="63" w:unhideWhenUsed="0"/>
+    <w:lsdException w:name="Medium Shading 2 Accent 5" w:semiHidden="0" w:uiPriority="64" w:unhideWhenUsed="0"/>
+    <w:lsdException w:name="Medium List 1 Accent 5" w:semiHidden="0" w:uiPriority="65" w:unhideWhenUsed="0"/>
+    <w:lsdException w:name="Medium List 2 Accent 5" w:semiHidden="0" w:uiPriority="66" w:unhideWhenUsed="0"/>
+    <w:lsdException w:name="Medium Grid 1 Accent 5" w:semiHidden="0" w:uiPriority="67" w:unhideWhenUsed="0"/>
+    <w:lsdException w:name="Medium Grid 2 Accent 5" w:semiHidden="0" w:uiPriority="68" w:unhideWhenUsed="0"/>
+    <w:lsdException w:name="Medium Grid 3 Accent 5" w:semiHidden="0" w:uiPriority="69" w:unhideWhenUsed="0"/>
+    <w:lsdException w:name="Dark List Accent 5" w:semiHidden="0" w:uiPriority="70" w:unhideWhenUsed="0"/>
+    <w:lsdException w:name="Colorful Shading Accent 5" w:semiHidden="0" w:uiPriority="71" w:unhideWhenUsed="0"/>
+    <w:lsdException w:name="Colorful List Accent 5" w:semiHidden="0" w:uiPriority="72" w:unhideWhenUsed="0"/>
+    <w:lsdException w:name="Colorful Grid Accent 5" w:semiHidden="0" w:uiPriority="73" w:unhideWhenUsed="0"/>
+    <w:lsdException w:name="Light Shading Accent 6" w:semiHidden="0" w:uiPriority="60" w:unhideWhenUsed="0"/>
+    <w:lsdException w:name="Light List Accent 6" w:semiHidden="0" w:uiPriority="61" w:unhideWhenUsed="0"/>
+    <w:lsdException w:name="Light Grid Accent 6" w:semiHidden="0" w:uiPriority="62" w:unhideWhenUsed="0"/>
+    <w:lsdException w:name="Medium Shading 1 Accent 6" w:semiHidden="0" w:uiPriority="63" w:unhideWhenUsed="0"/>
+    <w:lsdException w:name="Medium Shading 2 Accent 6" w:semiHidden="0" w:uiPriority="64" w:unhideWhenUsed="0"/>
+    <w:lsdException w:name="Medium List 1 Accent 6" w:semiHidden="0" w:uiPriority="65" w:unhideWhenUsed="0"/>
+    <w:lsdException w:name="Medium List 2 Accent 6" w:semiHidden="0" w:uiPriority="66" w:unhideWhenUsed="0"/>
+    <w:lsdException w:name="Medium Grid 1 Accent 6" w:semiHidden="0" w:uiPriority="67" w:unhideWhenUsed="0"/>
+    <w:lsdException w:name="Medium Grid 2 Accent 6" w:semiHidden="0" w:uiPriority="68" w:unhideWhenUsed="0"/>
+    <w:lsdException w:name="Medium Grid 3 Accent 6" w:semiHidden="0" w:uiPriority="69" w:unhideWhenUsed="0"/>
+    <w:lsdException w:name="Dark List Accent 6" w:semiHidden="0" w:uiPriority="70" w:unhideWhenUsed="0"/>
+    <w:lsdException w:name="Colorful Shading Accent 6" w:semiHidden="0" w:uiPriority="71" w:unhideWhenUsed="0"/>
+    <w:lsdException w:name="Colorful List Accent 6" w:semiHidden="0" w:uiPriority="72" w:unhideWhenUsed="0"/>
+    <w:lsdException w:name="Colorful Grid Accent 6" w:semiHidden="0" w:uiPriority="73" w:unhideWhenUsed="0"/>
   </w:latentStyles>
-  <w:style w:type="paragraph" w:default="1" w:styleId="1">
+  <w:style w:type="paragraph" w:default="1" w:styleId="Normal">
     <w:name w:val="Normal"/>
     <w:qFormat/>
-    <w:uiPriority w:val="0"/>
     <w:pPr>
       <w:kinsoku w:val="0"/>
       <w:autoSpaceDE w:val="0"/>
@@ -7464,7 +7321,7 @@
       <w:textAlignment w:val="baseline"/>
     </w:pPr>
     <w:rPr>
-      <w:rFonts w:ascii="Arial" w:hAnsi="Arial" w:eastAsia="宋体" w:cs="Arial"/>
+      <w:rFonts w:ascii="Arial" w:eastAsia="宋体" w:hAnsi="Arial" w:cs="Arial"/>
       <w:snapToGrid w:val="0"/>
       <w:color w:val="000000"/>
       <w:kern w:val="0"/>
@@ -7473,12 +7330,11 @@
       <w:lang w:val="en-US" w:eastAsia="en-US" w:bidi="ar-SA"/>
     </w:rPr>
   </w:style>
-  <w:style w:type="paragraph" w:styleId="2">
+  <w:style w:type="paragraph" w:styleId="Heading1">
     <w:name w:val="heading 1"/>
-    <w:basedOn w:val="1"/>
-    <w:next w:val="1"/>
+    <w:basedOn w:val="Normal"/>
+    <w:next w:val="Normal"/>
     <w:qFormat/>
-    <w:uiPriority w:val="0"/>
     <w:pPr>
       <w:keepNext/>
       <w:keepLines/>
@@ -7496,13 +7352,12 @@
       <w:sz w:val="44"/>
     </w:rPr>
   </w:style>
-  <w:style w:type="paragraph" w:styleId="3">
+  <w:style w:type="paragraph" w:styleId="Heading2">
     <w:name w:val="heading 2"/>
-    <w:basedOn w:val="1"/>
-    <w:next w:val="1"/>
+    <w:basedOn w:val="Normal"/>
+    <w:next w:val="Normal"/>
     <w:unhideWhenUsed/>
     <w:qFormat/>
-    <w:uiPriority w:val="0"/>
     <w:pPr>
       <w:keepNext/>
       <w:keepLines/>
@@ -7515,19 +7370,18 @@
       <w:outlineLvl w:val="1"/>
     </w:pPr>
     <w:rPr>
-      <w:rFonts w:ascii="Arial" w:hAnsi="Arial" w:eastAsia="黑体"/>
+      <w:rFonts w:ascii="Arial" w:eastAsia="黑体" w:hAnsi="Arial"/>
       <w:b/>
       <w:sz w:val="32"/>
     </w:rPr>
   </w:style>
-  <w:style w:type="paragraph" w:styleId="4">
+  <w:style w:type="paragraph" w:styleId="Heading3">
     <w:name w:val="heading 3"/>
-    <w:basedOn w:val="1"/>
-    <w:next w:val="1"/>
+    <w:basedOn w:val="Normal"/>
+    <w:next w:val="Normal"/>
     <w:semiHidden/>
     <w:unhideWhenUsed/>
     <w:qFormat/>
-    <w:uiPriority w:val="0"/>
     <w:pPr>
       <w:keepNext/>
       <w:keepLines/>
@@ -7544,13 +7398,12 @@
       <w:sz w:val="32"/>
     </w:rPr>
   </w:style>
-  <w:style w:type="paragraph" w:styleId="5">
+  <w:style w:type="paragraph" w:styleId="Heading4">
     <w:name w:val="heading 4"/>
-    <w:basedOn w:val="1"/>
-    <w:next w:val="1"/>
+    <w:basedOn w:val="Normal"/>
+    <w:next w:val="Normal"/>
     <w:unhideWhenUsed/>
     <w:qFormat/>
-    <w:uiPriority w:val="0"/>
     <w:pPr>
       <w:keepNext/>
       <w:keepLines/>
@@ -7563,19 +7416,18 @@
       <w:outlineLvl w:val="3"/>
     </w:pPr>
     <w:rPr>
-      <w:rFonts w:ascii="Arial" w:hAnsi="Arial" w:eastAsia="黑体"/>
+      <w:rFonts w:ascii="Arial" w:eastAsia="黑体" w:hAnsi="Arial"/>
       <w:b/>
       <w:sz w:val="28"/>
     </w:rPr>
   </w:style>
-  <w:style w:type="paragraph" w:styleId="6">
+  <w:style w:type="paragraph" w:styleId="Heading5">
     <w:name w:val="heading 5"/>
-    <w:basedOn w:val="1"/>
-    <w:next w:val="1"/>
+    <w:basedOn w:val="Normal"/>
+    <w:next w:val="Normal"/>
     <w:semiHidden/>
     <w:unhideWhenUsed/>
     <w:qFormat/>
-    <w:uiPriority w:val="0"/>
     <w:pPr>
       <w:keepNext/>
       <w:keepLines/>
@@ -7592,14 +7444,13 @@
       <w:sz w:val="28"/>
     </w:rPr>
   </w:style>
-  <w:style w:type="paragraph" w:styleId="7">
+  <w:style w:type="paragraph" w:styleId="Heading6">
     <w:name w:val="heading 6"/>
-    <w:basedOn w:val="1"/>
-    <w:next w:val="1"/>
+    <w:basedOn w:val="Normal"/>
+    <w:next w:val="Normal"/>
     <w:semiHidden/>
     <w:unhideWhenUsed/>
     <w:qFormat/>
-    <w:uiPriority w:val="0"/>
     <w:pPr>
       <w:keepNext/>
       <w:keepLines/>
@@ -7612,19 +7463,18 @@
       <w:outlineLvl w:val="5"/>
     </w:pPr>
     <w:rPr>
-      <w:rFonts w:ascii="Arial" w:hAnsi="Arial" w:eastAsia="黑体"/>
+      <w:rFonts w:ascii="Arial" w:eastAsia="黑体" w:hAnsi="Arial"/>
       <w:b/>
       <w:sz w:val="24"/>
     </w:rPr>
   </w:style>
-  <w:style w:type="paragraph" w:styleId="8">
+  <w:style w:type="paragraph" w:styleId="Heading7">
     <w:name w:val="heading 7"/>
-    <w:basedOn w:val="1"/>
-    <w:next w:val="1"/>
+    <w:basedOn w:val="Normal"/>
+    <w:next w:val="Normal"/>
     <w:semiHidden/>
     <w:unhideWhenUsed/>
     <w:qFormat/>
-    <w:uiPriority w:val="0"/>
     <w:pPr>
       <w:keepNext/>
       <w:keepLines/>
@@ -7641,14 +7491,13 @@
       <w:sz w:val="24"/>
     </w:rPr>
   </w:style>
-  <w:style w:type="paragraph" w:styleId="9">
+  <w:style w:type="paragraph" w:styleId="Heading8">
     <w:name w:val="heading 8"/>
-    <w:basedOn w:val="1"/>
-    <w:next w:val="1"/>
+    <w:basedOn w:val="Normal"/>
+    <w:next w:val="Normal"/>
     <w:semiHidden/>
     <w:unhideWhenUsed/>
     <w:qFormat/>
-    <w:uiPriority w:val="0"/>
     <w:pPr>
       <w:keepNext/>
       <w:keepLines/>
@@ -7661,18 +7510,17 @@
       <w:outlineLvl w:val="7"/>
     </w:pPr>
     <w:rPr>
-      <w:rFonts w:ascii="Arial" w:hAnsi="Arial" w:eastAsia="黑体"/>
+      <w:rFonts w:ascii="Arial" w:eastAsia="黑体" w:hAnsi="Arial"/>
       <w:sz w:val="24"/>
     </w:rPr>
   </w:style>
-  <w:style w:type="paragraph" w:styleId="10">
+  <w:style w:type="paragraph" w:styleId="Heading9">
     <w:name w:val="heading 9"/>
-    <w:basedOn w:val="1"/>
-    <w:next w:val="1"/>
+    <w:basedOn w:val="Normal"/>
+    <w:next w:val="Normal"/>
     <w:semiHidden/>
     <w:unhideWhenUsed/>
     <w:qFormat/>
-    <w:uiPriority w:val="0"/>
     <w:pPr>
       <w:keepNext/>
       <w:keepLines/>
@@ -7685,21 +7533,19 @@
       <w:outlineLvl w:val="8"/>
     </w:pPr>
     <w:rPr>
-      <w:rFonts w:ascii="Arial" w:hAnsi="Arial" w:eastAsia="黑体"/>
+      <w:rFonts w:ascii="Arial" w:eastAsia="黑体" w:hAnsi="Arial"/>
       <w:sz w:val="21"/>
     </w:rPr>
   </w:style>
-  <w:style w:type="character" w:default="1" w:styleId="22">
+  <w:style w:type="character" w:default="1" w:styleId="DefaultParagraphFont">
     <w:name w:val="Default Paragraph Font"/>
     <w:semiHidden/>
     <w:qFormat/>
-    <w:uiPriority w:val="0"/>
   </w:style>
-  <w:style w:type="table" w:default="1" w:styleId="20">
+  <w:style w:type="table" w:default="1" w:styleId="TableNormal">
     <w:name w:val="Normal Table"/>
     <w:semiHidden/>
     <w:qFormat/>
-    <w:uiPriority w:val="0"/>
     <w:tblPr>
       <w:tblCellMar>
         <w:top w:w="0" w:type="dxa"/>
@@ -7709,43 +7555,39 @@
       </w:tblCellMar>
     </w:tblPr>
   </w:style>
-  <w:style w:type="paragraph" w:styleId="11">
+  <w:style w:type="paragraph" w:styleId="CommentText">
     <w:name w:val="annotation text"/>
-    <w:basedOn w:val="1"/>
+    <w:basedOn w:val="Normal"/>
     <w:qFormat/>
-    <w:uiPriority w:val="0"/>
     <w:pPr>
       <w:jc w:val="left"/>
     </w:pPr>
   </w:style>
-  <w:style w:type="paragraph" w:styleId="12">
+  <w:style w:type="paragraph" w:styleId="BodyText">
     <w:name w:val="Body Text"/>
-    <w:basedOn w:val="1"/>
+    <w:basedOn w:val="Normal"/>
     <w:semiHidden/>
     <w:qFormat/>
-    <w:uiPriority w:val="0"/>
     <w:rPr>
-      <w:rFonts w:ascii="Arial" w:hAnsi="Arial" w:eastAsia="Arial" w:cs="Arial"/>
+      <w:rFonts w:ascii="Arial" w:eastAsia="Arial" w:hAnsi="Arial" w:cs="Arial"/>
       <w:sz w:val="21"/>
       <w:szCs w:val="21"/>
       <w:lang w:val="en-US" w:eastAsia="en-US" w:bidi="ar-SA"/>
     </w:rPr>
   </w:style>
-  <w:style w:type="paragraph" w:styleId="13">
+  <w:style w:type="paragraph" w:styleId="TOC3">
     <w:name w:val="toc 3"/>
-    <w:basedOn w:val="1"/>
-    <w:next w:val="1"/>
+    <w:basedOn w:val="Normal"/>
+    <w:next w:val="Normal"/>
     <w:qFormat/>
-    <w:uiPriority w:val="0"/>
     <w:pPr>
       <w:ind w:left="840" w:leftChars="400"/>
     </w:pPr>
   </w:style>
-  <w:style w:type="paragraph" w:styleId="14">
+  <w:style w:type="paragraph" w:styleId="Footer">
     <w:name w:val="footer"/>
-    <w:basedOn w:val="1"/>
+    <w:basedOn w:val="Normal"/>
     <w:qFormat/>
-    <w:uiPriority w:val="0"/>
     <w:pPr>
       <w:tabs>
         <w:tab w:val="center" w:pos="4153"/>
@@ -7758,17 +7600,16 @@
       <w:sz w:val="18"/>
     </w:rPr>
   </w:style>
-  <w:style w:type="paragraph" w:styleId="15">
+  <w:style w:type="paragraph" w:styleId="Header">
     <w:name w:val="header"/>
-    <w:basedOn w:val="1"/>
+    <w:basedOn w:val="Normal"/>
     <w:qFormat/>
-    <w:uiPriority w:val="0"/>
     <w:pPr>
       <w:pBdr>
-        <w:top w:val="none" w:color="auto" w:sz="0" w:space="0"/>
-        <w:left w:val="none" w:color="auto" w:sz="0" w:space="0"/>
-        <w:bottom w:val="none" w:color="auto" w:sz="0" w:space="0"/>
-        <w:right w:val="none" w:color="auto" w:sz="0" w:space="0"/>
+        <w:top w:val="nil"/>
+        <w:left w:val="nil"/>
+        <w:bottom w:val="nil"/>
+        <w:right w:val="nil"/>
       </w:pBdr>
       <w:tabs>
         <w:tab w:val="center" w:pos="4153"/>
@@ -7783,41 +7624,37 @@
       <w:sz w:val="18"/>
     </w:rPr>
   </w:style>
-  <w:style w:type="paragraph" w:styleId="16">
+  <w:style w:type="paragraph" w:styleId="TOC1">
     <w:name w:val="toc 1"/>
-    <w:basedOn w:val="1"/>
-    <w:next w:val="1"/>
+    <w:basedOn w:val="Normal"/>
+    <w:next w:val="Normal"/>
     <w:qFormat/>
-    <w:uiPriority w:val="0"/>
     <w:rPr>
-      <w:rFonts w:ascii="Arial" w:hAnsi="Arial" w:eastAsia="Microsoft JhengHei"/>
+      <w:rFonts w:ascii="Arial" w:eastAsia="Microsoft JhengHei" w:hAnsi="Arial"/>
       <w:sz w:val="24"/>
     </w:rPr>
   </w:style>
-  <w:style w:type="paragraph" w:styleId="17">
+  <w:style w:type="paragraph" w:styleId="TOC2">
     <w:name w:val="toc 2"/>
-    <w:basedOn w:val="1"/>
-    <w:next w:val="1"/>
+    <w:basedOn w:val="Normal"/>
+    <w:next w:val="Normal"/>
     <w:qFormat/>
-    <w:uiPriority w:val="0"/>
     <w:pPr>
       <w:ind w:left="420" w:leftChars="200"/>
     </w:pPr>
   </w:style>
-  <w:style w:type="paragraph" w:styleId="18">
+  <w:style w:type="paragraph" w:styleId="NormalWeb">
     <w:name w:val="Normal (Web)"/>
-    <w:basedOn w:val="1"/>
+    <w:basedOn w:val="Normal"/>
     <w:qFormat/>
-    <w:uiPriority w:val="0"/>
     <w:rPr>
       <w:sz w:val="24"/>
     </w:rPr>
   </w:style>
-  <w:style w:type="paragraph" w:styleId="19">
+  <w:style w:type="paragraph" w:styleId="Title">
     <w:name w:val="Title"/>
-    <w:basedOn w:val="1"/>
+    <w:basedOn w:val="Normal"/>
     <w:qFormat/>
-    <w:uiPriority w:val="0"/>
     <w:pPr>
       <w:spacing w:before="240" w:beforeLines="0" w:beforeAutospacing="0" w:after="60" w:afterLines="0" w:afterAutospacing="0"/>
       <w:jc w:val="center"/>
@@ -7829,73 +7666,68 @@
       <w:sz w:val="32"/>
     </w:rPr>
   </w:style>
-  <w:style w:type="table" w:styleId="21">
+  <w:style w:type="table" w:styleId="TableGrid">
     <w:name w:val="Table Grid"/>
-    <w:basedOn w:val="20"/>
+    <w:basedOn w:val="TableNormal"/>
     <w:qFormat/>
-    <w:uiPriority w:val="0"/>
     <w:pPr>
       <w:widowControl w:val="0"/>
       <w:jc w:val="both"/>
     </w:pPr>
     <w:tblPr>
       <w:tblBorders>
-        <w:top w:val="single" w:color="auto" w:sz="4" w:space="0"/>
-        <w:left w:val="single" w:color="auto" w:sz="4" w:space="0"/>
-        <w:bottom w:val="single" w:color="auto" w:sz="4" w:space="0"/>
-        <w:right w:val="single" w:color="auto" w:sz="4" w:space="0"/>
-        <w:insideH w:val="single" w:color="auto" w:sz="4" w:space="0"/>
-        <w:insideV w:val="single" w:color="auto" w:sz="4" w:space="0"/>
+        <w:top w:val="single" w:sz="4" w:space="0" w:color="auto"/>
+        <w:left w:val="single" w:sz="4" w:space="0" w:color="auto"/>
+        <w:bottom w:val="single" w:sz="4" w:space="0" w:color="auto"/>
+        <w:right w:val="single" w:sz="4" w:space="0" w:color="auto"/>
+        <w:insideH w:val="single" w:sz="4" w:space="0" w:color="auto"/>
+        <w:insideV w:val="single" w:sz="4" w:space="0" w:color="auto"/>
       </w:tblBorders>
     </w:tblPr>
   </w:style>
-  <w:style w:type="character" w:styleId="23">
+  <w:style w:type="character" w:styleId="Strong">
     <w:name w:val="Strong"/>
-    <w:basedOn w:val="22"/>
+    <w:basedOn w:val="DefaultParagraphFont"/>
     <w:qFormat/>
-    <w:uiPriority w:val="0"/>
     <w:rPr>
       <w:b/>
     </w:rPr>
   </w:style>
-  <w:style w:type="paragraph" w:customStyle="1" w:styleId="24">
+  <w:style w:type="paragraph" w:customStyle="1" w:styleId="a">
     <w:name w:val="柴_公司名"/>
-    <w:basedOn w:val="19"/>
+    <w:basedOn w:val="Title"/>
     <w:qFormat/>
-    <w:uiPriority w:val="0"/>
     <w:pPr>
       <w:spacing w:after="600" w:afterLines="600"/>
     </w:pPr>
     <w:rPr>
-      <w:rFonts w:hint="eastAsia" w:ascii="宋体" w:hAnsi="宋体" w:eastAsia="宋体" w:cs="宋体"/>
+      <w:rFonts w:ascii="宋体" w:eastAsia="宋体" w:hAnsi="宋体" w:cs="宋体" w:hint="eastAsia"/>
       <w:bCs/>
       <w:spacing w:val="-6"/>
       <w:sz w:val="52"/>
       <w:szCs w:val="52"/>
     </w:rPr>
   </w:style>
-  <w:style w:type="paragraph" w:customStyle="1" w:styleId="25">
+  <w:style w:type="paragraph" w:customStyle="1" w:styleId="a0">
     <w:name w:val="柴_文档名"/>
-    <w:basedOn w:val="19"/>
+    <w:basedOn w:val="Title"/>
     <w:qFormat/>
-    <w:uiPriority w:val="0"/>
     <w:pPr>
       <w:spacing w:after="900" w:afterLines="900"/>
     </w:pPr>
     <w:rPr>
-      <w:rFonts w:ascii="黑体" w:hAnsi="黑体" w:eastAsia="黑体" w:cs="黑体"/>
+      <w:rFonts w:ascii="黑体" w:eastAsia="黑体" w:hAnsi="黑体" w:cs="黑体"/>
       <w:bCs/>
       <w:spacing w:val="-7"/>
       <w:sz w:val="52"/>
       <w:szCs w:val="52"/>
     </w:rPr>
   </w:style>
-  <w:style w:type="table" w:customStyle="1" w:styleId="26">
+  <w:style w:type="table" w:customStyle="1" w:styleId="TableNormal0">
     <w:name w:val="Table Normal_0"/>
     <w:semiHidden/>
     <w:unhideWhenUsed/>
     <w:qFormat/>
-    <w:uiPriority w:val="0"/>
     <w:tblPr>
       <w:tblCellMar>
         <w:top w:w="0" w:type="dxa"/>
@@ -7905,87 +7737,81 @@
       </w:tblCellMar>
     </w:tblPr>
   </w:style>
-  <w:style w:type="paragraph" w:customStyle="1" w:styleId="27">
+  <w:style w:type="paragraph" w:customStyle="1" w:styleId="TableText">
     <w:name w:val="Table Text"/>
-    <w:basedOn w:val="1"/>
+    <w:basedOn w:val="Normal"/>
     <w:semiHidden/>
     <w:qFormat/>
-    <w:uiPriority w:val="0"/>
     <w:rPr>
-      <w:rFonts w:ascii="宋体" w:hAnsi="宋体" w:eastAsia="宋体" w:cs="宋体"/>
+      <w:rFonts w:ascii="宋体" w:eastAsia="宋体" w:hAnsi="宋体" w:cs="宋体"/>
       <w:sz w:val="21"/>
       <w:szCs w:val="21"/>
       <w:lang w:val="en-US" w:eastAsia="en-US" w:bidi="ar-SA"/>
     </w:rPr>
   </w:style>
-  <w:style w:type="paragraph" w:customStyle="1" w:styleId="28">
+  <w:style w:type="paragraph" w:customStyle="1" w:styleId="1">
     <w:name w:val="柴_标题1"/>
-    <w:basedOn w:val="2"/>
-    <w:next w:val="29"/>
-    <w:link w:val="38"/>
+    <w:basedOn w:val="Heading1"/>
+    <w:next w:val="a1"/>
+    <w:link w:val="1Char"/>
     <w:qFormat/>
-    <w:uiPriority w:val="0"/>
     <w:pPr>
       <w:spacing w:before="100" w:after="90" w:line="360" w:lineRule="auto"/>
     </w:pPr>
     <w:rPr>
-      <w:rFonts w:ascii="Arial" w:hAnsi="Arial" w:eastAsia="宋体"/>
+      <w:rFonts w:ascii="Arial" w:eastAsia="宋体" w:hAnsi="Arial"/>
       <w:sz w:val="32"/>
     </w:rPr>
   </w:style>
-  <w:style w:type="paragraph" w:customStyle="1" w:styleId="29">
+  <w:style w:type="paragraph" w:customStyle="1" w:styleId="a1">
     <w:name w:val="柴_正文"/>
-    <w:basedOn w:val="12"/>
-    <w:link w:val="42"/>
+    <w:basedOn w:val="BodyText"/>
+    <w:link w:val="Char"/>
     <w:qFormat/>
-    <w:uiPriority w:val="0"/>
     <w:pPr>
       <w:spacing w:line="360" w:lineRule="auto"/>
       <w:ind w:firstLine="470" w:firstLineChars="200"/>
     </w:pPr>
     <w:rPr>
-      <w:rFonts w:ascii="Arial" w:hAnsi="Arial" w:eastAsia="宋体"/>
+      <w:rFonts w:ascii="Arial" w:eastAsia="宋体" w:hAnsi="Arial"/>
       <w:sz w:val="24"/>
       <w:lang w:eastAsia="zh-CN"/>
     </w:rPr>
   </w:style>
-  <w:style w:type="paragraph" w:customStyle="1" w:styleId="30">
+  <w:style w:type="paragraph" w:customStyle="1" w:styleId="2">
     <w:name w:val="柴_标题2"/>
-    <w:basedOn w:val="3"/>
-    <w:next w:val="29"/>
+    <w:basedOn w:val="Heading2"/>
+    <w:next w:val="a1"/>
     <w:qFormat/>
-    <w:uiPriority w:val="0"/>
     <w:pPr>
       <w:spacing w:line="360" w:lineRule="auto"/>
     </w:pPr>
     <w:rPr>
-      <w:rFonts w:ascii="Arial" w:hAnsi="Arial" w:eastAsia="宋体"/>
+      <w:rFonts w:ascii="Arial" w:eastAsia="宋体" w:hAnsi="Arial"/>
       <w:sz w:val="28"/>
     </w:rPr>
   </w:style>
-  <w:style w:type="paragraph" w:customStyle="1" w:styleId="31">
+  <w:style w:type="paragraph" w:customStyle="1" w:styleId="3">
     <w:name w:val="柴_标题3"/>
-    <w:basedOn w:val="4"/>
-    <w:next w:val="29"/>
+    <w:basedOn w:val="Heading3"/>
+    <w:next w:val="a1"/>
     <w:qFormat/>
-    <w:uiPriority w:val="0"/>
     <w:pPr>
       <w:spacing w:line="360" w:lineRule="auto"/>
       <w:ind w:left="0" w:firstLine="472" w:firstLineChars="200"/>
     </w:pPr>
     <w:rPr>
-      <w:rFonts w:ascii="宋体" w:hAnsi="宋体" w:eastAsia="宋体" w:cs="宋体"/>
+      <w:rFonts w:ascii="宋体" w:eastAsia="宋体" w:hAnsi="宋体" w:cs="宋体"/>
       <w:spacing w:val="-2"/>
       <w:sz w:val="24"/>
       <w:szCs w:val="24"/>
     </w:rPr>
   </w:style>
-  <w:style w:type="paragraph" w:customStyle="1" w:styleId="32">
+  <w:style w:type="paragraph" w:customStyle="1" w:styleId="a2">
     <w:name w:val="柴_目录"/>
-    <w:basedOn w:val="1"/>
-    <w:next w:val="12"/>
+    <w:basedOn w:val="Normal"/>
+    <w:next w:val="BodyText"/>
     <w:qFormat/>
-    <w:uiPriority w:val="0"/>
     <w:pPr>
       <w:tabs>
         <w:tab w:val="right" w:leader="dot" w:pos="8442"/>
@@ -7993,64 +7819,59 @@
       <w:ind w:left="0" w:leftChars="0"/>
     </w:pPr>
     <w:rPr>
-      <w:rFonts w:ascii="Arial" w:hAnsi="Arial" w:eastAsia="Microsoft JhengHei"/>
+      <w:rFonts w:ascii="Arial" w:eastAsia="Microsoft JhengHei" w:hAnsi="Arial"/>
       <w:sz w:val="24"/>
     </w:rPr>
   </w:style>
-  <w:style w:type="paragraph" w:customStyle="1" w:styleId="33">
+  <w:style w:type="paragraph" w:customStyle="1" w:styleId="WPSOffice1">
     <w:name w:val="WPSOffice手动目录 1"/>
     <w:qFormat/>
-    <w:uiPriority w:val="0"/>
     <w:pPr>
       <w:ind w:leftChars="0"/>
     </w:pPr>
     <w:rPr>
-      <w:rFonts w:ascii="Times New Roman" w:hAnsi="Times New Roman" w:eastAsia="宋体" w:cs="Times New Roman"/>
+      <w:rFonts w:ascii="Times New Roman" w:eastAsia="宋体" w:hAnsi="Times New Roman" w:cs="Times New Roman"/>
       <w:sz w:val="20"/>
       <w:szCs w:val="20"/>
     </w:rPr>
   </w:style>
-  <w:style w:type="paragraph" w:customStyle="1" w:styleId="34">
+  <w:style w:type="paragraph" w:customStyle="1" w:styleId="WPSOffice2">
     <w:name w:val="WPSOffice手动目录 2"/>
     <w:qFormat/>
-    <w:uiPriority w:val="0"/>
     <w:pPr>
       <w:ind w:leftChars="200"/>
     </w:pPr>
     <w:rPr>
-      <w:rFonts w:ascii="Times New Roman" w:hAnsi="Times New Roman" w:eastAsia="宋体" w:cs="Times New Roman"/>
+      <w:rFonts w:ascii="Times New Roman" w:eastAsia="宋体" w:hAnsi="Times New Roman" w:cs="Times New Roman"/>
       <w:sz w:val="20"/>
       <w:szCs w:val="20"/>
     </w:rPr>
   </w:style>
-  <w:style w:type="paragraph" w:customStyle="1" w:styleId="35">
+  <w:style w:type="paragraph" w:customStyle="1" w:styleId="WPSOffice3">
     <w:name w:val="WPSOffice手动目录 3"/>
     <w:qFormat/>
-    <w:uiPriority w:val="0"/>
     <w:pPr>
       <w:ind w:leftChars="400"/>
     </w:pPr>
     <w:rPr>
-      <w:rFonts w:ascii="Times New Roman" w:hAnsi="Times New Roman" w:eastAsia="宋体" w:cs="Times New Roman"/>
+      <w:rFonts w:ascii="Times New Roman" w:eastAsia="宋体" w:hAnsi="Times New Roman" w:cs="Times New Roman"/>
       <w:sz w:val="20"/>
       <w:szCs w:val="20"/>
     </w:rPr>
   </w:style>
-  <w:style w:type="paragraph" w:customStyle="1" w:styleId="36">
+  <w:style w:type="paragraph" w:customStyle="1" w:styleId="Compact">
     <w:name w:val="Compact"/>
-    <w:basedOn w:val="12"/>
+    <w:basedOn w:val="BodyText"/>
     <w:qFormat/>
-    <w:uiPriority w:val="0"/>
     <w:pPr>
       <w:spacing w:before="36" w:after="36"/>
     </w:pPr>
   </w:style>
-  <w:style w:type="table" w:customStyle="1" w:styleId="37">
+  <w:style w:type="table" w:customStyle="1" w:styleId="Table">
     <w:name w:val="Table"/>
     <w:semiHidden/>
     <w:unhideWhenUsed/>
     <w:qFormat/>
-    <w:uiPriority w:val="0"/>
     <w:tblPr>
       <w:tblCellMar>
         <w:top w:w="0" w:type="dxa"/>
@@ -8062,28 +7883,26 @@
     <w:tblStylePr w:type="firstRow">
       <w:tcPr>
         <w:tcBorders>
-          <w:bottom w:val="single" w:color="auto" w:sz="0" w:space="0"/>
+          <w:bottom w:val="single" w:sz="0" w:space="0" w:color="auto"/>
         </w:tcBorders>
         <w:vAlign w:val="bottom"/>
       </w:tcPr>
     </w:tblStylePr>
   </w:style>
-  <w:style w:type="character" w:customStyle="1" w:styleId="38">
+  <w:style w:type="character" w:customStyle="1" w:styleId="1Char">
     <w:name w:val="柴_标题1 Char"/>
-    <w:link w:val="28"/>
+    <w:link w:val="1"/>
     <w:qFormat/>
-    <w:uiPriority w:val="0"/>
     <w:rPr>
-      <w:rFonts w:ascii="Arial" w:hAnsi="Arial" w:eastAsia="宋体"/>
+      <w:rFonts w:ascii="Arial" w:eastAsia="宋体" w:hAnsi="Arial"/>
       <w:sz w:val="32"/>
     </w:rPr>
   </w:style>
-  <w:style w:type="table" w:customStyle="1" w:styleId="39">
+  <w:style w:type="table" w:customStyle="1" w:styleId="TableNormal1">
     <w:name w:val="Table Normal_1"/>
     <w:semiHidden/>
     <w:unhideWhenUsed/>
     <w:qFormat/>
-    <w:uiPriority w:val="0"/>
     <w:tblPr>
       <w:tblCellMar>
         <w:top w:w="0" w:type="dxa"/>
@@ -8093,11 +7912,10 @@
       </w:tblCellMar>
     </w:tblPr>
   </w:style>
-  <w:style w:type="paragraph" w:customStyle="1" w:styleId="40">
+  <w:style w:type="paragraph" w:customStyle="1" w:styleId="a3">
     <w:name w:val="柴_正文_无缩进"/>
-    <w:basedOn w:val="1"/>
+    <w:basedOn w:val="Normal"/>
     <w:qFormat/>
-    <w:uiPriority w:val="0"/>
     <w:pPr>
       <w:ind w:firstLine="0" w:firstLineChars="0"/>
     </w:pPr>
@@ -8107,31 +7925,29 @@
       <w:lang w:eastAsia="zh-CN"/>
     </w:rPr>
   </w:style>
-  <w:style w:type="paragraph" w:customStyle="1" w:styleId="41">
+  <w:style w:type="paragraph" w:customStyle="1" w:styleId="4">
     <w:name w:val="柴_标题4"/>
-    <w:basedOn w:val="5"/>
-    <w:next w:val="1"/>
+    <w:basedOn w:val="Heading4"/>
+    <w:next w:val="Normal"/>
     <w:qFormat/>
-    <w:uiPriority w:val="0"/>
     <w:pPr>
       <w:widowControl w:val="0"/>
       <w:spacing w:before="160" w:line="360" w:lineRule="auto"/>
-      <w:ind w:left="981" w:leftChars="300" w:hanging="862"/>
+      <w:ind w:left="981" w:hanging="862" w:leftChars="300"/>
     </w:pPr>
     <w:rPr>
-      <w:rFonts w:hint="eastAsia" w:ascii="Calibri" w:hAnsi="Calibri" w:eastAsia="宋体" w:cs="宋体"/>
+      <w:rFonts w:ascii="Calibri" w:eastAsia="宋体" w:hAnsi="Calibri" w:cs="宋体" w:hint="eastAsia"/>
       <w:sz w:val="24"/>
       <w:szCs w:val="24"/>
       <w:lang w:eastAsia="zh-CN" w:bidi="zh-CN"/>
     </w:rPr>
   </w:style>
-  <w:style w:type="character" w:customStyle="1" w:styleId="42">
+  <w:style w:type="character" w:customStyle="1" w:styleId="Char">
     <w:name w:val="柴_正文 Char"/>
-    <w:link w:val="29"/>
+    <w:link w:val="a1"/>
     <w:qFormat/>
-    <w:uiPriority w:val="0"/>
     <w:rPr>
-      <w:rFonts w:ascii="Arial" w:hAnsi="Arial" w:eastAsia="宋体"/>
+      <w:rFonts w:ascii="Arial" w:eastAsia="宋体" w:hAnsi="Arial"/>
       <w:sz w:val="24"/>
       <w:lang w:eastAsia="zh-CN"/>
     </w:rPr>

--- a/8.资源管理/1.流程制度规范类文件/TXHS-08-06-服务数据管理制度.docx
+++ b/8.资源管理/1.流程制度规范类文件/TXHS-08-06-服务数据管理制度.docx
@@ -1345,7 +1345,7 @@
                 <w:vertAlign w:val="baseline"/>
                 <w:lang w:val="en-US" w:eastAsia="zh-CN"/>
               </w:rPr>
-              <w:t>强宇涛</w:t>
+              <w:t>程方</w:t>
             </w:r>
           </w:p>
         </w:tc>
@@ -1392,7 +1392,7 @@
                 <w:vertAlign w:val="baseline"/>
                 <w:lang w:val="en-US" w:eastAsia="zh-CN"/>
               </w:rPr>
-              <w:t>陈凯</w:t>
+              <w:t>茅建根</w:t>
             </w:r>
           </w:p>
         </w:tc>

--- a/8.资源管理/1.流程制度规范类文件/TXHS-08-06-服务数据管理制度.docx
+++ b/8.资源管理/1.流程制度规范类文件/TXHS-08-06-服务数据管理制度.docx
@@ -1,11 +1,10 @@
 
 <file path=word/document.xml><?xml version="1.0" encoding="utf-8"?>
-<w:document xmlns:wpc="http://schemas.microsoft.com/office/word/2010/wordprocessingCanvas" xmlns:mc="http://schemas.openxmlformats.org/markup-compatibility/2006" xmlns:o="urn:schemas-microsoft-com:office:office" xmlns:r="http://schemas.openxmlformats.org/officeDocument/2006/relationships" xmlns:m="http://schemas.openxmlformats.org/officeDocument/2006/math" xmlns:v="urn:schemas-microsoft-com:vml" xmlns:wp14="http://schemas.microsoft.com/office/word/2010/wordprocessingDrawing" xmlns:wp="http://schemas.openxmlformats.org/drawingml/2006/wordprocessingDrawing" xmlns:w10="urn:schemas-microsoft-com:office:word" xmlns:w="http://schemas.openxmlformats.org/wordprocessingml/2006/main" xmlns:w14="http://schemas.microsoft.com/office/word/2010/wordml" xmlns:w15="http://schemas.microsoft.com/office/word/2012/wordml" xmlns:wne="http://schemas.microsoft.com/office/word/2006/wordml" xmlns:wpg="http://schemas.microsoft.com/office/word/2010/wordprocessingGroup" xmlns:wpi="http://schemas.microsoft.com/office/word/2010/wordprocessingInk" xmlns:wps="http://schemas.microsoft.com/office/word/2010/wordprocessingShape" mc:Ignorable="w14 w15 wp14">
-  <!-- Generated by Aspose.Words for .NET 13.3.0.1 -->
+<w:document xmlns:wpc="http://schemas.microsoft.com/office/word/2010/wordprocessingCanvas" xmlns:mc="http://schemas.openxmlformats.org/markup-compatibility/2006" xmlns:o="urn:schemas-microsoft-com:office:office" xmlns:r="http://schemas.openxmlformats.org/officeDocument/2006/relationships" xmlns:m="http://schemas.openxmlformats.org/officeDocument/2006/math" xmlns:v="urn:schemas-microsoft-com:vml" xmlns:wp14="http://schemas.microsoft.com/office/word/2010/wordprocessingDrawing" xmlns:wp="http://schemas.openxmlformats.org/drawingml/2006/wordprocessingDrawing" xmlns:w="http://schemas.openxmlformats.org/wordprocessingml/2006/main" xmlns:w14="http://schemas.microsoft.com/office/word/2010/wordml" xmlns:w10="urn:schemas-microsoft-com:office:word" xmlns:w15="http://schemas.microsoft.com/office/word/2012/wordml" xmlns:wpg="http://schemas.microsoft.com/office/word/2010/wordprocessingGroup" xmlns:wpi="http://schemas.microsoft.com/office/word/2010/wordprocessingInk" xmlns:wne="http://schemas.microsoft.com/office/word/2006/wordml" xmlns:wps="http://schemas.microsoft.com/office/word/2010/wordprocessingShape" xmlns:wpsCustomData="http://www.wps.cn/officeDocument/2013/wpsCustomData" mc:Ignorable="w14 w15 wp14">
   <w:body>
     <w:p>
       <w:pPr>
-        <w:pStyle w:val="a"/>
+        <w:pStyle w:val="24"/>
         <w:keepNext w:val="0"/>
         <w:keepLines w:val="0"/>
         <w:pageBreakBefore w:val="0"/>
@@ -25,7 +24,7 @@
       <w:bookmarkStart w:id="0" w:name="_Toc5105"/>
       <w:r>
         <w:drawing>
-          <wp:anchor distT="0" distB="0" distL="114300" distR="114300" simplePos="0" relativeHeight="251660288" behindDoc="1" locked="0" layoutInCell="1" allowOverlap="1">
+          <wp:anchor distT="0" distB="0" distL="114300" distR="114300" simplePos="0" relativeHeight="251661312" behindDoc="1" locked="0" layoutInCell="1" allowOverlap="1">
             <wp:simplePos x="0" y="0"/>
             <wp:positionH relativeFrom="column">
               <wp:posOffset>-19050</wp:posOffset>
@@ -50,7 +49,7 @@
                     </pic:cNvPicPr>
                   </pic:nvPicPr>
                   <pic:blipFill>
-                    <a:blip xmlns:r="http://schemas.openxmlformats.org/officeDocument/2006/relationships" r:embed="rId4"/>
+                    <a:blip r:embed="rId8"/>
                     <a:stretch>
                       <a:fillRect/>
                     </a:stretch>
@@ -76,7 +75,7 @@
       </w:r>
       <w:r>
         <w:drawing>
-          <wp:anchor distT="0" distB="0" distL="114300" distR="114300" simplePos="0" relativeHeight="251659264" behindDoc="1" locked="0" layoutInCell="1" allowOverlap="1">
+          <wp:anchor distT="0" distB="0" distL="114300" distR="114300" simplePos="0" relativeHeight="251660288" behindDoc="1" locked="0" layoutInCell="1" allowOverlap="1">
             <wp:simplePos x="0" y="0"/>
             <wp:positionH relativeFrom="column">
               <wp:posOffset>0</wp:posOffset>
@@ -101,7 +100,7 @@
                     </pic:cNvPicPr>
                   </pic:nvPicPr>
                   <pic:blipFill>
-                    <a:blip xmlns:r="http://schemas.openxmlformats.org/officeDocument/2006/relationships" r:embed="rId5"/>
+                    <a:blip r:embed="rId9"/>
                     <a:stretch>
                       <a:fillRect/>
                     </a:stretch>
@@ -131,7 +130,7 @@
           <w:lang w:val="en-US" w:eastAsia="zh-CN"/>
         </w:rPr>
         <w:drawing>
-          <wp:anchor distT="0" distB="0" distL="114300" distR="114300" simplePos="0" relativeHeight="251658240" behindDoc="1" locked="0" layoutInCell="1" allowOverlap="1">
+          <wp:anchor distT="0" distB="0" distL="114300" distR="114300" simplePos="0" relativeHeight="251659264" behindDoc="1" locked="0" layoutInCell="1" allowOverlap="1">
             <wp:simplePos x="0" y="0"/>
             <wp:positionH relativeFrom="column">
               <wp:posOffset>635</wp:posOffset>
@@ -156,7 +155,7 @@
                     </pic:cNvPicPr>
                   </pic:nvPicPr>
                   <pic:blipFill>
-                    <a:blip xmlns:r="http://schemas.openxmlformats.org/officeDocument/2006/relationships" r:embed="rId6">
+                    <a:blip r:embed="rId10">
                       <a:alphaModFix amt="58000"/>
                       <a:lum contrast="-52000"/>
                     </a:blip>
@@ -190,7 +189,7 @@
     </w:p>
     <w:p>
       <w:pPr>
-        <w:pStyle w:val="a0"/>
+        <w:pStyle w:val="25"/>
         <w:keepNext w:val="0"/>
         <w:keepLines w:val="0"/>
         <w:pageBreakBefore w:val="0"/>
@@ -237,11 +236,11 @@
         <w:adjustRightInd w:val="0"/>
         <w:snapToGrid w:val="0"/>
         <w:spacing w:after="624" w:afterLines="200" w:line="219" w:lineRule="auto"/>
-        <w:ind w:left="0" w:right="0" w:firstLine="0" w:leftChars="0" w:rightChars="0" w:firstLineChars="0"/>
+        <w:ind w:left="0" w:leftChars="0" w:right="0" w:rightChars="0" w:firstLine="0" w:firstLineChars="0"/>
         <w:jc w:val="center"/>
         <w:textAlignment w:val="baseline"/>
         <w:rPr>
-          <w:rFonts w:ascii="宋体" w:eastAsia="宋体" w:hAnsi="宋体" w:cs="宋体" w:hint="eastAsia"/>
+          <w:rFonts w:hint="eastAsia" w:ascii="宋体" w:hAnsi="宋体" w:eastAsia="宋体" w:cs="宋体"/>
           <w:sz w:val="24"/>
           <w:szCs w:val="24"/>
           <w:lang w:val="en-US" w:eastAsia="zh-CN"/>
@@ -249,7 +248,7 @@
       </w:pPr>
       <w:r>
         <w:rPr>
-          <w:rFonts w:ascii="宋体" w:eastAsia="宋体" w:hAnsi="宋体" w:cs="宋体"/>
+          <w:rFonts w:ascii="宋体" w:hAnsi="宋体" w:eastAsia="宋体" w:cs="宋体"/>
           <w:b/>
           <w:bCs/>
           <w:spacing w:val="-3"/>
@@ -260,7 +259,7 @@
       </w:r>
       <w:r>
         <w:rPr>
-          <w:rFonts w:ascii="宋体" w:eastAsia="宋体" w:hAnsi="宋体" w:cs="宋体" w:hint="eastAsia"/>
+          <w:rFonts w:hint="eastAsia" w:ascii="宋体" w:hAnsi="宋体" w:eastAsia="宋体" w:cs="宋体"/>
           <w:b/>
           <w:bCs/>
           <w:spacing w:val="-3"/>
@@ -272,7 +271,7 @@
       </w:r>
       <w:r>
         <w:rPr>
-          <w:rFonts w:ascii="宋体" w:eastAsia="宋体" w:hAnsi="宋体" w:cs="宋体"/>
+          <w:rFonts w:ascii="宋体" w:hAnsi="宋体" w:eastAsia="宋体" w:cs="宋体"/>
           <w:b/>
           <w:bCs/>
           <w:spacing w:val="-3"/>
@@ -283,7 +282,7 @@
       </w:r>
       <w:r>
         <w:rPr>
-          <w:rFonts w:ascii="宋体" w:hAnsi="宋体" w:cs="宋体" w:hint="eastAsia"/>
+          <w:rFonts w:hint="eastAsia" w:ascii="宋体" w:hAnsi="宋体" w:cs="宋体"/>
           <w:b/>
           <w:bCs/>
           <w:spacing w:val="-3"/>
@@ -295,7 +294,7 @@
       </w:r>
       <w:r>
         <w:rPr>
-          <w:rFonts w:ascii="宋体" w:eastAsia="宋体" w:hAnsi="宋体" w:cs="宋体"/>
+          <w:rFonts w:ascii="宋体" w:hAnsi="宋体" w:eastAsia="宋体" w:cs="宋体"/>
           <w:b/>
           <w:bCs/>
           <w:spacing w:val="-3"/>
@@ -306,7 +305,7 @@
       </w:r>
       <w:r>
         <w:rPr>
-          <w:rFonts w:ascii="宋体" w:hAnsi="宋体" w:cs="宋体" w:hint="eastAsia"/>
+          <w:rFonts w:hint="eastAsia" w:ascii="宋体" w:hAnsi="宋体" w:cs="宋体"/>
           <w:b/>
           <w:bCs/>
           <w:spacing w:val="-3"/>
@@ -319,17 +318,18 @@
     </w:p>
     <w:tbl>
       <w:tblPr>
-        <w:tblStyle w:val="TableGrid"/>
+        <w:tblStyle w:val="21"/>
         <w:tblW w:w="0" w:type="auto"/>
         <w:jc w:val="center"/>
         <w:tblBorders>
-          <w:top w:val="nil"/>
-          <w:left w:val="nil"/>
-          <w:bottom w:val="nil"/>
-          <w:right w:val="nil"/>
-          <w:insideH w:val="nil"/>
-          <w:insideV w:val="nil"/>
+          <w:top w:val="none" w:color="auto" w:sz="0" w:space="0"/>
+          <w:left w:val="none" w:color="auto" w:sz="0" w:space="0"/>
+          <w:bottom w:val="none" w:color="auto" w:sz="0" w:space="0"/>
+          <w:right w:val="none" w:color="auto" w:sz="0" w:space="0"/>
+          <w:insideH w:val="none" w:color="auto" w:sz="0" w:space="0"/>
+          <w:insideV w:val="none" w:color="auto" w:sz="0" w:space="0"/>
         </w:tblBorders>
+        <w:tblLayout w:type="autofit"/>
         <w:tblCellMar>
           <w:top w:w="0" w:type="dxa"/>
           <w:left w:w="108" w:type="dxa"/>
@@ -343,15 +343,13 @@
       </w:tblGrid>
       <w:tr>
         <w:tblPrEx>
-          <w:tblW w:w="0" w:type="auto"/>
-          <w:jc w:val="center"/>
           <w:tblBorders>
-            <w:top w:val="nil"/>
-            <w:left w:val="nil"/>
-            <w:bottom w:val="nil"/>
-            <w:right w:val="nil"/>
-            <w:insideH w:val="nil"/>
-            <w:insideV w:val="nil"/>
+            <w:top w:val="none" w:color="auto" w:sz="0" w:space="0"/>
+            <w:left w:val="none" w:color="auto" w:sz="0" w:space="0"/>
+            <w:bottom w:val="none" w:color="auto" w:sz="0" w:space="0"/>
+            <w:right w:val="none" w:color="auto" w:sz="0" w:space="0"/>
+            <w:insideH w:val="none" w:color="auto" w:sz="0" w:space="0"/>
+            <w:insideV w:val="none" w:color="auto" w:sz="0" w:space="0"/>
           </w:tblBorders>
           <w:tblCellMar>
             <w:top w:w="0" w:type="dxa"/>
@@ -361,7 +359,7 @@
           </w:tblCellMar>
         </w:tblPrEx>
         <w:trPr>
-          <w:trHeight w:val="810"/>
+          <w:trHeight w:val="810" w:hRule="atLeast"/>
           <w:jc w:val="center"/>
         </w:trPr>
         <w:tc>
@@ -399,7 +397,7 @@
             </w:r>
             <w:r>
               <w:rPr>
-                <w:rFonts w:asciiTheme="minorAscii" w:eastAsiaTheme="minorEastAsia" w:hAnsiTheme="minorAscii" w:hint="default"/>
+                <w:rFonts w:hint="default" w:asciiTheme="minorAscii" w:hAnsiTheme="minorAscii" w:eastAsiaTheme="minorEastAsia"/>
                 <w:spacing w:val="227"/>
                 <w:sz w:val="21"/>
                 <w:vertAlign w:val="baseline"/>
@@ -453,7 +451,7 @@
             </w:r>
             <w:r>
               <w:rPr>
-                <w:rFonts w:asciiTheme="minorAscii" w:eastAsiaTheme="minorEastAsia" w:hAnsiTheme="minorAscii" w:hint="eastAsia"/>
+                <w:rFonts w:hint="eastAsia" w:asciiTheme="minorAscii" w:hAnsiTheme="minorAscii" w:eastAsiaTheme="minorEastAsia"/>
                 <w:spacing w:val="227"/>
                 <w:sz w:val="21"/>
                 <w:vertAlign w:val="baseline"/>
@@ -475,8 +473,14 @@
       </w:tr>
       <w:tr>
         <w:tblPrEx>
-          <w:tblW w:w="0" w:type="auto"/>
-          <w:jc w:val="center"/>
+          <w:tblBorders>
+            <w:top w:val="none" w:color="auto" w:sz="0" w:space="0"/>
+            <w:left w:val="none" w:color="auto" w:sz="0" w:space="0"/>
+            <w:bottom w:val="none" w:color="auto" w:sz="0" w:space="0"/>
+            <w:right w:val="none" w:color="auto" w:sz="0" w:space="0"/>
+            <w:insideH w:val="none" w:color="auto" w:sz="0" w:space="0"/>
+            <w:insideV w:val="none" w:color="auto" w:sz="0" w:space="0"/>
+          </w:tblBorders>
           <w:tblCellMar>
             <w:top w:w="0" w:type="dxa"/>
             <w:left w:w="108" w:type="dxa"/>
@@ -485,7 +489,7 @@
           </w:tblCellMar>
         </w:tblPrEx>
         <w:trPr>
-          <w:trHeight w:val="810"/>
+          <w:trHeight w:val="810" w:hRule="atLeast"/>
           <w:jc w:val="center"/>
         </w:trPr>
         <w:tc>
@@ -509,7 +513,7 @@
               <w:snapToGrid w:val="0"/>
               <w:textAlignment w:val="baseline"/>
               <w:rPr>
-                <w:rFonts w:ascii="Arial" w:eastAsia="Arial" w:hAnsi="Arial" w:cs="Arial" w:hint="default"/>
+                <w:rFonts w:hint="default" w:ascii="Arial" w:hAnsi="Arial" w:eastAsia="Arial" w:cs="Arial"/>
                 <w:snapToGrid w:val="0"/>
                 <w:color w:val="000000"/>
                 <w:kern w:val="0"/>
@@ -541,7 +545,7 @@
             </w:r>
             <w:r>
               <w:rPr>
-                <w:rFonts w:asciiTheme="minorAscii" w:eastAsiaTheme="minorEastAsia" w:hAnsiTheme="minorAscii" w:hint="default"/>
+                <w:rFonts w:hint="default" w:asciiTheme="minorAscii" w:hAnsiTheme="minorAscii" w:eastAsiaTheme="minorEastAsia"/>
                 <w:spacing w:val="227"/>
                 <w:sz w:val="21"/>
                 <w:vertAlign w:val="baseline"/>
@@ -583,7 +587,7 @@
               <w:snapToGrid w:val="0"/>
               <w:textAlignment w:val="baseline"/>
               <w:rPr>
-                <w:rFonts w:ascii="Arial" w:eastAsia="Arial" w:hAnsi="Arial" w:cs="Arial" w:hint="default"/>
+                <w:rFonts w:hint="default" w:ascii="Arial" w:hAnsi="Arial" w:eastAsia="Arial" w:cs="Arial"/>
                 <w:snapToGrid w:val="0"/>
                 <w:color w:val="000000"/>
                 <w:kern w:val="0"/>
@@ -603,7 +607,7 @@
             </w:r>
             <w:r>
               <w:rPr>
-                <w:rFonts w:asciiTheme="minorAscii" w:eastAsiaTheme="minorEastAsia" w:hAnsiTheme="minorAscii" w:hint="eastAsia"/>
+                <w:rFonts w:hint="eastAsia" w:asciiTheme="minorAscii" w:hAnsiTheme="minorAscii" w:eastAsiaTheme="minorEastAsia"/>
                 <w:spacing w:val="227"/>
                 <w:sz w:val="21"/>
                 <w:vertAlign w:val="baseline"/>
@@ -625,8 +629,14 @@
       </w:tr>
       <w:tr>
         <w:tblPrEx>
-          <w:tblW w:w="0" w:type="auto"/>
-          <w:jc w:val="center"/>
+          <w:tblBorders>
+            <w:top w:val="none" w:color="auto" w:sz="0" w:space="0"/>
+            <w:left w:val="none" w:color="auto" w:sz="0" w:space="0"/>
+            <w:bottom w:val="none" w:color="auto" w:sz="0" w:space="0"/>
+            <w:right w:val="none" w:color="auto" w:sz="0" w:space="0"/>
+            <w:insideH w:val="none" w:color="auto" w:sz="0" w:space="0"/>
+            <w:insideV w:val="none" w:color="auto" w:sz="0" w:space="0"/>
+          </w:tblBorders>
           <w:tblCellMar>
             <w:top w:w="0" w:type="dxa"/>
             <w:left w:w="108" w:type="dxa"/>
@@ -635,7 +645,7 @@
           </w:tblCellMar>
         </w:tblPrEx>
         <w:trPr>
-          <w:trHeight w:val="635"/>
+          <w:trHeight w:val="635" w:hRule="atLeast"/>
           <w:jc w:val="center"/>
         </w:trPr>
         <w:tc>
@@ -685,7 +695,7 @@
             </w:r>
             <w:r>
               <w:rPr>
-                <w:rFonts w:asciiTheme="minorAscii" w:eastAsiaTheme="minorEastAsia" w:hAnsiTheme="minorAscii" w:hint="eastAsia"/>
+                <w:rFonts w:hint="eastAsia" w:asciiTheme="minorAscii" w:hAnsiTheme="minorAscii" w:eastAsiaTheme="minorEastAsia"/>
                 <w:spacing w:val="227"/>
                 <w:sz w:val="21"/>
                 <w:vertAlign w:val="baseline"/>
@@ -738,7 +748,7 @@
             </w:r>
             <w:r>
               <w:rPr>
-                <w:rFonts w:asciiTheme="minorAscii" w:eastAsiaTheme="minorEastAsia" w:hAnsiTheme="minorAscii" w:hint="eastAsia"/>
+                <w:rFonts w:hint="eastAsia" w:asciiTheme="minorAscii" w:hAnsiTheme="minorAscii" w:eastAsiaTheme="minorEastAsia"/>
                 <w:spacing w:val="227"/>
                 <w:sz w:val="21"/>
                 <w:vertAlign w:val="baseline"/>
@@ -797,14 +807,14 @@
         <w:ind w:left="3634"/>
         <w:textAlignment w:val="baseline"/>
         <w:rPr>
-          <w:rFonts w:ascii="宋体" w:eastAsia="宋体" w:hAnsi="宋体" w:cs="宋体"/>
+          <w:rFonts w:ascii="宋体" w:hAnsi="宋体" w:eastAsia="宋体" w:cs="宋体"/>
           <w:sz w:val="31"/>
           <w:szCs w:val="31"/>
         </w:rPr>
       </w:pPr>
       <w:r>
         <w:rPr>
-          <w:rFonts w:ascii="宋体" w:eastAsia="宋体" w:hAnsi="宋体" w:cs="宋体"/>
+          <w:rFonts w:ascii="宋体" w:hAnsi="宋体" w:eastAsia="宋体" w:cs="宋体"/>
           <w:b/>
           <w:bCs/>
           <w:spacing w:val="4"/>
@@ -816,16 +826,16 @@
     </w:p>
     <w:tbl>
       <w:tblPr>
-        <w:tblStyle w:val="TableNormal0"/>
+        <w:tblStyle w:val="26"/>
         <w:tblW w:w="8214" w:type="dxa"/>
         <w:jc w:val="center"/>
         <w:tblBorders>
-          <w:top w:val="single" w:sz="2" w:space="0" w:color="000000"/>
-          <w:left w:val="single" w:sz="2" w:space="0" w:color="000000"/>
-          <w:bottom w:val="single" w:sz="2" w:space="0" w:color="000000"/>
-          <w:right w:val="single" w:sz="2" w:space="0" w:color="000000"/>
-          <w:insideH w:val="single" w:sz="2" w:space="0" w:color="000000"/>
-          <w:insideV w:val="single" w:sz="2" w:space="0" w:color="000000"/>
+          <w:top w:val="single" w:color="000000" w:sz="2" w:space="0"/>
+          <w:left w:val="single" w:color="000000" w:sz="2" w:space="0"/>
+          <w:bottom w:val="single" w:color="000000" w:sz="2" w:space="0"/>
+          <w:right w:val="single" w:color="000000" w:sz="2" w:space="0"/>
+          <w:insideH w:val="single" w:color="000000" w:sz="2" w:space="0"/>
+          <w:insideV w:val="single" w:color="000000" w:sz="2" w:space="0"/>
         </w:tblBorders>
         <w:tblLayout w:type="fixed"/>
         <w:tblCellMar>
@@ -845,17 +855,14 @@
       </w:tblGrid>
       <w:tr>
         <w:tblPrEx>
-          <w:tblW w:w="8214" w:type="dxa"/>
-          <w:jc w:val="center"/>
           <w:tblBorders>
-            <w:top w:val="single" w:sz="2" w:space="0" w:color="000000"/>
-            <w:left w:val="single" w:sz="2" w:space="0" w:color="000000"/>
-            <w:bottom w:val="single" w:sz="2" w:space="0" w:color="000000"/>
-            <w:right w:val="single" w:sz="2" w:space="0" w:color="000000"/>
-            <w:insideH w:val="single" w:sz="2" w:space="0" w:color="000000"/>
-            <w:insideV w:val="single" w:sz="2" w:space="0" w:color="000000"/>
+            <w:top w:val="single" w:color="000000" w:sz="2" w:space="0"/>
+            <w:left w:val="single" w:color="000000" w:sz="2" w:space="0"/>
+            <w:bottom w:val="single" w:color="000000" w:sz="2" w:space="0"/>
+            <w:right w:val="single" w:color="000000" w:sz="2" w:space="0"/>
+            <w:insideH w:val="single" w:color="000000" w:sz="2" w:space="0"/>
+            <w:insideV w:val="single" w:color="000000" w:sz="2" w:space="0"/>
           </w:tblBorders>
-          <w:tblLayout w:type="fixed"/>
           <w:tblCellMar>
             <w:top w:w="0" w:type="dxa"/>
             <w:left w:w="0" w:type="dxa"/>
@@ -864,7 +871,7 @@
           </w:tblCellMar>
         </w:tblPrEx>
         <w:trPr>
-          <w:trHeight w:val="593"/>
+          <w:trHeight w:val="593" w:hRule="atLeast"/>
           <w:jc w:val="center"/>
         </w:trPr>
         <w:tc>
@@ -886,18 +893,18 @@
               <w:adjustRightInd w:val="0"/>
               <w:snapToGrid w:val="0"/>
               <w:spacing w:before="176" w:line="228" w:lineRule="auto"/>
-              <w:ind w:left="0" w:right="0" w:firstLine="0" w:leftChars="0" w:rightChars="0" w:firstLineChars="0"/>
+              <w:ind w:left="0" w:leftChars="0" w:right="0" w:rightChars="0" w:firstLine="0" w:firstLineChars="0"/>
               <w:jc w:val="center"/>
               <w:textAlignment w:val="baseline"/>
               <w:rPr>
-                <w:rFonts w:ascii="宋体" w:eastAsia="宋体" w:hAnsi="宋体" w:cs="宋体"/>
+                <w:rFonts w:ascii="宋体" w:hAnsi="宋体" w:eastAsia="宋体" w:cs="宋体"/>
                 <w:sz w:val="20"/>
                 <w:szCs w:val="20"/>
               </w:rPr>
             </w:pPr>
             <w:r>
               <w:rPr>
-                <w:rFonts w:ascii="宋体" w:hAnsi="宋体" w:cs="宋体" w:hint="eastAsia"/>
+                <w:rFonts w:hint="eastAsia" w:ascii="宋体" w:hAnsi="宋体" w:cs="宋体"/>
                 <w:spacing w:val="-14"/>
                 <w:sz w:val="20"/>
                 <w:szCs w:val="20"/>
@@ -907,7 +914,7 @@
             </w:r>
             <w:r>
               <w:rPr>
-                <w:rFonts w:ascii="宋体" w:eastAsia="宋体" w:hAnsi="宋体" w:cs="宋体"/>
+                <w:rFonts w:ascii="宋体" w:hAnsi="宋体" w:eastAsia="宋体" w:cs="宋体"/>
                 <w:spacing w:val="-14"/>
                 <w:sz w:val="20"/>
                 <w:szCs w:val="20"/>
@@ -935,18 +942,18 @@
               <w:adjustRightInd w:val="0"/>
               <w:snapToGrid w:val="0"/>
               <w:spacing w:before="175" w:line="227" w:lineRule="auto"/>
-              <w:ind w:left="0" w:right="0" w:firstLine="0" w:leftChars="0" w:rightChars="0" w:firstLineChars="0"/>
+              <w:ind w:left="0" w:leftChars="0" w:right="0" w:rightChars="0" w:firstLine="0" w:firstLineChars="0"/>
               <w:jc w:val="center"/>
               <w:textAlignment w:val="baseline"/>
               <w:rPr>
-                <w:rFonts w:ascii="宋体" w:eastAsia="宋体" w:hAnsi="宋体" w:cs="宋体"/>
+                <w:rFonts w:ascii="宋体" w:hAnsi="宋体" w:eastAsia="宋体" w:cs="宋体"/>
                 <w:sz w:val="20"/>
                 <w:szCs w:val="20"/>
               </w:rPr>
             </w:pPr>
             <w:r>
               <w:rPr>
-                <w:rFonts w:ascii="宋体" w:eastAsia="宋体" w:hAnsi="宋体" w:cs="宋体"/>
+                <w:rFonts w:ascii="宋体" w:hAnsi="宋体" w:eastAsia="宋体" w:cs="宋体"/>
                 <w:spacing w:val="4"/>
                 <w:sz w:val="20"/>
                 <w:szCs w:val="20"/>
@@ -974,18 +981,18 @@
               <w:adjustRightInd w:val="0"/>
               <w:snapToGrid w:val="0"/>
               <w:spacing w:before="175" w:line="228" w:lineRule="auto"/>
-              <w:ind w:left="0" w:right="0" w:firstLine="0" w:leftChars="0" w:rightChars="0" w:firstLineChars="0"/>
+              <w:ind w:left="0" w:leftChars="0" w:right="0" w:rightChars="0" w:firstLine="0" w:firstLineChars="0"/>
               <w:jc w:val="center"/>
               <w:textAlignment w:val="baseline"/>
               <w:rPr>
-                <w:rFonts w:ascii="宋体" w:eastAsia="宋体" w:hAnsi="宋体" w:cs="宋体"/>
+                <w:rFonts w:ascii="宋体" w:hAnsi="宋体" w:eastAsia="宋体" w:cs="宋体"/>
                 <w:sz w:val="20"/>
                 <w:szCs w:val="20"/>
               </w:rPr>
             </w:pPr>
             <w:r>
               <w:rPr>
-                <w:rFonts w:ascii="宋体" w:eastAsia="宋体" w:hAnsi="宋体" w:cs="宋体"/>
+                <w:rFonts w:ascii="宋体" w:hAnsi="宋体" w:eastAsia="宋体" w:cs="宋体"/>
                 <w:spacing w:val="7"/>
                 <w:sz w:val="20"/>
                 <w:szCs w:val="20"/>
@@ -1013,11 +1020,11 @@
               <w:adjustRightInd w:val="0"/>
               <w:snapToGrid w:val="0"/>
               <w:spacing w:before="175" w:line="228" w:lineRule="auto"/>
-              <w:ind w:left="0" w:right="0" w:firstLine="0" w:leftChars="0" w:rightChars="0" w:firstLineChars="0"/>
+              <w:ind w:left="0" w:leftChars="0" w:right="0" w:rightChars="0" w:firstLine="0" w:firstLineChars="0"/>
               <w:jc w:val="center"/>
               <w:textAlignment w:val="baseline"/>
               <w:rPr>
-                <w:rFonts w:ascii="宋体" w:eastAsia="宋体" w:hAnsi="宋体" w:cs="宋体" w:hint="eastAsia"/>
+                <w:rFonts w:hint="eastAsia" w:ascii="宋体" w:hAnsi="宋体" w:eastAsia="宋体" w:cs="宋体"/>
                 <w:spacing w:val="7"/>
                 <w:sz w:val="20"/>
                 <w:szCs w:val="20"/>
@@ -1026,7 +1033,7 @@
             </w:pPr>
             <w:r>
               <w:rPr>
-                <w:rFonts w:ascii="宋体" w:hAnsi="宋体" w:cs="宋体" w:hint="eastAsia"/>
+                <w:rFonts w:hint="eastAsia" w:ascii="宋体" w:hAnsi="宋体" w:cs="宋体"/>
                 <w:spacing w:val="7"/>
                 <w:sz w:val="20"/>
                 <w:szCs w:val="20"/>
@@ -1055,11 +1062,11 @@
               <w:adjustRightInd w:val="0"/>
               <w:snapToGrid w:val="0"/>
               <w:spacing w:before="175" w:line="228" w:lineRule="auto"/>
-              <w:ind w:left="0" w:right="0" w:firstLine="0" w:leftChars="0" w:rightChars="0" w:firstLineChars="0"/>
+              <w:ind w:left="0" w:leftChars="0" w:right="0" w:rightChars="0" w:firstLine="0" w:firstLineChars="0"/>
               <w:jc w:val="center"/>
               <w:textAlignment w:val="baseline"/>
               <w:rPr>
-                <w:rFonts w:ascii="宋体" w:hAnsi="宋体" w:cs="宋体" w:hint="default"/>
+                <w:rFonts w:hint="default" w:ascii="宋体" w:hAnsi="宋体" w:cs="宋体"/>
                 <w:spacing w:val="7"/>
                 <w:sz w:val="20"/>
                 <w:szCs w:val="20"/>
@@ -1068,7 +1075,7 @@
             </w:pPr>
             <w:r>
               <w:rPr>
-                <w:rFonts w:ascii="宋体" w:hAnsi="宋体" w:cs="宋体" w:hint="eastAsia"/>
+                <w:rFonts w:hint="eastAsia" w:ascii="宋体" w:hAnsi="宋体" w:cs="宋体"/>
                 <w:spacing w:val="7"/>
                 <w:sz w:val="20"/>
                 <w:szCs w:val="20"/>
@@ -1097,18 +1104,18 @@
               <w:adjustRightInd w:val="0"/>
               <w:snapToGrid w:val="0"/>
               <w:spacing w:before="176" w:line="229" w:lineRule="auto"/>
-              <w:ind w:left="0" w:right="0" w:firstLine="0" w:leftChars="0" w:rightChars="0" w:firstLineChars="0"/>
+              <w:ind w:left="0" w:leftChars="0" w:right="0" w:rightChars="0" w:firstLine="0" w:firstLineChars="0"/>
               <w:jc w:val="center"/>
               <w:textAlignment w:val="baseline"/>
               <w:rPr>
-                <w:rFonts w:ascii="宋体" w:eastAsia="宋体" w:hAnsi="宋体" w:cs="宋体"/>
+                <w:rFonts w:ascii="宋体" w:hAnsi="宋体" w:eastAsia="宋体" w:cs="宋体"/>
                 <w:sz w:val="20"/>
                 <w:szCs w:val="20"/>
               </w:rPr>
             </w:pPr>
             <w:r>
               <w:rPr>
-                <w:rFonts w:ascii="宋体" w:eastAsia="宋体" w:hAnsi="宋体" w:cs="宋体"/>
+                <w:rFonts w:ascii="宋体" w:hAnsi="宋体" w:eastAsia="宋体" w:cs="宋体"/>
                 <w:spacing w:val="7"/>
                 <w:sz w:val="20"/>
                 <w:szCs w:val="20"/>
@@ -1120,9 +1127,14 @@
       </w:tr>
       <w:tr>
         <w:tblPrEx>
-          <w:tblW w:w="8214" w:type="dxa"/>
-          <w:jc w:val="center"/>
-          <w:tblLayout w:type="fixed"/>
+          <w:tblBorders>
+            <w:top w:val="single" w:color="000000" w:sz="2" w:space="0"/>
+            <w:left w:val="single" w:color="000000" w:sz="2" w:space="0"/>
+            <w:bottom w:val="single" w:color="000000" w:sz="2" w:space="0"/>
+            <w:right w:val="single" w:color="000000" w:sz="2" w:space="0"/>
+            <w:insideH w:val="single" w:color="000000" w:sz="2" w:space="0"/>
+            <w:insideV w:val="single" w:color="000000" w:sz="2" w:space="0"/>
+          </w:tblBorders>
           <w:tblCellMar>
             <w:top w:w="0" w:type="dxa"/>
             <w:left w:w="0" w:type="dxa"/>
@@ -1131,7 +1143,7 @@
           </w:tblCellMar>
         </w:tblPrEx>
         <w:trPr>
-          <w:trHeight w:val="516"/>
+          <w:trHeight w:val="516" w:hRule="atLeast"/>
           <w:jc w:val="center"/>
         </w:trPr>
         <w:tc>
@@ -1154,11 +1166,11 @@
               <w:adjustRightInd w:val="0"/>
               <w:snapToGrid w:val="0"/>
               <w:spacing w:before="173" w:line="267" w:lineRule="exact"/>
-              <w:ind w:left="0" w:right="0" w:firstLine="0" w:leftChars="0" w:rightChars="0" w:firstLineChars="0"/>
+              <w:ind w:left="0" w:leftChars="0" w:right="0" w:rightChars="0" w:firstLine="0" w:firstLineChars="0"/>
               <w:jc w:val="center"/>
               <w:textAlignment w:val="baseline"/>
               <w:rPr>
-                <w:rFonts w:ascii="宋体" w:eastAsia="宋体" w:hAnsi="宋体" w:cs="宋体" w:hint="default"/>
+                <w:rFonts w:hint="default" w:ascii="宋体" w:hAnsi="宋体" w:eastAsia="宋体" w:cs="宋体"/>
                 <w:snapToGrid w:val="0"/>
                 <w:color w:val="000000"/>
                 <w:kern w:val="0"/>
@@ -1169,7 +1181,7 @@
             </w:pPr>
             <w:r>
               <w:rPr>
-                <w:rFonts w:ascii="宋体" w:eastAsia="宋体" w:hAnsi="宋体" w:cs="宋体"/>
+                <w:rFonts w:ascii="宋体" w:hAnsi="宋体" w:eastAsia="宋体" w:cs="宋体"/>
                 <w:spacing w:val="3"/>
                 <w:position w:val="1"/>
                 <w:sz w:val="20"/>
@@ -1179,7 +1191,7 @@
             </w:r>
             <w:r>
               <w:rPr>
-                <w:rFonts w:ascii="宋体" w:hAnsi="宋体" w:cs="宋体" w:hint="eastAsia"/>
+                <w:rFonts w:hint="eastAsia" w:ascii="宋体" w:hAnsi="宋体" w:cs="宋体"/>
                 <w:spacing w:val="3"/>
                 <w:position w:val="1"/>
                 <w:sz w:val="20"/>
@@ -1190,7 +1202,7 @@
             </w:r>
             <w:r>
               <w:rPr>
-                <w:rFonts w:ascii="宋体" w:eastAsia="宋体" w:hAnsi="宋体" w:cs="宋体"/>
+                <w:rFonts w:ascii="宋体" w:hAnsi="宋体" w:eastAsia="宋体" w:cs="宋体"/>
                 <w:spacing w:val="3"/>
                 <w:position w:val="1"/>
                 <w:sz w:val="20"/>
@@ -1200,7 +1212,7 @@
             </w:r>
             <w:r>
               <w:rPr>
-                <w:rFonts w:ascii="宋体" w:hAnsi="宋体" w:cs="宋体" w:hint="eastAsia"/>
+                <w:rFonts w:hint="eastAsia" w:ascii="宋体" w:hAnsi="宋体" w:cs="宋体"/>
                 <w:spacing w:val="3"/>
                 <w:position w:val="1"/>
                 <w:sz w:val="20"/>
@@ -1231,11 +1243,11 @@
               <w:adjustRightInd w:val="0"/>
               <w:snapToGrid w:val="0"/>
               <w:spacing w:before="173" w:line="267" w:lineRule="exact"/>
-              <w:ind w:left="0" w:right="0" w:firstLine="0" w:leftChars="0" w:rightChars="0" w:firstLineChars="0"/>
+              <w:ind w:left="0" w:leftChars="0" w:right="0" w:rightChars="0" w:firstLine="0" w:firstLineChars="0"/>
               <w:jc w:val="center"/>
               <w:textAlignment w:val="baseline"/>
               <w:rPr>
-                <w:rFonts w:ascii="宋体" w:eastAsia="宋体" w:hAnsi="宋体" w:cs="宋体"/>
+                <w:rFonts w:ascii="宋体" w:hAnsi="宋体" w:eastAsia="宋体" w:cs="宋体"/>
                 <w:snapToGrid w:val="0"/>
                 <w:color w:val="000000"/>
                 <w:kern w:val="0"/>
@@ -1246,7 +1258,7 @@
             </w:pPr>
             <w:r>
               <w:rPr>
-                <w:rFonts w:ascii="宋体" w:eastAsia="宋体" w:hAnsi="宋体" w:cs="宋体"/>
+                <w:rFonts w:ascii="宋体" w:hAnsi="宋体" w:eastAsia="宋体" w:cs="宋体"/>
                 <w:spacing w:val="4"/>
                 <w:position w:val="1"/>
                 <w:sz w:val="20"/>
@@ -1276,11 +1288,11 @@
               <w:adjustRightInd w:val="0"/>
               <w:snapToGrid w:val="0"/>
               <w:spacing w:before="173" w:line="229" w:lineRule="auto"/>
-              <w:ind w:left="0" w:right="0" w:firstLine="0" w:leftChars="0" w:rightChars="0" w:firstLineChars="0"/>
+              <w:ind w:left="0" w:leftChars="0" w:right="0" w:rightChars="0" w:firstLine="0" w:firstLineChars="0"/>
               <w:jc w:val="center"/>
               <w:textAlignment w:val="baseline"/>
               <w:rPr>
-                <w:rFonts w:ascii="宋体" w:eastAsia="宋体" w:hAnsi="宋体" w:cs="宋体" w:hint="default"/>
+                <w:rFonts w:hint="default" w:ascii="宋体" w:hAnsi="宋体" w:eastAsia="宋体" w:cs="宋体"/>
                 <w:snapToGrid w:val="0"/>
                 <w:color w:val="000000"/>
                 <w:kern w:val="0"/>
@@ -1291,7 +1303,7 @@
             </w:pPr>
             <w:r>
               <w:rPr>
-                <w:rFonts w:asciiTheme="minorAscii" w:eastAsiaTheme="minorEastAsia" w:hAnsiTheme="minorAscii" w:hint="eastAsia"/>
+                <w:rFonts w:hint="eastAsia" w:asciiTheme="minorAscii" w:hAnsiTheme="minorAscii" w:eastAsiaTheme="minorEastAsia"/>
                 <w:spacing w:val="0"/>
                 <w:kern w:val="0"/>
                 <w:sz w:val="21"/>
@@ -1322,11 +1334,11 @@
               <w:adjustRightInd w:val="0"/>
               <w:snapToGrid w:val="0"/>
               <w:spacing w:before="173" w:line="229" w:lineRule="auto"/>
-              <w:ind w:left="0" w:right="0" w:firstLine="0" w:leftChars="0" w:rightChars="0" w:firstLineChars="0"/>
+              <w:ind w:left="0" w:leftChars="0" w:right="0" w:rightChars="0" w:firstLine="0" w:firstLineChars="0"/>
               <w:jc w:val="center"/>
               <w:textAlignment w:val="baseline"/>
               <w:rPr>
-                <w:rFonts w:ascii="宋体" w:eastAsia="宋体" w:hAnsi="宋体" w:cs="宋体"/>
+                <w:rFonts w:ascii="宋体" w:hAnsi="宋体" w:eastAsia="宋体" w:cs="宋体"/>
                 <w:snapToGrid w:val="0"/>
                 <w:color w:val="000000"/>
                 <w:spacing w:val="200"/>
@@ -1338,7 +1350,7 @@
             </w:pPr>
             <w:r>
               <w:rPr>
-                <w:rFonts w:asciiTheme="minorAscii" w:eastAsiaTheme="minorEastAsia" w:hAnsiTheme="minorAscii" w:hint="eastAsia"/>
+                <w:rFonts w:hint="eastAsia" w:asciiTheme="minorAscii" w:hAnsiTheme="minorAscii" w:eastAsiaTheme="minorEastAsia"/>
                 <w:spacing w:val="0"/>
                 <w:kern w:val="0"/>
                 <w:sz w:val="21"/>
@@ -1369,11 +1381,11 @@
               <w:adjustRightInd w:val="0"/>
               <w:snapToGrid w:val="0"/>
               <w:spacing w:before="173" w:line="229" w:lineRule="auto"/>
-              <w:ind w:left="0" w:right="0" w:firstLine="0" w:leftChars="0" w:rightChars="0" w:firstLineChars="0"/>
+              <w:ind w:left="0" w:leftChars="0" w:right="0" w:rightChars="0" w:firstLine="0" w:firstLineChars="0"/>
               <w:jc w:val="center"/>
               <w:textAlignment w:val="baseline"/>
               <w:rPr>
-                <w:rFonts w:ascii="宋体" w:eastAsia="宋体" w:hAnsi="宋体" w:cs="宋体"/>
+                <w:rFonts w:ascii="宋体" w:hAnsi="宋体" w:eastAsia="宋体" w:cs="宋体"/>
                 <w:snapToGrid w:val="0"/>
                 <w:color w:val="000000"/>
                 <w:spacing w:val="200"/>
@@ -1385,7 +1397,7 @@
             </w:pPr>
             <w:r>
               <w:rPr>
-                <w:rFonts w:asciiTheme="minorAscii" w:eastAsiaTheme="minorEastAsia" w:hAnsiTheme="minorAscii" w:hint="eastAsia"/>
+                <w:rFonts w:hint="eastAsia" w:asciiTheme="minorAscii" w:hAnsiTheme="minorAscii" w:eastAsiaTheme="minorEastAsia"/>
                 <w:spacing w:val="0"/>
                 <w:kern w:val="0"/>
                 <w:sz w:val="21"/>
@@ -1416,11 +1428,11 @@
               <w:adjustRightInd w:val="0"/>
               <w:snapToGrid w:val="0"/>
               <w:spacing w:before="173" w:line="229" w:lineRule="auto"/>
-              <w:ind w:left="0" w:right="0" w:firstLine="0" w:leftChars="0" w:rightChars="0" w:firstLineChars="0"/>
+              <w:ind w:left="0" w:leftChars="0" w:right="0" w:rightChars="0" w:firstLine="0" w:firstLineChars="0"/>
               <w:jc w:val="center"/>
               <w:textAlignment w:val="baseline"/>
               <w:rPr>
-                <w:rFonts w:ascii="宋体" w:eastAsia="宋体" w:hAnsi="宋体" w:cs="宋体"/>
+                <w:rFonts w:ascii="宋体" w:hAnsi="宋体" w:eastAsia="宋体" w:cs="宋体"/>
                 <w:snapToGrid w:val="0"/>
                 <w:color w:val="000000"/>
                 <w:kern w:val="0"/>
@@ -1431,7 +1443,7 @@
             </w:pPr>
             <w:r>
               <w:rPr>
-                <w:rFonts w:asciiTheme="minorAscii" w:eastAsiaTheme="minorEastAsia" w:hAnsiTheme="minorAscii" w:hint="eastAsia"/>
+                <w:rFonts w:hint="eastAsia" w:asciiTheme="minorAscii" w:hAnsiTheme="minorAscii" w:eastAsiaTheme="minorEastAsia"/>
                 <w:spacing w:val="0"/>
                 <w:kern w:val="0"/>
                 <w:sz w:val="21"/>
@@ -1445,9 +1457,14 @@
       </w:tr>
       <w:tr>
         <w:tblPrEx>
-          <w:tblW w:w="8214" w:type="dxa"/>
-          <w:jc w:val="center"/>
-          <w:tblLayout w:type="fixed"/>
+          <w:tblBorders>
+            <w:top w:val="single" w:color="000000" w:sz="2" w:space="0"/>
+            <w:left w:val="single" w:color="000000" w:sz="2" w:space="0"/>
+            <w:bottom w:val="single" w:color="000000" w:sz="2" w:space="0"/>
+            <w:right w:val="single" w:color="000000" w:sz="2" w:space="0"/>
+            <w:insideH w:val="single" w:color="000000" w:sz="2" w:space="0"/>
+            <w:insideV w:val="single" w:color="000000" w:sz="2" w:space="0"/>
+          </w:tblBorders>
           <w:tblCellMar>
             <w:top w:w="0" w:type="dxa"/>
             <w:left w:w="0" w:type="dxa"/>
@@ -1456,7 +1473,7 @@
           </w:tblCellMar>
         </w:tblPrEx>
         <w:trPr>
-          <w:trHeight w:val="556"/>
+          <w:trHeight w:val="556" w:hRule="atLeast"/>
           <w:jc w:val="center"/>
         </w:trPr>
         <w:tc>
@@ -1479,11 +1496,11 @@
               <w:adjustRightInd w:val="0"/>
               <w:snapToGrid w:val="0"/>
               <w:spacing w:before="173" w:line="267" w:lineRule="exact"/>
-              <w:ind w:left="0" w:right="0" w:firstLine="0" w:leftChars="0" w:rightChars="0" w:firstLineChars="0"/>
+              <w:ind w:left="0" w:leftChars="0" w:right="0" w:rightChars="0" w:firstLine="0" w:firstLineChars="0"/>
               <w:jc w:val="center"/>
               <w:textAlignment w:val="baseline"/>
               <w:rPr>
-                <w:rFonts w:ascii="宋体" w:eastAsia="宋体" w:hAnsi="宋体" w:cs="宋体" w:hint="default"/>
+                <w:rFonts w:hint="default" w:ascii="宋体" w:hAnsi="宋体" w:eastAsia="宋体" w:cs="宋体"/>
                 <w:snapToGrid w:val="0"/>
                 <w:color w:val="000000"/>
                 <w:kern w:val="0"/>
@@ -1514,11 +1531,11 @@
               <w:adjustRightInd w:val="0"/>
               <w:snapToGrid w:val="0"/>
               <w:spacing w:before="173" w:line="267" w:lineRule="exact"/>
-              <w:ind w:left="0" w:right="0" w:firstLine="0" w:leftChars="0" w:rightChars="0" w:firstLineChars="0"/>
+              <w:ind w:left="0" w:leftChars="0" w:right="0" w:rightChars="0" w:firstLine="0" w:firstLineChars="0"/>
               <w:jc w:val="center"/>
               <w:textAlignment w:val="baseline"/>
               <w:rPr>
-                <w:rFonts w:ascii="宋体" w:eastAsia="宋体" w:hAnsi="宋体" w:cs="宋体"/>
+                <w:rFonts w:ascii="宋体" w:hAnsi="宋体" w:eastAsia="宋体" w:cs="宋体"/>
                 <w:snapToGrid w:val="0"/>
                 <w:color w:val="000000"/>
                 <w:kern w:val="0"/>
@@ -1549,11 +1566,11 @@
               <w:adjustRightInd w:val="0"/>
               <w:snapToGrid w:val="0"/>
               <w:spacing w:before="173" w:line="229" w:lineRule="auto"/>
-              <w:ind w:left="0" w:right="0" w:firstLine="0" w:leftChars="0" w:rightChars="0" w:firstLineChars="0"/>
+              <w:ind w:left="0" w:leftChars="0" w:right="0" w:rightChars="0" w:firstLine="0" w:firstLineChars="0"/>
               <w:jc w:val="center"/>
               <w:textAlignment w:val="baseline"/>
               <w:rPr>
-                <w:rFonts w:ascii="宋体" w:eastAsia="宋体" w:hAnsi="宋体" w:cs="宋体" w:hint="default"/>
+                <w:rFonts w:hint="default" w:ascii="宋体" w:hAnsi="宋体" w:eastAsia="宋体" w:cs="宋体"/>
                 <w:snapToGrid w:val="0"/>
                 <w:color w:val="000000"/>
                 <w:kern w:val="0"/>
@@ -1584,11 +1601,11 @@
               <w:adjustRightInd w:val="0"/>
               <w:snapToGrid w:val="0"/>
               <w:spacing w:before="173" w:line="229" w:lineRule="auto"/>
-              <w:ind w:left="0" w:right="0" w:firstLine="0" w:leftChars="0" w:rightChars="0" w:firstLineChars="0"/>
+              <w:ind w:left="0" w:leftChars="0" w:right="0" w:rightChars="0" w:firstLine="0" w:firstLineChars="0"/>
               <w:jc w:val="center"/>
               <w:textAlignment w:val="baseline"/>
               <w:rPr>
-                <w:rFonts w:ascii="宋体" w:eastAsia="宋体" w:hAnsi="宋体" w:cs="宋体"/>
+                <w:rFonts w:ascii="宋体" w:hAnsi="宋体" w:eastAsia="宋体" w:cs="宋体"/>
                 <w:snapToGrid w:val="0"/>
                 <w:color w:val="000000"/>
                 <w:spacing w:val="200"/>
@@ -1620,11 +1637,11 @@
               <w:adjustRightInd w:val="0"/>
               <w:snapToGrid w:val="0"/>
               <w:spacing w:before="173" w:line="229" w:lineRule="auto"/>
-              <w:ind w:left="0" w:right="0" w:firstLine="0" w:leftChars="0" w:rightChars="0" w:firstLineChars="0"/>
+              <w:ind w:left="0" w:leftChars="0" w:right="0" w:rightChars="0" w:firstLine="0" w:firstLineChars="0"/>
               <w:jc w:val="center"/>
               <w:textAlignment w:val="baseline"/>
               <w:rPr>
-                <w:rFonts w:ascii="宋体" w:eastAsia="宋体" w:hAnsi="宋体" w:cs="宋体"/>
+                <w:rFonts w:ascii="宋体" w:hAnsi="宋体" w:eastAsia="宋体" w:cs="宋体"/>
                 <w:snapToGrid w:val="0"/>
                 <w:color w:val="000000"/>
                 <w:spacing w:val="200"/>
@@ -1656,11 +1673,11 @@
               <w:adjustRightInd w:val="0"/>
               <w:snapToGrid w:val="0"/>
               <w:spacing w:before="173" w:line="229" w:lineRule="auto"/>
-              <w:ind w:left="0" w:right="0" w:firstLine="0" w:leftChars="0" w:rightChars="0" w:firstLineChars="0"/>
+              <w:ind w:left="0" w:leftChars="0" w:right="0" w:rightChars="0" w:firstLine="0" w:firstLineChars="0"/>
               <w:jc w:val="center"/>
               <w:textAlignment w:val="baseline"/>
               <w:rPr>
-                <w:rFonts w:ascii="宋体" w:eastAsia="宋体" w:hAnsi="宋体" w:cs="宋体"/>
+                <w:rFonts w:ascii="宋体" w:hAnsi="宋体" w:eastAsia="宋体" w:cs="宋体"/>
                 <w:snapToGrid w:val="0"/>
                 <w:color w:val="000000"/>
                 <w:kern w:val="0"/>
@@ -1674,9 +1691,14 @@
       </w:tr>
       <w:tr>
         <w:tblPrEx>
-          <w:tblW w:w="8214" w:type="dxa"/>
-          <w:jc w:val="center"/>
-          <w:tblLayout w:type="fixed"/>
+          <w:tblBorders>
+            <w:top w:val="single" w:color="000000" w:sz="2" w:space="0"/>
+            <w:left w:val="single" w:color="000000" w:sz="2" w:space="0"/>
+            <w:bottom w:val="single" w:color="000000" w:sz="2" w:space="0"/>
+            <w:right w:val="single" w:color="000000" w:sz="2" w:space="0"/>
+            <w:insideH w:val="single" w:color="000000" w:sz="2" w:space="0"/>
+            <w:insideV w:val="single" w:color="000000" w:sz="2" w:space="0"/>
+          </w:tblBorders>
           <w:tblCellMar>
             <w:top w:w="0" w:type="dxa"/>
             <w:left w:w="0" w:type="dxa"/>
@@ -1685,7 +1707,7 @@
           </w:tblCellMar>
         </w:tblPrEx>
         <w:trPr>
-          <w:trHeight w:val="556"/>
+          <w:trHeight w:val="556" w:hRule="atLeast"/>
           <w:jc w:val="center"/>
         </w:trPr>
         <w:tc>
@@ -1694,7 +1716,7 @@
           </w:tcPr>
           <w:p>
             <w:pPr>
-              <w:pStyle w:val="TableText"/>
+              <w:pStyle w:val="27"/>
               <w:keepNext w:val="0"/>
               <w:keepLines w:val="0"/>
               <w:pageBreakBefore w:val="0"/>
@@ -1707,7 +1729,7 @@
               <w:bidi w:val="0"/>
               <w:adjustRightInd w:val="0"/>
               <w:snapToGrid w:val="0"/>
-              <w:ind w:left="0" w:right="0" w:firstLine="0" w:leftChars="0" w:rightChars="0" w:firstLineChars="0"/>
+              <w:ind w:left="0" w:leftChars="0" w:right="0" w:rightChars="0" w:firstLine="0" w:firstLineChars="0"/>
               <w:jc w:val="center"/>
               <w:textAlignment w:val="baseline"/>
             </w:pPr>
@@ -1719,7 +1741,7 @@
           </w:tcPr>
           <w:p>
             <w:pPr>
-              <w:pStyle w:val="TableText"/>
+              <w:pStyle w:val="27"/>
               <w:keepNext w:val="0"/>
               <w:keepLines w:val="0"/>
               <w:pageBreakBefore w:val="0"/>
@@ -1732,7 +1754,7 @@
               <w:bidi w:val="0"/>
               <w:adjustRightInd w:val="0"/>
               <w:snapToGrid w:val="0"/>
-              <w:ind w:left="0" w:right="0" w:firstLine="0" w:leftChars="0" w:rightChars="0" w:firstLineChars="0"/>
+              <w:ind w:left="0" w:leftChars="0" w:right="0" w:rightChars="0" w:firstLine="0" w:firstLineChars="0"/>
               <w:jc w:val="center"/>
               <w:textAlignment w:val="baseline"/>
             </w:pPr>
@@ -1744,7 +1766,7 @@
           </w:tcPr>
           <w:p>
             <w:pPr>
-              <w:pStyle w:val="TableText"/>
+              <w:pStyle w:val="27"/>
               <w:keepNext w:val="0"/>
               <w:keepLines w:val="0"/>
               <w:pageBreakBefore w:val="0"/>
@@ -1757,7 +1779,7 @@
               <w:bidi w:val="0"/>
               <w:adjustRightInd w:val="0"/>
               <w:snapToGrid w:val="0"/>
-              <w:ind w:left="0" w:right="0" w:firstLine="0" w:leftChars="0" w:rightChars="0" w:firstLineChars="0"/>
+              <w:ind w:left="0" w:leftChars="0" w:right="0" w:rightChars="0" w:firstLine="0" w:firstLineChars="0"/>
               <w:jc w:val="center"/>
               <w:textAlignment w:val="baseline"/>
             </w:pPr>
@@ -1769,7 +1791,7 @@
           </w:tcPr>
           <w:p>
             <w:pPr>
-              <w:pStyle w:val="TableText"/>
+              <w:pStyle w:val="27"/>
               <w:keepNext w:val="0"/>
               <w:keepLines w:val="0"/>
               <w:pageBreakBefore w:val="0"/>
@@ -1782,7 +1804,7 @@
               <w:bidi w:val="0"/>
               <w:adjustRightInd w:val="0"/>
               <w:snapToGrid w:val="0"/>
-              <w:ind w:left="0" w:right="0" w:firstLine="0" w:leftChars="0" w:rightChars="0" w:firstLineChars="0"/>
+              <w:ind w:left="0" w:leftChars="0" w:right="0" w:rightChars="0" w:firstLine="0" w:firstLineChars="0"/>
               <w:jc w:val="center"/>
               <w:textAlignment w:val="baseline"/>
             </w:pPr>
@@ -1794,7 +1816,7 @@
           </w:tcPr>
           <w:p>
             <w:pPr>
-              <w:pStyle w:val="TableText"/>
+              <w:pStyle w:val="27"/>
               <w:keepNext w:val="0"/>
               <w:keepLines w:val="0"/>
               <w:pageBreakBefore w:val="0"/>
@@ -1807,7 +1829,7 @@
               <w:bidi w:val="0"/>
               <w:adjustRightInd w:val="0"/>
               <w:snapToGrid w:val="0"/>
-              <w:ind w:left="0" w:right="0" w:firstLine="0" w:leftChars="0" w:rightChars="0" w:firstLineChars="0"/>
+              <w:ind w:left="0" w:leftChars="0" w:right="0" w:rightChars="0" w:firstLine="0" w:firstLineChars="0"/>
               <w:jc w:val="center"/>
               <w:textAlignment w:val="baseline"/>
             </w:pPr>
@@ -1819,7 +1841,7 @@
           </w:tcPr>
           <w:p>
             <w:pPr>
-              <w:pStyle w:val="TableText"/>
+              <w:pStyle w:val="27"/>
               <w:keepNext w:val="0"/>
               <w:keepLines w:val="0"/>
               <w:pageBreakBefore w:val="0"/>
@@ -1832,7 +1854,7 @@
               <w:bidi w:val="0"/>
               <w:adjustRightInd w:val="0"/>
               <w:snapToGrid w:val="0"/>
-              <w:ind w:left="0" w:right="0" w:firstLine="0" w:leftChars="0" w:rightChars="0" w:firstLineChars="0"/>
+              <w:ind w:left="0" w:leftChars="0" w:right="0" w:rightChars="0" w:firstLine="0" w:firstLineChars="0"/>
               <w:jc w:val="center"/>
               <w:textAlignment w:val="baseline"/>
             </w:pPr>
@@ -1841,9 +1863,14 @@
       </w:tr>
       <w:tr>
         <w:tblPrEx>
-          <w:tblW w:w="8214" w:type="dxa"/>
-          <w:jc w:val="center"/>
-          <w:tblLayout w:type="fixed"/>
+          <w:tblBorders>
+            <w:top w:val="single" w:color="000000" w:sz="2" w:space="0"/>
+            <w:left w:val="single" w:color="000000" w:sz="2" w:space="0"/>
+            <w:bottom w:val="single" w:color="000000" w:sz="2" w:space="0"/>
+            <w:right w:val="single" w:color="000000" w:sz="2" w:space="0"/>
+            <w:insideH w:val="single" w:color="000000" w:sz="2" w:space="0"/>
+            <w:insideV w:val="single" w:color="000000" w:sz="2" w:space="0"/>
+          </w:tblBorders>
           <w:tblCellMar>
             <w:top w:w="0" w:type="dxa"/>
             <w:left w:w="0" w:type="dxa"/>
@@ -1852,7 +1879,7 @@
           </w:tblCellMar>
         </w:tblPrEx>
         <w:trPr>
-          <w:trHeight w:val="557"/>
+          <w:trHeight w:val="557" w:hRule="atLeast"/>
           <w:jc w:val="center"/>
         </w:trPr>
         <w:tc>
@@ -1861,7 +1888,7 @@
           </w:tcPr>
           <w:p>
             <w:pPr>
-              <w:pStyle w:val="TableText"/>
+              <w:pStyle w:val="27"/>
               <w:keepNext w:val="0"/>
               <w:keepLines w:val="0"/>
               <w:pageBreakBefore w:val="0"/>
@@ -1874,7 +1901,7 @@
               <w:bidi w:val="0"/>
               <w:adjustRightInd w:val="0"/>
               <w:snapToGrid w:val="0"/>
-              <w:ind w:left="0" w:right="0" w:firstLine="0" w:leftChars="0" w:rightChars="0" w:firstLineChars="0"/>
+              <w:ind w:left="0" w:leftChars="0" w:right="0" w:rightChars="0" w:firstLine="0" w:firstLineChars="0"/>
               <w:jc w:val="center"/>
               <w:textAlignment w:val="baseline"/>
             </w:pPr>
@@ -1886,7 +1913,7 @@
           </w:tcPr>
           <w:p>
             <w:pPr>
-              <w:pStyle w:val="TableText"/>
+              <w:pStyle w:val="27"/>
               <w:keepNext w:val="0"/>
               <w:keepLines w:val="0"/>
               <w:pageBreakBefore w:val="0"/>
@@ -1899,7 +1926,7 @@
               <w:bidi w:val="0"/>
               <w:adjustRightInd w:val="0"/>
               <w:snapToGrid w:val="0"/>
-              <w:ind w:left="0" w:right="0" w:firstLine="0" w:leftChars="0" w:rightChars="0" w:firstLineChars="0"/>
+              <w:ind w:left="0" w:leftChars="0" w:right="0" w:rightChars="0" w:firstLine="0" w:firstLineChars="0"/>
               <w:jc w:val="center"/>
               <w:textAlignment w:val="baseline"/>
             </w:pPr>
@@ -1911,7 +1938,7 @@
           </w:tcPr>
           <w:p>
             <w:pPr>
-              <w:pStyle w:val="TableText"/>
+              <w:pStyle w:val="27"/>
               <w:keepNext w:val="0"/>
               <w:keepLines w:val="0"/>
               <w:pageBreakBefore w:val="0"/>
@@ -1924,7 +1951,7 @@
               <w:bidi w:val="0"/>
               <w:adjustRightInd w:val="0"/>
               <w:snapToGrid w:val="0"/>
-              <w:ind w:left="0" w:right="0" w:firstLine="0" w:leftChars="0" w:rightChars="0" w:firstLineChars="0"/>
+              <w:ind w:left="0" w:leftChars="0" w:right="0" w:rightChars="0" w:firstLine="0" w:firstLineChars="0"/>
               <w:jc w:val="center"/>
               <w:textAlignment w:val="baseline"/>
             </w:pPr>
@@ -1936,7 +1963,7 @@
           </w:tcPr>
           <w:p>
             <w:pPr>
-              <w:pStyle w:val="TableText"/>
+              <w:pStyle w:val="27"/>
               <w:keepNext w:val="0"/>
               <w:keepLines w:val="0"/>
               <w:pageBreakBefore w:val="0"/>
@@ -1949,7 +1976,7 @@
               <w:bidi w:val="0"/>
               <w:adjustRightInd w:val="0"/>
               <w:snapToGrid w:val="0"/>
-              <w:ind w:left="0" w:right="0" w:firstLine="0" w:leftChars="0" w:rightChars="0" w:firstLineChars="0"/>
+              <w:ind w:left="0" w:leftChars="0" w:right="0" w:rightChars="0" w:firstLine="0" w:firstLineChars="0"/>
               <w:jc w:val="center"/>
               <w:textAlignment w:val="baseline"/>
             </w:pPr>
@@ -1961,7 +1988,7 @@
           </w:tcPr>
           <w:p>
             <w:pPr>
-              <w:pStyle w:val="TableText"/>
+              <w:pStyle w:val="27"/>
               <w:keepNext w:val="0"/>
               <w:keepLines w:val="0"/>
               <w:pageBreakBefore w:val="0"/>
@@ -1974,7 +2001,7 @@
               <w:bidi w:val="0"/>
               <w:adjustRightInd w:val="0"/>
               <w:snapToGrid w:val="0"/>
-              <w:ind w:left="0" w:right="0" w:firstLine="0" w:leftChars="0" w:rightChars="0" w:firstLineChars="0"/>
+              <w:ind w:left="0" w:leftChars="0" w:right="0" w:rightChars="0" w:firstLine="0" w:firstLineChars="0"/>
               <w:jc w:val="center"/>
               <w:textAlignment w:val="baseline"/>
             </w:pPr>
@@ -1986,7 +2013,7 @@
           </w:tcPr>
           <w:p>
             <w:pPr>
-              <w:pStyle w:val="TableText"/>
+              <w:pStyle w:val="27"/>
               <w:keepNext w:val="0"/>
               <w:keepLines w:val="0"/>
               <w:pageBreakBefore w:val="0"/>
@@ -1999,7 +2026,7 @@
               <w:bidi w:val="0"/>
               <w:adjustRightInd w:val="0"/>
               <w:snapToGrid w:val="0"/>
-              <w:ind w:left="0" w:right="0" w:firstLine="0" w:leftChars="0" w:rightChars="0" w:firstLineChars="0"/>
+              <w:ind w:left="0" w:leftChars="0" w:right="0" w:rightChars="0" w:firstLine="0" w:firstLineChars="0"/>
               <w:jc w:val="center"/>
               <w:textAlignment w:val="baseline"/>
             </w:pPr>
@@ -2030,7 +2057,7 @@
     <w:sdt>
       <w:sdtPr>
         <w:rPr>
-          <w:rFonts w:ascii="宋体" w:eastAsia="宋体" w:hAnsi="宋体" w:cs="Arial"/>
+          <w:rFonts w:ascii="宋体" w:hAnsi="宋体" w:eastAsia="宋体" w:cs="Arial"/>
           <w:snapToGrid w:val="0"/>
           <w:color w:val="000000"/>
           <w:kern w:val="0"/>
@@ -2046,7 +2073,7 @@
       </w:sdtPr>
       <w:sdtEndPr>
         <w:rPr>
-          <w:rFonts w:ascii="宋体" w:eastAsia="宋体" w:hAnsi="宋体" w:cs="宋体" w:hint="eastAsia"/>
+          <w:rFonts w:hint="eastAsia" w:ascii="宋体" w:hAnsi="宋体" w:eastAsia="宋体" w:cs="宋体"/>
           <w:snapToGrid w:val="0"/>
           <w:color w:val="000000"/>
           <w:kern w:val="0"/>
@@ -2071,18 +2098,18 @@
             <w:adjustRightInd w:val="0"/>
             <w:snapToGrid w:val="0"/>
             <w:spacing w:before="0" w:beforeLines="0" w:after="0" w:afterLines="0" w:line="240" w:lineRule="auto"/>
-            <w:ind w:left="0" w:right="0" w:firstLine="0" w:leftChars="0" w:rightChars="0" w:firstLineChars="0"/>
+            <w:ind w:left="0" w:leftChars="0" w:right="0" w:rightChars="0" w:firstLine="0" w:firstLineChars="0"/>
             <w:jc w:val="center"/>
             <w:textAlignment w:val="baseline"/>
             <w:rPr>
-              <w:rFonts w:ascii="宋体" w:eastAsia="宋体" w:hAnsi="宋体" w:cs="宋体" w:hint="eastAsia"/>
+              <w:rFonts w:hint="eastAsia" w:ascii="宋体" w:hAnsi="宋体" w:eastAsia="宋体" w:cs="宋体"/>
               <w:sz w:val="24"/>
               <w:szCs w:val="24"/>
             </w:rPr>
           </w:pPr>
           <w:r>
             <w:rPr>
-              <w:rFonts w:ascii="宋体" w:eastAsia="宋体" w:hAnsi="宋体" w:cs="宋体" w:hint="eastAsia"/>
+              <w:rFonts w:hint="eastAsia" w:ascii="宋体" w:hAnsi="宋体" w:eastAsia="宋体" w:cs="宋体"/>
               <w:sz w:val="24"/>
               <w:szCs w:val="24"/>
             </w:rPr>
@@ -2091,14 +2118,14 @@
         </w:p>
         <w:p>
           <w:pPr>
-            <w:pStyle w:val="TOC1"/>
+            <w:pStyle w:val="16"/>
             <w:tabs>
               <w:tab w:val="right" w:leader="dot" w:pos="8306"/>
             </w:tabs>
           </w:pPr>
           <w:r>
             <w:rPr>
-              <w:rFonts w:ascii="宋体" w:eastAsia="宋体" w:hAnsi="宋体" w:cs="宋体" w:hint="eastAsia"/>
+              <w:rFonts w:hint="eastAsia" w:ascii="宋体" w:hAnsi="宋体" w:eastAsia="宋体" w:cs="宋体"/>
               <w:sz w:val="24"/>
               <w:szCs w:val="24"/>
             </w:rPr>
@@ -2106,7 +2133,7 @@
           </w:r>
           <w:r>
             <w:rPr>
-              <w:rFonts w:ascii="宋体" w:eastAsia="宋体" w:hAnsi="宋体" w:cs="宋体" w:hint="eastAsia"/>
+              <w:rFonts w:hint="eastAsia" w:ascii="宋体" w:hAnsi="宋体" w:eastAsia="宋体" w:cs="宋体"/>
               <w:sz w:val="24"/>
               <w:szCs w:val="24"/>
             </w:rPr>
@@ -2114,7 +2141,7 @@
           </w:r>
           <w:r>
             <w:rPr>
-              <w:rFonts w:ascii="宋体" w:eastAsia="宋体" w:hAnsi="宋体" w:cs="宋体" w:hint="eastAsia"/>
+              <w:rFonts w:hint="eastAsia" w:ascii="宋体" w:hAnsi="宋体" w:eastAsia="宋体" w:cs="宋体"/>
               <w:sz w:val="24"/>
               <w:szCs w:val="24"/>
             </w:rPr>
@@ -2122,21 +2149,21 @@
           </w:r>
           <w:r>
             <w:rPr>
-              <w:rFonts w:ascii="宋体" w:eastAsia="宋体" w:hAnsi="宋体" w:cs="宋体" w:hint="eastAsia"/>
+              <w:rFonts w:hint="eastAsia" w:ascii="宋体" w:hAnsi="宋体" w:eastAsia="宋体" w:cs="宋体"/>
               <w:szCs w:val="24"/>
             </w:rPr>
             <w:fldChar w:fldCharType="begin"/>
           </w:r>
           <w:r>
             <w:rPr>
-              <w:rFonts w:ascii="宋体" w:eastAsia="宋体" w:hAnsi="宋体" w:cs="宋体" w:hint="eastAsia"/>
+              <w:rFonts w:hint="eastAsia" w:ascii="宋体" w:hAnsi="宋体" w:eastAsia="宋体" w:cs="宋体"/>
               <w:szCs w:val="24"/>
             </w:rPr>
             <w:instrText xml:space="preserve"> HYPERLINK \l _Toc5105 </w:instrText>
           </w:r>
           <w:r>
             <w:rPr>
-              <w:rFonts w:ascii="宋体" w:eastAsia="宋体" w:hAnsi="宋体" w:cs="宋体" w:hint="eastAsia"/>
+              <w:rFonts w:hint="eastAsia" w:ascii="宋体" w:hAnsi="宋体" w:eastAsia="宋体" w:cs="宋体"/>
               <w:szCs w:val="24"/>
             </w:rPr>
             <w:fldChar w:fldCharType="separate"/>
@@ -2168,7 +2195,7 @@
           </w:r>
           <w:r>
             <w:rPr>
-              <w:rFonts w:ascii="宋体" w:eastAsia="宋体" w:hAnsi="宋体" w:cs="宋体" w:hint="eastAsia"/>
+              <w:rFonts w:hint="eastAsia" w:ascii="宋体" w:hAnsi="宋体" w:eastAsia="宋体" w:cs="宋体"/>
               <w:szCs w:val="24"/>
             </w:rPr>
             <w:fldChar w:fldCharType="end"/>
@@ -2176,28 +2203,28 @@
         </w:p>
         <w:p>
           <w:pPr>
-            <w:pStyle w:val="TOC1"/>
+            <w:pStyle w:val="16"/>
             <w:tabs>
               <w:tab w:val="right" w:leader="dot" w:pos="8306"/>
             </w:tabs>
           </w:pPr>
           <w:r>
             <w:rPr>
-              <w:rFonts w:ascii="宋体" w:eastAsia="宋体" w:hAnsi="宋体" w:cs="宋体" w:hint="eastAsia"/>
+              <w:rFonts w:hint="eastAsia" w:ascii="宋体" w:hAnsi="宋体" w:eastAsia="宋体" w:cs="宋体"/>
               <w:szCs w:val="24"/>
             </w:rPr>
             <w:fldChar w:fldCharType="begin"/>
           </w:r>
           <w:r>
             <w:rPr>
-              <w:rFonts w:ascii="宋体" w:eastAsia="宋体" w:hAnsi="宋体" w:cs="宋体" w:hint="eastAsia"/>
+              <w:rFonts w:hint="eastAsia" w:ascii="宋体" w:hAnsi="宋体" w:eastAsia="宋体" w:cs="宋体"/>
               <w:szCs w:val="24"/>
             </w:rPr>
             <w:instrText xml:space="preserve"> HYPERLINK \l _Toc29580 </w:instrText>
           </w:r>
           <w:r>
             <w:rPr>
-              <w:rFonts w:ascii="宋体" w:eastAsia="宋体" w:hAnsi="宋体" w:cs="宋体" w:hint="eastAsia"/>
+              <w:rFonts w:hint="eastAsia" w:ascii="宋体" w:hAnsi="宋体" w:eastAsia="宋体" w:cs="宋体"/>
               <w:szCs w:val="24"/>
             </w:rPr>
             <w:fldChar w:fldCharType="separate"/>
@@ -2229,7 +2256,7 @@
           </w:r>
           <w:r>
             <w:rPr>
-              <w:rFonts w:ascii="宋体" w:eastAsia="宋体" w:hAnsi="宋体" w:cs="宋体" w:hint="eastAsia"/>
+              <w:rFonts w:hint="eastAsia" w:ascii="宋体" w:hAnsi="宋体" w:eastAsia="宋体" w:cs="宋体"/>
               <w:szCs w:val="24"/>
             </w:rPr>
             <w:fldChar w:fldCharType="end"/>
@@ -2237,28 +2264,28 @@
         </w:p>
         <w:p>
           <w:pPr>
-            <w:pStyle w:val="TOC1"/>
+            <w:pStyle w:val="16"/>
             <w:tabs>
               <w:tab w:val="right" w:leader="dot" w:pos="8306"/>
             </w:tabs>
           </w:pPr>
           <w:r>
             <w:rPr>
-              <w:rFonts w:ascii="宋体" w:eastAsia="宋体" w:hAnsi="宋体" w:cs="宋体" w:hint="eastAsia"/>
+              <w:rFonts w:hint="eastAsia" w:ascii="宋体" w:hAnsi="宋体" w:eastAsia="宋体" w:cs="宋体"/>
               <w:szCs w:val="24"/>
             </w:rPr>
             <w:fldChar w:fldCharType="begin"/>
           </w:r>
           <w:r>
             <w:rPr>
-              <w:rFonts w:ascii="宋体" w:eastAsia="宋体" w:hAnsi="宋体" w:cs="宋体" w:hint="eastAsia"/>
+              <w:rFonts w:hint="eastAsia" w:ascii="宋体" w:hAnsi="宋体" w:eastAsia="宋体" w:cs="宋体"/>
               <w:szCs w:val="24"/>
             </w:rPr>
             <w:instrText xml:space="preserve"> HYPERLINK \l _Toc31174 </w:instrText>
           </w:r>
           <w:r>
             <w:rPr>
-              <w:rFonts w:ascii="宋体" w:eastAsia="宋体" w:hAnsi="宋体" w:cs="宋体" w:hint="eastAsia"/>
+              <w:rFonts w:hint="eastAsia" w:ascii="宋体" w:hAnsi="宋体" w:eastAsia="宋体" w:cs="宋体"/>
               <w:szCs w:val="24"/>
             </w:rPr>
             <w:fldChar w:fldCharType="separate"/>
@@ -2297,7 +2324,7 @@
           </w:r>
           <w:r>
             <w:rPr>
-              <w:rFonts w:ascii="宋体" w:eastAsia="宋体" w:hAnsi="宋体" w:cs="宋体" w:hint="eastAsia"/>
+              <w:rFonts w:hint="eastAsia" w:ascii="宋体" w:hAnsi="宋体" w:eastAsia="宋体" w:cs="宋体"/>
               <w:szCs w:val="24"/>
             </w:rPr>
             <w:fldChar w:fldCharType="end"/>
@@ -2305,28 +2332,28 @@
         </w:p>
         <w:p>
           <w:pPr>
-            <w:pStyle w:val="TOC1"/>
+            <w:pStyle w:val="16"/>
             <w:tabs>
               <w:tab w:val="right" w:leader="dot" w:pos="8306"/>
             </w:tabs>
           </w:pPr>
           <w:r>
             <w:rPr>
-              <w:rFonts w:ascii="宋体" w:eastAsia="宋体" w:hAnsi="宋体" w:cs="宋体" w:hint="eastAsia"/>
+              <w:rFonts w:hint="eastAsia" w:ascii="宋体" w:hAnsi="宋体" w:eastAsia="宋体" w:cs="宋体"/>
               <w:szCs w:val="24"/>
             </w:rPr>
             <w:fldChar w:fldCharType="begin"/>
           </w:r>
           <w:r>
             <w:rPr>
-              <w:rFonts w:ascii="宋体" w:eastAsia="宋体" w:hAnsi="宋体" w:cs="宋体" w:hint="eastAsia"/>
+              <w:rFonts w:hint="eastAsia" w:ascii="宋体" w:hAnsi="宋体" w:eastAsia="宋体" w:cs="宋体"/>
               <w:szCs w:val="24"/>
             </w:rPr>
             <w:instrText xml:space="preserve"> HYPERLINK \l _Toc21546 </w:instrText>
           </w:r>
           <w:r>
             <w:rPr>
-              <w:rFonts w:ascii="宋体" w:eastAsia="宋体" w:hAnsi="宋体" w:cs="宋体" w:hint="eastAsia"/>
+              <w:rFonts w:hint="eastAsia" w:ascii="宋体" w:hAnsi="宋体" w:eastAsia="宋体" w:cs="宋体"/>
               <w:szCs w:val="24"/>
             </w:rPr>
             <w:fldChar w:fldCharType="separate"/>
@@ -2365,7 +2392,7 @@
           </w:r>
           <w:r>
             <w:rPr>
-              <w:rFonts w:ascii="宋体" w:eastAsia="宋体" w:hAnsi="宋体" w:cs="宋体" w:hint="eastAsia"/>
+              <w:rFonts w:hint="eastAsia" w:ascii="宋体" w:hAnsi="宋体" w:eastAsia="宋体" w:cs="宋体"/>
               <w:szCs w:val="24"/>
             </w:rPr>
             <w:fldChar w:fldCharType="end"/>
@@ -2373,28 +2400,28 @@
         </w:p>
         <w:p>
           <w:pPr>
-            <w:pStyle w:val="TOC1"/>
+            <w:pStyle w:val="16"/>
             <w:tabs>
               <w:tab w:val="right" w:leader="dot" w:pos="8306"/>
             </w:tabs>
           </w:pPr>
           <w:r>
             <w:rPr>
-              <w:rFonts w:ascii="宋体" w:eastAsia="宋体" w:hAnsi="宋体" w:cs="宋体" w:hint="eastAsia"/>
+              <w:rFonts w:hint="eastAsia" w:ascii="宋体" w:hAnsi="宋体" w:eastAsia="宋体" w:cs="宋体"/>
               <w:szCs w:val="24"/>
             </w:rPr>
             <w:fldChar w:fldCharType="begin"/>
           </w:r>
           <w:r>
             <w:rPr>
-              <w:rFonts w:ascii="宋体" w:eastAsia="宋体" w:hAnsi="宋体" w:cs="宋体" w:hint="eastAsia"/>
+              <w:rFonts w:hint="eastAsia" w:ascii="宋体" w:hAnsi="宋体" w:eastAsia="宋体" w:cs="宋体"/>
               <w:szCs w:val="24"/>
             </w:rPr>
             <w:instrText xml:space="preserve"> HYPERLINK \l _Toc10545 </w:instrText>
           </w:r>
           <w:r>
             <w:rPr>
-              <w:rFonts w:ascii="宋体" w:eastAsia="宋体" w:hAnsi="宋体" w:cs="宋体" w:hint="eastAsia"/>
+              <w:rFonts w:hint="eastAsia" w:ascii="宋体" w:hAnsi="宋体" w:eastAsia="宋体" w:cs="宋体"/>
               <w:szCs w:val="24"/>
             </w:rPr>
             <w:fldChar w:fldCharType="separate"/>
@@ -2433,7 +2460,7 @@
           </w:r>
           <w:r>
             <w:rPr>
-              <w:rFonts w:ascii="宋体" w:eastAsia="宋体" w:hAnsi="宋体" w:cs="宋体" w:hint="eastAsia"/>
+              <w:rFonts w:hint="eastAsia" w:ascii="宋体" w:hAnsi="宋体" w:eastAsia="宋体" w:cs="宋体"/>
               <w:szCs w:val="24"/>
             </w:rPr>
             <w:fldChar w:fldCharType="end"/>
@@ -2441,28 +2468,28 @@
         </w:p>
         <w:p>
           <w:pPr>
-            <w:pStyle w:val="TOC2"/>
+            <w:pStyle w:val="17"/>
             <w:tabs>
               <w:tab w:val="right" w:leader="dot" w:pos="8306"/>
             </w:tabs>
           </w:pPr>
           <w:r>
             <w:rPr>
-              <w:rFonts w:ascii="宋体" w:eastAsia="宋体" w:hAnsi="宋体" w:cs="宋体" w:hint="eastAsia"/>
+              <w:rFonts w:hint="eastAsia" w:ascii="宋体" w:hAnsi="宋体" w:eastAsia="宋体" w:cs="宋体"/>
               <w:szCs w:val="24"/>
             </w:rPr>
             <w:fldChar w:fldCharType="begin"/>
           </w:r>
           <w:r>
             <w:rPr>
-              <w:rFonts w:ascii="宋体" w:eastAsia="宋体" w:hAnsi="宋体" w:cs="宋体" w:hint="eastAsia"/>
+              <w:rFonts w:hint="eastAsia" w:ascii="宋体" w:hAnsi="宋体" w:eastAsia="宋体" w:cs="宋体"/>
               <w:szCs w:val="24"/>
             </w:rPr>
             <w:instrText xml:space="preserve"> HYPERLINK \l _Toc15154 </w:instrText>
           </w:r>
           <w:r>
             <w:rPr>
-              <w:rFonts w:ascii="宋体" w:eastAsia="宋体" w:hAnsi="宋体" w:cs="宋体" w:hint="eastAsia"/>
+              <w:rFonts w:hint="eastAsia" w:ascii="宋体" w:hAnsi="宋体" w:eastAsia="宋体" w:cs="宋体"/>
               <w:szCs w:val="24"/>
             </w:rPr>
             <w:fldChar w:fldCharType="separate"/>
@@ -2501,7 +2528,7 @@
           </w:r>
           <w:r>
             <w:rPr>
-              <w:rFonts w:ascii="宋体" w:eastAsia="宋体" w:hAnsi="宋体" w:cs="宋体" w:hint="eastAsia"/>
+              <w:rFonts w:hint="eastAsia" w:ascii="宋体" w:hAnsi="宋体" w:eastAsia="宋体" w:cs="宋体"/>
               <w:szCs w:val="24"/>
             </w:rPr>
             <w:fldChar w:fldCharType="end"/>
@@ -2509,28 +2536,28 @@
         </w:p>
         <w:p>
           <w:pPr>
-            <w:pStyle w:val="TOC2"/>
+            <w:pStyle w:val="17"/>
             <w:tabs>
               <w:tab w:val="right" w:leader="dot" w:pos="8306"/>
             </w:tabs>
           </w:pPr>
           <w:r>
             <w:rPr>
-              <w:rFonts w:ascii="宋体" w:eastAsia="宋体" w:hAnsi="宋体" w:cs="宋体" w:hint="eastAsia"/>
+              <w:rFonts w:hint="eastAsia" w:ascii="宋体" w:hAnsi="宋体" w:eastAsia="宋体" w:cs="宋体"/>
               <w:szCs w:val="24"/>
             </w:rPr>
             <w:fldChar w:fldCharType="begin"/>
           </w:r>
           <w:r>
             <w:rPr>
-              <w:rFonts w:ascii="宋体" w:eastAsia="宋体" w:hAnsi="宋体" w:cs="宋体" w:hint="eastAsia"/>
+              <w:rFonts w:hint="eastAsia" w:ascii="宋体" w:hAnsi="宋体" w:eastAsia="宋体" w:cs="宋体"/>
               <w:szCs w:val="24"/>
             </w:rPr>
             <w:instrText xml:space="preserve"> HYPERLINK \l _Toc22754 </w:instrText>
           </w:r>
           <w:r>
             <w:rPr>
-              <w:rFonts w:ascii="宋体" w:eastAsia="宋体" w:hAnsi="宋体" w:cs="宋体" w:hint="eastAsia"/>
+              <w:rFonts w:hint="eastAsia" w:ascii="宋体" w:hAnsi="宋体" w:eastAsia="宋体" w:cs="宋体"/>
               <w:szCs w:val="24"/>
             </w:rPr>
             <w:fldChar w:fldCharType="separate"/>
@@ -2569,7 +2596,7 @@
           </w:r>
           <w:r>
             <w:rPr>
-              <w:rFonts w:ascii="宋体" w:eastAsia="宋体" w:hAnsi="宋体" w:cs="宋体" w:hint="eastAsia"/>
+              <w:rFonts w:hint="eastAsia" w:ascii="宋体" w:hAnsi="宋体" w:eastAsia="宋体" w:cs="宋体"/>
               <w:szCs w:val="24"/>
             </w:rPr>
             <w:fldChar w:fldCharType="end"/>
@@ -2577,28 +2604,28 @@
         </w:p>
         <w:p>
           <w:pPr>
-            <w:pStyle w:val="TOC2"/>
+            <w:pStyle w:val="17"/>
             <w:tabs>
               <w:tab w:val="right" w:leader="dot" w:pos="8306"/>
             </w:tabs>
           </w:pPr>
           <w:r>
             <w:rPr>
-              <w:rFonts w:ascii="宋体" w:eastAsia="宋体" w:hAnsi="宋体" w:cs="宋体" w:hint="eastAsia"/>
+              <w:rFonts w:hint="eastAsia" w:ascii="宋体" w:hAnsi="宋体" w:eastAsia="宋体" w:cs="宋体"/>
               <w:szCs w:val="24"/>
             </w:rPr>
             <w:fldChar w:fldCharType="begin"/>
           </w:r>
           <w:r>
             <w:rPr>
-              <w:rFonts w:ascii="宋体" w:eastAsia="宋体" w:hAnsi="宋体" w:cs="宋体" w:hint="eastAsia"/>
+              <w:rFonts w:hint="eastAsia" w:ascii="宋体" w:hAnsi="宋体" w:eastAsia="宋体" w:cs="宋体"/>
               <w:szCs w:val="24"/>
             </w:rPr>
             <w:instrText xml:space="preserve"> HYPERLINK \l _Toc12270 </w:instrText>
           </w:r>
           <w:r>
             <w:rPr>
-              <w:rFonts w:ascii="宋体" w:eastAsia="宋体" w:hAnsi="宋体" w:cs="宋体" w:hint="eastAsia"/>
+              <w:rFonts w:hint="eastAsia" w:ascii="宋体" w:hAnsi="宋体" w:eastAsia="宋体" w:cs="宋体"/>
               <w:szCs w:val="24"/>
             </w:rPr>
             <w:fldChar w:fldCharType="separate"/>
@@ -2637,7 +2664,7 @@
           </w:r>
           <w:r>
             <w:rPr>
-              <w:rFonts w:ascii="宋体" w:eastAsia="宋体" w:hAnsi="宋体" w:cs="宋体" w:hint="eastAsia"/>
+              <w:rFonts w:hint="eastAsia" w:ascii="宋体" w:hAnsi="宋体" w:eastAsia="宋体" w:cs="宋体"/>
               <w:szCs w:val="24"/>
             </w:rPr>
             <w:fldChar w:fldCharType="end"/>
@@ -2645,28 +2672,28 @@
         </w:p>
         <w:p>
           <w:pPr>
-            <w:pStyle w:val="TOC1"/>
+            <w:pStyle w:val="16"/>
             <w:tabs>
               <w:tab w:val="right" w:leader="dot" w:pos="8306"/>
             </w:tabs>
           </w:pPr>
           <w:r>
             <w:rPr>
-              <w:rFonts w:ascii="宋体" w:eastAsia="宋体" w:hAnsi="宋体" w:cs="宋体" w:hint="eastAsia"/>
+              <w:rFonts w:hint="eastAsia" w:ascii="宋体" w:hAnsi="宋体" w:eastAsia="宋体" w:cs="宋体"/>
               <w:szCs w:val="24"/>
             </w:rPr>
             <w:fldChar w:fldCharType="begin"/>
           </w:r>
           <w:r>
             <w:rPr>
-              <w:rFonts w:ascii="宋体" w:eastAsia="宋体" w:hAnsi="宋体" w:cs="宋体" w:hint="eastAsia"/>
+              <w:rFonts w:hint="eastAsia" w:ascii="宋体" w:hAnsi="宋体" w:eastAsia="宋体" w:cs="宋体"/>
               <w:szCs w:val="24"/>
             </w:rPr>
             <w:instrText xml:space="preserve"> HYPERLINK \l _Toc22755 </w:instrText>
           </w:r>
           <w:r>
             <w:rPr>
-              <w:rFonts w:ascii="宋体" w:eastAsia="宋体" w:hAnsi="宋体" w:cs="宋体" w:hint="eastAsia"/>
+              <w:rFonts w:hint="eastAsia" w:ascii="宋体" w:hAnsi="宋体" w:eastAsia="宋体" w:cs="宋体"/>
               <w:szCs w:val="24"/>
             </w:rPr>
             <w:fldChar w:fldCharType="separate"/>
@@ -2705,7 +2732,7 @@
           </w:r>
           <w:r>
             <w:rPr>
-              <w:rFonts w:ascii="宋体" w:eastAsia="宋体" w:hAnsi="宋体" w:cs="宋体" w:hint="eastAsia"/>
+              <w:rFonts w:hint="eastAsia" w:ascii="宋体" w:hAnsi="宋体" w:eastAsia="宋体" w:cs="宋体"/>
               <w:szCs w:val="24"/>
             </w:rPr>
             <w:fldChar w:fldCharType="end"/>
@@ -2713,28 +2740,28 @@
         </w:p>
         <w:p>
           <w:pPr>
-            <w:pStyle w:val="TOC2"/>
+            <w:pStyle w:val="17"/>
             <w:tabs>
               <w:tab w:val="right" w:leader="dot" w:pos="8306"/>
             </w:tabs>
           </w:pPr>
           <w:r>
             <w:rPr>
-              <w:rFonts w:ascii="宋体" w:eastAsia="宋体" w:hAnsi="宋体" w:cs="宋体" w:hint="eastAsia"/>
+              <w:rFonts w:hint="eastAsia" w:ascii="宋体" w:hAnsi="宋体" w:eastAsia="宋体" w:cs="宋体"/>
               <w:szCs w:val="24"/>
             </w:rPr>
             <w:fldChar w:fldCharType="begin"/>
           </w:r>
           <w:r>
             <w:rPr>
-              <w:rFonts w:ascii="宋体" w:eastAsia="宋体" w:hAnsi="宋体" w:cs="宋体" w:hint="eastAsia"/>
+              <w:rFonts w:hint="eastAsia" w:ascii="宋体" w:hAnsi="宋体" w:eastAsia="宋体" w:cs="宋体"/>
               <w:szCs w:val="24"/>
             </w:rPr>
             <w:instrText xml:space="preserve"> HYPERLINK \l _Toc22631 </w:instrText>
           </w:r>
           <w:r>
             <w:rPr>
-              <w:rFonts w:ascii="宋体" w:eastAsia="宋体" w:hAnsi="宋体" w:cs="宋体" w:hint="eastAsia"/>
+              <w:rFonts w:hint="eastAsia" w:ascii="宋体" w:hAnsi="宋体" w:eastAsia="宋体" w:cs="宋体"/>
               <w:szCs w:val="24"/>
             </w:rPr>
             <w:fldChar w:fldCharType="separate"/>
@@ -2773,7 +2800,7 @@
           </w:r>
           <w:r>
             <w:rPr>
-              <w:rFonts w:ascii="宋体" w:eastAsia="宋体" w:hAnsi="宋体" w:cs="宋体" w:hint="eastAsia"/>
+              <w:rFonts w:hint="eastAsia" w:ascii="宋体" w:hAnsi="宋体" w:eastAsia="宋体" w:cs="宋体"/>
               <w:szCs w:val="24"/>
             </w:rPr>
             <w:fldChar w:fldCharType="end"/>
@@ -2781,28 +2808,28 @@
         </w:p>
         <w:p>
           <w:pPr>
-            <w:pStyle w:val="TOC2"/>
+            <w:pStyle w:val="17"/>
             <w:tabs>
               <w:tab w:val="right" w:leader="dot" w:pos="8306"/>
             </w:tabs>
           </w:pPr>
           <w:r>
             <w:rPr>
-              <w:rFonts w:ascii="宋体" w:eastAsia="宋体" w:hAnsi="宋体" w:cs="宋体" w:hint="eastAsia"/>
+              <w:rFonts w:hint="eastAsia" w:ascii="宋体" w:hAnsi="宋体" w:eastAsia="宋体" w:cs="宋体"/>
               <w:szCs w:val="24"/>
             </w:rPr>
             <w:fldChar w:fldCharType="begin"/>
           </w:r>
           <w:r>
             <w:rPr>
-              <w:rFonts w:ascii="宋体" w:eastAsia="宋体" w:hAnsi="宋体" w:cs="宋体" w:hint="eastAsia"/>
+              <w:rFonts w:hint="eastAsia" w:ascii="宋体" w:hAnsi="宋体" w:eastAsia="宋体" w:cs="宋体"/>
               <w:szCs w:val="24"/>
             </w:rPr>
             <w:instrText xml:space="preserve"> HYPERLINK \l _Toc7329 </w:instrText>
           </w:r>
           <w:r>
             <w:rPr>
-              <w:rFonts w:ascii="宋体" w:eastAsia="宋体" w:hAnsi="宋体" w:cs="宋体" w:hint="eastAsia"/>
+              <w:rFonts w:hint="eastAsia" w:ascii="宋体" w:hAnsi="宋体" w:eastAsia="宋体" w:cs="宋体"/>
               <w:szCs w:val="24"/>
             </w:rPr>
             <w:fldChar w:fldCharType="separate"/>
@@ -2841,7 +2868,7 @@
           </w:r>
           <w:r>
             <w:rPr>
-              <w:rFonts w:ascii="宋体" w:eastAsia="宋体" w:hAnsi="宋体" w:cs="宋体" w:hint="eastAsia"/>
+              <w:rFonts w:hint="eastAsia" w:ascii="宋体" w:hAnsi="宋体" w:eastAsia="宋体" w:cs="宋体"/>
               <w:szCs w:val="24"/>
             </w:rPr>
             <w:fldChar w:fldCharType="end"/>
@@ -2849,28 +2876,28 @@
         </w:p>
         <w:p>
           <w:pPr>
-            <w:pStyle w:val="TOC2"/>
+            <w:pStyle w:val="17"/>
             <w:tabs>
               <w:tab w:val="right" w:leader="dot" w:pos="8306"/>
             </w:tabs>
           </w:pPr>
           <w:r>
             <w:rPr>
-              <w:rFonts w:ascii="宋体" w:eastAsia="宋体" w:hAnsi="宋体" w:cs="宋体" w:hint="eastAsia"/>
+              <w:rFonts w:hint="eastAsia" w:ascii="宋体" w:hAnsi="宋体" w:eastAsia="宋体" w:cs="宋体"/>
               <w:szCs w:val="24"/>
             </w:rPr>
             <w:fldChar w:fldCharType="begin"/>
           </w:r>
           <w:r>
             <w:rPr>
-              <w:rFonts w:ascii="宋体" w:eastAsia="宋体" w:hAnsi="宋体" w:cs="宋体" w:hint="eastAsia"/>
+              <w:rFonts w:hint="eastAsia" w:ascii="宋体" w:hAnsi="宋体" w:eastAsia="宋体" w:cs="宋体"/>
               <w:szCs w:val="24"/>
             </w:rPr>
             <w:instrText xml:space="preserve"> HYPERLINK \l _Toc12755 </w:instrText>
           </w:r>
           <w:r>
             <w:rPr>
-              <w:rFonts w:ascii="宋体" w:eastAsia="宋体" w:hAnsi="宋体" w:cs="宋体" w:hint="eastAsia"/>
+              <w:rFonts w:hint="eastAsia" w:ascii="宋体" w:hAnsi="宋体" w:eastAsia="宋体" w:cs="宋体"/>
               <w:szCs w:val="24"/>
             </w:rPr>
             <w:fldChar w:fldCharType="separate"/>
@@ -2909,7 +2936,7 @@
           </w:r>
           <w:r>
             <w:rPr>
-              <w:rFonts w:ascii="宋体" w:eastAsia="宋体" w:hAnsi="宋体" w:cs="宋体" w:hint="eastAsia"/>
+              <w:rFonts w:hint="eastAsia" w:ascii="宋体" w:hAnsi="宋体" w:eastAsia="宋体" w:cs="宋体"/>
               <w:szCs w:val="24"/>
             </w:rPr>
             <w:fldChar w:fldCharType="end"/>
@@ -2917,28 +2944,28 @@
         </w:p>
         <w:p>
           <w:pPr>
-            <w:pStyle w:val="TOC2"/>
+            <w:pStyle w:val="17"/>
             <w:tabs>
               <w:tab w:val="right" w:leader="dot" w:pos="8306"/>
             </w:tabs>
           </w:pPr>
           <w:r>
             <w:rPr>
-              <w:rFonts w:ascii="宋体" w:eastAsia="宋体" w:hAnsi="宋体" w:cs="宋体" w:hint="eastAsia"/>
+              <w:rFonts w:hint="eastAsia" w:ascii="宋体" w:hAnsi="宋体" w:eastAsia="宋体" w:cs="宋体"/>
               <w:szCs w:val="24"/>
             </w:rPr>
             <w:fldChar w:fldCharType="begin"/>
           </w:r>
           <w:r>
             <w:rPr>
-              <w:rFonts w:ascii="宋体" w:eastAsia="宋体" w:hAnsi="宋体" w:cs="宋体" w:hint="eastAsia"/>
+              <w:rFonts w:hint="eastAsia" w:ascii="宋体" w:hAnsi="宋体" w:eastAsia="宋体" w:cs="宋体"/>
               <w:szCs w:val="24"/>
             </w:rPr>
             <w:instrText xml:space="preserve"> HYPERLINK \l _Toc3592 </w:instrText>
           </w:r>
           <w:r>
             <w:rPr>
-              <w:rFonts w:ascii="宋体" w:eastAsia="宋体" w:hAnsi="宋体" w:cs="宋体" w:hint="eastAsia"/>
+              <w:rFonts w:hint="eastAsia" w:ascii="宋体" w:hAnsi="宋体" w:eastAsia="宋体" w:cs="宋体"/>
               <w:szCs w:val="24"/>
             </w:rPr>
             <w:fldChar w:fldCharType="separate"/>
@@ -2977,7 +3004,7 @@
           </w:r>
           <w:r>
             <w:rPr>
-              <w:rFonts w:ascii="宋体" w:eastAsia="宋体" w:hAnsi="宋体" w:cs="宋体" w:hint="eastAsia"/>
+              <w:rFonts w:hint="eastAsia" w:ascii="宋体" w:hAnsi="宋体" w:eastAsia="宋体" w:cs="宋体"/>
               <w:szCs w:val="24"/>
             </w:rPr>
             <w:fldChar w:fldCharType="end"/>
@@ -2985,28 +3012,28 @@
         </w:p>
         <w:p>
           <w:pPr>
-            <w:pStyle w:val="TOC1"/>
+            <w:pStyle w:val="16"/>
             <w:tabs>
               <w:tab w:val="right" w:leader="dot" w:pos="8306"/>
             </w:tabs>
           </w:pPr>
           <w:r>
             <w:rPr>
-              <w:rFonts w:ascii="宋体" w:eastAsia="宋体" w:hAnsi="宋体" w:cs="宋体" w:hint="eastAsia"/>
+              <w:rFonts w:hint="eastAsia" w:ascii="宋体" w:hAnsi="宋体" w:eastAsia="宋体" w:cs="宋体"/>
               <w:szCs w:val="24"/>
             </w:rPr>
             <w:fldChar w:fldCharType="begin"/>
           </w:r>
           <w:r>
             <w:rPr>
-              <w:rFonts w:ascii="宋体" w:eastAsia="宋体" w:hAnsi="宋体" w:cs="宋体" w:hint="eastAsia"/>
+              <w:rFonts w:hint="eastAsia" w:ascii="宋体" w:hAnsi="宋体" w:eastAsia="宋体" w:cs="宋体"/>
               <w:szCs w:val="24"/>
             </w:rPr>
             <w:instrText xml:space="preserve"> HYPERLINK \l _Toc8633 </w:instrText>
           </w:r>
           <w:r>
             <w:rPr>
-              <w:rFonts w:ascii="宋体" w:eastAsia="宋体" w:hAnsi="宋体" w:cs="宋体" w:hint="eastAsia"/>
+              <w:rFonts w:hint="eastAsia" w:ascii="宋体" w:hAnsi="宋体" w:eastAsia="宋体" w:cs="宋体"/>
               <w:szCs w:val="24"/>
             </w:rPr>
             <w:fldChar w:fldCharType="separate"/>
@@ -3045,7 +3072,7 @@
           </w:r>
           <w:r>
             <w:rPr>
-              <w:rFonts w:ascii="宋体" w:eastAsia="宋体" w:hAnsi="宋体" w:cs="宋体" w:hint="eastAsia"/>
+              <w:rFonts w:hint="eastAsia" w:ascii="宋体" w:hAnsi="宋体" w:eastAsia="宋体" w:cs="宋体"/>
               <w:szCs w:val="24"/>
             </w:rPr>
             <w:fldChar w:fldCharType="end"/>
@@ -3053,28 +3080,28 @@
         </w:p>
         <w:p>
           <w:pPr>
-            <w:pStyle w:val="TOC2"/>
+            <w:pStyle w:val="17"/>
             <w:tabs>
               <w:tab w:val="right" w:leader="dot" w:pos="8306"/>
             </w:tabs>
           </w:pPr>
           <w:r>
             <w:rPr>
-              <w:rFonts w:ascii="宋体" w:eastAsia="宋体" w:hAnsi="宋体" w:cs="宋体" w:hint="eastAsia"/>
+              <w:rFonts w:hint="eastAsia" w:ascii="宋体" w:hAnsi="宋体" w:eastAsia="宋体" w:cs="宋体"/>
               <w:szCs w:val="24"/>
             </w:rPr>
             <w:fldChar w:fldCharType="begin"/>
           </w:r>
           <w:r>
             <w:rPr>
-              <w:rFonts w:ascii="宋体" w:eastAsia="宋体" w:hAnsi="宋体" w:cs="宋体" w:hint="eastAsia"/>
+              <w:rFonts w:hint="eastAsia" w:ascii="宋体" w:hAnsi="宋体" w:eastAsia="宋体" w:cs="宋体"/>
               <w:szCs w:val="24"/>
             </w:rPr>
             <w:instrText xml:space="preserve"> HYPERLINK \l _Toc15018 </w:instrText>
           </w:r>
           <w:r>
             <w:rPr>
-              <w:rFonts w:ascii="宋体" w:eastAsia="宋体" w:hAnsi="宋体" w:cs="宋体" w:hint="eastAsia"/>
+              <w:rFonts w:hint="eastAsia" w:ascii="宋体" w:hAnsi="宋体" w:eastAsia="宋体" w:cs="宋体"/>
               <w:szCs w:val="24"/>
             </w:rPr>
             <w:fldChar w:fldCharType="separate"/>
@@ -3113,7 +3140,7 @@
           </w:r>
           <w:r>
             <w:rPr>
-              <w:rFonts w:ascii="宋体" w:eastAsia="宋体" w:hAnsi="宋体" w:cs="宋体" w:hint="eastAsia"/>
+              <w:rFonts w:hint="eastAsia" w:ascii="宋体" w:hAnsi="宋体" w:eastAsia="宋体" w:cs="宋体"/>
               <w:szCs w:val="24"/>
             </w:rPr>
             <w:fldChar w:fldCharType="end"/>
@@ -3121,28 +3148,28 @@
         </w:p>
         <w:p>
           <w:pPr>
-            <w:pStyle w:val="TOC2"/>
+            <w:pStyle w:val="17"/>
             <w:tabs>
               <w:tab w:val="right" w:leader="dot" w:pos="8306"/>
             </w:tabs>
           </w:pPr>
           <w:r>
             <w:rPr>
-              <w:rFonts w:ascii="宋体" w:eastAsia="宋体" w:hAnsi="宋体" w:cs="宋体" w:hint="eastAsia"/>
+              <w:rFonts w:hint="eastAsia" w:ascii="宋体" w:hAnsi="宋体" w:eastAsia="宋体" w:cs="宋体"/>
               <w:szCs w:val="24"/>
             </w:rPr>
             <w:fldChar w:fldCharType="begin"/>
           </w:r>
           <w:r>
             <w:rPr>
-              <w:rFonts w:ascii="宋体" w:eastAsia="宋体" w:hAnsi="宋体" w:cs="宋体" w:hint="eastAsia"/>
+              <w:rFonts w:hint="eastAsia" w:ascii="宋体" w:hAnsi="宋体" w:eastAsia="宋体" w:cs="宋体"/>
               <w:szCs w:val="24"/>
             </w:rPr>
             <w:instrText xml:space="preserve"> HYPERLINK \l _Toc19706 </w:instrText>
           </w:r>
           <w:r>
             <w:rPr>
-              <w:rFonts w:ascii="宋体" w:eastAsia="宋体" w:hAnsi="宋体" w:cs="宋体" w:hint="eastAsia"/>
+              <w:rFonts w:hint="eastAsia" w:ascii="宋体" w:hAnsi="宋体" w:eastAsia="宋体" w:cs="宋体"/>
               <w:szCs w:val="24"/>
             </w:rPr>
             <w:fldChar w:fldCharType="separate"/>
@@ -3181,7 +3208,7 @@
           </w:r>
           <w:r>
             <w:rPr>
-              <w:rFonts w:ascii="宋体" w:eastAsia="宋体" w:hAnsi="宋体" w:cs="宋体" w:hint="eastAsia"/>
+              <w:rFonts w:hint="eastAsia" w:ascii="宋体" w:hAnsi="宋体" w:eastAsia="宋体" w:cs="宋体"/>
               <w:szCs w:val="24"/>
             </w:rPr>
             <w:fldChar w:fldCharType="end"/>
@@ -3189,28 +3216,28 @@
         </w:p>
         <w:p>
           <w:pPr>
-            <w:pStyle w:val="TOC3"/>
+            <w:pStyle w:val="13"/>
             <w:tabs>
               <w:tab w:val="right" w:leader="dot" w:pos="8306"/>
             </w:tabs>
           </w:pPr>
           <w:r>
             <w:rPr>
-              <w:rFonts w:ascii="宋体" w:eastAsia="宋体" w:hAnsi="宋体" w:cs="宋体" w:hint="eastAsia"/>
+              <w:rFonts w:hint="eastAsia" w:ascii="宋体" w:hAnsi="宋体" w:eastAsia="宋体" w:cs="宋体"/>
               <w:szCs w:val="24"/>
             </w:rPr>
             <w:fldChar w:fldCharType="begin"/>
           </w:r>
           <w:r>
             <w:rPr>
-              <w:rFonts w:ascii="宋体" w:eastAsia="宋体" w:hAnsi="宋体" w:cs="宋体" w:hint="eastAsia"/>
+              <w:rFonts w:hint="eastAsia" w:ascii="宋体" w:hAnsi="宋体" w:eastAsia="宋体" w:cs="宋体"/>
               <w:szCs w:val="24"/>
             </w:rPr>
             <w:instrText xml:space="preserve"> HYPERLINK \l _Toc13075 </w:instrText>
           </w:r>
           <w:r>
             <w:rPr>
-              <w:rFonts w:ascii="宋体" w:eastAsia="宋体" w:hAnsi="宋体" w:cs="宋体" w:hint="eastAsia"/>
+              <w:rFonts w:hint="eastAsia" w:ascii="宋体" w:hAnsi="宋体" w:eastAsia="宋体" w:cs="宋体"/>
               <w:szCs w:val="24"/>
             </w:rPr>
             <w:fldChar w:fldCharType="separate"/>
@@ -3249,7 +3276,7 @@
           </w:r>
           <w:r>
             <w:rPr>
-              <w:rFonts w:ascii="宋体" w:eastAsia="宋体" w:hAnsi="宋体" w:cs="宋体" w:hint="eastAsia"/>
+              <w:rFonts w:hint="eastAsia" w:ascii="宋体" w:hAnsi="宋体" w:eastAsia="宋体" w:cs="宋体"/>
               <w:szCs w:val="24"/>
             </w:rPr>
             <w:fldChar w:fldCharType="end"/>
@@ -3257,28 +3284,28 @@
         </w:p>
         <w:p>
           <w:pPr>
-            <w:pStyle w:val="TOC3"/>
+            <w:pStyle w:val="13"/>
             <w:tabs>
               <w:tab w:val="right" w:leader="dot" w:pos="8306"/>
             </w:tabs>
           </w:pPr>
           <w:r>
             <w:rPr>
-              <w:rFonts w:ascii="宋体" w:eastAsia="宋体" w:hAnsi="宋体" w:cs="宋体" w:hint="eastAsia"/>
+              <w:rFonts w:hint="eastAsia" w:ascii="宋体" w:hAnsi="宋体" w:eastAsia="宋体" w:cs="宋体"/>
               <w:szCs w:val="24"/>
             </w:rPr>
             <w:fldChar w:fldCharType="begin"/>
           </w:r>
           <w:r>
             <w:rPr>
-              <w:rFonts w:ascii="宋体" w:eastAsia="宋体" w:hAnsi="宋体" w:cs="宋体" w:hint="eastAsia"/>
+              <w:rFonts w:hint="eastAsia" w:ascii="宋体" w:hAnsi="宋体" w:eastAsia="宋体" w:cs="宋体"/>
               <w:szCs w:val="24"/>
             </w:rPr>
             <w:instrText xml:space="preserve"> HYPERLINK \l _Toc19549 </w:instrText>
           </w:r>
           <w:r>
             <w:rPr>
-              <w:rFonts w:ascii="宋体" w:eastAsia="宋体" w:hAnsi="宋体" w:cs="宋体" w:hint="eastAsia"/>
+              <w:rFonts w:hint="eastAsia" w:ascii="宋体" w:hAnsi="宋体" w:eastAsia="宋体" w:cs="宋体"/>
               <w:szCs w:val="24"/>
             </w:rPr>
             <w:fldChar w:fldCharType="separate"/>
@@ -3317,7 +3344,7 @@
           </w:r>
           <w:r>
             <w:rPr>
-              <w:rFonts w:ascii="宋体" w:eastAsia="宋体" w:hAnsi="宋体" w:cs="宋体" w:hint="eastAsia"/>
+              <w:rFonts w:hint="eastAsia" w:ascii="宋体" w:hAnsi="宋体" w:eastAsia="宋体" w:cs="宋体"/>
               <w:szCs w:val="24"/>
             </w:rPr>
             <w:fldChar w:fldCharType="end"/>
@@ -3325,28 +3352,28 @@
         </w:p>
         <w:p>
           <w:pPr>
-            <w:pStyle w:val="TOC3"/>
+            <w:pStyle w:val="13"/>
             <w:tabs>
               <w:tab w:val="right" w:leader="dot" w:pos="8306"/>
             </w:tabs>
           </w:pPr>
           <w:r>
             <w:rPr>
-              <w:rFonts w:ascii="宋体" w:eastAsia="宋体" w:hAnsi="宋体" w:cs="宋体" w:hint="eastAsia"/>
+              <w:rFonts w:hint="eastAsia" w:ascii="宋体" w:hAnsi="宋体" w:eastAsia="宋体" w:cs="宋体"/>
               <w:szCs w:val="24"/>
             </w:rPr>
             <w:fldChar w:fldCharType="begin"/>
           </w:r>
           <w:r>
             <w:rPr>
-              <w:rFonts w:ascii="宋体" w:eastAsia="宋体" w:hAnsi="宋体" w:cs="宋体" w:hint="eastAsia"/>
+              <w:rFonts w:hint="eastAsia" w:ascii="宋体" w:hAnsi="宋体" w:eastAsia="宋体" w:cs="宋体"/>
               <w:szCs w:val="24"/>
             </w:rPr>
             <w:instrText xml:space="preserve"> HYPERLINK \l _Toc30127 </w:instrText>
           </w:r>
           <w:r>
             <w:rPr>
-              <w:rFonts w:ascii="宋体" w:eastAsia="宋体" w:hAnsi="宋体" w:cs="宋体" w:hint="eastAsia"/>
+              <w:rFonts w:hint="eastAsia" w:ascii="宋体" w:hAnsi="宋体" w:eastAsia="宋体" w:cs="宋体"/>
               <w:szCs w:val="24"/>
             </w:rPr>
             <w:fldChar w:fldCharType="separate"/>
@@ -3385,7 +3412,7 @@
           </w:r>
           <w:r>
             <w:rPr>
-              <w:rFonts w:ascii="宋体" w:eastAsia="宋体" w:hAnsi="宋体" w:cs="宋体" w:hint="eastAsia"/>
+              <w:rFonts w:hint="eastAsia" w:ascii="宋体" w:hAnsi="宋体" w:eastAsia="宋体" w:cs="宋体"/>
               <w:szCs w:val="24"/>
             </w:rPr>
             <w:fldChar w:fldCharType="end"/>
@@ -3393,28 +3420,28 @@
         </w:p>
         <w:p>
           <w:pPr>
-            <w:pStyle w:val="TOC2"/>
+            <w:pStyle w:val="17"/>
             <w:tabs>
               <w:tab w:val="right" w:leader="dot" w:pos="8306"/>
             </w:tabs>
           </w:pPr>
           <w:r>
             <w:rPr>
-              <w:rFonts w:ascii="宋体" w:eastAsia="宋体" w:hAnsi="宋体" w:cs="宋体" w:hint="eastAsia"/>
+              <w:rFonts w:hint="eastAsia" w:ascii="宋体" w:hAnsi="宋体" w:eastAsia="宋体" w:cs="宋体"/>
               <w:szCs w:val="24"/>
             </w:rPr>
             <w:fldChar w:fldCharType="begin"/>
           </w:r>
           <w:r>
             <w:rPr>
-              <w:rFonts w:ascii="宋体" w:eastAsia="宋体" w:hAnsi="宋体" w:cs="宋体" w:hint="eastAsia"/>
+              <w:rFonts w:hint="eastAsia" w:ascii="宋体" w:hAnsi="宋体" w:eastAsia="宋体" w:cs="宋体"/>
               <w:szCs w:val="24"/>
             </w:rPr>
             <w:instrText xml:space="preserve"> HYPERLINK \l _Toc21080 </w:instrText>
           </w:r>
           <w:r>
             <w:rPr>
-              <w:rFonts w:ascii="宋体" w:eastAsia="宋体" w:hAnsi="宋体" w:cs="宋体" w:hint="eastAsia"/>
+              <w:rFonts w:hint="eastAsia" w:ascii="宋体" w:hAnsi="宋体" w:eastAsia="宋体" w:cs="宋体"/>
               <w:szCs w:val="24"/>
             </w:rPr>
             <w:fldChar w:fldCharType="separate"/>
@@ -3453,7 +3480,7 @@
           </w:r>
           <w:r>
             <w:rPr>
-              <w:rFonts w:ascii="宋体" w:eastAsia="宋体" w:hAnsi="宋体" w:cs="宋体" w:hint="eastAsia"/>
+              <w:rFonts w:hint="eastAsia" w:ascii="宋体" w:hAnsi="宋体" w:eastAsia="宋体" w:cs="宋体"/>
               <w:szCs w:val="24"/>
             </w:rPr>
             <w:fldChar w:fldCharType="end"/>
@@ -3461,28 +3488,28 @@
         </w:p>
         <w:p>
           <w:pPr>
-            <w:pStyle w:val="TOC2"/>
+            <w:pStyle w:val="17"/>
             <w:tabs>
               <w:tab w:val="right" w:leader="dot" w:pos="8306"/>
             </w:tabs>
           </w:pPr>
           <w:r>
             <w:rPr>
-              <w:rFonts w:ascii="宋体" w:eastAsia="宋体" w:hAnsi="宋体" w:cs="宋体" w:hint="eastAsia"/>
+              <w:rFonts w:hint="eastAsia" w:ascii="宋体" w:hAnsi="宋体" w:eastAsia="宋体" w:cs="宋体"/>
               <w:szCs w:val="24"/>
             </w:rPr>
             <w:fldChar w:fldCharType="begin"/>
           </w:r>
           <w:r>
             <w:rPr>
-              <w:rFonts w:ascii="宋体" w:eastAsia="宋体" w:hAnsi="宋体" w:cs="宋体" w:hint="eastAsia"/>
+              <w:rFonts w:hint="eastAsia" w:ascii="宋体" w:hAnsi="宋体" w:eastAsia="宋体" w:cs="宋体"/>
               <w:szCs w:val="24"/>
             </w:rPr>
             <w:instrText xml:space="preserve"> HYPERLINK \l _Toc18928 </w:instrText>
           </w:r>
           <w:r>
             <w:rPr>
-              <w:rFonts w:ascii="宋体" w:eastAsia="宋体" w:hAnsi="宋体" w:cs="宋体" w:hint="eastAsia"/>
+              <w:rFonts w:hint="eastAsia" w:ascii="宋体" w:hAnsi="宋体" w:eastAsia="宋体" w:cs="宋体"/>
               <w:szCs w:val="24"/>
             </w:rPr>
             <w:fldChar w:fldCharType="separate"/>
@@ -3521,7 +3548,7 @@
           </w:r>
           <w:r>
             <w:rPr>
-              <w:rFonts w:ascii="宋体" w:eastAsia="宋体" w:hAnsi="宋体" w:cs="宋体" w:hint="eastAsia"/>
+              <w:rFonts w:hint="eastAsia" w:ascii="宋体" w:hAnsi="宋体" w:eastAsia="宋体" w:cs="宋体"/>
               <w:szCs w:val="24"/>
             </w:rPr>
             <w:fldChar w:fldCharType="end"/>
@@ -3529,28 +3556,28 @@
         </w:p>
         <w:p>
           <w:pPr>
-            <w:pStyle w:val="TOC2"/>
+            <w:pStyle w:val="17"/>
             <w:tabs>
               <w:tab w:val="right" w:leader="dot" w:pos="8306"/>
             </w:tabs>
           </w:pPr>
           <w:r>
             <w:rPr>
-              <w:rFonts w:ascii="宋体" w:eastAsia="宋体" w:hAnsi="宋体" w:cs="宋体" w:hint="eastAsia"/>
+              <w:rFonts w:hint="eastAsia" w:ascii="宋体" w:hAnsi="宋体" w:eastAsia="宋体" w:cs="宋体"/>
               <w:szCs w:val="24"/>
             </w:rPr>
             <w:fldChar w:fldCharType="begin"/>
           </w:r>
           <w:r>
             <w:rPr>
-              <w:rFonts w:ascii="宋体" w:eastAsia="宋体" w:hAnsi="宋体" w:cs="宋体" w:hint="eastAsia"/>
+              <w:rFonts w:hint="eastAsia" w:ascii="宋体" w:hAnsi="宋体" w:eastAsia="宋体" w:cs="宋体"/>
               <w:szCs w:val="24"/>
             </w:rPr>
             <w:instrText xml:space="preserve"> HYPERLINK \l _Toc13345 </w:instrText>
           </w:r>
           <w:r>
             <w:rPr>
-              <w:rFonts w:ascii="宋体" w:eastAsia="宋体" w:hAnsi="宋体" w:cs="宋体" w:hint="eastAsia"/>
+              <w:rFonts w:hint="eastAsia" w:ascii="宋体" w:hAnsi="宋体" w:eastAsia="宋体" w:cs="宋体"/>
               <w:szCs w:val="24"/>
             </w:rPr>
             <w:fldChar w:fldCharType="separate"/>
@@ -3589,7 +3616,7 @@
           </w:r>
           <w:r>
             <w:rPr>
-              <w:rFonts w:ascii="宋体" w:eastAsia="宋体" w:hAnsi="宋体" w:cs="宋体" w:hint="eastAsia"/>
+              <w:rFonts w:hint="eastAsia" w:ascii="宋体" w:hAnsi="宋体" w:eastAsia="宋体" w:cs="宋体"/>
               <w:szCs w:val="24"/>
             </w:rPr>
             <w:fldChar w:fldCharType="end"/>
@@ -3597,28 +3624,28 @@
         </w:p>
         <w:p>
           <w:pPr>
-            <w:pStyle w:val="TOC2"/>
+            <w:pStyle w:val="17"/>
             <w:tabs>
               <w:tab w:val="right" w:leader="dot" w:pos="8306"/>
             </w:tabs>
           </w:pPr>
           <w:r>
             <w:rPr>
-              <w:rFonts w:ascii="宋体" w:eastAsia="宋体" w:hAnsi="宋体" w:cs="宋体" w:hint="eastAsia"/>
+              <w:rFonts w:hint="eastAsia" w:ascii="宋体" w:hAnsi="宋体" w:eastAsia="宋体" w:cs="宋体"/>
               <w:szCs w:val="24"/>
             </w:rPr>
             <w:fldChar w:fldCharType="begin"/>
           </w:r>
           <w:r>
             <w:rPr>
-              <w:rFonts w:ascii="宋体" w:eastAsia="宋体" w:hAnsi="宋体" w:cs="宋体" w:hint="eastAsia"/>
+              <w:rFonts w:hint="eastAsia" w:ascii="宋体" w:hAnsi="宋体" w:eastAsia="宋体" w:cs="宋体"/>
               <w:szCs w:val="24"/>
             </w:rPr>
             <w:instrText xml:space="preserve"> HYPERLINK \l _Toc21909 </w:instrText>
           </w:r>
           <w:r>
             <w:rPr>
-              <w:rFonts w:ascii="宋体" w:eastAsia="宋体" w:hAnsi="宋体" w:cs="宋体" w:hint="eastAsia"/>
+              <w:rFonts w:hint="eastAsia" w:ascii="宋体" w:hAnsi="宋体" w:eastAsia="宋体" w:cs="宋体"/>
               <w:szCs w:val="24"/>
             </w:rPr>
             <w:fldChar w:fldCharType="separate"/>
@@ -3657,7 +3684,7 @@
           </w:r>
           <w:r>
             <w:rPr>
-              <w:rFonts w:ascii="宋体" w:eastAsia="宋体" w:hAnsi="宋体" w:cs="宋体" w:hint="eastAsia"/>
+              <w:rFonts w:hint="eastAsia" w:ascii="宋体" w:hAnsi="宋体" w:eastAsia="宋体" w:cs="宋体"/>
               <w:szCs w:val="24"/>
             </w:rPr>
             <w:fldChar w:fldCharType="end"/>
@@ -3665,28 +3692,28 @@
         </w:p>
         <w:p>
           <w:pPr>
-            <w:pStyle w:val="TOC1"/>
+            <w:pStyle w:val="16"/>
             <w:tabs>
               <w:tab w:val="right" w:leader="dot" w:pos="8306"/>
             </w:tabs>
           </w:pPr>
           <w:r>
             <w:rPr>
-              <w:rFonts w:ascii="宋体" w:eastAsia="宋体" w:hAnsi="宋体" w:cs="宋体" w:hint="eastAsia"/>
+              <w:rFonts w:hint="eastAsia" w:ascii="宋体" w:hAnsi="宋体" w:eastAsia="宋体" w:cs="宋体"/>
               <w:szCs w:val="24"/>
             </w:rPr>
             <w:fldChar w:fldCharType="begin"/>
           </w:r>
           <w:r>
             <w:rPr>
-              <w:rFonts w:ascii="宋体" w:eastAsia="宋体" w:hAnsi="宋体" w:cs="宋体" w:hint="eastAsia"/>
+              <w:rFonts w:hint="eastAsia" w:ascii="宋体" w:hAnsi="宋体" w:eastAsia="宋体" w:cs="宋体"/>
               <w:szCs w:val="24"/>
             </w:rPr>
             <w:instrText xml:space="preserve"> HYPERLINK \l _Toc6225 </w:instrText>
           </w:r>
           <w:r>
             <w:rPr>
-              <w:rFonts w:ascii="宋体" w:eastAsia="宋体" w:hAnsi="宋体" w:cs="宋体" w:hint="eastAsia"/>
+              <w:rFonts w:hint="eastAsia" w:ascii="宋体" w:hAnsi="宋体" w:eastAsia="宋体" w:cs="宋体"/>
               <w:szCs w:val="24"/>
             </w:rPr>
             <w:fldChar w:fldCharType="separate"/>
@@ -3725,7 +3752,7 @@
           </w:r>
           <w:r>
             <w:rPr>
-              <w:rFonts w:ascii="宋体" w:eastAsia="宋体" w:hAnsi="宋体" w:cs="宋体" w:hint="eastAsia"/>
+              <w:rFonts w:hint="eastAsia" w:ascii="宋体" w:hAnsi="宋体" w:eastAsia="宋体" w:cs="宋体"/>
               <w:szCs w:val="24"/>
             </w:rPr>
             <w:fldChar w:fldCharType="end"/>
@@ -3733,28 +3760,28 @@
         </w:p>
         <w:p>
           <w:pPr>
-            <w:pStyle w:val="TOC1"/>
+            <w:pStyle w:val="16"/>
             <w:tabs>
               <w:tab w:val="right" w:leader="dot" w:pos="8306"/>
             </w:tabs>
           </w:pPr>
           <w:r>
             <w:rPr>
-              <w:rFonts w:ascii="宋体" w:eastAsia="宋体" w:hAnsi="宋体" w:cs="宋体" w:hint="eastAsia"/>
+              <w:rFonts w:hint="eastAsia" w:ascii="宋体" w:hAnsi="宋体" w:eastAsia="宋体" w:cs="宋体"/>
               <w:szCs w:val="24"/>
             </w:rPr>
             <w:fldChar w:fldCharType="begin"/>
           </w:r>
           <w:r>
             <w:rPr>
-              <w:rFonts w:ascii="宋体" w:eastAsia="宋体" w:hAnsi="宋体" w:cs="宋体" w:hint="eastAsia"/>
+              <w:rFonts w:hint="eastAsia" w:ascii="宋体" w:hAnsi="宋体" w:eastAsia="宋体" w:cs="宋体"/>
               <w:szCs w:val="24"/>
             </w:rPr>
             <w:instrText xml:space="preserve"> HYPERLINK \l _Toc17732 </w:instrText>
           </w:r>
           <w:r>
             <w:rPr>
-              <w:rFonts w:ascii="宋体" w:eastAsia="宋体" w:hAnsi="宋体" w:cs="宋体" w:hint="eastAsia"/>
+              <w:rFonts w:hint="eastAsia" w:ascii="宋体" w:hAnsi="宋体" w:eastAsia="宋体" w:cs="宋体"/>
               <w:szCs w:val="24"/>
             </w:rPr>
             <w:fldChar w:fldCharType="separate"/>
@@ -3793,7 +3820,7 @@
           </w:r>
           <w:r>
             <w:rPr>
-              <w:rFonts w:ascii="宋体" w:eastAsia="宋体" w:hAnsi="宋体" w:cs="宋体" w:hint="eastAsia"/>
+              <w:rFonts w:hint="eastAsia" w:ascii="宋体" w:hAnsi="宋体" w:eastAsia="宋体" w:cs="宋体"/>
               <w:szCs w:val="24"/>
             </w:rPr>
             <w:fldChar w:fldCharType="end"/>
@@ -3815,7 +3842,7 @@
             <w:snapToGrid w:val="0"/>
             <w:textAlignment w:val="baseline"/>
             <w:rPr>
-              <w:rFonts w:ascii="宋体" w:eastAsia="宋体" w:hAnsi="宋体" w:cs="宋体" w:hint="eastAsia"/>
+              <w:rFonts w:hint="eastAsia" w:ascii="宋体" w:hAnsi="宋体" w:eastAsia="宋体" w:cs="宋体"/>
               <w:snapToGrid w:val="0"/>
               <w:color w:val="000000"/>
               <w:kern w:val="0"/>
@@ -3826,7 +3853,7 @@
           </w:pPr>
           <w:r>
             <w:rPr>
-              <w:rFonts w:ascii="宋体" w:eastAsia="宋体" w:hAnsi="宋体" w:cs="宋体" w:hint="eastAsia"/>
+              <w:rFonts w:hint="eastAsia" w:ascii="宋体" w:hAnsi="宋体" w:eastAsia="宋体" w:cs="宋体"/>
               <w:szCs w:val="24"/>
             </w:rPr>
             <w:fldChar w:fldCharType="end"/>
@@ -3850,7 +3877,7 @@
         <w:snapToGrid w:val="0"/>
         <w:textAlignment w:val="baseline"/>
         <w:rPr>
-          <w:rFonts w:ascii="Arial" w:eastAsia="Arial" w:hAnsi="Arial" w:cs="Arial"/>
+          <w:rFonts w:ascii="Arial" w:hAnsi="Arial" w:eastAsia="Arial" w:cs="Arial"/>
           <w:snapToGrid w:val="0"/>
           <w:color w:val="000000"/>
           <w:kern w:val="0"/>
@@ -3861,7 +3888,7 @@
       </w:pPr>
       <w:r>
         <w:rPr>
-          <w:rFonts w:ascii="Arial" w:eastAsia="Arial" w:hAnsi="Arial" w:cs="Arial"/>
+          <w:rFonts w:ascii="Arial" w:hAnsi="Arial" w:eastAsia="Arial" w:cs="Arial"/>
           <w:snapToGrid w:val="0"/>
           <w:color w:val="000000"/>
           <w:kern w:val="0"/>
@@ -3874,7 +3901,7 @@
     </w:p>
     <w:p>
       <w:pPr>
-        <w:pStyle w:val="1"/>
+        <w:pStyle w:val="28"/>
         <w:bidi w:val="0"/>
         <w:rPr>
           <w:rFonts w:hint="eastAsia"/>
@@ -3893,7 +3920,7 @@
     </w:p>
     <w:p>
       <w:pPr>
-        <w:pStyle w:val="a1"/>
+        <w:pStyle w:val="29"/>
         <w:bidi w:val="0"/>
         <w:rPr>
           <w:rFonts w:hint="eastAsia"/>
@@ -3910,7 +3937,7 @@
     </w:p>
     <w:p>
       <w:pPr>
-        <w:pStyle w:val="1"/>
+        <w:pStyle w:val="28"/>
         <w:bidi w:val="0"/>
         <w:rPr>
           <w:rFonts w:hint="eastAsia"/>
@@ -3929,7 +3956,7 @@
     </w:p>
     <w:p>
       <w:pPr>
-        <w:pStyle w:val="a1"/>
+        <w:pStyle w:val="29"/>
         <w:bidi w:val="0"/>
         <w:rPr>
           <w:rFonts w:hint="eastAsia"/>
@@ -3946,7 +3973,7 @@
     </w:p>
     <w:p>
       <w:pPr>
-        <w:pStyle w:val="1"/>
+        <w:pStyle w:val="28"/>
         <w:bidi w:val="0"/>
         <w:rPr>
           <w:rFonts w:hint="eastAsia"/>
@@ -3965,7 +3992,7 @@
     </w:p>
     <w:p>
       <w:pPr>
-        <w:pStyle w:val="2"/>
+        <w:pStyle w:val="30"/>
         <w:bidi w:val="0"/>
         <w:rPr>
           <w:rFonts w:hint="eastAsia"/>
@@ -3984,7 +4011,7 @@
     </w:p>
     <w:p>
       <w:pPr>
-        <w:pStyle w:val="a1"/>
+        <w:pStyle w:val="29"/>
         <w:bidi w:val="0"/>
         <w:rPr>
           <w:rFonts w:hint="eastAsia"/>
@@ -4001,7 +4028,7 @@
     </w:p>
     <w:p>
       <w:pPr>
-        <w:pStyle w:val="2"/>
+        <w:pStyle w:val="30"/>
         <w:bidi w:val="0"/>
         <w:rPr>
           <w:rFonts w:hint="eastAsia"/>
@@ -4020,7 +4047,7 @@
     </w:p>
     <w:p>
       <w:pPr>
-        <w:pStyle w:val="a1"/>
+        <w:pStyle w:val="29"/>
         <w:bidi w:val="0"/>
         <w:rPr>
           <w:rFonts w:hint="eastAsia"/>
@@ -4037,7 +4064,7 @@
     </w:p>
     <w:p>
       <w:pPr>
-        <w:pStyle w:val="2"/>
+        <w:pStyle w:val="30"/>
         <w:bidi w:val="0"/>
         <w:rPr>
           <w:rFonts w:hint="eastAsia"/>
@@ -4056,7 +4083,7 @@
     </w:p>
     <w:p>
       <w:pPr>
-        <w:pStyle w:val="a1"/>
+        <w:pStyle w:val="29"/>
         <w:bidi w:val="0"/>
         <w:rPr>
           <w:rFonts w:hint="eastAsia"/>
@@ -4073,7 +4100,7 @@
     </w:p>
     <w:p>
       <w:pPr>
-        <w:pStyle w:val="1"/>
+        <w:pStyle w:val="28"/>
         <w:bidi w:val="0"/>
         <w:rPr>
           <w:rFonts w:hint="eastAsia"/>
@@ -4092,7 +4119,7 @@
     </w:p>
     <w:p>
       <w:pPr>
-        <w:pStyle w:val="2"/>
+        <w:pStyle w:val="30"/>
         <w:bidi w:val="0"/>
         <w:rPr>
           <w:rFonts w:hint="eastAsia"/>
@@ -4111,7 +4138,7 @@
     </w:p>
     <w:p>
       <w:pPr>
-        <w:pStyle w:val="a3"/>
+        <w:pStyle w:val="40"/>
         <w:numPr>
           <w:ilvl w:val="0"/>
           <w:numId w:val="2"/>
@@ -4132,7 +4159,7 @@
     </w:p>
     <w:p>
       <w:pPr>
-        <w:pStyle w:val="a3"/>
+        <w:pStyle w:val="40"/>
         <w:numPr>
           <w:ilvl w:val="0"/>
           <w:numId w:val="2"/>
@@ -4153,7 +4180,7 @@
     </w:p>
     <w:p>
       <w:pPr>
-        <w:pStyle w:val="a3"/>
+        <w:pStyle w:val="40"/>
         <w:numPr>
           <w:ilvl w:val="0"/>
           <w:numId w:val="2"/>
@@ -4174,7 +4201,7 @@
     </w:p>
     <w:p>
       <w:pPr>
-        <w:pStyle w:val="a3"/>
+        <w:pStyle w:val="40"/>
         <w:numPr>
           <w:ilvl w:val="0"/>
           <w:numId w:val="2"/>
@@ -4195,7 +4222,7 @@
     </w:p>
     <w:p>
       <w:pPr>
-        <w:pStyle w:val="2"/>
+        <w:pStyle w:val="30"/>
         <w:bidi w:val="0"/>
         <w:rPr>
           <w:rFonts w:hint="eastAsia"/>
@@ -4214,7 +4241,7 @@
     </w:p>
     <w:p>
       <w:pPr>
-        <w:pStyle w:val="a1"/>
+        <w:pStyle w:val="29"/>
         <w:numPr>
           <w:ilvl w:val="0"/>
           <w:numId w:val="0"/>
@@ -4236,7 +4263,7 @@
     </w:p>
     <w:p>
       <w:pPr>
-        <w:pStyle w:val="a1"/>
+        <w:pStyle w:val="29"/>
         <w:numPr>
           <w:ilvl w:val="0"/>
           <w:numId w:val="0"/>
@@ -4258,7 +4285,7 @@
     </w:p>
     <w:p>
       <w:pPr>
-        <w:pStyle w:val="a1"/>
+        <w:pStyle w:val="29"/>
         <w:numPr>
           <w:ilvl w:val="0"/>
           <w:numId w:val="0"/>
@@ -4280,7 +4307,7 @@
     </w:p>
     <w:p>
       <w:pPr>
-        <w:pStyle w:val="2"/>
+        <w:pStyle w:val="30"/>
         <w:bidi w:val="0"/>
         <w:rPr>
           <w:rFonts w:hint="eastAsia"/>
@@ -4299,7 +4326,7 @@
     </w:p>
     <w:p>
       <w:pPr>
-        <w:pStyle w:val="a1"/>
+        <w:pStyle w:val="29"/>
         <w:numPr>
           <w:ilvl w:val="0"/>
           <w:numId w:val="0"/>
@@ -4321,7 +4348,7 @@
     </w:p>
     <w:p>
       <w:pPr>
-        <w:pStyle w:val="a1"/>
+        <w:pStyle w:val="29"/>
         <w:numPr>
           <w:ilvl w:val="0"/>
           <w:numId w:val="0"/>
@@ -4343,7 +4370,7 @@
     </w:p>
     <w:p>
       <w:pPr>
-        <w:pStyle w:val="2"/>
+        <w:pStyle w:val="30"/>
         <w:bidi w:val="0"/>
         <w:rPr>
           <w:rFonts w:hint="eastAsia"/>
@@ -4362,7 +4389,7 @@
     </w:p>
     <w:p>
       <w:pPr>
-        <w:pStyle w:val="a1"/>
+        <w:pStyle w:val="29"/>
         <w:numPr>
           <w:ilvl w:val="0"/>
           <w:numId w:val="0"/>
@@ -4384,7 +4411,7 @@
     </w:p>
     <w:p>
       <w:pPr>
-        <w:pStyle w:val="a1"/>
+        <w:pStyle w:val="29"/>
         <w:numPr>
           <w:ilvl w:val="0"/>
           <w:numId w:val="0"/>
@@ -4406,7 +4433,7 @@
     </w:p>
     <w:p>
       <w:pPr>
-        <w:pStyle w:val="a1"/>
+        <w:pStyle w:val="29"/>
         <w:numPr>
           <w:ilvl w:val="0"/>
           <w:numId w:val="0"/>
@@ -4428,7 +4455,7 @@
     </w:p>
     <w:p>
       <w:pPr>
-        <w:pStyle w:val="1"/>
+        <w:pStyle w:val="28"/>
         <w:bidi w:val="0"/>
         <w:rPr>
           <w:rFonts w:hint="eastAsia"/>
@@ -4447,7 +4474,7 @@
     </w:p>
     <w:p>
       <w:pPr>
-        <w:pStyle w:val="2"/>
+        <w:pStyle w:val="30"/>
         <w:bidi w:val="0"/>
         <w:rPr>
           <w:rFonts w:hint="eastAsia"/>
@@ -4466,7 +4493,7 @@
     </w:p>
     <w:p>
       <w:pPr>
-        <w:pStyle w:val="a1"/>
+        <w:pStyle w:val="29"/>
         <w:numPr>
           <w:ilvl w:val="0"/>
           <w:numId w:val="0"/>
@@ -4488,7 +4515,7 @@
     </w:p>
     <w:p>
       <w:pPr>
-        <w:pStyle w:val="a1"/>
+        <w:pStyle w:val="29"/>
         <w:numPr>
           <w:ilvl w:val="0"/>
           <w:numId w:val="0"/>
@@ -4510,7 +4537,7 @@
     </w:p>
     <w:p>
       <w:pPr>
-        <w:pStyle w:val="a1"/>
+        <w:pStyle w:val="29"/>
         <w:numPr>
           <w:ilvl w:val="0"/>
           <w:numId w:val="0"/>
@@ -4532,7 +4559,7 @@
     </w:p>
     <w:p>
       <w:pPr>
-        <w:pStyle w:val="a1"/>
+        <w:pStyle w:val="29"/>
         <w:numPr>
           <w:ilvl w:val="0"/>
           <w:numId w:val="0"/>
@@ -4554,7 +4581,7 @@
     </w:p>
     <w:p>
       <w:pPr>
-        <w:pStyle w:val="a1"/>
+        <w:pStyle w:val="29"/>
         <w:numPr>
           <w:ilvl w:val="0"/>
           <w:numId w:val="0"/>
@@ -4576,7 +4603,7 @@
     </w:p>
     <w:p>
       <w:pPr>
-        <w:pStyle w:val="a1"/>
+        <w:pStyle w:val="29"/>
         <w:numPr>
           <w:ilvl w:val="0"/>
           <w:numId w:val="0"/>
@@ -4598,7 +4625,7 @@
     </w:p>
     <w:p>
       <w:pPr>
-        <w:pStyle w:val="2"/>
+        <w:pStyle w:val="30"/>
         <w:bidi w:val="0"/>
         <w:rPr>
           <w:rFonts w:hint="eastAsia"/>
@@ -4617,7 +4644,7 @@
     </w:p>
     <w:p>
       <w:pPr>
-        <w:pStyle w:val="a1"/>
+        <w:pStyle w:val="29"/>
         <w:bidi w:val="0"/>
         <w:rPr>
           <w:rFonts w:hint="eastAsia"/>
@@ -4633,7 +4660,7 @@
     </w:p>
     <w:p>
       <w:pPr>
-        <w:pStyle w:val="3"/>
+        <w:pStyle w:val="31"/>
         <w:bidi w:val="0"/>
         <w:rPr>
           <w:rFonts w:hint="eastAsia"/>
@@ -4652,18 +4679,19 @@
     </w:p>
     <w:tbl>
       <w:tblPr>
-        <w:tblStyle w:val="TableNormal"/>
+        <w:tblStyle w:val="20"/>
         <w:tblW w:w="8522" w:type="dxa"/>
         <w:jc w:val="center"/>
         <w:tblBorders>
-          <w:top w:val="nil"/>
-          <w:left w:val="nil"/>
-          <w:bottom w:val="nil"/>
-          <w:right w:val="nil"/>
-          <w:insideH w:val="nil"/>
-          <w:insideV w:val="nil"/>
+          <w:top w:val="none" w:color="auto" w:sz="0" w:space="0"/>
+          <w:left w:val="none" w:color="auto" w:sz="0" w:space="0"/>
+          <w:bottom w:val="none" w:color="auto" w:sz="0" w:space="0"/>
+          <w:right w:val="none" w:color="auto" w:sz="0" w:space="0"/>
+          <w:insideH w:val="none" w:color="auto" w:sz="0" w:space="0"/>
+          <w:insideV w:val="none" w:color="auto" w:sz="0" w:space="0"/>
         </w:tblBorders>
         <w:shd w:val="clear" w:color="auto" w:fill="FFFFFF"/>
+        <w:tblLayout w:type="autofit"/>
         <w:tblCellMar>
           <w:top w:w="15" w:type="dxa"/>
           <w:left w:w="15" w:type="dxa"/>
@@ -4678,17 +4706,14 @@
       </w:tblGrid>
       <w:tr>
         <w:tblPrEx>
-          <w:tblW w:w="8522" w:type="dxa"/>
-          <w:jc w:val="center"/>
           <w:tblBorders>
-            <w:top w:val="nil"/>
-            <w:left w:val="nil"/>
-            <w:bottom w:val="nil"/>
-            <w:right w:val="nil"/>
-            <w:insideH w:val="nil"/>
-            <w:insideV w:val="nil"/>
+            <w:top w:val="none" w:color="auto" w:sz="0" w:space="0"/>
+            <w:left w:val="none" w:color="auto" w:sz="0" w:space="0"/>
+            <w:bottom w:val="none" w:color="auto" w:sz="0" w:space="0"/>
+            <w:right w:val="none" w:color="auto" w:sz="0" w:space="0"/>
+            <w:insideH w:val="none" w:color="auto" w:sz="0" w:space="0"/>
+            <w:insideV w:val="none" w:color="auto" w:sz="0" w:space="0"/>
           </w:tblBorders>
-          <w:shd w:val="clear" w:color="auto" w:fill="FFFFFF"/>
           <w:tblCellMar>
             <w:top w:w="15" w:type="dxa"/>
             <w:left w:w="15" w:type="dxa"/>
@@ -4697,7 +4722,7 @@
           </w:tblCellMar>
         </w:tblPrEx>
         <w:trPr>
-          <w:trHeight w:val="0"/>
+          <w:trHeight w:val="0" w:hRule="atLeast"/>
           <w:tblHeader/>
           <w:jc w:val="center"/>
         </w:trPr>
@@ -4705,10 +4730,10 @@
           <w:tcPr>
             <w:tcW w:w="1146" w:type="dxa"/>
             <w:tcBorders>
-              <w:top w:val="single" w:sz="12" w:space="0" w:color="auto"/>
-              <w:left w:val="single" w:sz="12" w:space="0" w:color="auto"/>
-              <w:bottom w:val="single" w:sz="4" w:space="0" w:color="auto"/>
-              <w:right w:val="single" w:sz="4" w:space="0" w:color="auto"/>
+              <w:top w:val="single" w:color="auto" w:sz="12" w:space="0"/>
+              <w:left w:val="single" w:color="auto" w:sz="12" w:space="0"/>
+              <w:bottom w:val="single" w:color="auto" w:sz="4" w:space="0"/>
+              <w:right w:val="single" w:color="auto" w:sz="4" w:space="0"/>
             </w:tcBorders>
             <w:shd w:val="clear" w:color="auto" w:fill="FFFFFF"/>
             <w:tcMar>
@@ -4727,10 +4752,10 @@
               <w:suppressLineNumbers w:val="0"/>
               <w:snapToGrid w:val="0"/>
               <w:spacing w:line="240" w:lineRule="auto"/>
-              <w:ind w:left="0" w:right="0" w:firstLine="0" w:leftChars="0" w:rightChars="0" w:firstLineChars="0"/>
+              <w:ind w:left="0" w:leftChars="0" w:right="0" w:rightChars="0" w:firstLine="0" w:firstLineChars="0"/>
               <w:jc w:val="center"/>
               <w:rPr>
-                <w:rFonts w:ascii="Segoe UI" w:eastAsia="Segoe UI" w:hAnsi="Segoe UI" w:cs="Segoe UI"/>
+                <w:rFonts w:ascii="Segoe UI" w:hAnsi="Segoe UI" w:eastAsia="Segoe UI" w:cs="Segoe UI"/>
                 <w:b/>
                 <w:i w:val="0"/>
                 <w:iCs w:val="0"/>
@@ -4743,7 +4768,7 @@
             </w:pPr>
             <w:r>
               <w:rPr>
-                <w:rFonts w:ascii="Segoe UI" w:eastAsia="Segoe UI" w:hAnsi="Segoe UI" w:cs="Segoe UI" w:hint="default"/>
+                <w:rFonts w:hint="default" w:ascii="Segoe UI" w:hAnsi="Segoe UI" w:eastAsia="Segoe UI" w:cs="Segoe UI"/>
                 <w:b/>
                 <w:i w:val="0"/>
                 <w:iCs w:val="0"/>
@@ -4764,10 +4789,10 @@
           <w:tcPr>
             <w:tcW w:w="3740" w:type="dxa"/>
             <w:tcBorders>
-              <w:top w:val="single" w:sz="12" w:space="0" w:color="auto"/>
-              <w:left w:val="single" w:sz="4" w:space="0" w:color="auto"/>
-              <w:bottom w:val="single" w:sz="4" w:space="0" w:color="auto"/>
-              <w:right w:val="single" w:sz="4" w:space="0" w:color="auto"/>
+              <w:top w:val="single" w:color="auto" w:sz="12" w:space="0"/>
+              <w:left w:val="single" w:color="auto" w:sz="4" w:space="0"/>
+              <w:bottom w:val="single" w:color="auto" w:sz="4" w:space="0"/>
+              <w:right w:val="single" w:color="auto" w:sz="4" w:space="0"/>
             </w:tcBorders>
             <w:shd w:val="clear" w:color="auto" w:fill="FFFFFF"/>
             <w:tcMar>
@@ -4786,10 +4811,10 @@
               <w:suppressLineNumbers w:val="0"/>
               <w:snapToGrid w:val="0"/>
               <w:spacing w:line="240" w:lineRule="auto"/>
-              <w:ind w:left="0" w:right="0" w:firstLine="0" w:leftChars="0" w:rightChars="0" w:firstLineChars="0"/>
+              <w:ind w:left="0" w:leftChars="0" w:right="0" w:rightChars="0" w:firstLine="0" w:firstLineChars="0"/>
               <w:jc w:val="center"/>
               <w:rPr>
-                <w:rFonts w:ascii="Segoe UI" w:eastAsia="Segoe UI" w:hAnsi="Segoe UI" w:cs="Segoe UI" w:hint="default"/>
+                <w:rFonts w:hint="default" w:ascii="Segoe UI" w:hAnsi="Segoe UI" w:eastAsia="Segoe UI" w:cs="Segoe UI"/>
                 <w:b/>
                 <w:i w:val="0"/>
                 <w:iCs w:val="0"/>
@@ -4802,7 +4827,7 @@
             </w:pPr>
             <w:r>
               <w:rPr>
-                <w:rFonts w:ascii="Segoe UI" w:eastAsia="Segoe UI" w:hAnsi="Segoe UI" w:cs="Segoe UI" w:hint="default"/>
+                <w:rFonts w:hint="default" w:ascii="Segoe UI" w:hAnsi="Segoe UI" w:eastAsia="Segoe UI" w:cs="Segoe UI"/>
                 <w:b/>
                 <w:i w:val="0"/>
                 <w:iCs w:val="0"/>
@@ -4823,10 +4848,10 @@
           <w:tcPr>
             <w:tcW w:w="3636" w:type="dxa"/>
             <w:tcBorders>
-              <w:top w:val="single" w:sz="12" w:space="0" w:color="auto"/>
-              <w:left w:val="single" w:sz="4" w:space="0" w:color="auto"/>
-              <w:bottom w:val="single" w:sz="4" w:space="0" w:color="auto"/>
-              <w:right w:val="single" w:sz="12" w:space="0" w:color="auto"/>
+              <w:top w:val="single" w:color="auto" w:sz="12" w:space="0"/>
+              <w:left w:val="single" w:color="auto" w:sz="4" w:space="0"/>
+              <w:bottom w:val="single" w:color="auto" w:sz="4" w:space="0"/>
+              <w:right w:val="single" w:color="auto" w:sz="12" w:space="0"/>
             </w:tcBorders>
             <w:shd w:val="clear" w:color="auto" w:fill="FFFFFF"/>
             <w:tcMar>
@@ -4845,10 +4870,10 @@
               <w:suppressLineNumbers w:val="0"/>
               <w:snapToGrid w:val="0"/>
               <w:spacing w:line="240" w:lineRule="auto"/>
-              <w:ind w:left="0" w:right="0" w:firstLine="0" w:leftChars="0" w:rightChars="0" w:firstLineChars="0"/>
+              <w:ind w:left="0" w:leftChars="0" w:right="0" w:rightChars="0" w:firstLine="0" w:firstLineChars="0"/>
               <w:jc w:val="center"/>
               <w:rPr>
-                <w:rFonts w:ascii="Segoe UI" w:eastAsia="Segoe UI" w:hAnsi="Segoe UI" w:cs="Segoe UI" w:hint="default"/>
+                <w:rFonts w:hint="default" w:ascii="Segoe UI" w:hAnsi="Segoe UI" w:eastAsia="Segoe UI" w:cs="Segoe UI"/>
                 <w:b/>
                 <w:i w:val="0"/>
                 <w:iCs w:val="0"/>
@@ -4861,7 +4886,7 @@
             </w:pPr>
             <w:r>
               <w:rPr>
-                <w:rFonts w:ascii="Segoe UI" w:eastAsia="Segoe UI" w:hAnsi="Segoe UI" w:cs="Segoe UI" w:hint="default"/>
+                <w:rFonts w:hint="default" w:ascii="Segoe UI" w:hAnsi="Segoe UI" w:eastAsia="Segoe UI" w:cs="Segoe UI"/>
                 <w:b/>
                 <w:i w:val="0"/>
                 <w:iCs w:val="0"/>
@@ -4881,8 +4906,14 @@
       </w:tr>
       <w:tr>
         <w:tblPrEx>
-          <w:tblW w:w="8522" w:type="dxa"/>
-          <w:jc w:val="center"/>
+          <w:tblBorders>
+            <w:top w:val="none" w:color="auto" w:sz="0" w:space="0"/>
+            <w:left w:val="none" w:color="auto" w:sz="0" w:space="0"/>
+            <w:bottom w:val="none" w:color="auto" w:sz="0" w:space="0"/>
+            <w:right w:val="none" w:color="auto" w:sz="0" w:space="0"/>
+            <w:insideH w:val="none" w:color="auto" w:sz="0" w:space="0"/>
+            <w:insideV w:val="none" w:color="auto" w:sz="0" w:space="0"/>
+          </w:tblBorders>
           <w:shd w:val="clear" w:color="auto" w:fill="FFFFFF"/>
           <w:tblCellMar>
             <w:top w:w="15" w:type="dxa"/>
@@ -4892,17 +4923,17 @@
           </w:tblCellMar>
         </w:tblPrEx>
         <w:trPr>
-          <w:trHeight w:val="0"/>
+          <w:trHeight w:val="0" w:hRule="atLeast"/>
           <w:jc w:val="center"/>
         </w:trPr>
         <w:tc>
           <w:tcPr>
             <w:tcW w:w="1146" w:type="dxa"/>
             <w:tcBorders>
-              <w:top w:val="single" w:sz="4" w:space="0" w:color="auto"/>
-              <w:left w:val="single" w:sz="12" w:space="0" w:color="auto"/>
-              <w:bottom w:val="single" w:sz="4" w:space="0" w:color="auto"/>
-              <w:right w:val="single" w:sz="4" w:space="0" w:color="auto"/>
+              <w:top w:val="single" w:color="auto" w:sz="4" w:space="0"/>
+              <w:left w:val="single" w:color="auto" w:sz="12" w:space="0"/>
+              <w:bottom w:val="single" w:color="auto" w:sz="4" w:space="0"/>
+              <w:right w:val="single" w:color="auto" w:sz="4" w:space="0"/>
             </w:tcBorders>
             <w:shd w:val="clear" w:color="auto" w:fill="FFFFFF"/>
             <w:tcMar>
@@ -4921,10 +4952,10 @@
               <w:suppressLineNumbers w:val="0"/>
               <w:snapToGrid w:val="0"/>
               <w:spacing w:line="240" w:lineRule="auto"/>
-              <w:ind w:left="0" w:right="0" w:firstLine="0" w:leftChars="0" w:rightChars="0" w:firstLineChars="0"/>
+              <w:ind w:left="0" w:leftChars="0" w:right="0" w:rightChars="0" w:firstLine="0" w:firstLineChars="0"/>
               <w:jc w:val="center"/>
               <w:rPr>
-                <w:rFonts w:ascii="Segoe UI" w:eastAsia="Segoe UI" w:hAnsi="Segoe UI" w:cs="Segoe UI" w:hint="default"/>
+                <w:rFonts w:hint="default" w:ascii="Segoe UI" w:hAnsi="Segoe UI" w:eastAsia="Segoe UI" w:cs="Segoe UI"/>
                 <w:i w:val="0"/>
                 <w:iCs w:val="0"/>
                 <w:caps w:val="0"/>
@@ -4936,8 +4967,8 @@
             </w:pPr>
             <w:r>
               <w:rPr>
-                <w:rStyle w:val="Strong"/>
-                <w:rFonts w:ascii="Segoe UI" w:eastAsia="Segoe UI" w:hAnsi="Segoe UI" w:cs="Segoe UI" w:hint="default"/>
+                <w:rStyle w:val="23"/>
+                <w:rFonts w:hint="default" w:ascii="Segoe UI" w:hAnsi="Segoe UI" w:eastAsia="Segoe UI" w:cs="Segoe UI"/>
                 <w:b/>
                 <w:bCs/>
                 <w:i w:val="0"/>
@@ -4959,10 +4990,10 @@
           <w:tcPr>
             <w:tcW w:w="3740" w:type="dxa"/>
             <w:tcBorders>
-              <w:top w:val="single" w:sz="4" w:space="0" w:color="auto"/>
-              <w:left w:val="single" w:sz="4" w:space="0" w:color="auto"/>
-              <w:bottom w:val="single" w:sz="4" w:space="0" w:color="auto"/>
-              <w:right w:val="single" w:sz="4" w:space="0" w:color="auto"/>
+              <w:top w:val="single" w:color="auto" w:sz="4" w:space="0"/>
+              <w:left w:val="single" w:color="auto" w:sz="4" w:space="0"/>
+              <w:bottom w:val="single" w:color="auto" w:sz="4" w:space="0"/>
+              <w:right w:val="single" w:color="auto" w:sz="4" w:space="0"/>
             </w:tcBorders>
             <w:shd w:val="clear" w:color="auto" w:fill="FFFFFF"/>
             <w:tcMar>
@@ -4981,10 +5012,10 @@
               <w:suppressLineNumbers w:val="0"/>
               <w:snapToGrid w:val="0"/>
               <w:spacing w:line="240" w:lineRule="auto"/>
-              <w:ind w:left="0" w:right="0" w:firstLine="0" w:leftChars="0" w:rightChars="0" w:firstLineChars="0"/>
+              <w:ind w:left="0" w:leftChars="0" w:right="0" w:rightChars="0" w:firstLine="0" w:firstLineChars="0"/>
               <w:jc w:val="left"/>
               <w:rPr>
-                <w:rFonts w:ascii="Segoe UI" w:eastAsia="Segoe UI" w:hAnsi="Segoe UI" w:cs="Segoe UI" w:hint="default"/>
+                <w:rFonts w:hint="default" w:ascii="Segoe UI" w:hAnsi="Segoe UI" w:eastAsia="Segoe UI" w:cs="Segoe UI"/>
                 <w:i w:val="0"/>
                 <w:iCs w:val="0"/>
                 <w:caps w:val="0"/>
@@ -4996,7 +5027,7 @@
             </w:pPr>
             <w:r>
               <w:rPr>
-                <w:rFonts w:ascii="Segoe UI" w:eastAsia="Segoe UI" w:hAnsi="Segoe UI" w:cs="Segoe UI" w:hint="default"/>
+                <w:rFonts w:hint="default" w:ascii="Segoe UI" w:hAnsi="Segoe UI" w:eastAsia="Segoe UI" w:cs="Segoe UI"/>
                 <w:i w:val="0"/>
                 <w:iCs w:val="0"/>
                 <w:caps w:val="0"/>
@@ -5016,10 +5047,10 @@
           <w:tcPr>
             <w:tcW w:w="3636" w:type="dxa"/>
             <w:tcBorders>
-              <w:top w:val="single" w:sz="4" w:space="0" w:color="auto"/>
-              <w:left w:val="single" w:sz="4" w:space="0" w:color="auto"/>
-              <w:bottom w:val="single" w:sz="4" w:space="0" w:color="auto"/>
-              <w:right w:val="single" w:sz="12" w:space="0" w:color="auto"/>
+              <w:top w:val="single" w:color="auto" w:sz="4" w:space="0"/>
+              <w:left w:val="single" w:color="auto" w:sz="4" w:space="0"/>
+              <w:bottom w:val="single" w:color="auto" w:sz="4" w:space="0"/>
+              <w:right w:val="single" w:color="auto" w:sz="12" w:space="0"/>
             </w:tcBorders>
             <w:shd w:val="clear" w:color="auto" w:fill="FFFFFF"/>
             <w:tcMar>
@@ -5038,10 +5069,10 @@
               <w:suppressLineNumbers w:val="0"/>
               <w:snapToGrid w:val="0"/>
               <w:spacing w:line="240" w:lineRule="auto"/>
-              <w:ind w:left="0" w:right="0" w:firstLine="0" w:leftChars="0" w:rightChars="0" w:firstLineChars="0"/>
+              <w:ind w:left="0" w:leftChars="0" w:right="0" w:rightChars="0" w:firstLine="0" w:firstLineChars="0"/>
               <w:jc w:val="left"/>
               <w:rPr>
-                <w:rFonts w:ascii="Segoe UI" w:eastAsia="Segoe UI" w:hAnsi="Segoe UI" w:cs="Segoe UI" w:hint="default"/>
+                <w:rFonts w:hint="default" w:ascii="Segoe UI" w:hAnsi="Segoe UI" w:eastAsia="Segoe UI" w:cs="Segoe UI"/>
                 <w:i w:val="0"/>
                 <w:iCs w:val="0"/>
                 <w:caps w:val="0"/>
@@ -5053,7 +5084,7 @@
             </w:pPr>
             <w:r>
               <w:rPr>
-                <w:rFonts w:ascii="Segoe UI" w:eastAsia="Segoe UI" w:hAnsi="Segoe UI" w:cs="Segoe UI" w:hint="default"/>
+                <w:rFonts w:hint="default" w:ascii="Segoe UI" w:hAnsi="Segoe UI" w:eastAsia="Segoe UI" w:cs="Segoe UI"/>
                 <w:i w:val="0"/>
                 <w:iCs w:val="0"/>
                 <w:caps w:val="0"/>
@@ -5072,9 +5103,14 @@
       </w:tr>
       <w:tr>
         <w:tblPrEx>
-          <w:tblW w:w="8522" w:type="dxa"/>
-          <w:jc w:val="center"/>
-          <w:shd w:val="clear" w:color="auto" w:fill="FFFFFF"/>
+          <w:tblBorders>
+            <w:top w:val="none" w:color="auto" w:sz="0" w:space="0"/>
+            <w:left w:val="none" w:color="auto" w:sz="0" w:space="0"/>
+            <w:bottom w:val="none" w:color="auto" w:sz="0" w:space="0"/>
+            <w:right w:val="none" w:color="auto" w:sz="0" w:space="0"/>
+            <w:insideH w:val="none" w:color="auto" w:sz="0" w:space="0"/>
+            <w:insideV w:val="none" w:color="auto" w:sz="0" w:space="0"/>
+          </w:tblBorders>
           <w:tblCellMar>
             <w:top w:w="15" w:type="dxa"/>
             <w:left w:w="15" w:type="dxa"/>
@@ -5083,17 +5119,17 @@
           </w:tblCellMar>
         </w:tblPrEx>
         <w:trPr>
-          <w:trHeight w:val="0"/>
+          <w:trHeight w:val="0" w:hRule="atLeast"/>
           <w:jc w:val="center"/>
         </w:trPr>
         <w:tc>
           <w:tcPr>
             <w:tcW w:w="1146" w:type="dxa"/>
             <w:tcBorders>
-              <w:top w:val="single" w:sz="4" w:space="0" w:color="auto"/>
-              <w:left w:val="single" w:sz="12" w:space="0" w:color="auto"/>
-              <w:bottom w:val="single" w:sz="4" w:space="0" w:color="auto"/>
-              <w:right w:val="single" w:sz="4" w:space="0" w:color="auto"/>
+              <w:top w:val="single" w:color="auto" w:sz="4" w:space="0"/>
+              <w:left w:val="single" w:color="auto" w:sz="12" w:space="0"/>
+              <w:bottom w:val="single" w:color="auto" w:sz="4" w:space="0"/>
+              <w:right w:val="single" w:color="auto" w:sz="4" w:space="0"/>
             </w:tcBorders>
             <w:shd w:val="clear" w:color="auto" w:fill="FFFFFF"/>
             <w:tcMar>
@@ -5112,10 +5148,10 @@
               <w:suppressLineNumbers w:val="0"/>
               <w:snapToGrid w:val="0"/>
               <w:spacing w:line="240" w:lineRule="auto"/>
-              <w:ind w:left="0" w:right="0" w:firstLine="0" w:leftChars="0" w:rightChars="0" w:firstLineChars="0"/>
+              <w:ind w:left="0" w:leftChars="0" w:right="0" w:rightChars="0" w:firstLine="0" w:firstLineChars="0"/>
               <w:jc w:val="center"/>
               <w:rPr>
-                <w:rFonts w:ascii="Segoe UI" w:eastAsia="Segoe UI" w:hAnsi="Segoe UI" w:cs="Segoe UI" w:hint="default"/>
+                <w:rFonts w:hint="default" w:ascii="Segoe UI" w:hAnsi="Segoe UI" w:eastAsia="Segoe UI" w:cs="Segoe UI"/>
                 <w:i w:val="0"/>
                 <w:iCs w:val="0"/>
                 <w:caps w:val="0"/>
@@ -5127,8 +5163,8 @@
             </w:pPr>
             <w:r>
               <w:rPr>
-                <w:rStyle w:val="Strong"/>
-                <w:rFonts w:ascii="Segoe UI" w:eastAsia="Segoe UI" w:hAnsi="Segoe UI" w:cs="Segoe UI" w:hint="default"/>
+                <w:rStyle w:val="23"/>
+                <w:rFonts w:hint="default" w:ascii="Segoe UI" w:hAnsi="Segoe UI" w:eastAsia="Segoe UI" w:cs="Segoe UI"/>
                 <w:b/>
                 <w:bCs/>
                 <w:i w:val="0"/>
@@ -5150,10 +5186,10 @@
           <w:tcPr>
             <w:tcW w:w="3740" w:type="dxa"/>
             <w:tcBorders>
-              <w:top w:val="single" w:sz="4" w:space="0" w:color="auto"/>
-              <w:left w:val="single" w:sz="4" w:space="0" w:color="auto"/>
-              <w:bottom w:val="single" w:sz="4" w:space="0" w:color="auto"/>
-              <w:right w:val="single" w:sz="4" w:space="0" w:color="auto"/>
+              <w:top w:val="single" w:color="auto" w:sz="4" w:space="0"/>
+              <w:left w:val="single" w:color="auto" w:sz="4" w:space="0"/>
+              <w:bottom w:val="single" w:color="auto" w:sz="4" w:space="0"/>
+              <w:right w:val="single" w:color="auto" w:sz="4" w:space="0"/>
             </w:tcBorders>
             <w:shd w:val="clear" w:color="auto" w:fill="FFFFFF"/>
             <w:tcMar>
@@ -5172,10 +5208,10 @@
               <w:suppressLineNumbers w:val="0"/>
               <w:snapToGrid w:val="0"/>
               <w:spacing w:line="240" w:lineRule="auto"/>
-              <w:ind w:left="0" w:right="0" w:firstLine="0" w:leftChars="0" w:rightChars="0" w:firstLineChars="0"/>
+              <w:ind w:left="0" w:leftChars="0" w:right="0" w:rightChars="0" w:firstLine="0" w:firstLineChars="0"/>
               <w:jc w:val="left"/>
               <w:rPr>
-                <w:rFonts w:ascii="Segoe UI" w:eastAsia="Segoe UI" w:hAnsi="Segoe UI" w:cs="Segoe UI" w:hint="default"/>
+                <w:rFonts w:hint="default" w:ascii="Segoe UI" w:hAnsi="Segoe UI" w:eastAsia="Segoe UI" w:cs="Segoe UI"/>
                 <w:i w:val="0"/>
                 <w:iCs w:val="0"/>
                 <w:caps w:val="0"/>
@@ -5187,7 +5223,7 @@
             </w:pPr>
             <w:r>
               <w:rPr>
-                <w:rFonts w:ascii="Segoe UI" w:eastAsia="Segoe UI" w:hAnsi="Segoe UI" w:cs="Segoe UI" w:hint="default"/>
+                <w:rFonts w:hint="default" w:ascii="Segoe UI" w:hAnsi="Segoe UI" w:eastAsia="Segoe UI" w:cs="Segoe UI"/>
                 <w:i w:val="0"/>
                 <w:iCs w:val="0"/>
                 <w:caps w:val="0"/>
@@ -5207,10 +5243,10 @@
           <w:tcPr>
             <w:tcW w:w="3636" w:type="dxa"/>
             <w:tcBorders>
-              <w:top w:val="single" w:sz="4" w:space="0" w:color="auto"/>
-              <w:left w:val="single" w:sz="4" w:space="0" w:color="auto"/>
-              <w:bottom w:val="single" w:sz="4" w:space="0" w:color="auto"/>
-              <w:right w:val="single" w:sz="12" w:space="0" w:color="auto"/>
+              <w:top w:val="single" w:color="auto" w:sz="4" w:space="0"/>
+              <w:left w:val="single" w:color="auto" w:sz="4" w:space="0"/>
+              <w:bottom w:val="single" w:color="auto" w:sz="4" w:space="0"/>
+              <w:right w:val="single" w:color="auto" w:sz="12" w:space="0"/>
             </w:tcBorders>
             <w:shd w:val="clear" w:color="auto" w:fill="FFFFFF"/>
             <w:tcMar>
@@ -5229,10 +5265,10 @@
               <w:suppressLineNumbers w:val="0"/>
               <w:snapToGrid w:val="0"/>
               <w:spacing w:line="240" w:lineRule="auto"/>
-              <w:ind w:left="0" w:right="0" w:firstLine="0" w:leftChars="0" w:rightChars="0" w:firstLineChars="0"/>
+              <w:ind w:left="0" w:leftChars="0" w:right="0" w:rightChars="0" w:firstLine="0" w:firstLineChars="0"/>
               <w:jc w:val="left"/>
               <w:rPr>
-                <w:rFonts w:ascii="Segoe UI" w:eastAsia="Segoe UI" w:hAnsi="Segoe UI" w:cs="Segoe UI" w:hint="default"/>
+                <w:rFonts w:hint="default" w:ascii="Segoe UI" w:hAnsi="Segoe UI" w:eastAsia="Segoe UI" w:cs="Segoe UI"/>
                 <w:i w:val="0"/>
                 <w:iCs w:val="0"/>
                 <w:caps w:val="0"/>
@@ -5244,7 +5280,7 @@
             </w:pPr>
             <w:r>
               <w:rPr>
-                <w:rFonts w:ascii="Segoe UI" w:eastAsia="Segoe UI" w:hAnsi="Segoe UI" w:cs="Segoe UI" w:hint="default"/>
+                <w:rFonts w:hint="default" w:ascii="Segoe UI" w:hAnsi="Segoe UI" w:eastAsia="Segoe UI" w:cs="Segoe UI"/>
                 <w:i w:val="0"/>
                 <w:iCs w:val="0"/>
                 <w:caps w:val="0"/>
@@ -5263,8 +5299,14 @@
       </w:tr>
       <w:tr>
         <w:tblPrEx>
-          <w:tblW w:w="8522" w:type="dxa"/>
-          <w:jc w:val="center"/>
+          <w:tblBorders>
+            <w:top w:val="none" w:color="auto" w:sz="0" w:space="0"/>
+            <w:left w:val="none" w:color="auto" w:sz="0" w:space="0"/>
+            <w:bottom w:val="none" w:color="auto" w:sz="0" w:space="0"/>
+            <w:right w:val="none" w:color="auto" w:sz="0" w:space="0"/>
+            <w:insideH w:val="none" w:color="auto" w:sz="0" w:space="0"/>
+            <w:insideV w:val="none" w:color="auto" w:sz="0" w:space="0"/>
+          </w:tblBorders>
           <w:shd w:val="clear" w:color="auto" w:fill="FFFFFF"/>
           <w:tblCellMar>
             <w:top w:w="15" w:type="dxa"/>
@@ -5274,17 +5316,17 @@
           </w:tblCellMar>
         </w:tblPrEx>
         <w:trPr>
-          <w:trHeight w:val="0"/>
+          <w:trHeight w:val="0" w:hRule="atLeast"/>
           <w:jc w:val="center"/>
         </w:trPr>
         <w:tc>
           <w:tcPr>
             <w:tcW w:w="1146" w:type="dxa"/>
             <w:tcBorders>
-              <w:top w:val="single" w:sz="4" w:space="0" w:color="auto"/>
-              <w:left w:val="single" w:sz="12" w:space="0" w:color="auto"/>
-              <w:bottom w:val="single" w:sz="4" w:space="0" w:color="auto"/>
-              <w:right w:val="single" w:sz="4" w:space="0" w:color="auto"/>
+              <w:top w:val="single" w:color="auto" w:sz="4" w:space="0"/>
+              <w:left w:val="single" w:color="auto" w:sz="12" w:space="0"/>
+              <w:bottom w:val="single" w:color="auto" w:sz="4" w:space="0"/>
+              <w:right w:val="single" w:color="auto" w:sz="4" w:space="0"/>
             </w:tcBorders>
             <w:shd w:val="clear" w:color="auto" w:fill="FFFFFF"/>
             <w:tcMar>
@@ -5303,10 +5345,10 @@
               <w:suppressLineNumbers w:val="0"/>
               <w:snapToGrid w:val="0"/>
               <w:spacing w:line="240" w:lineRule="auto"/>
-              <w:ind w:left="0" w:right="0" w:firstLine="0" w:leftChars="0" w:rightChars="0" w:firstLineChars="0"/>
+              <w:ind w:left="0" w:leftChars="0" w:right="0" w:rightChars="0" w:firstLine="0" w:firstLineChars="0"/>
               <w:jc w:val="center"/>
               <w:rPr>
-                <w:rFonts w:ascii="Segoe UI" w:eastAsia="Segoe UI" w:hAnsi="Segoe UI" w:cs="Segoe UI" w:hint="default"/>
+                <w:rFonts w:hint="default" w:ascii="Segoe UI" w:hAnsi="Segoe UI" w:eastAsia="Segoe UI" w:cs="Segoe UI"/>
                 <w:i w:val="0"/>
                 <w:iCs w:val="0"/>
                 <w:caps w:val="0"/>
@@ -5318,8 +5360,8 @@
             </w:pPr>
             <w:r>
               <w:rPr>
-                <w:rStyle w:val="Strong"/>
-                <w:rFonts w:ascii="Segoe UI" w:eastAsia="Segoe UI" w:hAnsi="Segoe UI" w:cs="Segoe UI" w:hint="default"/>
+                <w:rStyle w:val="23"/>
+                <w:rFonts w:hint="default" w:ascii="Segoe UI" w:hAnsi="Segoe UI" w:eastAsia="Segoe UI" w:cs="Segoe UI"/>
                 <w:b/>
                 <w:bCs/>
                 <w:i w:val="0"/>
@@ -5341,10 +5383,10 @@
           <w:tcPr>
             <w:tcW w:w="3740" w:type="dxa"/>
             <w:tcBorders>
-              <w:top w:val="single" w:sz="4" w:space="0" w:color="auto"/>
-              <w:left w:val="single" w:sz="4" w:space="0" w:color="auto"/>
-              <w:bottom w:val="single" w:sz="4" w:space="0" w:color="auto"/>
-              <w:right w:val="single" w:sz="4" w:space="0" w:color="auto"/>
+              <w:top w:val="single" w:color="auto" w:sz="4" w:space="0"/>
+              <w:left w:val="single" w:color="auto" w:sz="4" w:space="0"/>
+              <w:bottom w:val="single" w:color="auto" w:sz="4" w:space="0"/>
+              <w:right w:val="single" w:color="auto" w:sz="4" w:space="0"/>
             </w:tcBorders>
             <w:shd w:val="clear" w:color="auto" w:fill="FFFFFF"/>
             <w:tcMar>
@@ -5363,10 +5405,10 @@
               <w:suppressLineNumbers w:val="0"/>
               <w:snapToGrid w:val="0"/>
               <w:spacing w:line="240" w:lineRule="auto"/>
-              <w:ind w:left="0" w:right="0" w:firstLine="0" w:leftChars="0" w:rightChars="0" w:firstLineChars="0"/>
+              <w:ind w:left="0" w:leftChars="0" w:right="0" w:rightChars="0" w:firstLine="0" w:firstLineChars="0"/>
               <w:jc w:val="left"/>
               <w:rPr>
-                <w:rFonts w:ascii="Segoe UI" w:eastAsia="Segoe UI" w:hAnsi="Segoe UI" w:cs="Segoe UI" w:hint="default"/>
+                <w:rFonts w:hint="default" w:ascii="Segoe UI" w:hAnsi="Segoe UI" w:eastAsia="Segoe UI" w:cs="Segoe UI"/>
                 <w:i w:val="0"/>
                 <w:iCs w:val="0"/>
                 <w:caps w:val="0"/>
@@ -5378,7 +5420,7 @@
             </w:pPr>
             <w:r>
               <w:rPr>
-                <w:rFonts w:ascii="Segoe UI" w:eastAsia="Segoe UI" w:hAnsi="Segoe UI" w:cs="Segoe UI" w:hint="default"/>
+                <w:rFonts w:hint="default" w:ascii="Segoe UI" w:hAnsi="Segoe UI" w:eastAsia="Segoe UI" w:cs="Segoe UI"/>
                 <w:i w:val="0"/>
                 <w:iCs w:val="0"/>
                 <w:caps w:val="0"/>
@@ -5398,10 +5440,10 @@
           <w:tcPr>
             <w:tcW w:w="3636" w:type="dxa"/>
             <w:tcBorders>
-              <w:top w:val="single" w:sz="4" w:space="0" w:color="auto"/>
-              <w:left w:val="single" w:sz="4" w:space="0" w:color="auto"/>
-              <w:bottom w:val="single" w:sz="4" w:space="0" w:color="auto"/>
-              <w:right w:val="single" w:sz="12" w:space="0" w:color="auto"/>
+              <w:top w:val="single" w:color="auto" w:sz="4" w:space="0"/>
+              <w:left w:val="single" w:color="auto" w:sz="4" w:space="0"/>
+              <w:bottom w:val="single" w:color="auto" w:sz="4" w:space="0"/>
+              <w:right w:val="single" w:color="auto" w:sz="12" w:space="0"/>
             </w:tcBorders>
             <w:shd w:val="clear" w:color="auto" w:fill="FFFFFF"/>
             <w:tcMar>
@@ -5420,10 +5462,10 @@
               <w:suppressLineNumbers w:val="0"/>
               <w:snapToGrid w:val="0"/>
               <w:spacing w:line="240" w:lineRule="auto"/>
-              <w:ind w:left="0" w:right="0" w:firstLine="0" w:leftChars="0" w:rightChars="0" w:firstLineChars="0"/>
+              <w:ind w:left="0" w:leftChars="0" w:right="0" w:rightChars="0" w:firstLine="0" w:firstLineChars="0"/>
               <w:jc w:val="left"/>
               <w:rPr>
-                <w:rFonts w:ascii="Segoe UI" w:eastAsia="Segoe UI" w:hAnsi="Segoe UI" w:cs="Segoe UI" w:hint="default"/>
+                <w:rFonts w:hint="default" w:ascii="Segoe UI" w:hAnsi="Segoe UI" w:eastAsia="Segoe UI" w:cs="Segoe UI"/>
                 <w:i w:val="0"/>
                 <w:iCs w:val="0"/>
                 <w:caps w:val="0"/>
@@ -5435,7 +5477,7 @@
             </w:pPr>
             <w:r>
               <w:rPr>
-                <w:rFonts w:ascii="Segoe UI" w:eastAsia="Segoe UI" w:hAnsi="Segoe UI" w:cs="Segoe UI" w:hint="default"/>
+                <w:rFonts w:hint="default" w:ascii="Segoe UI" w:hAnsi="Segoe UI" w:eastAsia="Segoe UI" w:cs="Segoe UI"/>
                 <w:i w:val="0"/>
                 <w:iCs w:val="0"/>
                 <w:caps w:val="0"/>
@@ -5454,9 +5496,14 @@
       </w:tr>
       <w:tr>
         <w:tblPrEx>
-          <w:tblW w:w="8522" w:type="dxa"/>
-          <w:jc w:val="center"/>
-          <w:shd w:val="clear" w:color="auto" w:fill="FFFFFF"/>
+          <w:tblBorders>
+            <w:top w:val="none" w:color="auto" w:sz="0" w:space="0"/>
+            <w:left w:val="none" w:color="auto" w:sz="0" w:space="0"/>
+            <w:bottom w:val="none" w:color="auto" w:sz="0" w:space="0"/>
+            <w:right w:val="none" w:color="auto" w:sz="0" w:space="0"/>
+            <w:insideH w:val="none" w:color="auto" w:sz="0" w:space="0"/>
+            <w:insideV w:val="none" w:color="auto" w:sz="0" w:space="0"/>
+          </w:tblBorders>
           <w:tblCellMar>
             <w:top w:w="15" w:type="dxa"/>
             <w:left w:w="15" w:type="dxa"/>
@@ -5465,17 +5512,17 @@
           </w:tblCellMar>
         </w:tblPrEx>
         <w:trPr>
-          <w:trHeight w:val="0"/>
+          <w:trHeight w:val="0" w:hRule="atLeast"/>
           <w:jc w:val="center"/>
         </w:trPr>
         <w:tc>
           <w:tcPr>
             <w:tcW w:w="1146" w:type="dxa"/>
             <w:tcBorders>
-              <w:top w:val="single" w:sz="4" w:space="0" w:color="auto"/>
-              <w:left w:val="single" w:sz="12" w:space="0" w:color="auto"/>
-              <w:bottom w:val="single" w:sz="12" w:space="0" w:color="auto"/>
-              <w:right w:val="single" w:sz="4" w:space="0" w:color="auto"/>
+              <w:top w:val="single" w:color="auto" w:sz="4" w:space="0"/>
+              <w:left w:val="single" w:color="auto" w:sz="12" w:space="0"/>
+              <w:bottom w:val="single" w:color="auto" w:sz="12" w:space="0"/>
+              <w:right w:val="single" w:color="auto" w:sz="4" w:space="0"/>
             </w:tcBorders>
             <w:shd w:val="clear" w:color="auto" w:fill="FFFFFF"/>
             <w:tcMar>
@@ -5494,10 +5541,10 @@
               <w:suppressLineNumbers w:val="0"/>
               <w:snapToGrid w:val="0"/>
               <w:spacing w:line="240" w:lineRule="auto"/>
-              <w:ind w:left="0" w:right="0" w:firstLine="0" w:leftChars="0" w:rightChars="0" w:firstLineChars="0"/>
+              <w:ind w:left="0" w:leftChars="0" w:right="0" w:rightChars="0" w:firstLine="0" w:firstLineChars="0"/>
               <w:jc w:val="center"/>
               <w:rPr>
-                <w:rFonts w:ascii="Segoe UI" w:eastAsia="Segoe UI" w:hAnsi="Segoe UI" w:cs="Segoe UI" w:hint="default"/>
+                <w:rFonts w:hint="default" w:ascii="Segoe UI" w:hAnsi="Segoe UI" w:eastAsia="Segoe UI" w:cs="Segoe UI"/>
                 <w:i w:val="0"/>
                 <w:iCs w:val="0"/>
                 <w:caps w:val="0"/>
@@ -5509,8 +5556,8 @@
             </w:pPr>
             <w:r>
               <w:rPr>
-                <w:rStyle w:val="Strong"/>
-                <w:rFonts w:ascii="Segoe UI" w:eastAsia="Segoe UI" w:hAnsi="Segoe UI" w:cs="Segoe UI" w:hint="default"/>
+                <w:rStyle w:val="23"/>
+                <w:rFonts w:hint="default" w:ascii="Segoe UI" w:hAnsi="Segoe UI" w:eastAsia="Segoe UI" w:cs="Segoe UI"/>
                 <w:b/>
                 <w:bCs/>
                 <w:i w:val="0"/>
@@ -5532,10 +5579,10 @@
           <w:tcPr>
             <w:tcW w:w="3740" w:type="dxa"/>
             <w:tcBorders>
-              <w:top w:val="single" w:sz="4" w:space="0" w:color="auto"/>
-              <w:left w:val="single" w:sz="4" w:space="0" w:color="auto"/>
-              <w:bottom w:val="single" w:sz="12" w:space="0" w:color="auto"/>
-              <w:right w:val="single" w:sz="4" w:space="0" w:color="auto"/>
+              <w:top w:val="single" w:color="auto" w:sz="4" w:space="0"/>
+              <w:left w:val="single" w:color="auto" w:sz="4" w:space="0"/>
+              <w:bottom w:val="single" w:color="auto" w:sz="12" w:space="0"/>
+              <w:right w:val="single" w:color="auto" w:sz="4" w:space="0"/>
             </w:tcBorders>
             <w:shd w:val="clear" w:color="auto" w:fill="FFFFFF"/>
             <w:tcMar>
@@ -5554,10 +5601,10 @@
               <w:suppressLineNumbers w:val="0"/>
               <w:snapToGrid w:val="0"/>
               <w:spacing w:line="240" w:lineRule="auto"/>
-              <w:ind w:left="0" w:right="0" w:firstLine="0" w:leftChars="0" w:rightChars="0" w:firstLineChars="0"/>
+              <w:ind w:left="0" w:leftChars="0" w:right="0" w:rightChars="0" w:firstLine="0" w:firstLineChars="0"/>
               <w:jc w:val="left"/>
               <w:rPr>
-                <w:rFonts w:ascii="Segoe UI" w:eastAsia="Segoe UI" w:hAnsi="Segoe UI" w:cs="Segoe UI" w:hint="default"/>
+                <w:rFonts w:hint="default" w:ascii="Segoe UI" w:hAnsi="Segoe UI" w:eastAsia="Segoe UI" w:cs="Segoe UI"/>
                 <w:i w:val="0"/>
                 <w:iCs w:val="0"/>
                 <w:caps w:val="0"/>
@@ -5569,7 +5616,7 @@
             </w:pPr>
             <w:r>
               <w:rPr>
-                <w:rFonts w:ascii="Segoe UI" w:eastAsia="Segoe UI" w:hAnsi="Segoe UI" w:cs="Segoe UI" w:hint="default"/>
+                <w:rFonts w:hint="default" w:ascii="Segoe UI" w:hAnsi="Segoe UI" w:eastAsia="Segoe UI" w:cs="Segoe UI"/>
                 <w:i w:val="0"/>
                 <w:iCs w:val="0"/>
                 <w:caps w:val="0"/>
@@ -5589,10 +5636,10 @@
           <w:tcPr>
             <w:tcW w:w="3636" w:type="dxa"/>
             <w:tcBorders>
-              <w:top w:val="single" w:sz="4" w:space="0" w:color="auto"/>
-              <w:left w:val="single" w:sz="4" w:space="0" w:color="auto"/>
-              <w:bottom w:val="single" w:sz="12" w:space="0" w:color="auto"/>
-              <w:right w:val="single" w:sz="12" w:space="0" w:color="auto"/>
+              <w:top w:val="single" w:color="auto" w:sz="4" w:space="0"/>
+              <w:left w:val="single" w:color="auto" w:sz="4" w:space="0"/>
+              <w:bottom w:val="single" w:color="auto" w:sz="12" w:space="0"/>
+              <w:right w:val="single" w:color="auto" w:sz="12" w:space="0"/>
             </w:tcBorders>
             <w:shd w:val="clear" w:color="auto" w:fill="FFFFFF"/>
             <w:tcMar>
@@ -5611,10 +5658,10 @@
               <w:suppressLineNumbers w:val="0"/>
               <w:snapToGrid w:val="0"/>
               <w:spacing w:line="240" w:lineRule="auto"/>
-              <w:ind w:left="0" w:right="0" w:firstLine="0" w:leftChars="0" w:rightChars="0" w:firstLineChars="0"/>
+              <w:ind w:left="0" w:leftChars="0" w:right="0" w:rightChars="0" w:firstLine="0" w:firstLineChars="0"/>
               <w:jc w:val="left"/>
               <w:rPr>
-                <w:rFonts w:ascii="Segoe UI" w:eastAsia="Segoe UI" w:hAnsi="Segoe UI" w:cs="Segoe UI" w:hint="default"/>
+                <w:rFonts w:hint="default" w:ascii="Segoe UI" w:hAnsi="Segoe UI" w:eastAsia="Segoe UI" w:cs="Segoe UI"/>
                 <w:i w:val="0"/>
                 <w:iCs w:val="0"/>
                 <w:caps w:val="0"/>
@@ -5626,7 +5673,7 @@
             </w:pPr>
             <w:r>
               <w:rPr>
-                <w:rFonts w:ascii="Segoe UI" w:eastAsia="Segoe UI" w:hAnsi="Segoe UI" w:cs="Segoe UI" w:hint="default"/>
+                <w:rFonts w:hint="default" w:ascii="Segoe UI" w:hAnsi="Segoe UI" w:eastAsia="Segoe UI" w:cs="Segoe UI"/>
                 <w:i w:val="0"/>
                 <w:iCs w:val="0"/>
                 <w:caps w:val="0"/>
@@ -5646,7 +5693,7 @@
     </w:tbl>
     <w:p>
       <w:pPr>
-        <w:pStyle w:val="3"/>
+        <w:pStyle w:val="31"/>
         <w:bidi w:val="0"/>
         <w:rPr>
           <w:rFonts w:hint="eastAsia"/>
@@ -5665,7 +5712,7 @@
     </w:p>
     <w:p>
       <w:pPr>
-        <w:pStyle w:val="a1"/>
+        <w:pStyle w:val="29"/>
         <w:rPr>
           <w:rFonts w:hint="default"/>
           <w:lang w:val="en-US" w:eastAsia="zh-CN"/>
@@ -5681,7 +5728,7 @@
     </w:p>
     <w:p>
       <w:pPr>
-        <w:pStyle w:val="a1"/>
+        <w:pStyle w:val="29"/>
         <w:rPr>
           <w:rFonts w:hint="default"/>
           <w:lang w:val="en-US" w:eastAsia="zh-CN"/>
@@ -5697,7 +5744,7 @@
     </w:p>
     <w:p>
       <w:pPr>
-        <w:pStyle w:val="a1"/>
+        <w:pStyle w:val="29"/>
         <w:rPr>
           <w:rFonts w:hint="default"/>
           <w:lang w:val="en-US" w:eastAsia="zh-CN"/>
@@ -5713,7 +5760,7 @@
     </w:p>
     <w:p>
       <w:pPr>
-        <w:pStyle w:val="3"/>
+        <w:pStyle w:val="31"/>
         <w:bidi w:val="0"/>
         <w:rPr>
           <w:rFonts w:hint="default"/>
@@ -5732,7 +5779,7 @@
     </w:p>
     <w:p>
       <w:pPr>
-        <w:pStyle w:val="a1"/>
+        <w:pStyle w:val="29"/>
         <w:rPr>
           <w:rFonts w:hint="default"/>
           <w:lang w:val="en-US" w:eastAsia="zh-CN"/>
@@ -5748,7 +5795,7 @@
     </w:p>
     <w:p>
       <w:pPr>
-        <w:pStyle w:val="a1"/>
+        <w:pStyle w:val="29"/>
         <w:rPr>
           <w:rFonts w:hint="default"/>
           <w:lang w:val="en-US" w:eastAsia="zh-CN"/>
@@ -5764,7 +5811,7 @@
     </w:p>
     <w:p>
       <w:pPr>
-        <w:pStyle w:val="a1"/>
+        <w:pStyle w:val="29"/>
         <w:rPr>
           <w:rFonts w:hint="default"/>
           <w:lang w:val="en-US" w:eastAsia="zh-CN"/>
@@ -5780,7 +5827,7 @@
     </w:p>
     <w:p>
       <w:pPr>
-        <w:pStyle w:val="2"/>
+        <w:pStyle w:val="30"/>
         <w:bidi w:val="0"/>
         <w:rPr>
           <w:rFonts w:hint="eastAsia"/>
@@ -5799,7 +5846,7 @@
     </w:p>
     <w:p>
       <w:pPr>
-        <w:pStyle w:val="a1"/>
+        <w:pStyle w:val="29"/>
         <w:numPr>
           <w:ilvl w:val="0"/>
           <w:numId w:val="0"/>
@@ -5821,7 +5868,7 @@
     </w:p>
     <w:p>
       <w:pPr>
-        <w:pStyle w:val="a1"/>
+        <w:pStyle w:val="29"/>
         <w:numPr>
           <w:ilvl w:val="0"/>
           <w:numId w:val="0"/>
@@ -5843,7 +5890,7 @@
     </w:p>
     <w:p>
       <w:pPr>
-        <w:pStyle w:val="a1"/>
+        <w:pStyle w:val="29"/>
         <w:numPr>
           <w:ilvl w:val="0"/>
           <w:numId w:val="0"/>
@@ -5865,7 +5912,7 @@
     </w:p>
     <w:p>
       <w:pPr>
-        <w:pStyle w:val="2"/>
+        <w:pStyle w:val="30"/>
         <w:bidi w:val="0"/>
         <w:rPr>
           <w:rFonts w:hint="eastAsia"/>
@@ -5884,7 +5931,7 @@
     </w:p>
     <w:p>
       <w:pPr>
-        <w:pStyle w:val="a1"/>
+        <w:pStyle w:val="29"/>
         <w:numPr>
           <w:ilvl w:val="0"/>
           <w:numId w:val="0"/>
@@ -5906,7 +5953,7 @@
     </w:p>
     <w:p>
       <w:pPr>
-        <w:pStyle w:val="a1"/>
+        <w:pStyle w:val="29"/>
         <w:numPr>
           <w:ilvl w:val="0"/>
           <w:numId w:val="0"/>
@@ -5928,13 +5975,13 @@
     </w:p>
     <w:p>
       <w:pPr>
-        <w:pStyle w:val="a1"/>
+        <w:pStyle w:val="29"/>
         <w:numPr>
           <w:ilvl w:val="0"/>
           <w:numId w:val="3"/>
         </w:numPr>
         <w:bidi w:val="0"/>
-        <w:ind w:left="425" w:hanging="425" w:leftChars="0" w:firstLineChars="0"/>
+        <w:ind w:left="425" w:leftChars="0" w:hanging="425" w:firstLineChars="0"/>
         <w:rPr>
           <w:rFonts w:hint="eastAsia"/>
           <w:lang w:val="en-US" w:eastAsia="zh-CN"/>
@@ -5950,13 +5997,13 @@
     </w:p>
     <w:p>
       <w:pPr>
-        <w:pStyle w:val="a1"/>
+        <w:pStyle w:val="29"/>
         <w:numPr>
           <w:ilvl w:val="0"/>
           <w:numId w:val="3"/>
         </w:numPr>
         <w:bidi w:val="0"/>
-        <w:ind w:left="425" w:hanging="425" w:leftChars="0" w:firstLineChars="0"/>
+        <w:ind w:left="425" w:leftChars="0" w:hanging="425" w:firstLineChars="0"/>
         <w:rPr>
           <w:rFonts w:hint="eastAsia"/>
           <w:lang w:val="en-US" w:eastAsia="zh-CN"/>
@@ -5972,13 +6019,13 @@
     </w:p>
     <w:p>
       <w:pPr>
-        <w:pStyle w:val="a1"/>
+        <w:pStyle w:val="29"/>
         <w:numPr>
           <w:ilvl w:val="0"/>
           <w:numId w:val="3"/>
         </w:numPr>
         <w:bidi w:val="0"/>
-        <w:ind w:left="425" w:hanging="425" w:leftChars="0" w:firstLineChars="0"/>
+        <w:ind w:left="425" w:leftChars="0" w:hanging="425" w:firstLineChars="0"/>
         <w:rPr>
           <w:rFonts w:hint="eastAsia"/>
           <w:lang w:val="en-US" w:eastAsia="zh-CN"/>
@@ -5994,7 +6041,7 @@
     </w:p>
     <w:p>
       <w:pPr>
-        <w:pStyle w:val="2"/>
+        <w:pStyle w:val="30"/>
         <w:bidi w:val="0"/>
         <w:rPr>
           <w:rFonts w:hint="eastAsia"/>
@@ -6013,7 +6060,7 @@
     </w:p>
     <w:p>
       <w:pPr>
-        <w:pStyle w:val="a1"/>
+        <w:pStyle w:val="29"/>
         <w:numPr>
           <w:ilvl w:val="0"/>
           <w:numId w:val="0"/>
@@ -6035,13 +6082,13 @@
     </w:p>
     <w:p>
       <w:pPr>
-        <w:pStyle w:val="a1"/>
+        <w:pStyle w:val="29"/>
         <w:numPr>
           <w:ilvl w:val="0"/>
           <w:numId w:val="4"/>
         </w:numPr>
         <w:bidi w:val="0"/>
-        <w:ind w:left="425" w:hanging="425" w:leftChars="0" w:firstLineChars="0"/>
+        <w:ind w:left="425" w:leftChars="0" w:hanging="425" w:firstLineChars="0"/>
         <w:rPr>
           <w:rFonts w:hint="eastAsia"/>
           <w:lang w:val="en-US" w:eastAsia="zh-CN"/>
@@ -6057,13 +6104,13 @@
     </w:p>
     <w:p>
       <w:pPr>
-        <w:pStyle w:val="a1"/>
+        <w:pStyle w:val="29"/>
         <w:numPr>
           <w:ilvl w:val="0"/>
           <w:numId w:val="4"/>
         </w:numPr>
         <w:bidi w:val="0"/>
-        <w:ind w:left="425" w:hanging="425" w:leftChars="0" w:firstLineChars="0"/>
+        <w:ind w:left="425" w:leftChars="0" w:hanging="425" w:firstLineChars="0"/>
         <w:rPr>
           <w:rFonts w:hint="eastAsia"/>
           <w:lang w:val="en-US" w:eastAsia="zh-CN"/>
@@ -6079,13 +6126,13 @@
     </w:p>
     <w:p>
       <w:pPr>
-        <w:pStyle w:val="a1"/>
+        <w:pStyle w:val="29"/>
         <w:numPr>
           <w:ilvl w:val="0"/>
           <w:numId w:val="4"/>
         </w:numPr>
         <w:bidi w:val="0"/>
-        <w:ind w:left="425" w:hanging="425" w:leftChars="0" w:firstLineChars="0"/>
+        <w:ind w:left="425" w:leftChars="0" w:hanging="425" w:firstLineChars="0"/>
         <w:rPr>
           <w:rFonts w:hint="eastAsia"/>
           <w:lang w:val="en-US" w:eastAsia="zh-CN"/>
@@ -6101,13 +6148,13 @@
     </w:p>
     <w:p>
       <w:pPr>
-        <w:pStyle w:val="a1"/>
+        <w:pStyle w:val="29"/>
         <w:numPr>
           <w:ilvl w:val="0"/>
           <w:numId w:val="4"/>
         </w:numPr>
         <w:bidi w:val="0"/>
-        <w:ind w:left="425" w:hanging="425" w:leftChars="0" w:firstLineChars="0"/>
+        <w:ind w:left="425" w:leftChars="0" w:hanging="425" w:firstLineChars="0"/>
         <w:rPr>
           <w:rFonts w:hint="eastAsia"/>
           <w:lang w:val="en-US" w:eastAsia="zh-CN"/>
@@ -6123,13 +6170,13 @@
     </w:p>
     <w:p>
       <w:pPr>
-        <w:pStyle w:val="a1"/>
+        <w:pStyle w:val="29"/>
         <w:numPr>
           <w:ilvl w:val="0"/>
           <w:numId w:val="4"/>
         </w:numPr>
         <w:bidi w:val="0"/>
-        <w:ind w:left="425" w:hanging="425" w:leftChars="0" w:firstLineChars="0"/>
+        <w:ind w:left="425" w:leftChars="0" w:hanging="425" w:firstLineChars="0"/>
         <w:rPr>
           <w:rFonts w:hint="eastAsia"/>
           <w:lang w:val="en-US" w:eastAsia="zh-CN"/>
@@ -6145,7 +6192,7 @@
     </w:p>
     <w:p>
       <w:pPr>
-        <w:pStyle w:val="2"/>
+        <w:pStyle w:val="30"/>
         <w:bidi w:val="0"/>
         <w:rPr>
           <w:rFonts w:hint="eastAsia"/>
@@ -6164,7 +6211,7 @@
     </w:p>
     <w:p>
       <w:pPr>
-        <w:pStyle w:val="a1"/>
+        <w:pStyle w:val="29"/>
         <w:numPr>
           <w:ilvl w:val="0"/>
           <w:numId w:val="0"/>
@@ -6186,7 +6233,7 @@
     </w:p>
     <w:p>
       <w:pPr>
-        <w:pStyle w:val="a1"/>
+        <w:pStyle w:val="29"/>
         <w:numPr>
           <w:ilvl w:val="0"/>
           <w:numId w:val="0"/>
@@ -6208,7 +6255,7 @@
     </w:p>
     <w:p>
       <w:pPr>
-        <w:pStyle w:val="1"/>
+        <w:pStyle w:val="28"/>
         <w:bidi w:val="0"/>
         <w:rPr>
           <w:rFonts w:hint="default"/>
@@ -6242,18 +6289,19 @@
     </w:p>
     <w:tbl>
       <w:tblPr>
-        <w:tblStyle w:val="TableNormal"/>
+        <w:tblStyle w:val="20"/>
         <w:tblW w:w="8504" w:type="dxa"/>
         <w:tblInd w:w="96" w:type="dxa"/>
         <w:tblBorders>
-          <w:top w:val="nil"/>
-          <w:left w:val="nil"/>
-          <w:bottom w:val="nil"/>
-          <w:right w:val="nil"/>
-          <w:insideH w:val="nil"/>
-          <w:insideV w:val="nil"/>
+          <w:top w:val="none" w:color="auto" w:sz="0" w:space="0"/>
+          <w:left w:val="none" w:color="auto" w:sz="0" w:space="0"/>
+          <w:bottom w:val="none" w:color="auto" w:sz="0" w:space="0"/>
+          <w:right w:val="none" w:color="auto" w:sz="0" w:space="0"/>
+          <w:insideH w:val="none" w:color="auto" w:sz="0" w:space="0"/>
+          <w:insideV w:val="none" w:color="auto" w:sz="0" w:space="0"/>
         </w:tblBorders>
         <w:shd w:val="clear" w:color="auto" w:fill="auto"/>
+        <w:tblLayout w:type="autofit"/>
         <w:tblCellMar>
           <w:top w:w="0" w:type="dxa"/>
           <w:left w:w="108" w:type="dxa"/>
@@ -6269,35 +6317,27 @@
       </w:tblGrid>
       <w:tr>
         <w:tblPrEx>
-          <w:tblW w:w="8504" w:type="dxa"/>
-          <w:tblInd w:w="96" w:type="dxa"/>
           <w:tblBorders>
-            <w:top w:val="nil"/>
-            <w:left w:val="nil"/>
-            <w:bottom w:val="nil"/>
-            <w:right w:val="nil"/>
-            <w:insideH w:val="nil"/>
-            <w:insideV w:val="nil"/>
+            <w:top w:val="none" w:color="auto" w:sz="0" w:space="0"/>
+            <w:left w:val="none" w:color="auto" w:sz="0" w:space="0"/>
+            <w:bottom w:val="none" w:color="auto" w:sz="0" w:space="0"/>
+            <w:right w:val="none" w:color="auto" w:sz="0" w:space="0"/>
+            <w:insideH w:val="none" w:color="auto" w:sz="0" w:space="0"/>
+            <w:insideV w:val="none" w:color="auto" w:sz="0" w:space="0"/>
           </w:tblBorders>
           <w:shd w:val="clear" w:color="auto" w:fill="auto"/>
-          <w:tblCellMar>
-            <w:top w:w="0" w:type="dxa"/>
-            <w:left w:w="108" w:type="dxa"/>
-            <w:bottom w:w="0" w:type="dxa"/>
-            <w:right w:w="108" w:type="dxa"/>
-          </w:tblCellMar>
         </w:tblPrEx>
         <w:trPr>
-          <w:trHeight w:val="493"/>
+          <w:trHeight w:val="493" w:hRule="atLeast"/>
         </w:trPr>
         <w:tc>
           <w:tcPr>
             <w:tcW w:w="1435" w:type="dxa"/>
             <w:tcBorders>
-              <w:top w:val="single" w:sz="4" w:space="0" w:color="000000"/>
-              <w:left w:val="single" w:sz="4" w:space="0" w:color="000000"/>
-              <w:bottom w:val="single" w:sz="4" w:space="0" w:color="000000"/>
-              <w:right w:val="single" w:sz="4" w:space="0" w:color="000000"/>
+              <w:top w:val="single" w:color="000000" w:sz="4" w:space="0"/>
+              <w:left w:val="single" w:color="000000" w:sz="4" w:space="0"/>
+              <w:bottom w:val="single" w:color="000000" w:sz="4" w:space="0"/>
+              <w:right w:val="single" w:color="000000" w:sz="4" w:space="0"/>
             </w:tcBorders>
             <w:shd w:val="clear" w:color="auto" w:fill="C0C0C0"/>
             <w:vAlign w:val="center"/>
@@ -6311,7 +6351,7 @@
               <w:jc w:val="center"/>
               <w:textAlignment w:val="center"/>
               <w:rPr>
-                <w:rFonts w:ascii="楷体_GB2312" w:eastAsia="楷体_GB2312" w:hAnsi="宋体" w:cs="楷体_GB2312"/>
+                <w:rFonts w:ascii="楷体_GB2312" w:hAnsi="宋体" w:eastAsia="楷体_GB2312" w:cs="楷体_GB2312"/>
                 <w:b/>
                 <w:bCs/>
                 <w:i w:val="0"/>
@@ -6322,11 +6362,9 @@
                 <w:u w:val="none"/>
               </w:rPr>
             </w:pPr>
-            <w:bookmarkStart w:id="24" w:name="_GoBack"/>
-            <w:bookmarkEnd w:id="24"/>
             <w:r>
               <w:rPr>
-                <w:rFonts w:ascii="楷体_GB2312" w:eastAsia="楷体_GB2312" w:hAnsi="宋体" w:cs="楷体_GB2312" w:hint="default"/>
+                <w:rFonts w:hint="default" w:ascii="楷体_GB2312" w:hAnsi="宋体" w:eastAsia="楷体_GB2312" w:cs="楷体_GB2312"/>
                 <w:b/>
                 <w:bCs/>
                 <w:i w:val="0"/>
@@ -6347,10 +6385,10 @@
           <w:tcPr>
             <w:tcW w:w="1108" w:type="dxa"/>
             <w:tcBorders>
-              <w:top w:val="single" w:sz="4" w:space="0" w:color="000000"/>
-              <w:left w:val="single" w:sz="4" w:space="0" w:color="000000"/>
-              <w:bottom w:val="single" w:sz="4" w:space="0" w:color="000000"/>
-              <w:right w:val="single" w:sz="4" w:space="0" w:color="000000"/>
+              <w:top w:val="single" w:color="000000" w:sz="4" w:space="0"/>
+              <w:left w:val="single" w:color="000000" w:sz="4" w:space="0"/>
+              <w:bottom w:val="single" w:color="000000" w:sz="4" w:space="0"/>
+              <w:right w:val="single" w:color="000000" w:sz="4" w:space="0"/>
             </w:tcBorders>
             <w:shd w:val="clear" w:color="auto" w:fill="C0C0C0"/>
             <w:vAlign w:val="center"/>
@@ -6364,7 +6402,7 @@
               <w:jc w:val="center"/>
               <w:textAlignment w:val="center"/>
               <w:rPr>
-                <w:rFonts w:ascii="楷体_GB2312" w:eastAsia="楷体_GB2312" w:hAnsi="宋体" w:cs="楷体_GB2312" w:hint="default"/>
+                <w:rFonts w:hint="default" w:ascii="楷体_GB2312" w:hAnsi="宋体" w:eastAsia="楷体_GB2312" w:cs="楷体_GB2312"/>
                 <w:b/>
                 <w:bCs/>
                 <w:i w:val="0"/>
@@ -6377,7 +6415,7 @@
             </w:pPr>
             <w:r>
               <w:rPr>
-                <w:rFonts w:ascii="楷体_GB2312" w:eastAsia="楷体_GB2312" w:hAnsi="宋体" w:cs="楷体_GB2312" w:hint="default"/>
+                <w:rFonts w:hint="default" w:ascii="楷体_GB2312" w:hAnsi="宋体" w:eastAsia="楷体_GB2312" w:cs="楷体_GB2312"/>
                 <w:b/>
                 <w:bCs/>
                 <w:i w:val="0"/>
@@ -6398,10 +6436,10 @@
           <w:tcPr>
             <w:tcW w:w="5035" w:type="dxa"/>
             <w:tcBorders>
-              <w:top w:val="single" w:sz="4" w:space="0" w:color="000000"/>
-              <w:left w:val="single" w:sz="4" w:space="0" w:color="000000"/>
-              <w:bottom w:val="single" w:sz="4" w:space="0" w:color="000000"/>
-              <w:right w:val="single" w:sz="4" w:space="0" w:color="000000"/>
+              <w:top w:val="single" w:color="000000" w:sz="4" w:space="0"/>
+              <w:left w:val="single" w:color="000000" w:sz="4" w:space="0"/>
+              <w:bottom w:val="single" w:color="000000" w:sz="4" w:space="0"/>
+              <w:right w:val="single" w:color="000000" w:sz="4" w:space="0"/>
             </w:tcBorders>
             <w:shd w:val="clear" w:color="auto" w:fill="C0C0C0"/>
             <w:vAlign w:val="center"/>
@@ -6415,7 +6453,7 @@
               <w:jc w:val="center"/>
               <w:textAlignment w:val="center"/>
               <w:rPr>
-                <w:rFonts w:ascii="楷体_GB2312" w:eastAsia="楷体_GB2312" w:hAnsi="宋体" w:cs="楷体_GB2312" w:hint="default"/>
+                <w:rFonts w:hint="default" w:ascii="楷体_GB2312" w:hAnsi="宋体" w:eastAsia="楷体_GB2312" w:cs="楷体_GB2312"/>
                 <w:b/>
                 <w:bCs/>
                 <w:i w:val="0"/>
@@ -6428,7 +6466,7 @@
             </w:pPr>
             <w:r>
               <w:rPr>
-                <w:rFonts w:ascii="楷体_GB2312" w:eastAsia="楷体_GB2312" w:hAnsi="宋体" w:cs="楷体_GB2312" w:hint="default"/>
+                <w:rFonts w:hint="default" w:ascii="楷体_GB2312" w:hAnsi="宋体" w:eastAsia="楷体_GB2312" w:cs="楷体_GB2312"/>
                 <w:b/>
                 <w:bCs/>
                 <w:i w:val="0"/>
@@ -6449,10 +6487,10 @@
           <w:tcPr>
             <w:tcW w:w="926" w:type="dxa"/>
             <w:tcBorders>
-              <w:top w:val="single" w:sz="4" w:space="0" w:color="000000"/>
-              <w:left w:val="single" w:sz="4" w:space="0" w:color="000000"/>
-              <w:bottom w:val="single" w:sz="4" w:space="0" w:color="000000"/>
-              <w:right w:val="single" w:sz="4" w:space="0" w:color="000000"/>
+              <w:top w:val="single" w:color="000000" w:sz="4" w:space="0"/>
+              <w:left w:val="single" w:color="000000" w:sz="4" w:space="0"/>
+              <w:bottom w:val="single" w:color="000000" w:sz="4" w:space="0"/>
+              <w:right w:val="single" w:color="000000" w:sz="4" w:space="0"/>
             </w:tcBorders>
             <w:shd w:val="clear" w:color="auto" w:fill="C0C0C0"/>
             <w:vAlign w:val="center"/>
@@ -6466,7 +6504,7 @@
               <w:jc w:val="center"/>
               <w:textAlignment w:val="center"/>
               <w:rPr>
-                <w:rFonts w:ascii="楷体_GB2312" w:eastAsia="楷体_GB2312" w:hAnsi="宋体" w:cs="楷体_GB2312" w:hint="default"/>
+                <w:rFonts w:hint="default" w:ascii="楷体_GB2312" w:hAnsi="宋体" w:eastAsia="楷体_GB2312" w:cs="楷体_GB2312"/>
                 <w:b/>
                 <w:bCs/>
                 <w:i w:val="0"/>
@@ -6479,7 +6517,7 @@
             </w:pPr>
             <w:r>
               <w:rPr>
-                <w:rFonts w:ascii="楷体_GB2312" w:eastAsia="楷体_GB2312" w:hAnsi="宋体" w:cs="楷体_GB2312" w:hint="default"/>
+                <w:rFonts w:hint="default" w:ascii="楷体_GB2312" w:hAnsi="宋体" w:eastAsia="楷体_GB2312" w:cs="楷体_GB2312"/>
                 <w:b/>
                 <w:bCs/>
                 <w:i w:val="0"/>
@@ -6499,8 +6537,14 @@
       </w:tr>
       <w:tr>
         <w:tblPrEx>
-          <w:tblW w:w="8504" w:type="dxa"/>
-          <w:tblInd w:w="96" w:type="dxa"/>
+          <w:tblBorders>
+            <w:top w:val="none" w:color="auto" w:sz="0" w:space="0"/>
+            <w:left w:val="none" w:color="auto" w:sz="0" w:space="0"/>
+            <w:bottom w:val="none" w:color="auto" w:sz="0" w:space="0"/>
+            <w:right w:val="none" w:color="auto" w:sz="0" w:space="0"/>
+            <w:insideH w:val="none" w:color="auto" w:sz="0" w:space="0"/>
+            <w:insideV w:val="none" w:color="auto" w:sz="0" w:space="0"/>
+          </w:tblBorders>
           <w:shd w:val="clear" w:color="auto" w:fill="auto"/>
           <w:tblCellMar>
             <w:top w:w="0" w:type="dxa"/>
@@ -6510,16 +6554,16 @@
           </w:tblCellMar>
         </w:tblPrEx>
         <w:trPr>
-          <w:trHeight w:val="493"/>
+          <w:trHeight w:val="493" w:hRule="atLeast"/>
         </w:trPr>
         <w:tc>
           <w:tcPr>
             <w:tcW w:w="1435" w:type="dxa"/>
             <w:tcBorders>
-              <w:top w:val="single" w:sz="4" w:space="0" w:color="000000"/>
-              <w:left w:val="single" w:sz="4" w:space="0" w:color="000000"/>
-              <w:bottom w:val="single" w:sz="4" w:space="0" w:color="000000"/>
-              <w:right w:val="single" w:sz="4" w:space="0" w:color="000000"/>
+              <w:top w:val="single" w:color="000000" w:sz="4" w:space="0"/>
+              <w:left w:val="single" w:color="000000" w:sz="4" w:space="0"/>
+              <w:bottom w:val="single" w:color="000000" w:sz="4" w:space="0"/>
+              <w:right w:val="single" w:color="000000" w:sz="4" w:space="0"/>
             </w:tcBorders>
             <w:shd w:val="clear" w:color="auto" w:fill="auto"/>
             <w:vAlign w:val="center"/>
@@ -6533,7 +6577,7 @@
               <w:jc w:val="left"/>
               <w:textAlignment w:val="center"/>
               <w:rPr>
-                <w:rFonts w:ascii="楷体_GB2312" w:eastAsia="楷体_GB2312" w:hAnsi="宋体" w:cs="楷体_GB2312" w:hint="default"/>
+                <w:rFonts w:hint="default" w:ascii="楷体_GB2312" w:hAnsi="宋体" w:eastAsia="楷体_GB2312" w:cs="楷体_GB2312"/>
                 <w:b/>
                 <w:bCs/>
                 <w:i w:val="0"/>
@@ -6549,7 +6593,7 @@
             </w:pPr>
             <w:r>
               <w:rPr>
-                <w:rFonts w:ascii="宋体" w:eastAsia="宋体" w:hAnsi="宋体" w:cs="宋体" w:hint="eastAsia"/>
+                <w:rFonts w:hint="eastAsia" w:ascii="宋体" w:hAnsi="宋体" w:eastAsia="宋体" w:cs="宋体"/>
                 <w:i w:val="0"/>
                 <w:iCs w:val="0"/>
                 <w:snapToGrid w:val="0"/>
@@ -6568,10 +6612,10 @@
           <w:tcPr>
             <w:tcW w:w="1108" w:type="dxa"/>
             <w:tcBorders>
-              <w:top w:val="single" w:sz="4" w:space="0" w:color="000000"/>
-              <w:left w:val="single" w:sz="4" w:space="0" w:color="000000"/>
-              <w:bottom w:val="single" w:sz="4" w:space="0" w:color="000000"/>
-              <w:right w:val="single" w:sz="4" w:space="0" w:color="000000"/>
+              <w:top w:val="single" w:color="000000" w:sz="4" w:space="0"/>
+              <w:left w:val="single" w:color="000000" w:sz="4" w:space="0"/>
+              <w:bottom w:val="single" w:color="000000" w:sz="4" w:space="0"/>
+              <w:right w:val="single" w:color="000000" w:sz="4" w:space="0"/>
             </w:tcBorders>
             <w:shd w:val="clear" w:color="auto" w:fill="auto"/>
             <w:vAlign w:val="center"/>
@@ -6585,7 +6629,7 @@
               <w:jc w:val="left"/>
               <w:textAlignment w:val="center"/>
               <w:rPr>
-                <w:rFonts w:ascii="楷体_GB2312" w:eastAsia="楷体_GB2312" w:hAnsi="宋体" w:cs="楷体_GB2312" w:hint="default"/>
+                <w:rFonts w:hint="default" w:ascii="楷体_GB2312" w:hAnsi="宋体" w:eastAsia="楷体_GB2312" w:cs="楷体_GB2312"/>
                 <w:b/>
                 <w:bCs/>
                 <w:i w:val="0"/>
@@ -6601,7 +6645,7 @@
             </w:pPr>
             <w:r>
               <w:rPr>
-                <w:rFonts w:ascii="宋体" w:eastAsia="宋体" w:hAnsi="宋体" w:cs="宋体" w:hint="eastAsia"/>
+                <w:rFonts w:hint="eastAsia" w:ascii="宋体" w:hAnsi="宋体" w:eastAsia="宋体" w:cs="宋体"/>
                 <w:i w:val="0"/>
                 <w:iCs w:val="0"/>
                 <w:snapToGrid w:val="0"/>
@@ -6616,7 +6660,7 @@
             </w:r>
             <w:r>
               <w:rPr>
-                <w:rFonts w:ascii="宋体" w:hAnsi="宋体" w:cs="宋体" w:hint="eastAsia"/>
+                <w:rFonts w:hint="eastAsia" w:ascii="宋体" w:hAnsi="宋体" w:cs="宋体"/>
                 <w:i w:val="0"/>
                 <w:iCs w:val="0"/>
                 <w:snapToGrid w:val="0"/>
@@ -6627,11 +6671,13 @@
                 <w:u w:val="none"/>
                 <w:lang w:val="en-US" w:eastAsia="zh-CN"/>
               </w:rPr>
-              <w:t>3</w:t>
+              <w:t>1</w:t>
             </w:r>
+            <w:bookmarkStart w:id="25" w:name="_GoBack"/>
+            <w:bookmarkEnd w:id="25"/>
             <w:r>
               <w:rPr>
-                <w:rFonts w:ascii="宋体" w:eastAsia="宋体" w:hAnsi="宋体" w:cs="宋体" w:hint="eastAsia"/>
+                <w:rFonts w:hint="eastAsia" w:ascii="宋体" w:hAnsi="宋体" w:eastAsia="宋体" w:cs="宋体"/>
                 <w:i w:val="0"/>
                 <w:iCs w:val="0"/>
                 <w:snapToGrid w:val="0"/>
@@ -6650,10 +6696,10 @@
           <w:tcPr>
             <w:tcW w:w="5035" w:type="dxa"/>
             <w:tcBorders>
-              <w:top w:val="single" w:sz="4" w:space="0" w:color="000000"/>
-              <w:left w:val="single" w:sz="4" w:space="0" w:color="000000"/>
-              <w:bottom w:val="single" w:sz="4" w:space="0" w:color="000000"/>
-              <w:right w:val="single" w:sz="4" w:space="0" w:color="000000"/>
+              <w:top w:val="single" w:color="000000" w:sz="4" w:space="0"/>
+              <w:left w:val="single" w:color="000000" w:sz="4" w:space="0"/>
+              <w:bottom w:val="single" w:color="000000" w:sz="4" w:space="0"/>
+              <w:right w:val="single" w:color="000000" w:sz="4" w:space="0"/>
             </w:tcBorders>
             <w:shd w:val="clear" w:color="auto" w:fill="auto"/>
             <w:vAlign w:val="center"/>
@@ -6667,7 +6713,7 @@
               <w:jc w:val="left"/>
               <w:textAlignment w:val="center"/>
               <w:rPr>
-                <w:rFonts w:ascii="楷体_GB2312" w:eastAsia="楷体_GB2312" w:hAnsi="宋体" w:cs="楷体_GB2312" w:hint="default"/>
+                <w:rFonts w:hint="default" w:ascii="楷体_GB2312" w:hAnsi="宋体" w:eastAsia="楷体_GB2312" w:cs="楷体_GB2312"/>
                 <w:b/>
                 <w:bCs/>
                 <w:i w:val="0"/>
@@ -6683,7 +6729,7 @@
             </w:pPr>
             <w:r>
               <w:rPr>
-                <w:rFonts w:ascii="宋体" w:eastAsia="宋体" w:hAnsi="宋体" w:cs="宋体" w:hint="eastAsia"/>
+                <w:rFonts w:hint="eastAsia" w:ascii="宋体" w:hAnsi="宋体" w:eastAsia="宋体" w:cs="宋体"/>
                 <w:i w:val="0"/>
                 <w:iCs w:val="0"/>
                 <w:snapToGrid w:val="0"/>
@@ -6702,10 +6748,10 @@
           <w:tcPr>
             <w:tcW w:w="926" w:type="dxa"/>
             <w:tcBorders>
-              <w:top w:val="single" w:sz="4" w:space="0" w:color="000000"/>
-              <w:left w:val="single" w:sz="4" w:space="0" w:color="000000"/>
-              <w:bottom w:val="single" w:sz="4" w:space="0" w:color="000000"/>
-              <w:right w:val="single" w:sz="4" w:space="0" w:color="000000"/>
+              <w:top w:val="single" w:color="000000" w:sz="4" w:space="0"/>
+              <w:left w:val="single" w:color="000000" w:sz="4" w:space="0"/>
+              <w:bottom w:val="single" w:color="000000" w:sz="4" w:space="0"/>
+              <w:right w:val="single" w:color="000000" w:sz="4" w:space="0"/>
             </w:tcBorders>
             <w:shd w:val="clear" w:color="auto" w:fill="auto"/>
             <w:vAlign w:val="center"/>
@@ -6719,7 +6765,7 @@
               <w:jc w:val="left"/>
               <w:textAlignment w:val="center"/>
               <w:rPr>
-                <w:rFonts w:ascii="楷体_GB2312" w:eastAsia="楷体_GB2312" w:hAnsi="宋体" w:cs="楷体_GB2312" w:hint="default"/>
+                <w:rFonts w:hint="default" w:ascii="楷体_GB2312" w:hAnsi="宋体" w:eastAsia="楷体_GB2312" w:cs="楷体_GB2312"/>
                 <w:b/>
                 <w:bCs/>
                 <w:i w:val="0"/>
@@ -6735,7 +6781,7 @@
             </w:pPr>
             <w:r>
               <w:rPr>
-                <w:rFonts w:ascii="宋体" w:eastAsia="宋体" w:hAnsi="宋体" w:cs="宋体" w:hint="eastAsia"/>
+                <w:rFonts w:hint="eastAsia" w:ascii="宋体" w:hAnsi="宋体" w:eastAsia="宋体" w:cs="宋体"/>
                 <w:i w:val="0"/>
                 <w:iCs w:val="0"/>
                 <w:snapToGrid w:val="0"/>
@@ -6754,14 +6800,14 @@
     </w:tbl>
     <w:p>
       <w:pPr>
-        <w:pStyle w:val="1"/>
+        <w:pStyle w:val="28"/>
         <w:bidi w:val="0"/>
         <w:rPr>
           <w:rFonts w:hint="eastAsia"/>
           <w:lang w:val="en-US" w:eastAsia="zh-CN"/>
         </w:rPr>
       </w:pPr>
-      <w:bookmarkStart w:id="25" w:name="_Toc17732"/>
+      <w:bookmarkStart w:id="24" w:name="_Toc17732"/>
       <w:r>
         <w:rPr>
           <w:rFonts w:hint="eastAsia"/>
@@ -6769,11 +6815,11 @@
         </w:rPr>
         <w:t>附则</w:t>
       </w:r>
-      <w:bookmarkEnd w:id="25"/>
+      <w:bookmarkEnd w:id="24"/>
     </w:p>
     <w:p>
       <w:pPr>
-        <w:pStyle w:val="a1"/>
+        <w:pStyle w:val="29"/>
         <w:numPr>
           <w:ilvl w:val="0"/>
           <w:numId w:val="0"/>
@@ -6794,34 +6840,84 @@
       </w:r>
     </w:p>
     <w:sectPr>
-      <w:headerReference w:type="default" r:id="rId7"/>
-      <w:footerReference w:type="default" r:id="rId8"/>
+      <w:headerReference r:id="rId5" w:type="default"/>
+      <w:footerReference r:id="rId6" w:type="default"/>
       <w:pgSz w:w="11906" w:h="16838"/>
       <w:pgMar w:top="1417" w:right="1800" w:bottom="1440" w:left="1800" w:header="1140" w:footer="992" w:gutter="0"/>
-      <w:cols w:num="1" w:space="425"/>
+      <w:cols w:space="425" w:num="1"/>
       <w:docGrid w:type="lines" w:linePitch="312" w:charSpace="0"/>
     </w:sectPr>
   </w:body>
 </w:document>
 </file>
 
+<file path=word/endnotes.xml><?xml version="1.0" encoding="utf-8"?>
+<w:endnotes xmlns:wpc="http://schemas.microsoft.com/office/word/2010/wordprocessingCanvas" xmlns:mc="http://schemas.openxmlformats.org/markup-compatibility/2006" xmlns:o="urn:schemas-microsoft-com:office:office" xmlns:r="http://schemas.openxmlformats.org/officeDocument/2006/relationships" xmlns:m="http://schemas.openxmlformats.org/officeDocument/2006/math" xmlns:v="urn:schemas-microsoft-com:vml" xmlns:wp14="http://schemas.microsoft.com/office/word/2010/wordprocessingDrawing" xmlns:wp="http://schemas.openxmlformats.org/drawingml/2006/wordprocessingDrawing" xmlns:w="http://schemas.openxmlformats.org/wordprocessingml/2006/main" xmlns:w14="http://schemas.microsoft.com/office/word/2010/wordml" xmlns:w15="http://schemas.microsoft.com/office/word/2012/wordml" xmlns:w10="urn:schemas-microsoft-com:office:word" xmlns:wpg="http://schemas.microsoft.com/office/word/2010/wordprocessingGroup" xmlns:wpi="http://schemas.microsoft.com/office/word/2010/wordprocessingInk" xmlns:wne="http://schemas.microsoft.com/office/word/2006/wordml" xmlns:wps="http://schemas.microsoft.com/office/word/2010/wordprocessingShape" xmlns:wpsCustomData="http://www.wps.cn/officeDocument/2013/wpsCustomData" mc:Ignorable="w14 w15 wp14">
+  <w:endnote w:type="separator" w:id="0">
+    <w:p>
+      <w:pPr>
+        <w:spacing w:line="240" w:lineRule="auto"/>
+      </w:pPr>
+      <w:r>
+        <w:separator/>
+      </w:r>
+    </w:p>
+  </w:endnote>
+  <w:endnote w:type="continuationSeparator" w:id="1">
+    <w:p>
+      <w:pPr>
+        <w:spacing w:line="240" w:lineRule="auto"/>
+      </w:pPr>
+      <w:r>
+        <w:continuationSeparator/>
+      </w:r>
+    </w:p>
+  </w:endnote>
+</w:endnotes>
+</file>
+
 <file path=word/footer1.xml><?xml version="1.0" encoding="utf-8"?>
-<w:ftr xmlns:wpc="http://schemas.microsoft.com/office/word/2010/wordprocessingCanvas" xmlns:mc="http://schemas.openxmlformats.org/markup-compatibility/2006" xmlns:o="urn:schemas-microsoft-com:office:office" xmlns:r="http://schemas.openxmlformats.org/officeDocument/2006/relationships" xmlns:m="http://schemas.openxmlformats.org/officeDocument/2006/math" xmlns:v="urn:schemas-microsoft-com:vml" xmlns:wp14="http://schemas.microsoft.com/office/word/2010/wordprocessingDrawing" xmlns:wp="http://schemas.openxmlformats.org/drawingml/2006/wordprocessingDrawing" xmlns:w10="urn:schemas-microsoft-com:office:word" xmlns:w="http://schemas.openxmlformats.org/wordprocessingml/2006/main" xmlns:w14="http://schemas.microsoft.com/office/word/2010/wordml" xmlns:w15="http://schemas.microsoft.com/office/word/2012/wordml" xmlns:wne="http://schemas.microsoft.com/office/word/2006/wordml" xmlns:wpg="http://schemas.microsoft.com/office/word/2010/wordprocessingGroup" xmlns:wpi="http://schemas.microsoft.com/office/word/2010/wordprocessingInk" xmlns:wps="http://schemas.microsoft.com/office/word/2010/wordprocessingShape" mc:Ignorable="w14 w15 wp14">
+<w:ftr xmlns:wpc="http://schemas.microsoft.com/office/word/2010/wordprocessingCanvas" xmlns:mc="http://schemas.openxmlformats.org/markup-compatibility/2006" xmlns:o="urn:schemas-microsoft-com:office:office" xmlns:r="http://schemas.openxmlformats.org/officeDocument/2006/relationships" xmlns:m="http://schemas.openxmlformats.org/officeDocument/2006/math" xmlns:v="urn:schemas-microsoft-com:vml" xmlns:wp14="http://schemas.microsoft.com/office/word/2010/wordprocessingDrawing" xmlns:wp="http://schemas.openxmlformats.org/drawingml/2006/wordprocessingDrawing" xmlns:w10="urn:schemas-microsoft-com:office:word" xmlns:w="http://schemas.openxmlformats.org/wordprocessingml/2006/main" xmlns:w14="http://schemas.microsoft.com/office/word/2010/wordml" xmlns:w15="http://schemas.microsoft.com/office/word/2012/wordml" xmlns:wpg="http://schemas.microsoft.com/office/word/2010/wordprocessingGroup" xmlns:wpi="http://schemas.microsoft.com/office/word/2010/wordprocessingInk" xmlns:wne="http://schemas.microsoft.com/office/word/2006/wordml" xmlns:wps="http://schemas.microsoft.com/office/word/2010/wordprocessingShape" xmlns:wpsCustomData="http://www.wps.cn/officeDocument/2013/wpsCustomData" mc:Ignorable="w14 w15 wp14">
   <w:p>
     <w:pPr>
-      <w:pStyle w:val="Footer"/>
+      <w:pStyle w:val="14"/>
     </w:pPr>
   </w:p>
 </w:ftr>
 </file>
 
+<file path=word/footnotes.xml><?xml version="1.0" encoding="utf-8"?>
+<w:footnotes xmlns:wpc="http://schemas.microsoft.com/office/word/2010/wordprocessingCanvas" xmlns:mc="http://schemas.openxmlformats.org/markup-compatibility/2006" xmlns:o="urn:schemas-microsoft-com:office:office" xmlns:r="http://schemas.openxmlformats.org/officeDocument/2006/relationships" xmlns:m="http://schemas.openxmlformats.org/officeDocument/2006/math" xmlns:v="urn:schemas-microsoft-com:vml" xmlns:wp14="http://schemas.microsoft.com/office/word/2010/wordprocessingDrawing" xmlns:wp="http://schemas.openxmlformats.org/drawingml/2006/wordprocessingDrawing" xmlns:w="http://schemas.openxmlformats.org/wordprocessingml/2006/main" xmlns:w14="http://schemas.microsoft.com/office/word/2010/wordml" xmlns:w15="http://schemas.microsoft.com/office/word/2012/wordml" xmlns:w10="urn:schemas-microsoft-com:office:word" xmlns:wpg="http://schemas.microsoft.com/office/word/2010/wordprocessingGroup" xmlns:wpi="http://schemas.microsoft.com/office/word/2010/wordprocessingInk" xmlns:wne="http://schemas.microsoft.com/office/word/2006/wordml" xmlns:wps="http://schemas.microsoft.com/office/word/2010/wordprocessingShape" xmlns:wpsCustomData="http://www.wps.cn/officeDocument/2013/wpsCustomData" mc:Ignorable="w14 w15 wp14">
+  <w:footnote w:type="separator" w:id="0">
+    <w:p>
+      <w:pPr>
+        <w:spacing w:line="360" w:lineRule="auto"/>
+      </w:pPr>
+      <w:r>
+        <w:separator/>
+      </w:r>
+    </w:p>
+  </w:footnote>
+  <w:footnote w:type="continuationSeparator" w:id="1">
+    <w:p>
+      <w:pPr>
+        <w:spacing w:line="360" w:lineRule="auto"/>
+      </w:pPr>
+      <w:r>
+        <w:continuationSeparator/>
+      </w:r>
+    </w:p>
+  </w:footnote>
+</w:footnotes>
+</file>
+
 <file path=word/header1.xml><?xml version="1.0" encoding="utf-8"?>
-<w:hdr xmlns:wpc="http://schemas.microsoft.com/office/word/2010/wordprocessingCanvas" xmlns:mc="http://schemas.openxmlformats.org/markup-compatibility/2006" xmlns:o="urn:schemas-microsoft-com:office:office" xmlns:r="http://schemas.openxmlformats.org/officeDocument/2006/relationships" xmlns:m="http://schemas.openxmlformats.org/officeDocument/2006/math" xmlns:v="urn:schemas-microsoft-com:vml" xmlns:wp14="http://schemas.microsoft.com/office/word/2010/wordprocessingDrawing" xmlns:wp="http://schemas.openxmlformats.org/drawingml/2006/wordprocessingDrawing" xmlns:w10="urn:schemas-microsoft-com:office:word" xmlns:w="http://schemas.openxmlformats.org/wordprocessingml/2006/main" xmlns:w14="http://schemas.microsoft.com/office/word/2010/wordml" xmlns:w15="http://schemas.microsoft.com/office/word/2012/wordml" xmlns:wne="http://schemas.microsoft.com/office/word/2006/wordml" xmlns:wpg="http://schemas.microsoft.com/office/word/2010/wordprocessingGroup" xmlns:wpi="http://schemas.microsoft.com/office/word/2010/wordprocessingInk" xmlns:wps="http://schemas.microsoft.com/office/word/2010/wordprocessingShape" mc:Ignorable="w14 w15 wp14">
+<w:hdr xmlns:wpc="http://schemas.microsoft.com/office/word/2010/wordprocessingCanvas" xmlns:mc="http://schemas.openxmlformats.org/markup-compatibility/2006" xmlns:o="urn:schemas-microsoft-com:office:office" xmlns:r="http://schemas.openxmlformats.org/officeDocument/2006/relationships" xmlns:m="http://schemas.openxmlformats.org/officeDocument/2006/math" xmlns:v="urn:schemas-microsoft-com:vml" xmlns:wp14="http://schemas.microsoft.com/office/word/2010/wordprocessingDrawing" xmlns:wp="http://schemas.openxmlformats.org/drawingml/2006/wordprocessingDrawing" xmlns:w10="urn:schemas-microsoft-com:office:word" xmlns:w="http://schemas.openxmlformats.org/wordprocessingml/2006/main" xmlns:w14="http://schemas.microsoft.com/office/word/2010/wordml" xmlns:w15="http://schemas.microsoft.com/office/word/2012/wordml" xmlns:wpg="http://schemas.microsoft.com/office/word/2010/wordprocessingGroup" xmlns:wpi="http://schemas.microsoft.com/office/word/2010/wordprocessingInk" xmlns:wne="http://schemas.microsoft.com/office/word/2006/wordml" xmlns:wps="http://schemas.microsoft.com/office/word/2010/wordprocessingShape" xmlns:wpsCustomData="http://www.wps.cn/officeDocument/2013/wpsCustomData" mc:Ignorable="w14 w15 wp14">
   <w:p>
     <w:pPr>
-      <w:pStyle w:val="Header"/>
+      <w:pStyle w:val="15"/>
       <w:pBdr>
-        <w:bottom w:val="single" w:sz="4" w:space="1" w:color="auto"/>
+        <w:bottom w:val="single" w:color="auto" w:sz="4" w:space="1"/>
       </w:pBdr>
       <w:tabs>
         <w:tab w:val="left" w:pos="335"/>
@@ -6829,27 +6925,27 @@
       </w:tabs>
       <w:jc w:val="right"/>
       <w:rPr>
-        <w:rFonts w:eastAsiaTheme="minorEastAsia" w:hint="eastAsia"/>
+        <w:rFonts w:hint="eastAsia" w:eastAsiaTheme="minorEastAsia"/>
         <w:lang w:eastAsia="zh-CN"/>
       </w:rPr>
     </w:pPr>
     <w:r>
       <w:rPr>
-        <w:rFonts w:eastAsiaTheme="minorEastAsia" w:hint="eastAsia"/>
+        <w:rFonts w:hint="eastAsia" w:eastAsiaTheme="minorEastAsia"/>
         <w:lang w:val="en-US" w:eastAsia="zh-CN"/>
       </w:rPr>
       <w:tab/>
     </w:r>
     <w:r>
       <w:rPr>
-        <w:rFonts w:eastAsiaTheme="minorEastAsia" w:hint="eastAsia"/>
+        <w:rFonts w:hint="eastAsia" w:eastAsiaTheme="minorEastAsia"/>
         <w:lang w:val="en-US" w:eastAsia="zh-CN"/>
       </w:rPr>
       <w:tab/>
     </w:r>
     <w:r>
       <w:rPr>
-        <w:rFonts w:eastAsiaTheme="minorEastAsia" w:hint="eastAsia"/>
+        <w:rFonts w:hint="eastAsia" w:eastAsiaTheme="minorEastAsia"/>
         <w:lang w:val="en-US" w:eastAsia="zh-CN"/>
       </w:rPr>
       <w:t>桐乡华数广电网络有限公司</w:t>
@@ -6859,15 +6955,15 @@
 </file>
 
 <file path=word/numbering.xml><?xml version="1.0" encoding="utf-8"?>
-<w:numbering xmlns:wpc="http://schemas.microsoft.com/office/word/2010/wordprocessingCanvas" xmlns:mc="http://schemas.openxmlformats.org/markup-compatibility/2006" xmlns:o="urn:schemas-microsoft-com:office:office" xmlns:r="http://schemas.openxmlformats.org/officeDocument/2006/relationships" xmlns:m="http://schemas.openxmlformats.org/officeDocument/2006/math" xmlns:v="urn:schemas-microsoft-com:vml" xmlns:wp14="http://schemas.microsoft.com/office/word/2010/wordprocessingDrawing" xmlns:wp="http://schemas.openxmlformats.org/drawingml/2006/wordprocessingDrawing" xmlns:w10="urn:schemas-microsoft-com:office:word" xmlns:w="http://schemas.openxmlformats.org/wordprocessingml/2006/main" xmlns:w14="http://schemas.microsoft.com/office/word/2010/wordml" xmlns:w15="http://schemas.microsoft.com/office/word/2012/wordml" xmlns:wne="http://schemas.microsoft.com/office/word/2006/wordml" xmlns:wpg="http://schemas.microsoft.com/office/word/2010/wordprocessingGroup" xmlns:wpi="http://schemas.microsoft.com/office/word/2010/wordprocessingInk" xmlns:wps="http://schemas.microsoft.com/office/word/2010/wordprocessingShape" mc:Ignorable="w14 w15 wp14">
+<w:numbering xmlns:wpc="http://schemas.microsoft.com/office/word/2010/wordprocessingCanvas" xmlns:mc="http://schemas.openxmlformats.org/markup-compatibility/2006" xmlns:o="urn:schemas-microsoft-com:office:office" xmlns:r="http://schemas.openxmlformats.org/officeDocument/2006/relationships" xmlns:m="http://schemas.openxmlformats.org/officeDocument/2006/math" xmlns:v="urn:schemas-microsoft-com:vml" xmlns:wp14="http://schemas.microsoft.com/office/word/2010/wordprocessingDrawing" xmlns:wp="http://schemas.openxmlformats.org/drawingml/2006/wordprocessingDrawing" xmlns:w10="urn:schemas-microsoft-com:office:word" xmlns:w="http://schemas.openxmlformats.org/wordprocessingml/2006/main" xmlns:w14="http://schemas.microsoft.com/office/word/2010/wordml" xmlns:wpg="http://schemas.microsoft.com/office/word/2010/wordprocessingGroup" xmlns:wpi="http://schemas.microsoft.com/office/word/2010/wordprocessingInk" xmlns:wne="http://schemas.microsoft.com/office/word/2006/wordml" xmlns:wps="http://schemas.microsoft.com/office/word/2010/wordprocessingShape" xmlns:wpsCustomData="http://www.wps.cn/officeDocument/2013/wpsCustomData" mc:Ignorable="w14 wp14">
   <w:abstractNum w:abstractNumId="0">
     <w:nsid w:val="8E964DCE"/>
     <w:multiLevelType w:val="multilevel"/>
     <w:tmpl w:val="8E964DCE"/>
-    <w:lvl w:ilvl="0">
+    <w:lvl w:ilvl="0" w:tentative="0">
       <w:start w:val="1"/>
       <w:numFmt w:val="decimal"/>
-      <w:pStyle w:val="Heading1"/>
+      <w:pStyle w:val="2"/>
       <w:lvlText w:val="%1."/>
       <w:lvlJc w:val="left"/>
       <w:pPr>
@@ -6877,10 +6973,10 @@
         <w:rFonts w:hint="default"/>
       </w:rPr>
     </w:lvl>
-    <w:lvl w:ilvl="1">
+    <w:lvl w:ilvl="1" w:tentative="0">
       <w:start w:val="1"/>
       <w:numFmt w:val="decimal"/>
-      <w:pStyle w:val="Heading2"/>
+      <w:pStyle w:val="3"/>
       <w:lvlText w:val="%1.%2."/>
       <w:lvlJc w:val="left"/>
       <w:pPr>
@@ -6890,10 +6986,10 @@
         <w:rFonts w:hint="default"/>
       </w:rPr>
     </w:lvl>
-    <w:lvl w:ilvl="2">
+    <w:lvl w:ilvl="2" w:tentative="0">
       <w:start w:val="1"/>
       <w:numFmt w:val="decimal"/>
-      <w:pStyle w:val="Heading3"/>
+      <w:pStyle w:val="4"/>
       <w:lvlText w:val="%1.%2.%3."/>
       <w:lvlJc w:val="left"/>
       <w:pPr>
@@ -6903,10 +6999,10 @@
         <w:rFonts w:hint="default"/>
       </w:rPr>
     </w:lvl>
-    <w:lvl w:ilvl="3">
+    <w:lvl w:ilvl="3" w:tentative="0">
       <w:start w:val="1"/>
       <w:numFmt w:val="decimal"/>
-      <w:pStyle w:val="Heading4"/>
+      <w:pStyle w:val="5"/>
       <w:lvlText w:val="%1.%2.%3.%4."/>
       <w:lvlJc w:val="left"/>
       <w:pPr>
@@ -6916,10 +7012,10 @@
         <w:rFonts w:hint="default"/>
       </w:rPr>
     </w:lvl>
-    <w:lvl w:ilvl="4">
+    <w:lvl w:ilvl="4" w:tentative="0">
       <w:start w:val="1"/>
       <w:numFmt w:val="decimal"/>
-      <w:pStyle w:val="Heading5"/>
+      <w:pStyle w:val="6"/>
       <w:lvlText w:val="%1.%2.%3.%4.%5."/>
       <w:lvlJc w:val="left"/>
       <w:pPr>
@@ -6929,10 +7025,10 @@
         <w:rFonts w:hint="default"/>
       </w:rPr>
     </w:lvl>
-    <w:lvl w:ilvl="5">
+    <w:lvl w:ilvl="5" w:tentative="0">
       <w:start w:val="1"/>
       <w:numFmt w:val="decimal"/>
-      <w:pStyle w:val="Heading6"/>
+      <w:pStyle w:val="7"/>
       <w:lvlText w:val="%1.%2.%3.%4.%5.%6."/>
       <w:lvlJc w:val="left"/>
       <w:pPr>
@@ -6942,10 +7038,10 @@
         <w:rFonts w:hint="default"/>
       </w:rPr>
     </w:lvl>
-    <w:lvl w:ilvl="6">
+    <w:lvl w:ilvl="6" w:tentative="0">
       <w:start w:val="1"/>
       <w:numFmt w:val="decimal"/>
-      <w:pStyle w:val="Heading7"/>
+      <w:pStyle w:val="8"/>
       <w:lvlText w:val="%1.%2.%3.%4.%5.%6.%7."/>
       <w:lvlJc w:val="left"/>
       <w:pPr>
@@ -6955,10 +7051,10 @@
         <w:rFonts w:hint="default"/>
       </w:rPr>
     </w:lvl>
-    <w:lvl w:ilvl="7">
+    <w:lvl w:ilvl="7" w:tentative="0">
       <w:start w:val="1"/>
       <w:numFmt w:val="decimal"/>
-      <w:pStyle w:val="Heading8"/>
+      <w:pStyle w:val="9"/>
       <w:lvlText w:val="%1.%2.%3.%4.%5.%6.%7.%8."/>
       <w:lvlJc w:val="left"/>
       <w:pPr>
@@ -6968,10 +7064,10 @@
         <w:rFonts w:hint="default"/>
       </w:rPr>
     </w:lvl>
-    <w:lvl w:ilvl="8">
+    <w:lvl w:ilvl="8" w:tentative="0">
       <w:start w:val="1"/>
       <w:numFmt w:val="decimal"/>
-      <w:pStyle w:val="Heading9"/>
+      <w:pStyle w:val="10"/>
       <w:lvlText w:val="%1.%2.%3.%4.%5.%6.%7.%8.%9."/>
       <w:lvlJc w:val="left"/>
       <w:pPr>
@@ -6986,7 +7082,7 @@
     <w:nsid w:val="92E1D44D"/>
     <w:multiLevelType w:val="singleLevel"/>
     <w:tmpl w:val="92E1D44D"/>
-    <w:lvl w:ilvl="0">
+    <w:lvl w:ilvl="0" w:tentative="0">
       <w:start w:val="1"/>
       <w:numFmt w:val="decimal"/>
       <w:lvlText w:val="%1."/>
@@ -7003,7 +7099,7 @@
     <w:nsid w:val="ADC5FD62"/>
     <w:multiLevelType w:val="singleLevel"/>
     <w:tmpl w:val="ADC5FD62"/>
-    <w:lvl w:ilvl="0">
+    <w:lvl w:ilvl="0" w:tentative="0">
       <w:start w:val="1"/>
       <w:numFmt w:val="decimal"/>
       <w:lvlText w:val="%1."/>
@@ -7020,7 +7116,7 @@
     <w:nsid w:val="39E445F3"/>
     <w:multiLevelType w:val="singleLevel"/>
     <w:tmpl w:val="39E445F3"/>
-    <w:lvl w:ilvl="0">
+    <w:lvl w:ilvl="0" w:tentative="0">
       <w:start w:val="1"/>
       <w:numFmt w:val="decimal"/>
       <w:lvlText w:val="%1."/>
@@ -7049,267 +7145,269 @@
 </file>
 
 <file path=word/styles.xml><?xml version="1.0" encoding="utf-8"?>
-<w:styles xmlns:mc="http://schemas.openxmlformats.org/markup-compatibility/2006" xmlns:r="http://schemas.openxmlformats.org/officeDocument/2006/relationships" xmlns:w="http://schemas.openxmlformats.org/wordprocessingml/2006/main" xmlns:w14="http://schemas.microsoft.com/office/word/2010/wordml" xmlns:w15="http://schemas.microsoft.com/office/word/2012/wordml" mc:Ignorable="w14 w15">
+<w:styles xmlns:mc="http://schemas.openxmlformats.org/markup-compatibility/2006" xmlns:o="urn:schemas-microsoft-com:office:office" xmlns:r="http://schemas.openxmlformats.org/officeDocument/2006/relationships" xmlns:m="http://schemas.openxmlformats.org/officeDocument/2006/math" xmlns:v="urn:schemas-microsoft-com:vml" xmlns:w="http://schemas.openxmlformats.org/wordprocessingml/2006/main" xmlns:w14="http://schemas.microsoft.com/office/word/2010/wordml" xmlns:w10="urn:schemas-microsoft-com:office:word" xmlns:sl="http://schemas.openxmlformats.org/schemaLibrary/2006/main" xmlns:wpsCustomData="http://www.wps.cn/officeDocument/2013/wpsCustomData" mc:Ignorable="w14">
   <w:docDefaults>
     <w:rPrDefault>
       <w:rPr>
-        <w:rFonts w:ascii="Times New Roman" w:eastAsia="宋体" w:hAnsi="Times New Roman" w:cs="Times New Roman"/>
+        <w:rFonts w:ascii="Times New Roman" w:hAnsi="Times New Roman" w:eastAsia="宋体" w:cs="Times New Roman"/>
       </w:rPr>
     </w:rPrDefault>
     <w:pPrDefault/>
   </w:docDefaults>
-  <w:latentStyles w:defLockedState="0" w:defUIPriority="99" w:defSemiHidden="1" w:defUnhideWhenUsed="1" w:defQFormat="0" w:count="260">
-    <w:lsdException w:name="Normal" w:semiHidden="0" w:uiPriority="0" w:unhideWhenUsed="0" w:qFormat="1"/>
-    <w:lsdException w:name="heading 1" w:semiHidden="0" w:uiPriority="0" w:unhideWhenUsed="0" w:qFormat="1"/>
-    <w:lsdException w:name="heading 2" w:semiHidden="0" w:uiPriority="0" w:qFormat="1"/>
-    <w:lsdException w:name="heading 3" w:uiPriority="0" w:qFormat="1"/>
-    <w:lsdException w:name="heading 4" w:semiHidden="0" w:uiPriority="0" w:qFormat="1"/>
-    <w:lsdException w:name="heading 5" w:uiPriority="0" w:qFormat="1"/>
-    <w:lsdException w:name="heading 6" w:uiPriority="0" w:qFormat="1"/>
-    <w:lsdException w:name="heading 7" w:uiPriority="0" w:qFormat="1"/>
-    <w:lsdException w:name="heading 8" w:uiPriority="0" w:qFormat="1"/>
-    <w:lsdException w:name="heading 9" w:uiPriority="0" w:qFormat="1"/>
-    <w:lsdException w:name="index 1" w:semiHidden="0" w:uiPriority="0" w:unhideWhenUsed="0"/>
-    <w:lsdException w:name="index 2" w:semiHidden="0" w:uiPriority="0" w:unhideWhenUsed="0"/>
-    <w:lsdException w:name="index 3" w:semiHidden="0" w:uiPriority="0" w:unhideWhenUsed="0"/>
-    <w:lsdException w:name="index 4" w:semiHidden="0" w:uiPriority="0" w:unhideWhenUsed="0"/>
-    <w:lsdException w:name="index 5" w:semiHidden="0" w:uiPriority="0" w:unhideWhenUsed="0"/>
-    <w:lsdException w:name="index 6" w:semiHidden="0" w:uiPriority="0" w:unhideWhenUsed="0"/>
-    <w:lsdException w:name="index 7" w:semiHidden="0" w:uiPriority="0" w:unhideWhenUsed="0"/>
-    <w:lsdException w:name="index 8" w:semiHidden="0" w:uiPriority="0" w:unhideWhenUsed="0"/>
-    <w:lsdException w:name="index 9" w:semiHidden="0" w:uiPriority="0" w:unhideWhenUsed="0"/>
-    <w:lsdException w:name="toc 1" w:semiHidden="0" w:uiPriority="0" w:unhideWhenUsed="0" w:qFormat="1"/>
-    <w:lsdException w:name="toc 2" w:semiHidden="0" w:uiPriority="0" w:unhideWhenUsed="0" w:qFormat="1"/>
-    <w:lsdException w:name="toc 3" w:semiHidden="0" w:uiPriority="0" w:unhideWhenUsed="0" w:qFormat="1"/>
-    <w:lsdException w:name="toc 4" w:semiHidden="0" w:uiPriority="0" w:unhideWhenUsed="0"/>
-    <w:lsdException w:name="toc 5" w:semiHidden="0" w:uiPriority="0" w:unhideWhenUsed="0"/>
-    <w:lsdException w:name="toc 6" w:semiHidden="0" w:uiPriority="0" w:unhideWhenUsed="0"/>
-    <w:lsdException w:name="toc 7" w:semiHidden="0" w:uiPriority="0" w:unhideWhenUsed="0"/>
-    <w:lsdException w:name="toc 8" w:semiHidden="0" w:uiPriority="0" w:unhideWhenUsed="0"/>
-    <w:lsdException w:name="toc 9" w:semiHidden="0" w:uiPriority="0" w:unhideWhenUsed="0"/>
-    <w:lsdException w:name="Normal Indent" w:semiHidden="0" w:uiPriority="0" w:unhideWhenUsed="0"/>
-    <w:lsdException w:name="footnote text" w:semiHidden="0" w:uiPriority="0" w:unhideWhenUsed="0"/>
-    <w:lsdException w:name="annotation text" w:semiHidden="0" w:uiPriority="0" w:unhideWhenUsed="0" w:qFormat="1"/>
-    <w:lsdException w:name="header" w:semiHidden="0" w:uiPriority="0" w:unhideWhenUsed="0" w:qFormat="1"/>
-    <w:lsdException w:name="footer" w:semiHidden="0" w:uiPriority="0" w:unhideWhenUsed="0" w:qFormat="1"/>
-    <w:lsdException w:name="index heading" w:semiHidden="0" w:uiPriority="0" w:unhideWhenUsed="0"/>
-    <w:lsdException w:name="caption" w:uiPriority="0" w:qFormat="1"/>
-    <w:lsdException w:name="table of figures" w:semiHidden="0" w:uiPriority="0" w:unhideWhenUsed="0"/>
-    <w:lsdException w:name="envelope address" w:semiHidden="0" w:uiPriority="0" w:unhideWhenUsed="0"/>
-    <w:lsdException w:name="envelope return" w:semiHidden="0" w:uiPriority="0" w:unhideWhenUsed="0"/>
-    <w:lsdException w:name="footnote reference" w:semiHidden="0" w:uiPriority="0" w:unhideWhenUsed="0"/>
-    <w:lsdException w:name="annotation reference" w:semiHidden="0" w:uiPriority="0" w:unhideWhenUsed="0"/>
-    <w:lsdException w:name="line number" w:semiHidden="0" w:uiPriority="0" w:unhideWhenUsed="0"/>
-    <w:lsdException w:name="page number" w:semiHidden="0" w:uiPriority="0" w:unhideWhenUsed="0"/>
-    <w:lsdException w:name="endnote reference" w:semiHidden="0" w:uiPriority="0" w:unhideWhenUsed="0"/>
-    <w:lsdException w:name="endnote text" w:semiHidden="0" w:uiPriority="0" w:unhideWhenUsed="0"/>
-    <w:lsdException w:name="table of authorities" w:semiHidden="0" w:uiPriority="0" w:unhideWhenUsed="0"/>
-    <w:lsdException w:name="macro" w:semiHidden="0" w:uiPriority="0" w:unhideWhenUsed="0"/>
-    <w:lsdException w:name="toa heading" w:semiHidden="0" w:uiPriority="0" w:unhideWhenUsed="0"/>
-    <w:lsdException w:name="List" w:semiHidden="0" w:uiPriority="0" w:unhideWhenUsed="0"/>
-    <w:lsdException w:name="List Bullet" w:semiHidden="0" w:uiPriority="0" w:unhideWhenUsed="0"/>
-    <w:lsdException w:name="List Number" w:semiHidden="0" w:uiPriority="0" w:unhideWhenUsed="0"/>
-    <w:lsdException w:name="List 2" w:semiHidden="0" w:uiPriority="0" w:unhideWhenUsed="0"/>
-    <w:lsdException w:name="List 3" w:semiHidden="0" w:uiPriority="0" w:unhideWhenUsed="0"/>
-    <w:lsdException w:name="List 4" w:semiHidden="0" w:uiPriority="0" w:unhideWhenUsed="0"/>
-    <w:lsdException w:name="List 5" w:semiHidden="0" w:uiPriority="0" w:unhideWhenUsed="0"/>
-    <w:lsdException w:name="List Bullet 2" w:semiHidden="0" w:uiPriority="0" w:unhideWhenUsed="0"/>
-    <w:lsdException w:name="List Bullet 3" w:semiHidden="0" w:uiPriority="0" w:unhideWhenUsed="0"/>
-    <w:lsdException w:name="List Bullet 4" w:semiHidden="0" w:uiPriority="0" w:unhideWhenUsed="0"/>
-    <w:lsdException w:name="List Bullet 5" w:semiHidden="0" w:uiPriority="0" w:unhideWhenUsed="0"/>
-    <w:lsdException w:name="List Number 2" w:semiHidden="0" w:uiPriority="0" w:unhideWhenUsed="0"/>
-    <w:lsdException w:name="List Number 3" w:semiHidden="0" w:uiPriority="0" w:unhideWhenUsed="0"/>
-    <w:lsdException w:name="List Number 4" w:semiHidden="0" w:uiPriority="0" w:unhideWhenUsed="0"/>
-    <w:lsdException w:name="List Number 5" w:semiHidden="0" w:uiPriority="0" w:unhideWhenUsed="0"/>
-    <w:lsdException w:name="Title" w:semiHidden="0" w:uiPriority="0" w:unhideWhenUsed="0" w:qFormat="1"/>
-    <w:lsdException w:name="Closing" w:semiHidden="0" w:uiPriority="0" w:unhideWhenUsed="0"/>
-    <w:lsdException w:name="Signature" w:semiHidden="0" w:uiPriority="0" w:unhideWhenUsed="0"/>
-    <w:lsdException w:name="Default Paragraph Font" w:uiPriority="0" w:unhideWhenUsed="0" w:qFormat="1"/>
-    <w:lsdException w:name="Body Text" w:uiPriority="0" w:unhideWhenUsed="0" w:qFormat="1"/>
-    <w:lsdException w:name="Body Text Indent" w:semiHidden="0" w:uiPriority="0" w:unhideWhenUsed="0"/>
-    <w:lsdException w:name="List Continue" w:semiHidden="0" w:uiPriority="0" w:unhideWhenUsed="0"/>
-    <w:lsdException w:name="List Continue 2" w:semiHidden="0" w:uiPriority="0" w:unhideWhenUsed="0"/>
-    <w:lsdException w:name="List Continue 3" w:semiHidden="0" w:uiPriority="0" w:unhideWhenUsed="0"/>
-    <w:lsdException w:name="List Continue 4" w:semiHidden="0" w:uiPriority="0" w:unhideWhenUsed="0"/>
-    <w:lsdException w:name="List Continue 5" w:semiHidden="0" w:uiPriority="0" w:unhideWhenUsed="0"/>
-    <w:lsdException w:name="Message Header" w:semiHidden="0" w:uiPriority="0" w:unhideWhenUsed="0"/>
-    <w:lsdException w:name="Subtitle" w:semiHidden="0" w:uiPriority="0" w:unhideWhenUsed="0" w:qFormat="1"/>
-    <w:lsdException w:name="Salutation" w:semiHidden="0" w:uiPriority="0" w:unhideWhenUsed="0"/>
-    <w:lsdException w:name="Date" w:semiHidden="0" w:uiPriority="0" w:unhideWhenUsed="0"/>
-    <w:lsdException w:name="Body Text First Indent" w:semiHidden="0" w:uiPriority="0" w:unhideWhenUsed="0"/>
-    <w:lsdException w:name="Body Text First Indent 2" w:semiHidden="0" w:uiPriority="0" w:unhideWhenUsed="0"/>
-    <w:lsdException w:name="Body Text 2" w:semiHidden="0" w:uiPriority="0" w:unhideWhenUsed="0"/>
-    <w:lsdException w:name="Body Text 3" w:semiHidden="0" w:uiPriority="0" w:unhideWhenUsed="0"/>
-    <w:lsdException w:name="Body Text Indent 2" w:semiHidden="0" w:uiPriority="0" w:unhideWhenUsed="0"/>
-    <w:lsdException w:name="Body Text Indent 3" w:semiHidden="0" w:uiPriority="0" w:unhideWhenUsed="0"/>
-    <w:lsdException w:name="Block Text" w:semiHidden="0" w:uiPriority="0" w:unhideWhenUsed="0"/>
-    <w:lsdException w:name="Hyperlink" w:semiHidden="0" w:uiPriority="0" w:unhideWhenUsed="0"/>
-    <w:lsdException w:name="FollowedHyperlink" w:semiHidden="0" w:uiPriority="0" w:unhideWhenUsed="0"/>
-    <w:lsdException w:name="Strong" w:semiHidden="0" w:uiPriority="0" w:unhideWhenUsed="0" w:qFormat="1"/>
-    <w:lsdException w:name="Emphasis" w:semiHidden="0" w:uiPriority="0" w:unhideWhenUsed="0" w:qFormat="1"/>
-    <w:lsdException w:name="Document Map" w:semiHidden="0" w:uiPriority="0" w:unhideWhenUsed="0"/>
-    <w:lsdException w:name="Plain Text" w:semiHidden="0" w:uiPriority="0" w:unhideWhenUsed="0"/>
-    <w:lsdException w:name="E-mail Signature" w:semiHidden="0" w:uiPriority="0" w:unhideWhenUsed="0"/>
-    <w:lsdException w:name="Normal (Web)" w:semiHidden="0" w:uiPriority="0" w:unhideWhenUsed="0" w:qFormat="1"/>
-    <w:lsdException w:name="HTML Acronym" w:semiHidden="0" w:uiPriority="0" w:unhideWhenUsed="0"/>
-    <w:lsdException w:name="HTML Address" w:semiHidden="0" w:uiPriority="0" w:unhideWhenUsed="0"/>
-    <w:lsdException w:name="HTML Cite" w:semiHidden="0" w:uiPriority="0" w:unhideWhenUsed="0"/>
-    <w:lsdException w:name="HTML Code" w:semiHidden="0" w:uiPriority="0" w:unhideWhenUsed="0"/>
-    <w:lsdException w:name="HTML Definition" w:semiHidden="0" w:uiPriority="0" w:unhideWhenUsed="0"/>
-    <w:lsdException w:name="HTML Keyboard" w:semiHidden="0" w:uiPriority="0" w:unhideWhenUsed="0"/>
-    <w:lsdException w:name="HTML Preformatted" w:semiHidden="0" w:uiPriority="0" w:unhideWhenUsed="0"/>
-    <w:lsdException w:name="HTML Sample" w:semiHidden="0" w:uiPriority="0" w:unhideWhenUsed="0"/>
-    <w:lsdException w:name="HTML Typewriter" w:semiHidden="0" w:uiPriority="0" w:unhideWhenUsed="0"/>
-    <w:lsdException w:name="HTML Variable" w:semiHidden="0" w:uiPriority="0" w:unhideWhenUsed="0"/>
-    <w:lsdException w:name="Normal Table" w:uiPriority="0" w:unhideWhenUsed="0" w:qFormat="1"/>
-    <w:lsdException w:name="annotation subject" w:semiHidden="0" w:uiPriority="0" w:unhideWhenUsed="0"/>
-    <w:lsdException w:name="Table Simple 1" w:semiHidden="0" w:uiPriority="0" w:unhideWhenUsed="0"/>
-    <w:lsdException w:name="Table Simple 2" w:semiHidden="0" w:uiPriority="0" w:unhideWhenUsed="0"/>
-    <w:lsdException w:name="Table Simple 3" w:semiHidden="0" w:uiPriority="0" w:unhideWhenUsed="0"/>
-    <w:lsdException w:name="Table Classic 1" w:semiHidden="0" w:uiPriority="0" w:unhideWhenUsed="0"/>
-    <w:lsdException w:name="Table Classic 2" w:semiHidden="0" w:uiPriority="0" w:unhideWhenUsed="0"/>
-    <w:lsdException w:name="Table Classic 3" w:semiHidden="0" w:uiPriority="0" w:unhideWhenUsed="0"/>
-    <w:lsdException w:name="Table Classic 4" w:semiHidden="0" w:uiPriority="0" w:unhideWhenUsed="0"/>
-    <w:lsdException w:name="Table Colorful 1" w:semiHidden="0" w:uiPriority="0" w:unhideWhenUsed="0"/>
-    <w:lsdException w:name="Table Colorful 2" w:semiHidden="0" w:uiPriority="0" w:unhideWhenUsed="0"/>
-    <w:lsdException w:name="Table Colorful 3" w:semiHidden="0" w:uiPriority="0" w:unhideWhenUsed="0"/>
-    <w:lsdException w:name="Table Columns 1" w:semiHidden="0" w:uiPriority="0" w:unhideWhenUsed="0"/>
-    <w:lsdException w:name="Table Columns 2" w:semiHidden="0" w:uiPriority="0" w:unhideWhenUsed="0"/>
-    <w:lsdException w:name="Table Columns 3" w:semiHidden="0" w:uiPriority="0" w:unhideWhenUsed="0"/>
-    <w:lsdException w:name="Table Columns 4" w:semiHidden="0" w:uiPriority="0" w:unhideWhenUsed="0"/>
-    <w:lsdException w:name="Table Columns 5" w:semiHidden="0" w:uiPriority="0" w:unhideWhenUsed="0"/>
-    <w:lsdException w:name="Table Grid 1" w:semiHidden="0" w:uiPriority="0" w:unhideWhenUsed="0"/>
-    <w:lsdException w:name="Table Grid 2" w:semiHidden="0" w:uiPriority="0" w:unhideWhenUsed="0"/>
-    <w:lsdException w:name="Table Grid 3" w:semiHidden="0" w:uiPriority="0" w:unhideWhenUsed="0"/>
-    <w:lsdException w:name="Table Grid 4" w:semiHidden="0" w:uiPriority="0" w:unhideWhenUsed="0"/>
-    <w:lsdException w:name="Table Grid 5" w:semiHidden="0" w:uiPriority="0" w:unhideWhenUsed="0"/>
-    <w:lsdException w:name="Table Grid 6" w:semiHidden="0" w:uiPriority="0" w:unhideWhenUsed="0"/>
-    <w:lsdException w:name="Table Grid 7" w:semiHidden="0" w:uiPriority="0" w:unhideWhenUsed="0"/>
-    <w:lsdException w:name="Table Grid 8" w:semiHidden="0" w:uiPriority="0" w:unhideWhenUsed="0"/>
-    <w:lsdException w:name="Table List 1" w:semiHidden="0" w:uiPriority="0" w:unhideWhenUsed="0"/>
-    <w:lsdException w:name="Table List 2" w:semiHidden="0" w:uiPriority="0" w:unhideWhenUsed="0"/>
-    <w:lsdException w:name="Table List 3" w:semiHidden="0" w:uiPriority="0" w:unhideWhenUsed="0"/>
-    <w:lsdException w:name="Table List 4" w:semiHidden="0" w:uiPriority="0" w:unhideWhenUsed="0"/>
-    <w:lsdException w:name="Table List 5" w:semiHidden="0" w:uiPriority="0" w:unhideWhenUsed="0"/>
-    <w:lsdException w:name="Table List 6" w:semiHidden="0" w:uiPriority="0" w:unhideWhenUsed="0"/>
-    <w:lsdException w:name="Table List 7" w:semiHidden="0" w:uiPriority="0" w:unhideWhenUsed="0"/>
-    <w:lsdException w:name="Table List 8" w:semiHidden="0" w:uiPriority="0" w:unhideWhenUsed="0"/>
-    <w:lsdException w:name="Table 3D effects 1" w:semiHidden="0" w:uiPriority="0" w:unhideWhenUsed="0"/>
-    <w:lsdException w:name="Table 3D effects 2" w:semiHidden="0" w:uiPriority="0" w:unhideWhenUsed="0"/>
-    <w:lsdException w:name="Table 3D effects 3" w:semiHidden="0" w:uiPriority="0" w:unhideWhenUsed="0"/>
-    <w:lsdException w:name="Table Contemporary" w:semiHidden="0" w:uiPriority="0" w:unhideWhenUsed="0"/>
-    <w:lsdException w:name="Table Elegant" w:semiHidden="0" w:uiPriority="0" w:unhideWhenUsed="0"/>
-    <w:lsdException w:name="Table Professional" w:semiHidden="0" w:uiPriority="0" w:unhideWhenUsed="0"/>
-    <w:lsdException w:name="Table Subtle 1" w:semiHidden="0" w:uiPriority="0" w:unhideWhenUsed="0"/>
-    <w:lsdException w:name="Table Subtle 2" w:semiHidden="0" w:uiPriority="0" w:unhideWhenUsed="0"/>
-    <w:lsdException w:name="Table Web 1" w:semiHidden="0" w:uiPriority="0" w:unhideWhenUsed="0"/>
-    <w:lsdException w:name="Table Web 2" w:semiHidden="0" w:uiPriority="0" w:unhideWhenUsed="0"/>
-    <w:lsdException w:name="Table Web 3" w:semiHidden="0" w:uiPriority="0" w:unhideWhenUsed="0"/>
-    <w:lsdException w:name="Balloon Text" w:semiHidden="0" w:uiPriority="0" w:unhideWhenUsed="0"/>
-    <w:lsdException w:name="Table Grid" w:semiHidden="0" w:uiPriority="0" w:unhideWhenUsed="0" w:qFormat="1"/>
-    <w:lsdException w:name="Table Theme" w:semiHidden="0" w:uiPriority="0" w:unhideWhenUsed="0"/>
-    <w:lsdException w:name="Light Shading" w:semiHidden="0" w:uiPriority="60" w:unhideWhenUsed="0"/>
-    <w:lsdException w:name="Light List" w:semiHidden="0" w:uiPriority="61" w:unhideWhenUsed="0"/>
-    <w:lsdException w:name="Light Grid" w:semiHidden="0" w:uiPriority="62" w:unhideWhenUsed="0"/>
-    <w:lsdException w:name="Medium Shading 1" w:semiHidden="0" w:uiPriority="63" w:unhideWhenUsed="0"/>
-    <w:lsdException w:name="Medium Shading 2" w:semiHidden="0" w:uiPriority="64" w:unhideWhenUsed="0"/>
-    <w:lsdException w:name="Medium List 1" w:semiHidden="0" w:uiPriority="65" w:unhideWhenUsed="0"/>
-    <w:lsdException w:name="Medium List 2" w:semiHidden="0" w:uiPriority="66" w:unhideWhenUsed="0"/>
-    <w:lsdException w:name="Medium Grid 1" w:semiHidden="0" w:uiPriority="67" w:unhideWhenUsed="0"/>
-    <w:lsdException w:name="Medium Grid 2" w:semiHidden="0" w:uiPriority="68" w:unhideWhenUsed="0"/>
-    <w:lsdException w:name="Medium Grid 3" w:semiHidden="0" w:uiPriority="69" w:unhideWhenUsed="0"/>
-    <w:lsdException w:name="Dark List" w:semiHidden="0" w:uiPriority="70" w:unhideWhenUsed="0"/>
-    <w:lsdException w:name="Colorful Shading" w:semiHidden="0" w:uiPriority="71" w:unhideWhenUsed="0"/>
-    <w:lsdException w:name="Colorful List" w:semiHidden="0" w:uiPriority="72" w:unhideWhenUsed="0"/>
-    <w:lsdException w:name="Colorful Grid" w:semiHidden="0" w:uiPriority="73" w:unhideWhenUsed="0"/>
-    <w:lsdException w:name="Light Shading Accent 1" w:semiHidden="0" w:uiPriority="60" w:unhideWhenUsed="0"/>
-    <w:lsdException w:name="Light List Accent 1" w:semiHidden="0" w:uiPriority="61" w:unhideWhenUsed="0"/>
-    <w:lsdException w:name="Light Grid Accent 1" w:semiHidden="0" w:uiPriority="62" w:unhideWhenUsed="0"/>
-    <w:lsdException w:name="Medium Shading 1 Accent 1" w:semiHidden="0" w:uiPriority="63" w:unhideWhenUsed="0"/>
-    <w:lsdException w:name="Medium Shading 2 Accent 1" w:semiHidden="0" w:uiPriority="64" w:unhideWhenUsed="0"/>
-    <w:lsdException w:name="Medium List 1 Accent 1" w:semiHidden="0" w:uiPriority="65" w:unhideWhenUsed="0"/>
-    <w:lsdException w:name="Medium List 2 Accent 1" w:semiHidden="0" w:uiPriority="66" w:unhideWhenUsed="0"/>
-    <w:lsdException w:name="Medium Grid 1 Accent 1" w:semiHidden="0" w:uiPriority="67" w:unhideWhenUsed="0"/>
-    <w:lsdException w:name="Medium Grid 2 Accent 1" w:semiHidden="0" w:uiPriority="68" w:unhideWhenUsed="0"/>
-    <w:lsdException w:name="Medium Grid 3 Accent 1" w:semiHidden="0" w:uiPriority="69" w:unhideWhenUsed="0"/>
-    <w:lsdException w:name="Dark List Accent 1" w:semiHidden="0" w:uiPriority="70" w:unhideWhenUsed="0"/>
-    <w:lsdException w:name="Colorful Shading Accent 1" w:semiHidden="0" w:uiPriority="71" w:unhideWhenUsed="0"/>
-    <w:lsdException w:name="Colorful List Accent 1" w:semiHidden="0" w:uiPriority="72" w:unhideWhenUsed="0"/>
-    <w:lsdException w:name="Colorful Grid Accent 1" w:semiHidden="0" w:uiPriority="73" w:unhideWhenUsed="0"/>
-    <w:lsdException w:name="Light Shading Accent 2" w:semiHidden="0" w:uiPriority="60" w:unhideWhenUsed="0"/>
-    <w:lsdException w:name="Light List Accent 2" w:semiHidden="0" w:uiPriority="61" w:unhideWhenUsed="0"/>
-    <w:lsdException w:name="Light Grid Accent 2" w:semiHidden="0" w:uiPriority="62" w:unhideWhenUsed="0"/>
-    <w:lsdException w:name="Medium Shading 1 Accent 2" w:semiHidden="0" w:uiPriority="63" w:unhideWhenUsed="0"/>
-    <w:lsdException w:name="Medium Shading 2 Accent 2" w:semiHidden="0" w:uiPriority="64" w:unhideWhenUsed="0"/>
-    <w:lsdException w:name="Medium List 1 Accent 2" w:semiHidden="0" w:uiPriority="65" w:unhideWhenUsed="0"/>
-    <w:lsdException w:name="Medium List 2 Accent 2" w:semiHidden="0" w:uiPriority="66" w:unhideWhenUsed="0"/>
-    <w:lsdException w:name="Medium Grid 1 Accent 2" w:semiHidden="0" w:uiPriority="67" w:unhideWhenUsed="0"/>
-    <w:lsdException w:name="Medium Grid 2 Accent 2" w:semiHidden="0" w:uiPriority="68" w:unhideWhenUsed="0"/>
-    <w:lsdException w:name="Medium Grid 3 Accent 2" w:semiHidden="0" w:uiPriority="69" w:unhideWhenUsed="0"/>
-    <w:lsdException w:name="Dark List Accent 2" w:semiHidden="0" w:uiPriority="70" w:unhideWhenUsed="0"/>
-    <w:lsdException w:name="Colorful Shading Accent 2" w:semiHidden="0" w:uiPriority="71" w:unhideWhenUsed="0"/>
-    <w:lsdException w:name="Colorful List Accent 2" w:semiHidden="0" w:uiPriority="72" w:unhideWhenUsed="0"/>
-    <w:lsdException w:name="Colorful Grid Accent 2" w:semiHidden="0" w:uiPriority="73" w:unhideWhenUsed="0"/>
-    <w:lsdException w:name="Light Shading Accent 3" w:semiHidden="0" w:uiPriority="60" w:unhideWhenUsed="0"/>
-    <w:lsdException w:name="Light List Accent 3" w:semiHidden="0" w:uiPriority="61" w:unhideWhenUsed="0"/>
-    <w:lsdException w:name="Light Grid Accent 3" w:semiHidden="0" w:uiPriority="62" w:unhideWhenUsed="0"/>
-    <w:lsdException w:name="Medium Shading 1 Accent 3" w:semiHidden="0" w:uiPriority="63" w:unhideWhenUsed="0"/>
-    <w:lsdException w:name="Medium Shading 2 Accent 3" w:semiHidden="0" w:uiPriority="64" w:unhideWhenUsed="0"/>
-    <w:lsdException w:name="Medium List 1 Accent 3" w:semiHidden="0" w:uiPriority="65" w:unhideWhenUsed="0"/>
-    <w:lsdException w:name="Medium List 2 Accent 3" w:semiHidden="0" w:uiPriority="66" w:unhideWhenUsed="0"/>
-    <w:lsdException w:name="Medium Grid 1 Accent 3" w:semiHidden="0" w:uiPriority="67" w:unhideWhenUsed="0"/>
-    <w:lsdException w:name="Medium Grid 2 Accent 3" w:semiHidden="0" w:uiPriority="68" w:unhideWhenUsed="0"/>
-    <w:lsdException w:name="Medium Grid 3 Accent 3" w:semiHidden="0" w:uiPriority="69" w:unhideWhenUsed="0"/>
-    <w:lsdException w:name="Dark List Accent 3" w:semiHidden="0" w:uiPriority="70" w:unhideWhenUsed="0"/>
-    <w:lsdException w:name="Colorful Shading Accent 3" w:semiHidden="0" w:uiPriority="71" w:unhideWhenUsed="0"/>
-    <w:lsdException w:name="Colorful List Accent 3" w:semiHidden="0" w:uiPriority="72" w:unhideWhenUsed="0"/>
-    <w:lsdException w:name="Colorful Grid Accent 3" w:semiHidden="0" w:uiPriority="73" w:unhideWhenUsed="0"/>
-    <w:lsdException w:name="Light Shading Accent 4" w:semiHidden="0" w:uiPriority="60" w:unhideWhenUsed="0"/>
-    <w:lsdException w:name="Light List Accent 4" w:semiHidden="0" w:uiPriority="61" w:unhideWhenUsed="0"/>
-    <w:lsdException w:name="Light Grid Accent 4" w:semiHidden="0" w:uiPriority="62" w:unhideWhenUsed="0"/>
-    <w:lsdException w:name="Medium Shading 1 Accent 4" w:semiHidden="0" w:uiPriority="63" w:unhideWhenUsed="0"/>
-    <w:lsdException w:name="Medium Shading 2 Accent 4" w:semiHidden="0" w:uiPriority="64" w:unhideWhenUsed="0"/>
-    <w:lsdException w:name="Medium List 1 Accent 4" w:semiHidden="0" w:uiPriority="65" w:unhideWhenUsed="0"/>
-    <w:lsdException w:name="Medium List 2 Accent 4" w:semiHidden="0" w:uiPriority="66" w:unhideWhenUsed="0"/>
-    <w:lsdException w:name="Medium Grid 1 Accent 4" w:semiHidden="0" w:uiPriority="67" w:unhideWhenUsed="0"/>
-    <w:lsdException w:name="Medium Grid 2 Accent 4" w:semiHidden="0" w:uiPriority="68" w:unhideWhenUsed="0"/>
-    <w:lsdException w:name="Medium Grid 3 Accent 4" w:semiHidden="0" w:uiPriority="69" w:unhideWhenUsed="0"/>
-    <w:lsdException w:name="Dark List Accent 4" w:semiHidden="0" w:uiPriority="70" w:unhideWhenUsed="0"/>
-    <w:lsdException w:name="Colorful Shading Accent 4" w:semiHidden="0" w:uiPriority="71" w:unhideWhenUsed="0"/>
-    <w:lsdException w:name="Colorful List Accent 4" w:semiHidden="0" w:uiPriority="72" w:unhideWhenUsed="0"/>
-    <w:lsdException w:name="Colorful Grid Accent 4" w:semiHidden="0" w:uiPriority="73" w:unhideWhenUsed="0"/>
-    <w:lsdException w:name="Light Shading Accent 5" w:semiHidden="0" w:uiPriority="60" w:unhideWhenUsed="0"/>
-    <w:lsdException w:name="Light List Accent 5" w:semiHidden="0" w:uiPriority="61" w:unhideWhenUsed="0"/>
-    <w:lsdException w:name="Light Grid Accent 5" w:semiHidden="0" w:uiPriority="62" w:unhideWhenUsed="0"/>
-    <w:lsdException w:name="Medium Shading 1 Accent 5" w:semiHidden="0" w:uiPriority="63" w:unhideWhenUsed="0"/>
-    <w:lsdException w:name="Medium Shading 2 Accent 5" w:semiHidden="0" w:uiPriority="64" w:unhideWhenUsed="0"/>
-    <w:lsdException w:name="Medium List 1 Accent 5" w:semiHidden="0" w:uiPriority="65" w:unhideWhenUsed="0"/>
-    <w:lsdException w:name="Medium List 2 Accent 5" w:semiHidden="0" w:uiPriority="66" w:unhideWhenUsed="0"/>
-    <w:lsdException w:name="Medium Grid 1 Accent 5" w:semiHidden="0" w:uiPriority="67" w:unhideWhenUsed="0"/>
-    <w:lsdException w:name="Medium Grid 2 Accent 5" w:semiHidden="0" w:uiPriority="68" w:unhideWhenUsed="0"/>
-    <w:lsdException w:name="Medium Grid 3 Accent 5" w:semiHidden="0" w:uiPriority="69" w:unhideWhenUsed="0"/>
-    <w:lsdException w:name="Dark List Accent 5" w:semiHidden="0" w:uiPriority="70" w:unhideWhenUsed="0"/>
-    <w:lsdException w:name="Colorful Shading Accent 5" w:semiHidden="0" w:uiPriority="71" w:unhideWhenUsed="0"/>
-    <w:lsdException w:name="Colorful List Accent 5" w:semiHidden="0" w:uiPriority="72" w:unhideWhenUsed="0"/>
-    <w:lsdException w:name="Colorful Grid Accent 5" w:semiHidden="0" w:uiPriority="73" w:unhideWhenUsed="0"/>
-    <w:lsdException w:name="Light Shading Accent 6" w:semiHidden="0" w:uiPriority="60" w:unhideWhenUsed="0"/>
-    <w:lsdException w:name="Light List Accent 6" w:semiHidden="0" w:uiPriority="61" w:unhideWhenUsed="0"/>
-    <w:lsdException w:name="Light Grid Accent 6" w:semiHidden="0" w:uiPriority="62" w:unhideWhenUsed="0"/>
-    <w:lsdException w:name="Medium Shading 1 Accent 6" w:semiHidden="0" w:uiPriority="63" w:unhideWhenUsed="0"/>
-    <w:lsdException w:name="Medium Shading 2 Accent 6" w:semiHidden="0" w:uiPriority="64" w:unhideWhenUsed="0"/>
-    <w:lsdException w:name="Medium List 1 Accent 6" w:semiHidden="0" w:uiPriority="65" w:unhideWhenUsed="0"/>
-    <w:lsdException w:name="Medium List 2 Accent 6" w:semiHidden="0" w:uiPriority="66" w:unhideWhenUsed="0"/>
-    <w:lsdException w:name="Medium Grid 1 Accent 6" w:semiHidden="0" w:uiPriority="67" w:unhideWhenUsed="0"/>
-    <w:lsdException w:name="Medium Grid 2 Accent 6" w:semiHidden="0" w:uiPriority="68" w:unhideWhenUsed="0"/>
-    <w:lsdException w:name="Medium Grid 3 Accent 6" w:semiHidden="0" w:uiPriority="69" w:unhideWhenUsed="0"/>
-    <w:lsdException w:name="Dark List Accent 6" w:semiHidden="0" w:uiPriority="70" w:unhideWhenUsed="0"/>
-    <w:lsdException w:name="Colorful Shading Accent 6" w:semiHidden="0" w:uiPriority="71" w:unhideWhenUsed="0"/>
-    <w:lsdException w:name="Colorful List Accent 6" w:semiHidden="0" w:uiPriority="72" w:unhideWhenUsed="0"/>
-    <w:lsdException w:name="Colorful Grid Accent 6" w:semiHidden="0" w:uiPriority="73" w:unhideWhenUsed="0"/>
+  <w:latentStyles w:count="260" w:defQFormat="0" w:defUnhideWhenUsed="1" w:defSemiHidden="1" w:defUIPriority="99" w:defLockedState="0">
+    <w:lsdException w:qFormat="1" w:unhideWhenUsed="0" w:uiPriority="0" w:semiHidden="0" w:name="Normal"/>
+    <w:lsdException w:qFormat="1" w:unhideWhenUsed="0" w:uiPriority="0" w:semiHidden="0" w:name="heading 1"/>
+    <w:lsdException w:qFormat="1" w:uiPriority="0" w:semiHidden="0" w:name="heading 2"/>
+    <w:lsdException w:qFormat="1" w:uiPriority="0" w:name="heading 3"/>
+    <w:lsdException w:qFormat="1" w:uiPriority="0" w:semiHidden="0" w:name="heading 4"/>
+    <w:lsdException w:qFormat="1" w:uiPriority="0" w:name="heading 5"/>
+    <w:lsdException w:qFormat="1" w:uiPriority="0" w:name="heading 6"/>
+    <w:lsdException w:qFormat="1" w:uiPriority="0" w:name="heading 7"/>
+    <w:lsdException w:qFormat="1" w:uiPriority="0" w:name="heading 8"/>
+    <w:lsdException w:qFormat="1" w:uiPriority="0" w:name="heading 9"/>
+    <w:lsdException w:unhideWhenUsed="0" w:uiPriority="0" w:semiHidden="0" w:name="index 1"/>
+    <w:lsdException w:unhideWhenUsed="0" w:uiPriority="0" w:semiHidden="0" w:name="index 2"/>
+    <w:lsdException w:unhideWhenUsed="0" w:uiPriority="0" w:semiHidden="0" w:name="index 3"/>
+    <w:lsdException w:unhideWhenUsed="0" w:uiPriority="0" w:semiHidden="0" w:name="index 4"/>
+    <w:lsdException w:unhideWhenUsed="0" w:uiPriority="0" w:semiHidden="0" w:name="index 5"/>
+    <w:lsdException w:unhideWhenUsed="0" w:uiPriority="0" w:semiHidden="0" w:name="index 6"/>
+    <w:lsdException w:unhideWhenUsed="0" w:uiPriority="0" w:semiHidden="0" w:name="index 7"/>
+    <w:lsdException w:unhideWhenUsed="0" w:uiPriority="0" w:semiHidden="0" w:name="index 8"/>
+    <w:lsdException w:unhideWhenUsed="0" w:uiPriority="0" w:semiHidden="0" w:name="index 9"/>
+    <w:lsdException w:qFormat="1" w:unhideWhenUsed="0" w:uiPriority="0" w:semiHidden="0" w:name="toc 1"/>
+    <w:lsdException w:qFormat="1" w:unhideWhenUsed="0" w:uiPriority="0" w:semiHidden="0" w:name="toc 2"/>
+    <w:lsdException w:qFormat="1" w:unhideWhenUsed="0" w:uiPriority="0" w:semiHidden="0" w:name="toc 3"/>
+    <w:lsdException w:unhideWhenUsed="0" w:uiPriority="0" w:semiHidden="0" w:name="toc 4"/>
+    <w:lsdException w:unhideWhenUsed="0" w:uiPriority="0" w:semiHidden="0" w:name="toc 5"/>
+    <w:lsdException w:unhideWhenUsed="0" w:uiPriority="0" w:semiHidden="0" w:name="toc 6"/>
+    <w:lsdException w:unhideWhenUsed="0" w:uiPriority="0" w:semiHidden="0" w:name="toc 7"/>
+    <w:lsdException w:unhideWhenUsed="0" w:uiPriority="0" w:semiHidden="0" w:name="toc 8"/>
+    <w:lsdException w:unhideWhenUsed="0" w:uiPriority="0" w:semiHidden="0" w:name="toc 9"/>
+    <w:lsdException w:unhideWhenUsed="0" w:uiPriority="0" w:semiHidden="0" w:name="Normal Indent"/>
+    <w:lsdException w:unhideWhenUsed="0" w:uiPriority="0" w:semiHidden="0" w:name="footnote text"/>
+    <w:lsdException w:qFormat="1" w:unhideWhenUsed="0" w:uiPriority="0" w:semiHidden="0" w:name="annotation text"/>
+    <w:lsdException w:qFormat="1" w:unhideWhenUsed="0" w:uiPriority="0" w:semiHidden="0" w:name="header"/>
+    <w:lsdException w:qFormat="1" w:unhideWhenUsed="0" w:uiPriority="0" w:semiHidden="0" w:name="footer"/>
+    <w:lsdException w:unhideWhenUsed="0" w:uiPriority="0" w:semiHidden="0" w:name="index heading"/>
+    <w:lsdException w:qFormat="1" w:uiPriority="0" w:name="caption"/>
+    <w:lsdException w:unhideWhenUsed="0" w:uiPriority="0" w:semiHidden="0" w:name="table of figures"/>
+    <w:lsdException w:unhideWhenUsed="0" w:uiPriority="0" w:semiHidden="0" w:name="envelope address"/>
+    <w:lsdException w:unhideWhenUsed="0" w:uiPriority="0" w:semiHidden="0" w:name="envelope return"/>
+    <w:lsdException w:unhideWhenUsed="0" w:uiPriority="0" w:semiHidden="0" w:name="footnote reference"/>
+    <w:lsdException w:unhideWhenUsed="0" w:uiPriority="0" w:semiHidden="0" w:name="annotation reference"/>
+    <w:lsdException w:unhideWhenUsed="0" w:uiPriority="0" w:semiHidden="0" w:name="line number"/>
+    <w:lsdException w:unhideWhenUsed="0" w:uiPriority="0" w:semiHidden="0" w:name="page number"/>
+    <w:lsdException w:unhideWhenUsed="0" w:uiPriority="0" w:semiHidden="0" w:name="endnote reference"/>
+    <w:lsdException w:unhideWhenUsed="0" w:uiPriority="0" w:semiHidden="0" w:name="endnote text"/>
+    <w:lsdException w:unhideWhenUsed="0" w:uiPriority="0" w:semiHidden="0" w:name="table of authorities"/>
+    <w:lsdException w:unhideWhenUsed="0" w:uiPriority="0" w:semiHidden="0" w:name="macro"/>
+    <w:lsdException w:unhideWhenUsed="0" w:uiPriority="0" w:semiHidden="0" w:name="toa heading"/>
+    <w:lsdException w:unhideWhenUsed="0" w:uiPriority="0" w:semiHidden="0" w:name="List"/>
+    <w:lsdException w:unhideWhenUsed="0" w:uiPriority="0" w:semiHidden="0" w:name="List Bullet"/>
+    <w:lsdException w:unhideWhenUsed="0" w:uiPriority="0" w:semiHidden="0" w:name="List Number"/>
+    <w:lsdException w:unhideWhenUsed="0" w:uiPriority="0" w:semiHidden="0" w:name="List 2"/>
+    <w:lsdException w:unhideWhenUsed="0" w:uiPriority="0" w:semiHidden="0" w:name="List 3"/>
+    <w:lsdException w:unhideWhenUsed="0" w:uiPriority="0" w:semiHidden="0" w:name="List 4"/>
+    <w:lsdException w:unhideWhenUsed="0" w:uiPriority="0" w:semiHidden="0" w:name="List 5"/>
+    <w:lsdException w:unhideWhenUsed="0" w:uiPriority="0" w:semiHidden="0" w:name="List Bullet 2"/>
+    <w:lsdException w:unhideWhenUsed="0" w:uiPriority="0" w:semiHidden="0" w:name="List Bullet 3"/>
+    <w:lsdException w:unhideWhenUsed="0" w:uiPriority="0" w:semiHidden="0" w:name="List Bullet 4"/>
+    <w:lsdException w:unhideWhenUsed="0" w:uiPriority="0" w:semiHidden="0" w:name="List Bullet 5"/>
+    <w:lsdException w:unhideWhenUsed="0" w:uiPriority="0" w:semiHidden="0" w:name="List Number 2"/>
+    <w:lsdException w:unhideWhenUsed="0" w:uiPriority="0" w:semiHidden="0" w:name="List Number 3"/>
+    <w:lsdException w:unhideWhenUsed="0" w:uiPriority="0" w:semiHidden="0" w:name="List Number 4"/>
+    <w:lsdException w:unhideWhenUsed="0" w:uiPriority="0" w:semiHidden="0" w:name="List Number 5"/>
+    <w:lsdException w:qFormat="1" w:unhideWhenUsed="0" w:uiPriority="0" w:semiHidden="0" w:name="Title"/>
+    <w:lsdException w:unhideWhenUsed="0" w:uiPriority="0" w:semiHidden="0" w:name="Closing"/>
+    <w:lsdException w:unhideWhenUsed="0" w:uiPriority="0" w:semiHidden="0" w:name="Signature"/>
+    <w:lsdException w:qFormat="1" w:unhideWhenUsed="0" w:uiPriority="0" w:name="Default Paragraph Font"/>
+    <w:lsdException w:qFormat="1" w:unhideWhenUsed="0" w:uiPriority="0" w:name="Body Text"/>
+    <w:lsdException w:unhideWhenUsed="0" w:uiPriority="0" w:semiHidden="0" w:name="Body Text Indent"/>
+    <w:lsdException w:unhideWhenUsed="0" w:uiPriority="0" w:semiHidden="0" w:name="List Continue"/>
+    <w:lsdException w:unhideWhenUsed="0" w:uiPriority="0" w:semiHidden="0" w:name="List Continue 2"/>
+    <w:lsdException w:unhideWhenUsed="0" w:uiPriority="0" w:semiHidden="0" w:name="List Continue 3"/>
+    <w:lsdException w:unhideWhenUsed="0" w:uiPriority="0" w:semiHidden="0" w:name="List Continue 4"/>
+    <w:lsdException w:unhideWhenUsed="0" w:uiPriority="0" w:semiHidden="0" w:name="List Continue 5"/>
+    <w:lsdException w:unhideWhenUsed="0" w:uiPriority="0" w:semiHidden="0" w:name="Message Header"/>
+    <w:lsdException w:qFormat="1" w:unhideWhenUsed="0" w:uiPriority="0" w:semiHidden="0" w:name="Subtitle"/>
+    <w:lsdException w:unhideWhenUsed="0" w:uiPriority="0" w:semiHidden="0" w:name="Salutation"/>
+    <w:lsdException w:unhideWhenUsed="0" w:uiPriority="0" w:semiHidden="0" w:name="Date"/>
+    <w:lsdException w:unhideWhenUsed="0" w:uiPriority="0" w:semiHidden="0" w:name="Body Text First Indent"/>
+    <w:lsdException w:unhideWhenUsed="0" w:uiPriority="0" w:semiHidden="0" w:name="Body Text First Indent 2"/>
+    <w:lsdException w:uiPriority="99" w:name="Note Heading"/>
+    <w:lsdException w:unhideWhenUsed="0" w:uiPriority="0" w:semiHidden="0" w:name="Body Text 2"/>
+    <w:lsdException w:unhideWhenUsed="0" w:uiPriority="0" w:semiHidden="0" w:name="Body Text 3"/>
+    <w:lsdException w:unhideWhenUsed="0" w:uiPriority="0" w:semiHidden="0" w:name="Body Text Indent 2"/>
+    <w:lsdException w:unhideWhenUsed="0" w:uiPriority="0" w:semiHidden="0" w:name="Body Text Indent 3"/>
+    <w:lsdException w:unhideWhenUsed="0" w:uiPriority="0" w:semiHidden="0" w:name="Block Text"/>
+    <w:lsdException w:unhideWhenUsed="0" w:uiPriority="0" w:semiHidden="0" w:name="Hyperlink"/>
+    <w:lsdException w:unhideWhenUsed="0" w:uiPriority="0" w:semiHidden="0" w:name="FollowedHyperlink"/>
+    <w:lsdException w:qFormat="1" w:unhideWhenUsed="0" w:uiPriority="0" w:semiHidden="0" w:name="Strong"/>
+    <w:lsdException w:qFormat="1" w:unhideWhenUsed="0" w:uiPriority="0" w:semiHidden="0" w:name="Emphasis"/>
+    <w:lsdException w:unhideWhenUsed="0" w:uiPriority="0" w:semiHidden="0" w:name="Document Map"/>
+    <w:lsdException w:unhideWhenUsed="0" w:uiPriority="0" w:semiHidden="0" w:name="Plain Text"/>
+    <w:lsdException w:unhideWhenUsed="0" w:uiPriority="0" w:semiHidden="0" w:name="E-mail Signature"/>
+    <w:lsdException w:qFormat="1" w:unhideWhenUsed="0" w:uiPriority="0" w:semiHidden="0" w:name="Normal (Web)"/>
+    <w:lsdException w:unhideWhenUsed="0" w:uiPriority="0" w:semiHidden="0" w:name="HTML Acronym"/>
+    <w:lsdException w:unhideWhenUsed="0" w:uiPriority="0" w:semiHidden="0" w:name="HTML Address"/>
+    <w:lsdException w:unhideWhenUsed="0" w:uiPriority="0" w:semiHidden="0" w:name="HTML Cite"/>
+    <w:lsdException w:unhideWhenUsed="0" w:uiPriority="0" w:semiHidden="0" w:name="HTML Code"/>
+    <w:lsdException w:unhideWhenUsed="0" w:uiPriority="0" w:semiHidden="0" w:name="HTML Definition"/>
+    <w:lsdException w:unhideWhenUsed="0" w:uiPriority="0" w:semiHidden="0" w:name="HTML Keyboard"/>
+    <w:lsdException w:unhideWhenUsed="0" w:uiPriority="0" w:semiHidden="0" w:name="HTML Preformatted"/>
+    <w:lsdException w:unhideWhenUsed="0" w:uiPriority="0" w:semiHidden="0" w:name="HTML Sample"/>
+    <w:lsdException w:unhideWhenUsed="0" w:uiPriority="0" w:semiHidden="0" w:name="HTML Typewriter"/>
+    <w:lsdException w:unhideWhenUsed="0" w:uiPriority="0" w:semiHidden="0" w:name="HTML Variable"/>
+    <w:lsdException w:qFormat="1" w:unhideWhenUsed="0" w:uiPriority="0" w:name="Normal Table"/>
+    <w:lsdException w:unhideWhenUsed="0" w:uiPriority="0" w:semiHidden="0" w:name="annotation subject"/>
+    <w:lsdException w:unhideWhenUsed="0" w:uiPriority="0" w:semiHidden="0" w:name="Table Simple 1"/>
+    <w:lsdException w:unhideWhenUsed="0" w:uiPriority="0" w:semiHidden="0" w:name="Table Simple 2"/>
+    <w:lsdException w:unhideWhenUsed="0" w:uiPriority="0" w:semiHidden="0" w:name="Table Simple 3"/>
+    <w:lsdException w:unhideWhenUsed="0" w:uiPriority="0" w:semiHidden="0" w:name="Table Classic 1"/>
+    <w:lsdException w:unhideWhenUsed="0" w:uiPriority="0" w:semiHidden="0" w:name="Table Classic 2"/>
+    <w:lsdException w:unhideWhenUsed="0" w:uiPriority="0" w:semiHidden="0" w:name="Table Classic 3"/>
+    <w:lsdException w:unhideWhenUsed="0" w:uiPriority="0" w:semiHidden="0" w:name="Table Classic 4"/>
+    <w:lsdException w:unhideWhenUsed="0" w:uiPriority="0" w:semiHidden="0" w:name="Table Colorful 1"/>
+    <w:lsdException w:unhideWhenUsed="0" w:uiPriority="0" w:semiHidden="0" w:name="Table Colorful 2"/>
+    <w:lsdException w:unhideWhenUsed="0" w:uiPriority="0" w:semiHidden="0" w:name="Table Colorful 3"/>
+    <w:lsdException w:unhideWhenUsed="0" w:uiPriority="0" w:semiHidden="0" w:name="Table Columns 1"/>
+    <w:lsdException w:unhideWhenUsed="0" w:uiPriority="0" w:semiHidden="0" w:name="Table Columns 2"/>
+    <w:lsdException w:unhideWhenUsed="0" w:uiPriority="0" w:semiHidden="0" w:name="Table Columns 3"/>
+    <w:lsdException w:unhideWhenUsed="0" w:uiPriority="0" w:semiHidden="0" w:name="Table Columns 4"/>
+    <w:lsdException w:unhideWhenUsed="0" w:uiPriority="0" w:semiHidden="0" w:name="Table Columns 5"/>
+    <w:lsdException w:unhideWhenUsed="0" w:uiPriority="0" w:semiHidden="0" w:name="Table Grid 1"/>
+    <w:lsdException w:unhideWhenUsed="0" w:uiPriority="0" w:semiHidden="0" w:name="Table Grid 2"/>
+    <w:lsdException w:unhideWhenUsed="0" w:uiPriority="0" w:semiHidden="0" w:name="Table Grid 3"/>
+    <w:lsdException w:unhideWhenUsed="0" w:uiPriority="0" w:semiHidden="0" w:name="Table Grid 4"/>
+    <w:lsdException w:unhideWhenUsed="0" w:uiPriority="0" w:semiHidden="0" w:name="Table Grid 5"/>
+    <w:lsdException w:unhideWhenUsed="0" w:uiPriority="0" w:semiHidden="0" w:name="Table Grid 6"/>
+    <w:lsdException w:unhideWhenUsed="0" w:uiPriority="0" w:semiHidden="0" w:name="Table Grid 7"/>
+    <w:lsdException w:unhideWhenUsed="0" w:uiPriority="0" w:semiHidden="0" w:name="Table Grid 8"/>
+    <w:lsdException w:unhideWhenUsed="0" w:uiPriority="0" w:semiHidden="0" w:name="Table List 1"/>
+    <w:lsdException w:unhideWhenUsed="0" w:uiPriority="0" w:semiHidden="0" w:name="Table List 2"/>
+    <w:lsdException w:unhideWhenUsed="0" w:uiPriority="0" w:semiHidden="0" w:name="Table List 3"/>
+    <w:lsdException w:unhideWhenUsed="0" w:uiPriority="0" w:semiHidden="0" w:name="Table List 4"/>
+    <w:lsdException w:unhideWhenUsed="0" w:uiPriority="0" w:semiHidden="0" w:name="Table List 5"/>
+    <w:lsdException w:unhideWhenUsed="0" w:uiPriority="0" w:semiHidden="0" w:name="Table List 6"/>
+    <w:lsdException w:unhideWhenUsed="0" w:uiPriority="0" w:semiHidden="0" w:name="Table List 7"/>
+    <w:lsdException w:unhideWhenUsed="0" w:uiPriority="0" w:semiHidden="0" w:name="Table List 8"/>
+    <w:lsdException w:unhideWhenUsed="0" w:uiPriority="0" w:semiHidden="0" w:name="Table 3D effects 1"/>
+    <w:lsdException w:unhideWhenUsed="0" w:uiPriority="0" w:semiHidden="0" w:name="Table 3D effects 2"/>
+    <w:lsdException w:unhideWhenUsed="0" w:uiPriority="0" w:semiHidden="0" w:name="Table 3D effects 3"/>
+    <w:lsdException w:unhideWhenUsed="0" w:uiPriority="0" w:semiHidden="0" w:name="Table Contemporary"/>
+    <w:lsdException w:unhideWhenUsed="0" w:uiPriority="0" w:semiHidden="0" w:name="Table Elegant"/>
+    <w:lsdException w:unhideWhenUsed="0" w:uiPriority="0" w:semiHidden="0" w:name="Table Professional"/>
+    <w:lsdException w:unhideWhenUsed="0" w:uiPriority="0" w:semiHidden="0" w:name="Table Subtle 1"/>
+    <w:lsdException w:unhideWhenUsed="0" w:uiPriority="0" w:semiHidden="0" w:name="Table Subtle 2"/>
+    <w:lsdException w:unhideWhenUsed="0" w:uiPriority="0" w:semiHidden="0" w:name="Table Web 1"/>
+    <w:lsdException w:unhideWhenUsed="0" w:uiPriority="0" w:semiHidden="0" w:name="Table Web 2"/>
+    <w:lsdException w:unhideWhenUsed="0" w:uiPriority="0" w:semiHidden="0" w:name="Table Web 3"/>
+    <w:lsdException w:unhideWhenUsed="0" w:uiPriority="0" w:semiHidden="0" w:name="Balloon Text"/>
+    <w:lsdException w:qFormat="1" w:unhideWhenUsed="0" w:uiPriority="0" w:semiHidden="0" w:name="Table Grid"/>
+    <w:lsdException w:unhideWhenUsed="0" w:uiPriority="0" w:semiHidden="0" w:name="Table Theme"/>
+    <w:lsdException w:unhideWhenUsed="0" w:uiPriority="60" w:semiHidden="0" w:name="Light Shading"/>
+    <w:lsdException w:unhideWhenUsed="0" w:uiPriority="61" w:semiHidden="0" w:name="Light List"/>
+    <w:lsdException w:unhideWhenUsed="0" w:uiPriority="62" w:semiHidden="0" w:name="Light Grid"/>
+    <w:lsdException w:unhideWhenUsed="0" w:uiPriority="63" w:semiHidden="0" w:name="Medium Shading 1"/>
+    <w:lsdException w:unhideWhenUsed="0" w:uiPriority="64" w:semiHidden="0" w:name="Medium Shading 2"/>
+    <w:lsdException w:unhideWhenUsed="0" w:uiPriority="65" w:semiHidden="0" w:name="Medium List 1"/>
+    <w:lsdException w:unhideWhenUsed="0" w:uiPriority="66" w:semiHidden="0" w:name="Medium List 2"/>
+    <w:lsdException w:unhideWhenUsed="0" w:uiPriority="67" w:semiHidden="0" w:name="Medium Grid 1"/>
+    <w:lsdException w:unhideWhenUsed="0" w:uiPriority="68" w:semiHidden="0" w:name="Medium Grid 2"/>
+    <w:lsdException w:unhideWhenUsed="0" w:uiPriority="69" w:semiHidden="0" w:name="Medium Grid 3"/>
+    <w:lsdException w:unhideWhenUsed="0" w:uiPriority="70" w:semiHidden="0" w:name="Dark List"/>
+    <w:lsdException w:unhideWhenUsed="0" w:uiPriority="71" w:semiHidden="0" w:name="Colorful Shading"/>
+    <w:lsdException w:unhideWhenUsed="0" w:uiPriority="72" w:semiHidden="0" w:name="Colorful List"/>
+    <w:lsdException w:unhideWhenUsed="0" w:uiPriority="73" w:semiHidden="0" w:name="Colorful Grid"/>
+    <w:lsdException w:unhideWhenUsed="0" w:uiPriority="60" w:semiHidden="0" w:name="Light Shading Accent 1"/>
+    <w:lsdException w:unhideWhenUsed="0" w:uiPriority="61" w:semiHidden="0" w:name="Light List Accent 1"/>
+    <w:lsdException w:unhideWhenUsed="0" w:uiPriority="62" w:semiHidden="0" w:name="Light Grid Accent 1"/>
+    <w:lsdException w:unhideWhenUsed="0" w:uiPriority="63" w:semiHidden="0" w:name="Medium Shading 1 Accent 1"/>
+    <w:lsdException w:unhideWhenUsed="0" w:uiPriority="64" w:semiHidden="0" w:name="Medium Shading 2 Accent 1"/>
+    <w:lsdException w:unhideWhenUsed="0" w:uiPriority="65" w:semiHidden="0" w:name="Medium List 1 Accent 1"/>
+    <w:lsdException w:unhideWhenUsed="0" w:uiPriority="66" w:semiHidden="0" w:name="Medium List 2 Accent 1"/>
+    <w:lsdException w:unhideWhenUsed="0" w:uiPriority="67" w:semiHidden="0" w:name="Medium Grid 1 Accent 1"/>
+    <w:lsdException w:unhideWhenUsed="0" w:uiPriority="68" w:semiHidden="0" w:name="Medium Grid 2 Accent 1"/>
+    <w:lsdException w:unhideWhenUsed="0" w:uiPriority="69" w:semiHidden="0" w:name="Medium Grid 3 Accent 1"/>
+    <w:lsdException w:unhideWhenUsed="0" w:uiPriority="70" w:semiHidden="0" w:name="Dark List Accent 1"/>
+    <w:lsdException w:unhideWhenUsed="0" w:uiPriority="71" w:semiHidden="0" w:name="Colorful Shading Accent 1"/>
+    <w:lsdException w:unhideWhenUsed="0" w:uiPriority="72" w:semiHidden="0" w:name="Colorful List Accent 1"/>
+    <w:lsdException w:unhideWhenUsed="0" w:uiPriority="73" w:semiHidden="0" w:name="Colorful Grid Accent 1"/>
+    <w:lsdException w:unhideWhenUsed="0" w:uiPriority="60" w:semiHidden="0" w:name="Light Shading Accent 2"/>
+    <w:lsdException w:unhideWhenUsed="0" w:uiPriority="61" w:semiHidden="0" w:name="Light List Accent 2"/>
+    <w:lsdException w:unhideWhenUsed="0" w:uiPriority="62" w:semiHidden="0" w:name="Light Grid Accent 2"/>
+    <w:lsdException w:unhideWhenUsed="0" w:uiPriority="63" w:semiHidden="0" w:name="Medium Shading 1 Accent 2"/>
+    <w:lsdException w:unhideWhenUsed="0" w:uiPriority="64" w:semiHidden="0" w:name="Medium Shading 2 Accent 2"/>
+    <w:lsdException w:unhideWhenUsed="0" w:uiPriority="65" w:semiHidden="0" w:name="Medium List 1 Accent 2"/>
+    <w:lsdException w:unhideWhenUsed="0" w:uiPriority="66" w:semiHidden="0" w:name="Medium List 2 Accent 2"/>
+    <w:lsdException w:unhideWhenUsed="0" w:uiPriority="67" w:semiHidden="0" w:name="Medium Grid 1 Accent 2"/>
+    <w:lsdException w:unhideWhenUsed="0" w:uiPriority="68" w:semiHidden="0" w:name="Medium Grid 2 Accent 2"/>
+    <w:lsdException w:unhideWhenUsed="0" w:uiPriority="69" w:semiHidden="0" w:name="Medium Grid 3 Accent 2"/>
+    <w:lsdException w:unhideWhenUsed="0" w:uiPriority="70" w:semiHidden="0" w:name="Dark List Accent 2"/>
+    <w:lsdException w:unhideWhenUsed="0" w:uiPriority="71" w:semiHidden="0" w:name="Colorful Shading Accent 2"/>
+    <w:lsdException w:unhideWhenUsed="0" w:uiPriority="72" w:semiHidden="0" w:name="Colorful List Accent 2"/>
+    <w:lsdException w:unhideWhenUsed="0" w:uiPriority="73" w:semiHidden="0" w:name="Colorful Grid Accent 2"/>
+    <w:lsdException w:unhideWhenUsed="0" w:uiPriority="60" w:semiHidden="0" w:name="Light Shading Accent 3"/>
+    <w:lsdException w:unhideWhenUsed="0" w:uiPriority="61" w:semiHidden="0" w:name="Light List Accent 3"/>
+    <w:lsdException w:unhideWhenUsed="0" w:uiPriority="62" w:semiHidden="0" w:name="Light Grid Accent 3"/>
+    <w:lsdException w:unhideWhenUsed="0" w:uiPriority="63" w:semiHidden="0" w:name="Medium Shading 1 Accent 3"/>
+    <w:lsdException w:unhideWhenUsed="0" w:uiPriority="64" w:semiHidden="0" w:name="Medium Shading 2 Accent 3"/>
+    <w:lsdException w:unhideWhenUsed="0" w:uiPriority="65" w:semiHidden="0" w:name="Medium List 1 Accent 3"/>
+    <w:lsdException w:unhideWhenUsed="0" w:uiPriority="66" w:semiHidden="0" w:name="Medium List 2 Accent 3"/>
+    <w:lsdException w:unhideWhenUsed="0" w:uiPriority="67" w:semiHidden="0" w:name="Medium Grid 1 Accent 3"/>
+    <w:lsdException w:unhideWhenUsed="0" w:uiPriority="68" w:semiHidden="0" w:name="Medium Grid 2 Accent 3"/>
+    <w:lsdException w:unhideWhenUsed="0" w:uiPriority="69" w:semiHidden="0" w:name="Medium Grid 3 Accent 3"/>
+    <w:lsdException w:unhideWhenUsed="0" w:uiPriority="70" w:semiHidden="0" w:name="Dark List Accent 3"/>
+    <w:lsdException w:unhideWhenUsed="0" w:uiPriority="71" w:semiHidden="0" w:name="Colorful Shading Accent 3"/>
+    <w:lsdException w:unhideWhenUsed="0" w:uiPriority="72" w:semiHidden="0" w:name="Colorful List Accent 3"/>
+    <w:lsdException w:unhideWhenUsed="0" w:uiPriority="73" w:semiHidden="0" w:name="Colorful Grid Accent 3"/>
+    <w:lsdException w:unhideWhenUsed="0" w:uiPriority="60" w:semiHidden="0" w:name="Light Shading Accent 4"/>
+    <w:lsdException w:unhideWhenUsed="0" w:uiPriority="61" w:semiHidden="0" w:name="Light List Accent 4"/>
+    <w:lsdException w:unhideWhenUsed="0" w:uiPriority="62" w:semiHidden="0" w:name="Light Grid Accent 4"/>
+    <w:lsdException w:unhideWhenUsed="0" w:uiPriority="63" w:semiHidden="0" w:name="Medium Shading 1 Accent 4"/>
+    <w:lsdException w:unhideWhenUsed="0" w:uiPriority="64" w:semiHidden="0" w:name="Medium Shading 2 Accent 4"/>
+    <w:lsdException w:unhideWhenUsed="0" w:uiPriority="65" w:semiHidden="0" w:name="Medium List 1 Accent 4"/>
+    <w:lsdException w:unhideWhenUsed="0" w:uiPriority="66" w:semiHidden="0" w:name="Medium List 2 Accent 4"/>
+    <w:lsdException w:unhideWhenUsed="0" w:uiPriority="67" w:semiHidden="0" w:name="Medium Grid 1 Accent 4"/>
+    <w:lsdException w:unhideWhenUsed="0" w:uiPriority="68" w:semiHidden="0" w:name="Medium Grid 2 Accent 4"/>
+    <w:lsdException w:unhideWhenUsed="0" w:uiPriority="69" w:semiHidden="0" w:name="Medium Grid 3 Accent 4"/>
+    <w:lsdException w:unhideWhenUsed="0" w:uiPriority="70" w:semiHidden="0" w:name="Dark List Accent 4"/>
+    <w:lsdException w:unhideWhenUsed="0" w:uiPriority="71" w:semiHidden="0" w:name="Colorful Shading Accent 4"/>
+    <w:lsdException w:unhideWhenUsed="0" w:uiPriority="72" w:semiHidden="0" w:name="Colorful List Accent 4"/>
+    <w:lsdException w:unhideWhenUsed="0" w:uiPriority="73" w:semiHidden="0" w:name="Colorful Grid Accent 4"/>
+    <w:lsdException w:unhideWhenUsed="0" w:uiPriority="60" w:semiHidden="0" w:name="Light Shading Accent 5"/>
+    <w:lsdException w:unhideWhenUsed="0" w:uiPriority="61" w:semiHidden="0" w:name="Light List Accent 5"/>
+    <w:lsdException w:unhideWhenUsed="0" w:uiPriority="62" w:semiHidden="0" w:name="Light Grid Accent 5"/>
+    <w:lsdException w:unhideWhenUsed="0" w:uiPriority="63" w:semiHidden="0" w:name="Medium Shading 1 Accent 5"/>
+    <w:lsdException w:unhideWhenUsed="0" w:uiPriority="64" w:semiHidden="0" w:name="Medium Shading 2 Accent 5"/>
+    <w:lsdException w:unhideWhenUsed="0" w:uiPriority="65" w:semiHidden="0" w:name="Medium List 1 Accent 5"/>
+    <w:lsdException w:unhideWhenUsed="0" w:uiPriority="66" w:semiHidden="0" w:name="Medium List 2 Accent 5"/>
+    <w:lsdException w:unhideWhenUsed="0" w:uiPriority="67" w:semiHidden="0" w:name="Medium Grid 1 Accent 5"/>
+    <w:lsdException w:unhideWhenUsed="0" w:uiPriority="68" w:semiHidden="0" w:name="Medium Grid 2 Accent 5"/>
+    <w:lsdException w:unhideWhenUsed="0" w:uiPriority="69" w:semiHidden="0" w:name="Medium Grid 3 Accent 5"/>
+    <w:lsdException w:unhideWhenUsed="0" w:uiPriority="70" w:semiHidden="0" w:name="Dark List Accent 5"/>
+    <w:lsdException w:unhideWhenUsed="0" w:uiPriority="71" w:semiHidden="0" w:name="Colorful Shading Accent 5"/>
+    <w:lsdException w:unhideWhenUsed="0" w:uiPriority="72" w:semiHidden="0" w:name="Colorful List Accent 5"/>
+    <w:lsdException w:unhideWhenUsed="0" w:uiPriority="73" w:semiHidden="0" w:name="Colorful Grid Accent 5"/>
+    <w:lsdException w:unhideWhenUsed="0" w:uiPriority="60" w:semiHidden="0" w:name="Light Shading Accent 6"/>
+    <w:lsdException w:unhideWhenUsed="0" w:uiPriority="61" w:semiHidden="0" w:name="Light List Accent 6"/>
+    <w:lsdException w:unhideWhenUsed="0" w:uiPriority="62" w:semiHidden="0" w:name="Light Grid Accent 6"/>
+    <w:lsdException w:unhideWhenUsed="0" w:uiPriority="63" w:semiHidden="0" w:name="Medium Shading 1 Accent 6"/>
+    <w:lsdException w:unhideWhenUsed="0" w:uiPriority="64" w:semiHidden="0" w:name="Medium Shading 2 Accent 6"/>
+    <w:lsdException w:unhideWhenUsed="0" w:uiPriority="65" w:semiHidden="0" w:name="Medium List 1 Accent 6"/>
+    <w:lsdException w:unhideWhenUsed="0" w:uiPriority="66" w:semiHidden="0" w:name="Medium List 2 Accent 6"/>
+    <w:lsdException w:unhideWhenUsed="0" w:uiPriority="67" w:semiHidden="0" w:name="Medium Grid 1 Accent 6"/>
+    <w:lsdException w:unhideWhenUsed="0" w:uiPriority="68" w:semiHidden="0" w:name="Medium Grid 2 Accent 6"/>
+    <w:lsdException w:unhideWhenUsed="0" w:uiPriority="69" w:semiHidden="0" w:name="Medium Grid 3 Accent 6"/>
+    <w:lsdException w:unhideWhenUsed="0" w:uiPriority="70" w:semiHidden="0" w:name="Dark List Accent 6"/>
+    <w:lsdException w:unhideWhenUsed="0" w:uiPriority="71" w:semiHidden="0" w:name="Colorful Shading Accent 6"/>
+    <w:lsdException w:unhideWhenUsed="0" w:uiPriority="72" w:semiHidden="0" w:name="Colorful List Accent 6"/>
+    <w:lsdException w:unhideWhenUsed="0" w:uiPriority="73" w:semiHidden="0" w:name="Colorful Grid Accent 6"/>
   </w:latentStyles>
-  <w:style w:type="paragraph" w:default="1" w:styleId="Normal">
+  <w:style w:type="paragraph" w:default="1" w:styleId="1">
     <w:name w:val="Normal"/>
     <w:qFormat/>
+    <w:uiPriority w:val="0"/>
     <w:pPr>
       <w:kinsoku w:val="0"/>
       <w:autoSpaceDE w:val="0"/>
@@ -7321,7 +7419,7 @@
       <w:textAlignment w:val="baseline"/>
     </w:pPr>
     <w:rPr>
-      <w:rFonts w:ascii="Arial" w:eastAsia="宋体" w:hAnsi="Arial" w:cs="Arial"/>
+      <w:rFonts w:ascii="Arial" w:hAnsi="Arial" w:eastAsia="宋体" w:cs="Arial"/>
       <w:snapToGrid w:val="0"/>
       <w:color w:val="000000"/>
       <w:kern w:val="0"/>
@@ -7330,11 +7428,12 @@
       <w:lang w:val="en-US" w:eastAsia="en-US" w:bidi="ar-SA"/>
     </w:rPr>
   </w:style>
-  <w:style w:type="paragraph" w:styleId="Heading1">
+  <w:style w:type="paragraph" w:styleId="2">
     <w:name w:val="heading 1"/>
-    <w:basedOn w:val="Normal"/>
-    <w:next w:val="Normal"/>
+    <w:basedOn w:val="1"/>
+    <w:next w:val="1"/>
     <w:qFormat/>
+    <w:uiPriority w:val="0"/>
     <w:pPr>
       <w:keepNext/>
       <w:keepLines/>
@@ -7352,12 +7451,13 @@
       <w:sz w:val="44"/>
     </w:rPr>
   </w:style>
-  <w:style w:type="paragraph" w:styleId="Heading2">
+  <w:style w:type="paragraph" w:styleId="3">
     <w:name w:val="heading 2"/>
-    <w:basedOn w:val="Normal"/>
-    <w:next w:val="Normal"/>
+    <w:basedOn w:val="1"/>
+    <w:next w:val="1"/>
     <w:unhideWhenUsed/>
     <w:qFormat/>
+    <w:uiPriority w:val="0"/>
     <w:pPr>
       <w:keepNext/>
       <w:keepLines/>
@@ -7370,18 +7470,19 @@
       <w:outlineLvl w:val="1"/>
     </w:pPr>
     <w:rPr>
-      <w:rFonts w:ascii="Arial" w:eastAsia="黑体" w:hAnsi="Arial"/>
+      <w:rFonts w:ascii="Arial" w:hAnsi="Arial" w:eastAsia="黑体"/>
       <w:b/>
       <w:sz w:val="32"/>
     </w:rPr>
   </w:style>
-  <w:style w:type="paragraph" w:styleId="Heading3">
+  <w:style w:type="paragraph" w:styleId="4">
     <w:name w:val="heading 3"/>
-    <w:basedOn w:val="Normal"/>
-    <w:next w:val="Normal"/>
+    <w:basedOn w:val="1"/>
+    <w:next w:val="1"/>
     <w:semiHidden/>
     <w:unhideWhenUsed/>
     <w:qFormat/>
+    <w:uiPriority w:val="0"/>
     <w:pPr>
       <w:keepNext/>
       <w:keepLines/>
@@ -7398,12 +7499,13 @@
       <w:sz w:val="32"/>
     </w:rPr>
   </w:style>
-  <w:style w:type="paragraph" w:styleId="Heading4">
+  <w:style w:type="paragraph" w:styleId="5">
     <w:name w:val="heading 4"/>
-    <w:basedOn w:val="Normal"/>
-    <w:next w:val="Normal"/>
+    <w:basedOn w:val="1"/>
+    <w:next w:val="1"/>
     <w:unhideWhenUsed/>
     <w:qFormat/>
+    <w:uiPriority w:val="0"/>
     <w:pPr>
       <w:keepNext/>
       <w:keepLines/>
@@ -7416,18 +7518,19 @@
       <w:outlineLvl w:val="3"/>
     </w:pPr>
     <w:rPr>
-      <w:rFonts w:ascii="Arial" w:eastAsia="黑体" w:hAnsi="Arial"/>
+      <w:rFonts w:ascii="Arial" w:hAnsi="Arial" w:eastAsia="黑体"/>
       <w:b/>
       <w:sz w:val="28"/>
     </w:rPr>
   </w:style>
-  <w:style w:type="paragraph" w:styleId="Heading5">
+  <w:style w:type="paragraph" w:styleId="6">
     <w:name w:val="heading 5"/>
-    <w:basedOn w:val="Normal"/>
-    <w:next w:val="Normal"/>
+    <w:basedOn w:val="1"/>
+    <w:next w:val="1"/>
     <w:semiHidden/>
     <w:unhideWhenUsed/>
     <w:qFormat/>
+    <w:uiPriority w:val="0"/>
     <w:pPr>
       <w:keepNext/>
       <w:keepLines/>
@@ -7444,13 +7547,14 @@
       <w:sz w:val="28"/>
     </w:rPr>
   </w:style>
-  <w:style w:type="paragraph" w:styleId="Heading6">
+  <w:style w:type="paragraph" w:styleId="7">
     <w:name w:val="heading 6"/>
-    <w:basedOn w:val="Normal"/>
-    <w:next w:val="Normal"/>
+    <w:basedOn w:val="1"/>
+    <w:next w:val="1"/>
     <w:semiHidden/>
     <w:unhideWhenUsed/>
     <w:qFormat/>
+    <w:uiPriority w:val="0"/>
     <w:pPr>
       <w:keepNext/>
       <w:keepLines/>
@@ -7463,18 +7567,19 @@
       <w:outlineLvl w:val="5"/>
     </w:pPr>
     <w:rPr>
-      <w:rFonts w:ascii="Arial" w:eastAsia="黑体" w:hAnsi="Arial"/>
+      <w:rFonts w:ascii="Arial" w:hAnsi="Arial" w:eastAsia="黑体"/>
       <w:b/>
       <w:sz w:val="24"/>
     </w:rPr>
   </w:style>
-  <w:style w:type="paragraph" w:styleId="Heading7">
+  <w:style w:type="paragraph" w:styleId="8">
     <w:name w:val="heading 7"/>
-    <w:basedOn w:val="Normal"/>
-    <w:next w:val="Normal"/>
+    <w:basedOn w:val="1"/>
+    <w:next w:val="1"/>
     <w:semiHidden/>
     <w:unhideWhenUsed/>
     <w:qFormat/>
+    <w:uiPriority w:val="0"/>
     <w:pPr>
       <w:keepNext/>
       <w:keepLines/>
@@ -7491,13 +7596,14 @@
       <w:sz w:val="24"/>
     </w:rPr>
   </w:style>
-  <w:style w:type="paragraph" w:styleId="Heading8">
+  <w:style w:type="paragraph" w:styleId="9">
     <w:name w:val="heading 8"/>
-    <w:basedOn w:val="Normal"/>
-    <w:next w:val="Normal"/>
+    <w:basedOn w:val="1"/>
+    <w:next w:val="1"/>
     <w:semiHidden/>
     <w:unhideWhenUsed/>
     <w:qFormat/>
+    <w:uiPriority w:val="0"/>
     <w:pPr>
       <w:keepNext/>
       <w:keepLines/>
@@ -7510,17 +7616,18 @@
       <w:outlineLvl w:val="7"/>
     </w:pPr>
     <w:rPr>
-      <w:rFonts w:ascii="Arial" w:eastAsia="黑体" w:hAnsi="Arial"/>
+      <w:rFonts w:ascii="Arial" w:hAnsi="Arial" w:eastAsia="黑体"/>
       <w:sz w:val="24"/>
     </w:rPr>
   </w:style>
-  <w:style w:type="paragraph" w:styleId="Heading9">
+  <w:style w:type="paragraph" w:styleId="10">
     <w:name w:val="heading 9"/>
-    <w:basedOn w:val="Normal"/>
-    <w:next w:val="Normal"/>
+    <w:basedOn w:val="1"/>
+    <w:next w:val="1"/>
     <w:semiHidden/>
     <w:unhideWhenUsed/>
     <w:qFormat/>
+    <w:uiPriority w:val="0"/>
     <w:pPr>
       <w:keepNext/>
       <w:keepLines/>
@@ -7533,19 +7640,21 @@
       <w:outlineLvl w:val="8"/>
     </w:pPr>
     <w:rPr>
-      <w:rFonts w:ascii="Arial" w:eastAsia="黑体" w:hAnsi="Arial"/>
+      <w:rFonts w:ascii="Arial" w:hAnsi="Arial" w:eastAsia="黑体"/>
       <w:sz w:val="21"/>
     </w:rPr>
   </w:style>
-  <w:style w:type="character" w:default="1" w:styleId="DefaultParagraphFont">
+  <w:style w:type="character" w:default="1" w:styleId="22">
     <w:name w:val="Default Paragraph Font"/>
     <w:semiHidden/>
     <w:qFormat/>
+    <w:uiPriority w:val="0"/>
   </w:style>
-  <w:style w:type="table" w:default="1" w:styleId="TableNormal">
+  <w:style w:type="table" w:default="1" w:styleId="20">
     <w:name w:val="Normal Table"/>
     <w:semiHidden/>
     <w:qFormat/>
+    <w:uiPriority w:val="0"/>
     <w:tblPr>
       <w:tblCellMar>
         <w:top w:w="0" w:type="dxa"/>
@@ -7555,39 +7664,43 @@
       </w:tblCellMar>
     </w:tblPr>
   </w:style>
-  <w:style w:type="paragraph" w:styleId="CommentText">
+  <w:style w:type="paragraph" w:styleId="11">
     <w:name w:val="annotation text"/>
-    <w:basedOn w:val="Normal"/>
+    <w:basedOn w:val="1"/>
     <w:qFormat/>
+    <w:uiPriority w:val="0"/>
     <w:pPr>
       <w:jc w:val="left"/>
     </w:pPr>
   </w:style>
-  <w:style w:type="paragraph" w:styleId="BodyText">
+  <w:style w:type="paragraph" w:styleId="12">
     <w:name w:val="Body Text"/>
-    <w:basedOn w:val="Normal"/>
+    <w:basedOn w:val="1"/>
     <w:semiHidden/>
     <w:qFormat/>
+    <w:uiPriority w:val="0"/>
     <w:rPr>
-      <w:rFonts w:ascii="Arial" w:eastAsia="Arial" w:hAnsi="Arial" w:cs="Arial"/>
+      <w:rFonts w:ascii="Arial" w:hAnsi="Arial" w:eastAsia="Arial" w:cs="Arial"/>
       <w:sz w:val="21"/>
       <w:szCs w:val="21"/>
       <w:lang w:val="en-US" w:eastAsia="en-US" w:bidi="ar-SA"/>
     </w:rPr>
   </w:style>
-  <w:style w:type="paragraph" w:styleId="TOC3">
+  <w:style w:type="paragraph" w:styleId="13">
     <w:name w:val="toc 3"/>
-    <w:basedOn w:val="Normal"/>
-    <w:next w:val="Normal"/>
+    <w:basedOn w:val="1"/>
+    <w:next w:val="1"/>
     <w:qFormat/>
+    <w:uiPriority w:val="0"/>
     <w:pPr>
       <w:ind w:left="840" w:leftChars="400"/>
     </w:pPr>
   </w:style>
-  <w:style w:type="paragraph" w:styleId="Footer">
+  <w:style w:type="paragraph" w:styleId="14">
     <w:name w:val="footer"/>
-    <w:basedOn w:val="Normal"/>
+    <w:basedOn w:val="1"/>
     <w:qFormat/>
+    <w:uiPriority w:val="0"/>
     <w:pPr>
       <w:tabs>
         <w:tab w:val="center" w:pos="4153"/>
@@ -7600,16 +7713,17 @@
       <w:sz w:val="18"/>
     </w:rPr>
   </w:style>
-  <w:style w:type="paragraph" w:styleId="Header">
+  <w:style w:type="paragraph" w:styleId="15">
     <w:name w:val="header"/>
-    <w:basedOn w:val="Normal"/>
+    <w:basedOn w:val="1"/>
     <w:qFormat/>
+    <w:uiPriority w:val="0"/>
     <w:pPr>
       <w:pBdr>
-        <w:top w:val="nil"/>
-        <w:left w:val="nil"/>
-        <w:bottom w:val="nil"/>
-        <w:right w:val="nil"/>
+        <w:top w:val="none" w:color="auto" w:sz="0" w:space="0"/>
+        <w:left w:val="none" w:color="auto" w:sz="0" w:space="0"/>
+        <w:bottom w:val="none" w:color="auto" w:sz="0" w:space="0"/>
+        <w:right w:val="none" w:color="auto" w:sz="0" w:space="0"/>
       </w:pBdr>
       <w:tabs>
         <w:tab w:val="center" w:pos="4153"/>
@@ -7624,37 +7738,41 @@
       <w:sz w:val="18"/>
     </w:rPr>
   </w:style>
-  <w:style w:type="paragraph" w:styleId="TOC1">
+  <w:style w:type="paragraph" w:styleId="16">
     <w:name w:val="toc 1"/>
-    <w:basedOn w:val="Normal"/>
-    <w:next w:val="Normal"/>
+    <w:basedOn w:val="1"/>
+    <w:next w:val="1"/>
     <w:qFormat/>
+    <w:uiPriority w:val="0"/>
     <w:rPr>
-      <w:rFonts w:ascii="Arial" w:eastAsia="Microsoft JhengHei" w:hAnsi="Arial"/>
+      <w:rFonts w:ascii="Arial" w:hAnsi="Arial" w:eastAsia="Microsoft JhengHei"/>
       <w:sz w:val="24"/>
     </w:rPr>
   </w:style>
-  <w:style w:type="paragraph" w:styleId="TOC2">
+  <w:style w:type="paragraph" w:styleId="17">
     <w:name w:val="toc 2"/>
-    <w:basedOn w:val="Normal"/>
-    <w:next w:val="Normal"/>
+    <w:basedOn w:val="1"/>
+    <w:next w:val="1"/>
     <w:qFormat/>
+    <w:uiPriority w:val="0"/>
     <w:pPr>
       <w:ind w:left="420" w:leftChars="200"/>
     </w:pPr>
   </w:style>
-  <w:style w:type="paragraph" w:styleId="NormalWeb">
+  <w:style w:type="paragraph" w:styleId="18">
     <w:name w:val="Normal (Web)"/>
-    <w:basedOn w:val="Normal"/>
+    <w:basedOn w:val="1"/>
     <w:qFormat/>
+    <w:uiPriority w:val="0"/>
     <w:rPr>
       <w:sz w:val="24"/>
     </w:rPr>
   </w:style>
-  <w:style w:type="paragraph" w:styleId="Title">
+  <w:style w:type="paragraph" w:styleId="19">
     <w:name w:val="Title"/>
-    <w:basedOn w:val="Normal"/>
+    <w:basedOn w:val="1"/>
     <w:qFormat/>
+    <w:uiPriority w:val="0"/>
     <w:pPr>
       <w:spacing w:before="240" w:beforeLines="0" w:beforeAutospacing="0" w:after="60" w:afterLines="0" w:afterAutospacing="0"/>
       <w:jc w:val="center"/>
@@ -7666,68 +7784,73 @@
       <w:sz w:val="32"/>
     </w:rPr>
   </w:style>
-  <w:style w:type="table" w:styleId="TableGrid">
+  <w:style w:type="table" w:styleId="21">
     <w:name w:val="Table Grid"/>
-    <w:basedOn w:val="TableNormal"/>
+    <w:basedOn w:val="20"/>
     <w:qFormat/>
+    <w:uiPriority w:val="0"/>
     <w:pPr>
       <w:widowControl w:val="0"/>
       <w:jc w:val="both"/>
     </w:pPr>
     <w:tblPr>
       <w:tblBorders>
-        <w:top w:val="single" w:sz="4" w:space="0" w:color="auto"/>
-        <w:left w:val="single" w:sz="4" w:space="0" w:color="auto"/>
-        <w:bottom w:val="single" w:sz="4" w:space="0" w:color="auto"/>
-        <w:right w:val="single" w:sz="4" w:space="0" w:color="auto"/>
-        <w:insideH w:val="single" w:sz="4" w:space="0" w:color="auto"/>
-        <w:insideV w:val="single" w:sz="4" w:space="0" w:color="auto"/>
+        <w:top w:val="single" w:color="auto" w:sz="4" w:space="0"/>
+        <w:left w:val="single" w:color="auto" w:sz="4" w:space="0"/>
+        <w:bottom w:val="single" w:color="auto" w:sz="4" w:space="0"/>
+        <w:right w:val="single" w:color="auto" w:sz="4" w:space="0"/>
+        <w:insideH w:val="single" w:color="auto" w:sz="4" w:space="0"/>
+        <w:insideV w:val="single" w:color="auto" w:sz="4" w:space="0"/>
       </w:tblBorders>
     </w:tblPr>
   </w:style>
-  <w:style w:type="character" w:styleId="Strong">
+  <w:style w:type="character" w:styleId="23">
     <w:name w:val="Strong"/>
-    <w:basedOn w:val="DefaultParagraphFont"/>
+    <w:basedOn w:val="22"/>
     <w:qFormat/>
+    <w:uiPriority w:val="0"/>
     <w:rPr>
       <w:b/>
     </w:rPr>
   </w:style>
-  <w:style w:type="paragraph" w:customStyle="1" w:styleId="a">
+  <w:style w:type="paragraph" w:customStyle="1" w:styleId="24">
     <w:name w:val="柴_公司名"/>
-    <w:basedOn w:val="Title"/>
+    <w:basedOn w:val="19"/>
     <w:qFormat/>
+    <w:uiPriority w:val="0"/>
     <w:pPr>
       <w:spacing w:after="600" w:afterLines="600"/>
     </w:pPr>
     <w:rPr>
-      <w:rFonts w:ascii="宋体" w:eastAsia="宋体" w:hAnsi="宋体" w:cs="宋体" w:hint="eastAsia"/>
+      <w:rFonts w:hint="eastAsia" w:ascii="宋体" w:hAnsi="宋体" w:eastAsia="宋体" w:cs="宋体"/>
       <w:bCs/>
       <w:spacing w:val="-6"/>
       <w:sz w:val="52"/>
       <w:szCs w:val="52"/>
     </w:rPr>
   </w:style>
-  <w:style w:type="paragraph" w:customStyle="1" w:styleId="a0">
+  <w:style w:type="paragraph" w:customStyle="1" w:styleId="25">
     <w:name w:val="柴_文档名"/>
-    <w:basedOn w:val="Title"/>
+    <w:basedOn w:val="19"/>
     <w:qFormat/>
+    <w:uiPriority w:val="0"/>
     <w:pPr>
       <w:spacing w:after="900" w:afterLines="900"/>
     </w:pPr>
     <w:rPr>
-      <w:rFonts w:ascii="黑体" w:eastAsia="黑体" w:hAnsi="黑体" w:cs="黑体"/>
+      <w:rFonts w:ascii="黑体" w:hAnsi="黑体" w:eastAsia="黑体" w:cs="黑体"/>
       <w:bCs/>
       <w:spacing w:val="-7"/>
       <w:sz w:val="52"/>
       <w:szCs w:val="52"/>
     </w:rPr>
   </w:style>
-  <w:style w:type="table" w:customStyle="1" w:styleId="TableNormal0">
+  <w:style w:type="table" w:customStyle="1" w:styleId="26">
     <w:name w:val="Table Normal_0"/>
     <w:semiHidden/>
     <w:unhideWhenUsed/>
     <w:qFormat/>
+    <w:uiPriority w:val="0"/>
     <w:tblPr>
       <w:tblCellMar>
         <w:top w:w="0" w:type="dxa"/>
@@ -7737,81 +7860,87 @@
       </w:tblCellMar>
     </w:tblPr>
   </w:style>
-  <w:style w:type="paragraph" w:customStyle="1" w:styleId="TableText">
+  <w:style w:type="paragraph" w:customStyle="1" w:styleId="27">
     <w:name w:val="Table Text"/>
-    <w:basedOn w:val="Normal"/>
+    <w:basedOn w:val="1"/>
     <w:semiHidden/>
     <w:qFormat/>
+    <w:uiPriority w:val="0"/>
     <w:rPr>
-      <w:rFonts w:ascii="宋体" w:eastAsia="宋体" w:hAnsi="宋体" w:cs="宋体"/>
+      <w:rFonts w:ascii="宋体" w:hAnsi="宋体" w:eastAsia="宋体" w:cs="宋体"/>
       <w:sz w:val="21"/>
       <w:szCs w:val="21"/>
       <w:lang w:val="en-US" w:eastAsia="en-US" w:bidi="ar-SA"/>
     </w:rPr>
   </w:style>
-  <w:style w:type="paragraph" w:customStyle="1" w:styleId="1">
+  <w:style w:type="paragraph" w:customStyle="1" w:styleId="28">
     <w:name w:val="柴_标题1"/>
-    <w:basedOn w:val="Heading1"/>
-    <w:next w:val="a1"/>
-    <w:link w:val="1Char"/>
+    <w:basedOn w:val="2"/>
+    <w:next w:val="29"/>
+    <w:link w:val="38"/>
     <w:qFormat/>
+    <w:uiPriority w:val="0"/>
     <w:pPr>
       <w:spacing w:before="100" w:after="90" w:line="360" w:lineRule="auto"/>
     </w:pPr>
     <w:rPr>
-      <w:rFonts w:ascii="Arial" w:eastAsia="宋体" w:hAnsi="Arial"/>
+      <w:rFonts w:ascii="Arial" w:hAnsi="Arial" w:eastAsia="宋体"/>
       <w:sz w:val="32"/>
     </w:rPr>
   </w:style>
-  <w:style w:type="paragraph" w:customStyle="1" w:styleId="a1">
+  <w:style w:type="paragraph" w:customStyle="1" w:styleId="29">
     <w:name w:val="柴_正文"/>
-    <w:basedOn w:val="BodyText"/>
-    <w:link w:val="Char"/>
+    <w:basedOn w:val="12"/>
+    <w:link w:val="42"/>
     <w:qFormat/>
+    <w:uiPriority w:val="0"/>
     <w:pPr>
       <w:spacing w:line="360" w:lineRule="auto"/>
       <w:ind w:firstLine="470" w:firstLineChars="200"/>
     </w:pPr>
     <w:rPr>
-      <w:rFonts w:ascii="Arial" w:eastAsia="宋体" w:hAnsi="Arial"/>
+      <w:rFonts w:ascii="Arial" w:hAnsi="Arial" w:eastAsia="宋体"/>
       <w:sz w:val="24"/>
       <w:lang w:eastAsia="zh-CN"/>
     </w:rPr>
   </w:style>
-  <w:style w:type="paragraph" w:customStyle="1" w:styleId="2">
+  <w:style w:type="paragraph" w:customStyle="1" w:styleId="30">
     <w:name w:val="柴_标题2"/>
-    <w:basedOn w:val="Heading2"/>
-    <w:next w:val="a1"/>
+    <w:basedOn w:val="3"/>
+    <w:next w:val="29"/>
     <w:qFormat/>
+    <w:uiPriority w:val="0"/>
     <w:pPr>
       <w:spacing w:line="360" w:lineRule="auto"/>
     </w:pPr>
     <w:rPr>
-      <w:rFonts w:ascii="Arial" w:eastAsia="宋体" w:hAnsi="Arial"/>
+      <w:rFonts w:ascii="Arial" w:hAnsi="Arial" w:eastAsia="宋体"/>
       <w:sz w:val="28"/>
     </w:rPr>
   </w:style>
-  <w:style w:type="paragraph" w:customStyle="1" w:styleId="3">
+  <w:style w:type="paragraph" w:customStyle="1" w:styleId="31">
     <w:name w:val="柴_标题3"/>
-    <w:basedOn w:val="Heading3"/>
-    <w:next w:val="a1"/>
+    <w:basedOn w:val="4"/>
+    <w:next w:val="29"/>
     <w:qFormat/>
+    <w:uiPriority w:val="0"/>
     <w:pPr>
       <w:spacing w:line="360" w:lineRule="auto"/>
       <w:ind w:left="0" w:firstLine="472" w:firstLineChars="200"/>
     </w:pPr>
     <w:rPr>
-      <w:rFonts w:ascii="宋体" w:eastAsia="宋体" w:hAnsi="宋体" w:cs="宋体"/>
+      <w:rFonts w:ascii="宋体" w:hAnsi="宋体" w:eastAsia="宋体" w:cs="宋体"/>
       <w:spacing w:val="-2"/>
       <w:sz w:val="24"/>
       <w:szCs w:val="24"/>
     </w:rPr>
   </w:style>
-  <w:style w:type="paragraph" w:customStyle="1" w:styleId="a2">
+  <w:style w:type="paragraph" w:customStyle="1" w:styleId="32">
     <w:name w:val="柴_目录"/>
-    <w:basedOn w:val="Normal"/>
-    <w:next w:val="BodyText"/>
+    <w:basedOn w:val="1"/>
+    <w:next w:val="12"/>
     <w:qFormat/>
+    <w:uiPriority w:val="0"/>
     <w:pPr>
       <w:tabs>
         <w:tab w:val="right" w:leader="dot" w:pos="8442"/>
@@ -7819,59 +7948,64 @@
       <w:ind w:left="0" w:leftChars="0"/>
     </w:pPr>
     <w:rPr>
-      <w:rFonts w:ascii="Arial" w:eastAsia="Microsoft JhengHei" w:hAnsi="Arial"/>
+      <w:rFonts w:ascii="Arial" w:hAnsi="Arial" w:eastAsia="Microsoft JhengHei"/>
       <w:sz w:val="24"/>
     </w:rPr>
   </w:style>
-  <w:style w:type="paragraph" w:customStyle="1" w:styleId="WPSOffice1">
+  <w:style w:type="paragraph" w:customStyle="1" w:styleId="33">
     <w:name w:val="WPSOffice手动目录 1"/>
     <w:qFormat/>
+    <w:uiPriority w:val="0"/>
     <w:pPr>
       <w:ind w:leftChars="0"/>
     </w:pPr>
     <w:rPr>
-      <w:rFonts w:ascii="Times New Roman" w:eastAsia="宋体" w:hAnsi="Times New Roman" w:cs="Times New Roman"/>
+      <w:rFonts w:ascii="Times New Roman" w:hAnsi="Times New Roman" w:eastAsia="宋体" w:cs="Times New Roman"/>
       <w:sz w:val="20"/>
       <w:szCs w:val="20"/>
     </w:rPr>
   </w:style>
-  <w:style w:type="paragraph" w:customStyle="1" w:styleId="WPSOffice2">
+  <w:style w:type="paragraph" w:customStyle="1" w:styleId="34">
     <w:name w:val="WPSOffice手动目录 2"/>
     <w:qFormat/>
+    <w:uiPriority w:val="0"/>
     <w:pPr>
       <w:ind w:leftChars="200"/>
     </w:pPr>
     <w:rPr>
-      <w:rFonts w:ascii="Times New Roman" w:eastAsia="宋体" w:hAnsi="Times New Roman" w:cs="Times New Roman"/>
+      <w:rFonts w:ascii="Times New Roman" w:hAnsi="Times New Roman" w:eastAsia="宋体" w:cs="Times New Roman"/>
       <w:sz w:val="20"/>
       <w:szCs w:val="20"/>
     </w:rPr>
   </w:style>
-  <w:style w:type="paragraph" w:customStyle="1" w:styleId="WPSOffice3">
+  <w:style w:type="paragraph" w:customStyle="1" w:styleId="35">
     <w:name w:val="WPSOffice手动目录 3"/>
     <w:qFormat/>
+    <w:uiPriority w:val="0"/>
     <w:pPr>
       <w:ind w:leftChars="400"/>
     </w:pPr>
     <w:rPr>
-      <w:rFonts w:ascii="Times New Roman" w:eastAsia="宋体" w:hAnsi="Times New Roman" w:cs="Times New Roman"/>
+      <w:rFonts w:ascii="Times New Roman" w:hAnsi="Times New Roman" w:eastAsia="宋体" w:cs="Times New Roman"/>
       <w:sz w:val="20"/>
       <w:szCs w:val="20"/>
     </w:rPr>
   </w:style>
-  <w:style w:type="paragraph" w:customStyle="1" w:styleId="Compact">
+  <w:style w:type="paragraph" w:customStyle="1" w:styleId="36">
     <w:name w:val="Compact"/>
-    <w:basedOn w:val="BodyText"/>
+    <w:basedOn w:val="12"/>
     <w:qFormat/>
+    <w:uiPriority w:val="0"/>
     <w:pPr>
       <w:spacing w:before="36" w:after="36"/>
     </w:pPr>
   </w:style>
-  <w:style w:type="table" w:customStyle="1" w:styleId="Table">
+  <w:style w:type="table" w:customStyle="1" w:styleId="37">
     <w:name w:val="Table"/>
     <w:semiHidden/>
     <w:unhideWhenUsed/>
     <w:qFormat/>
+    <w:uiPriority w:val="0"/>
     <w:tblPr>
       <w:tblCellMar>
         <w:top w:w="0" w:type="dxa"/>
@@ -7883,26 +8017,28 @@
     <w:tblStylePr w:type="firstRow">
       <w:tcPr>
         <w:tcBorders>
-          <w:bottom w:val="single" w:sz="0" w:space="0" w:color="auto"/>
+          <w:bottom w:val="single" w:color="auto" w:sz="0" w:space="0"/>
         </w:tcBorders>
         <w:vAlign w:val="bottom"/>
       </w:tcPr>
     </w:tblStylePr>
   </w:style>
-  <w:style w:type="character" w:customStyle="1" w:styleId="1Char">
+  <w:style w:type="character" w:customStyle="1" w:styleId="38">
     <w:name w:val="柴_标题1 Char"/>
-    <w:link w:val="1"/>
+    <w:link w:val="28"/>
     <w:qFormat/>
+    <w:uiPriority w:val="0"/>
     <w:rPr>
-      <w:rFonts w:ascii="Arial" w:eastAsia="宋体" w:hAnsi="Arial"/>
+      <w:rFonts w:ascii="Arial" w:hAnsi="Arial" w:eastAsia="宋体"/>
       <w:sz w:val="32"/>
     </w:rPr>
   </w:style>
-  <w:style w:type="table" w:customStyle="1" w:styleId="TableNormal1">
+  <w:style w:type="table" w:customStyle="1" w:styleId="39">
     <w:name w:val="Table Normal_1"/>
     <w:semiHidden/>
     <w:unhideWhenUsed/>
     <w:qFormat/>
+    <w:uiPriority w:val="0"/>
     <w:tblPr>
       <w:tblCellMar>
         <w:top w:w="0" w:type="dxa"/>
@@ -7912,10 +8048,11 @@
       </w:tblCellMar>
     </w:tblPr>
   </w:style>
-  <w:style w:type="paragraph" w:customStyle="1" w:styleId="a3">
+  <w:style w:type="paragraph" w:customStyle="1" w:styleId="40">
     <w:name w:val="柴_正文_无缩进"/>
-    <w:basedOn w:val="Normal"/>
+    <w:basedOn w:val="1"/>
     <w:qFormat/>
+    <w:uiPriority w:val="0"/>
     <w:pPr>
       <w:ind w:firstLine="0" w:firstLineChars="0"/>
     </w:pPr>
@@ -7925,29 +8062,31 @@
       <w:lang w:eastAsia="zh-CN"/>
     </w:rPr>
   </w:style>
-  <w:style w:type="paragraph" w:customStyle="1" w:styleId="4">
+  <w:style w:type="paragraph" w:customStyle="1" w:styleId="41">
     <w:name w:val="柴_标题4"/>
-    <w:basedOn w:val="Heading4"/>
-    <w:next w:val="Normal"/>
+    <w:basedOn w:val="5"/>
+    <w:next w:val="1"/>
     <w:qFormat/>
+    <w:uiPriority w:val="0"/>
     <w:pPr>
       <w:widowControl w:val="0"/>
       <w:spacing w:before="160" w:line="360" w:lineRule="auto"/>
-      <w:ind w:left="981" w:hanging="862" w:leftChars="300"/>
+      <w:ind w:left="981" w:leftChars="300" w:hanging="862"/>
     </w:pPr>
     <w:rPr>
-      <w:rFonts w:ascii="Calibri" w:eastAsia="宋体" w:hAnsi="Calibri" w:cs="宋体" w:hint="eastAsia"/>
+      <w:rFonts w:hint="eastAsia" w:ascii="Calibri" w:hAnsi="Calibri" w:eastAsia="宋体" w:cs="宋体"/>
       <w:sz w:val="24"/>
       <w:szCs w:val="24"/>
       <w:lang w:eastAsia="zh-CN" w:bidi="zh-CN"/>
     </w:rPr>
   </w:style>
-  <w:style w:type="character" w:customStyle="1" w:styleId="Char">
+  <w:style w:type="character" w:customStyle="1" w:styleId="42">
     <w:name w:val="柴_正文 Char"/>
-    <w:link w:val="a1"/>
+    <w:link w:val="29"/>
     <w:qFormat/>
+    <w:uiPriority w:val="0"/>
     <w:rPr>
-      <w:rFonts w:ascii="Arial" w:eastAsia="宋体" w:hAnsi="Arial"/>
+      <w:rFonts w:ascii="Arial" w:hAnsi="Arial" w:eastAsia="宋体"/>
       <w:sz w:val="24"/>
       <w:lang w:eastAsia="zh-CN"/>
     </w:rPr>
